--- a/box-3-sanity-editing-guide.docx
+++ b/box-3-sanity-editing-guide.docx
@@ -190,7 +190,7 @@
       <w:pPr>
         <w:spacing w:after="120"/>
       </w:pPr>
-      <w:hyperlink w:history="1" r:id="rIdn2drc1rnv1anpbmsrm7ll">
+      <w:hyperlink w:history="1" r:id="rIdjc1wwmlnts-1fjgvuqayc">
         <w:r>
           <w:rPr>
             <w:rFonts w:ascii="Arial" w:cs="Arial" w:eastAsia="Arial" w:hAnsi="Arial"/>
@@ -4084,6 +4084,36 @@
           <w:b/>
           <w:bCs/>
         </w:rPr>
+        <w:t xml:space="preserve">Background media</w:t>
+      </w:r>
+      <w:r>
+        <w:rPr>
+          <w:rFonts w:ascii="Arial" w:cs="Arial" w:eastAsia="Arial" w:hAnsi="Arial"/>
+        </w:rPr>
+        <w:t xml:space="preserve"> — </w:t>
+      </w:r>
+      <w:r>
+        <w:rPr>
+          <w:rFonts w:ascii="Arial" w:cs="Arial" w:eastAsia="Arial" w:hAnsi="Arial"/>
+        </w:rPr>
+        <w:t xml:space="preserve">Radio — Video (default) or Image. The matching field below appears once you pick.</w:t>
+      </w:r>
+    </w:p>
+    <w:p>
+      <w:pPr>
+        <w:pStyle w:val="ListParagraph"/>
+        <w:numPr>
+          <w:ilvl w:val="0"/>
+          <w:numId w:val="4"/>
+        </w:numPr>
+        <w:spacing w:after="100"/>
+      </w:pPr>
+      <w:r>
+        <w:rPr>
+          <w:rFonts w:ascii="Arial" w:cs="Arial" w:eastAsia="Arial" w:hAnsi="Arial"/>
+          <w:b/>
+          <w:bCs/>
+        </w:rPr>
         <w:t xml:space="preserve">Hero video URL</w:t>
       </w:r>
       <w:r>
@@ -4096,7 +4126,37 @@
         <w:rPr>
           <w:rFonts w:ascii="Arial" w:cs="Arial" w:eastAsia="Arial" w:hAnsi="Arial"/>
         </w:rPr>
-        <w:t xml:space="preserve">Direct link to the looping video file (.mp4).</w:t>
+        <w:t xml:space="preserve">Direct link to the looping background video file (.mp4). Used when Background media is set to Video.</w:t>
+      </w:r>
+    </w:p>
+    <w:p>
+      <w:pPr>
+        <w:pStyle w:val="ListParagraph"/>
+        <w:numPr>
+          <w:ilvl w:val="0"/>
+          <w:numId w:val="4"/>
+        </w:numPr>
+        <w:spacing w:after="100"/>
+      </w:pPr>
+      <w:r>
+        <w:rPr>
+          <w:rFonts w:ascii="Arial" w:cs="Arial" w:eastAsia="Arial" w:hAnsi="Arial"/>
+          <w:b/>
+          <w:bCs/>
+        </w:rPr>
+        <w:t xml:space="preserve">Hero image</w:t>
+      </w:r>
+      <w:r>
+        <w:rPr>
+          <w:rFonts w:ascii="Arial" w:cs="Arial" w:eastAsia="Arial" w:hAnsi="Arial"/>
+        </w:rPr>
+        <w:t xml:space="preserve"> — </w:t>
+      </w:r>
+      <w:r>
+        <w:rPr>
+          <w:rFonts w:ascii="Arial" w:cs="Arial" w:eastAsia="Arial" w:hAnsi="Arial"/>
+        </w:rPr>
+        <w:t xml:space="preserve">Full-bleed background photo used when Background media is set to Image. Has its own Alt text sub-field.</w:t>
       </w:r>
     </w:p>
     <w:p>
@@ -4144,7 +4204,7 @@
           <w:b/>
           <w:bCs/>
         </w:rPr>
-        <w:t xml:space="preserve">Hero scroll label</w:t>
+        <w:t xml:space="preserve">Scroll-down label</w:t>
       </w:r>
       <w:r>
         <w:rPr>
@@ -4174,6 +4234,932 @@
           <w:b/>
           <w:bCs/>
         </w:rPr>
+        <w:t xml:space="preserve">Hero CTA button</w:t>
+      </w:r>
+      <w:r>
+        <w:rPr>
+          <w:rFonts w:ascii="Arial" w:cs="Arial" w:eastAsia="Arial" w:hAnsi="Arial"/>
+        </w:rPr>
+        <w:t xml:space="preserve"> — </w:t>
+      </w:r>
+      <w:r>
+        <w:rPr>
+          <w:rFonts w:ascii="Arial" w:cs="Arial" w:eastAsia="Arial" w:hAnsi="Arial"/>
+        </w:rPr>
+        <w:t xml:space="preserve">Label + link + page name for the button beneath the statement. Leave the label empty to hide it.</w:t>
+      </w:r>
+    </w:p>
+    <w:p>
+      <w:pPr>
+        <w:pStyle w:val="Heading3"/>
+      </w:pPr>
+      <w:r>
+        <w:rPr>
+          <w:rFonts w:ascii="Arial" w:cs="Arial" w:eastAsia="Arial" w:hAnsi="Arial"/>
+        </w:rPr>
+        <w:t xml:space="preserve">About statement</w:t>
+      </w:r>
+    </w:p>
+    <w:p>
+      <w:pPr>
+        <w:pStyle w:val="ListParagraph"/>
+        <w:numPr>
+          <w:ilvl w:val="0"/>
+          <w:numId w:val="4"/>
+        </w:numPr>
+        <w:spacing w:after="100"/>
+      </w:pPr>
+      <w:r>
+        <w:rPr>
+          <w:rFonts w:ascii="Arial" w:cs="Arial" w:eastAsia="Arial" w:hAnsi="Arial"/>
+          <w:b/>
+          <w:bCs/>
+        </w:rPr>
+        <w:t xml:space="preserve">Section label</w:t>
+      </w:r>
+      <w:r>
+        <w:rPr>
+          <w:rFonts w:ascii="Arial" w:cs="Arial" w:eastAsia="Arial" w:hAnsi="Arial"/>
+        </w:rPr>
+        <w:t xml:space="preserve"> — </w:t>
+      </w:r>
+      <w:r>
+        <w:rPr>
+          <w:rFonts w:ascii="Arial" w:cs="Arial" w:eastAsia="Arial" w:hAnsi="Arial"/>
+        </w:rPr>
+        <w:t xml:space="preserve">Small caps eyebrow. Default "About".</w:t>
+      </w:r>
+    </w:p>
+    <w:p>
+      <w:pPr>
+        <w:pStyle w:val="ListParagraph"/>
+        <w:numPr>
+          <w:ilvl w:val="0"/>
+          <w:numId w:val="4"/>
+        </w:numPr>
+        <w:spacing w:after="100"/>
+      </w:pPr>
+      <w:r>
+        <w:rPr>
+          <w:rFonts w:ascii="Arial" w:cs="Arial" w:eastAsia="Arial" w:hAnsi="Arial"/>
+          <w:b/>
+          <w:bCs/>
+        </w:rPr>
+        <w:t xml:space="preserve">Heading</w:t>
+      </w:r>
+      <w:r>
+        <w:rPr>
+          <w:rFonts w:ascii="Arial" w:cs="Arial" w:eastAsia="Arial" w:hAnsi="Arial"/>
+        </w:rPr>
+        <w:t xml:space="preserve"> — </w:t>
+      </w:r>
+      <w:r>
+        <w:rPr>
+          <w:rFonts w:ascii="Arial" w:cs="Arial" w:eastAsia="Arial" w:hAnsi="Arial"/>
+        </w:rPr>
+        <w:t xml:space="preserve">The long opening paragraph.</w:t>
+      </w:r>
+    </w:p>
+    <w:p>
+      <w:pPr>
+        <w:pStyle w:val="ListParagraph"/>
+        <w:numPr>
+          <w:ilvl w:val="0"/>
+          <w:numId w:val="4"/>
+        </w:numPr>
+        <w:spacing w:after="100"/>
+      </w:pPr>
+      <w:r>
+        <w:rPr>
+          <w:rFonts w:ascii="Arial" w:cs="Arial" w:eastAsia="Arial" w:hAnsi="Arial"/>
+          <w:b/>
+          <w:bCs/>
+        </w:rPr>
+        <w:t xml:space="preserve">Body</w:t>
+      </w:r>
+      <w:r>
+        <w:rPr>
+          <w:rFonts w:ascii="Arial" w:cs="Arial" w:eastAsia="Arial" w:hAnsi="Arial"/>
+        </w:rPr>
+        <w:t xml:space="preserve"> — </w:t>
+      </w:r>
+      <w:r>
+        <w:rPr>
+          <w:rFonts w:ascii="Arial" w:cs="Arial" w:eastAsia="Arial" w:hAnsi="Arial"/>
+        </w:rPr>
+        <w:t xml:space="preserve">Supporting paragraph beneath the heading.</w:t>
+      </w:r>
+    </w:p>
+    <w:p>
+      <w:pPr>
+        <w:pStyle w:val="ListParagraph"/>
+        <w:numPr>
+          <w:ilvl w:val="0"/>
+          <w:numId w:val="4"/>
+        </w:numPr>
+        <w:spacing w:after="100"/>
+      </w:pPr>
+      <w:r>
+        <w:rPr>
+          <w:rFonts w:ascii="Arial" w:cs="Arial" w:eastAsia="Arial" w:hAnsi="Arial"/>
+          <w:b/>
+          <w:bCs/>
+        </w:rPr>
+        <w:t xml:space="preserve">CTA</w:t>
+      </w:r>
+      <w:r>
+        <w:rPr>
+          <w:rFonts w:ascii="Arial" w:cs="Arial" w:eastAsia="Arial" w:hAnsi="Arial"/>
+        </w:rPr>
+        <w:t xml:space="preserve"> — </w:t>
+      </w:r>
+      <w:r>
+        <w:rPr>
+          <w:rFonts w:ascii="Arial" w:cs="Arial" w:eastAsia="Arial" w:hAnsi="Arial"/>
+        </w:rPr>
+        <w:t xml:space="preserve">Link out to /about.</w:t>
+      </w:r>
+    </w:p>
+    <w:p>
+      <w:pPr>
+        <w:pStyle w:val="Heading3"/>
+      </w:pPr>
+      <w:r>
+        <w:rPr>
+          <w:rFonts w:ascii="Arial" w:cs="Arial" w:eastAsia="Arial" w:hAnsi="Arial"/>
+        </w:rPr>
+        <w:t xml:space="preserve">Introducing</w:t>
+      </w:r>
+    </w:p>
+    <w:p>
+      <w:pPr>
+        <w:pStyle w:val="ListParagraph"/>
+        <w:numPr>
+          <w:ilvl w:val="0"/>
+          <w:numId w:val="4"/>
+        </w:numPr>
+        <w:spacing w:after="100"/>
+      </w:pPr>
+      <w:r>
+        <w:rPr>
+          <w:rFonts w:ascii="Arial" w:cs="Arial" w:eastAsia="Arial" w:hAnsi="Arial"/>
+          <w:b/>
+          <w:bCs/>
+        </w:rPr>
+        <w:t xml:space="preserve">Section label</w:t>
+      </w:r>
+      <w:r>
+        <w:rPr>
+          <w:rFonts w:ascii="Arial" w:cs="Arial" w:eastAsia="Arial" w:hAnsi="Arial"/>
+        </w:rPr>
+        <w:t xml:space="preserve"> — </w:t>
+      </w:r>
+      <w:r>
+        <w:rPr>
+          <w:rFonts w:ascii="Arial" w:cs="Arial" w:eastAsia="Arial" w:hAnsi="Arial"/>
+        </w:rPr>
+        <w:t xml:space="preserve">Small caps eyebrow.</w:t>
+      </w:r>
+    </w:p>
+    <w:p>
+      <w:pPr>
+        <w:pStyle w:val="ListParagraph"/>
+        <w:numPr>
+          <w:ilvl w:val="0"/>
+          <w:numId w:val="4"/>
+        </w:numPr>
+        <w:spacing w:after="100"/>
+      </w:pPr>
+      <w:r>
+        <w:rPr>
+          <w:rFonts w:ascii="Arial" w:cs="Arial" w:eastAsia="Arial" w:hAnsi="Arial"/>
+          <w:b/>
+          <w:bCs/>
+        </w:rPr>
+        <w:t xml:space="preserve">Heading</w:t>
+      </w:r>
+      <w:r>
+        <w:rPr>
+          <w:rFonts w:ascii="Arial" w:cs="Arial" w:eastAsia="Arial" w:hAnsi="Arial"/>
+        </w:rPr>
+        <w:t xml:space="preserve"> — </w:t>
+      </w:r>
+      <w:r>
+        <w:rPr>
+          <w:rFonts w:ascii="Arial" w:cs="Arial" w:eastAsia="Arial" w:hAnsi="Arial"/>
+        </w:rPr>
+        <w:t xml:space="preserve">Display heading.</w:t>
+      </w:r>
+    </w:p>
+    <w:p>
+      <w:pPr>
+        <w:pStyle w:val="ListParagraph"/>
+        <w:numPr>
+          <w:ilvl w:val="0"/>
+          <w:numId w:val="4"/>
+        </w:numPr>
+        <w:spacing w:after="100"/>
+      </w:pPr>
+      <w:r>
+        <w:rPr>
+          <w:rFonts w:ascii="Arial" w:cs="Arial" w:eastAsia="Arial" w:hAnsi="Arial"/>
+          <w:b/>
+          <w:bCs/>
+        </w:rPr>
+        <w:t xml:space="preserve">Body</w:t>
+      </w:r>
+      <w:r>
+        <w:rPr>
+          <w:rFonts w:ascii="Arial" w:cs="Arial" w:eastAsia="Arial" w:hAnsi="Arial"/>
+        </w:rPr>
+        <w:t xml:space="preserve"> — </w:t>
+      </w:r>
+      <w:r>
+        <w:rPr>
+          <w:rFonts w:ascii="Arial" w:cs="Arial" w:eastAsia="Arial" w:hAnsi="Arial"/>
+        </w:rPr>
+        <w:t xml:space="preserve">Multi-paragraph copy. Use a blank line to break paragraphs.</w:t>
+      </w:r>
+    </w:p>
+    <w:p>
+      <w:pPr>
+        <w:pStyle w:val="ListParagraph"/>
+        <w:numPr>
+          <w:ilvl w:val="0"/>
+          <w:numId w:val="4"/>
+        </w:numPr>
+        <w:spacing w:after="100"/>
+      </w:pPr>
+      <w:r>
+        <w:rPr>
+          <w:rFonts w:ascii="Arial" w:cs="Arial" w:eastAsia="Arial" w:hAnsi="Arial"/>
+          <w:b/>
+          <w:bCs/>
+        </w:rPr>
+        <w:t xml:space="preserve">CTA</w:t>
+      </w:r>
+      <w:r>
+        <w:rPr>
+          <w:rFonts w:ascii="Arial" w:cs="Arial" w:eastAsia="Arial" w:hAnsi="Arial"/>
+        </w:rPr>
+        <w:t xml:space="preserve"> — </w:t>
+      </w:r>
+      <w:r>
+        <w:rPr>
+          <w:rFonts w:ascii="Arial" w:cs="Arial" w:eastAsia="Arial" w:hAnsi="Arial"/>
+        </w:rPr>
+        <w:t xml:space="preserve">Link out — typically to /services.</w:t>
+      </w:r>
+    </w:p>
+    <w:p>
+      <w:pPr>
+        <w:pStyle w:val="Heading3"/>
+      </w:pPr>
+      <w:r>
+        <w:rPr>
+          <w:rFonts w:ascii="Arial" w:cs="Arial" w:eastAsia="Arial" w:hAnsi="Arial"/>
+        </w:rPr>
+        <w:t xml:space="preserve">Services</w:t>
+      </w:r>
+    </w:p>
+    <w:p>
+      <w:pPr>
+        <w:pStyle w:val="ListParagraph"/>
+        <w:numPr>
+          <w:ilvl w:val="0"/>
+          <w:numId w:val="4"/>
+        </w:numPr>
+        <w:spacing w:after="100"/>
+      </w:pPr>
+      <w:r>
+        <w:rPr>
+          <w:rFonts w:ascii="Arial" w:cs="Arial" w:eastAsia="Arial" w:hAnsi="Arial"/>
+          <w:b/>
+          <w:bCs/>
+        </w:rPr>
+        <w:t xml:space="preserve">Section label</w:t>
+      </w:r>
+      <w:r>
+        <w:rPr>
+          <w:rFonts w:ascii="Arial" w:cs="Arial" w:eastAsia="Arial" w:hAnsi="Arial"/>
+        </w:rPr>
+        <w:t xml:space="preserve"> — </w:t>
+      </w:r>
+      <w:r>
+        <w:rPr>
+          <w:rFonts w:ascii="Arial" w:cs="Arial" w:eastAsia="Arial" w:hAnsi="Arial"/>
+        </w:rPr>
+        <w:t xml:space="preserve">Eyebrow above the services strip.</w:t>
+      </w:r>
+    </w:p>
+    <w:p>
+      <w:pPr>
+        <w:pStyle w:val="ListParagraph"/>
+        <w:numPr>
+          <w:ilvl w:val="0"/>
+          <w:numId w:val="4"/>
+        </w:numPr>
+        <w:spacing w:after="100"/>
+      </w:pPr>
+      <w:r>
+        <w:rPr>
+          <w:rFonts w:ascii="Arial" w:cs="Arial" w:eastAsia="Arial" w:hAnsi="Arial"/>
+          <w:b/>
+          <w:bCs/>
+        </w:rPr>
+        <w:t xml:space="preserve">Heading</w:t>
+      </w:r>
+      <w:r>
+        <w:rPr>
+          <w:rFonts w:ascii="Arial" w:cs="Arial" w:eastAsia="Arial" w:hAnsi="Arial"/>
+        </w:rPr>
+        <w:t xml:space="preserve"> — </w:t>
+      </w:r>
+      <w:r>
+        <w:rPr>
+          <w:rFonts w:ascii="Arial" w:cs="Arial" w:eastAsia="Arial" w:hAnsi="Arial"/>
+        </w:rPr>
+        <w:t xml:space="preserve">Display heading for the services band.</w:t>
+      </w:r>
+    </w:p>
+    <w:p>
+      <w:pPr>
+        <w:pStyle w:val="ListParagraph"/>
+        <w:numPr>
+          <w:ilvl w:val="0"/>
+          <w:numId w:val="4"/>
+        </w:numPr>
+        <w:spacing w:after="100"/>
+      </w:pPr>
+      <w:r>
+        <w:rPr>
+          <w:rFonts w:ascii="Arial" w:cs="Arial" w:eastAsia="Arial" w:hAnsi="Arial"/>
+          <w:b/>
+          <w:bCs/>
+        </w:rPr>
+        <w:t xml:space="preserve">Items</w:t>
+      </w:r>
+      <w:r>
+        <w:rPr>
+          <w:rFonts w:ascii="Arial" w:cs="Arial" w:eastAsia="Arial" w:hAnsi="Arial"/>
+        </w:rPr>
+        <w:t xml:space="preserve"> — </w:t>
+      </w:r>
+      <w:r>
+        <w:rPr>
+          <w:rFonts w:ascii="Arial" w:cs="Arial" w:eastAsia="Arial" w:hAnsi="Arial"/>
+        </w:rPr>
+        <w:t xml:space="preserve">Each service card — title + short description. Re-order by dragging.</w:t>
+      </w:r>
+    </w:p>
+    <w:p>
+      <w:pPr>
+        <w:pStyle w:val="Heading3"/>
+      </w:pPr>
+      <w:r>
+        <w:rPr>
+          <w:rFonts w:ascii="Arial" w:cs="Arial" w:eastAsia="Arial" w:hAnsi="Arial"/>
+        </w:rPr>
+        <w:t xml:space="preserve">Featured projects</w:t>
+      </w:r>
+    </w:p>
+    <w:p>
+      <w:pPr>
+        <w:pStyle w:val="ListParagraph"/>
+        <w:numPr>
+          <w:ilvl w:val="0"/>
+          <w:numId w:val="4"/>
+        </w:numPr>
+        <w:spacing w:after="100"/>
+      </w:pPr>
+      <w:r>
+        <w:rPr>
+          <w:rFonts w:ascii="Arial" w:cs="Arial" w:eastAsia="Arial" w:hAnsi="Arial"/>
+          <w:b/>
+          <w:bCs/>
+        </w:rPr>
+        <w:t xml:space="preserve">Section label</w:t>
+      </w:r>
+      <w:r>
+        <w:rPr>
+          <w:rFonts w:ascii="Arial" w:cs="Arial" w:eastAsia="Arial" w:hAnsi="Arial"/>
+        </w:rPr>
+        <w:t xml:space="preserve"> — </w:t>
+      </w:r>
+      <w:r>
+        <w:rPr>
+          <w:rFonts w:ascii="Arial" w:cs="Arial" w:eastAsia="Arial" w:hAnsi="Arial"/>
+        </w:rPr>
+        <w:t xml:space="preserve">Eyebrow above the strip. Default "Featured".</w:t>
+      </w:r>
+    </w:p>
+    <w:p>
+      <w:pPr>
+        <w:pStyle w:val="ListParagraph"/>
+        <w:numPr>
+          <w:ilvl w:val="0"/>
+          <w:numId w:val="4"/>
+        </w:numPr>
+        <w:spacing w:after="100"/>
+      </w:pPr>
+      <w:r>
+        <w:rPr>
+          <w:rFonts w:ascii="Arial" w:cs="Arial" w:eastAsia="Arial" w:hAnsi="Arial"/>
+          <w:b/>
+          <w:bCs/>
+        </w:rPr>
+        <w:t xml:space="preserve">Heading</w:t>
+      </w:r>
+      <w:r>
+        <w:rPr>
+          <w:rFonts w:ascii="Arial" w:cs="Arial" w:eastAsia="Arial" w:hAnsi="Arial"/>
+        </w:rPr>
+        <w:t xml:space="preserve"> — </w:t>
+      </w:r>
+      <w:r>
+        <w:rPr>
+          <w:rFonts w:ascii="Arial" w:cs="Arial" w:eastAsia="Arial" w:hAnsi="Arial"/>
+        </w:rPr>
+        <w:t xml:space="preserve">Display heading above the project cards.</w:t>
+      </w:r>
+    </w:p>
+    <w:p>
+      <w:pPr>
+        <w:spacing w:after="120"/>
+      </w:pPr>
+      <w:r>
+        <w:rPr>
+          <w:rFonts w:ascii="Arial" w:cs="Arial" w:eastAsia="Arial" w:hAnsi="Arial"/>
+        </w:rPr>
+        <w:t xml:space="preserve">The project cards beneath are pulled automatically from the </w:t>
+      </w:r>
+      <w:r>
+        <w:rPr>
+          <w:rFonts w:ascii="Arial" w:cs="Arial" w:eastAsia="Arial" w:hAnsi="Arial"/>
+          <w:b/>
+          <w:bCs/>
+        </w:rPr>
+        <w:t xml:space="preserve">Projects</w:t>
+      </w:r>
+      <w:r>
+        <w:rPr>
+          <w:rFonts w:ascii="Arial" w:cs="Arial" w:eastAsia="Arial" w:hAnsi="Arial"/>
+        </w:rPr>
+        <w:t xml:space="preserve"> collection — the first six in the list order are shown. To change which projects appear (or in what order), open Projects in the sidebar and drag rows up or down. See </w:t>
+      </w:r>
+      <w:r>
+        <w:rPr>
+          <w:rFonts w:ascii="Arial" w:cs="Arial" w:eastAsia="Arial" w:hAnsi="Arial"/>
+          <w:b/>
+          <w:bCs/>
+        </w:rPr>
+        <w:t xml:space="preserve">Projects (collection) — display order</w:t>
+      </w:r>
+      <w:r>
+        <w:rPr>
+          <w:rFonts w:ascii="Arial" w:cs="Arial" w:eastAsia="Arial" w:hAnsi="Arial"/>
+        </w:rPr>
+        <w:t xml:space="preserve"> further down for the full how-to.</w:t>
+      </w:r>
+    </w:p>
+    <w:p>
+      <w:pPr>
+        <w:pStyle w:val="Heading3"/>
+      </w:pPr>
+      <w:r>
+        <w:rPr>
+          <w:rFonts w:ascii="Arial" w:cs="Arial" w:eastAsia="Arial" w:hAnsi="Arial"/>
+        </w:rPr>
+        <w:t xml:space="preserve">Stats</w:t>
+      </w:r>
+    </w:p>
+    <w:p>
+      <w:pPr>
+        <w:pStyle w:val="ListParagraph"/>
+        <w:numPr>
+          <w:ilvl w:val="0"/>
+          <w:numId w:val="4"/>
+        </w:numPr>
+        <w:spacing w:after="100"/>
+      </w:pPr>
+      <w:r>
+        <w:rPr>
+          <w:rFonts w:ascii="Arial" w:cs="Arial" w:eastAsia="Arial" w:hAnsi="Arial"/>
+          <w:b/>
+          <w:bCs/>
+        </w:rPr>
+        <w:t xml:space="preserve">Section label</w:t>
+      </w:r>
+      <w:r>
+        <w:rPr>
+          <w:rFonts w:ascii="Arial" w:cs="Arial" w:eastAsia="Arial" w:hAnsi="Arial"/>
+        </w:rPr>
+        <w:t xml:space="preserve"> — </w:t>
+      </w:r>
+      <w:r>
+        <w:rPr>
+          <w:rFonts w:ascii="Arial" w:cs="Arial" w:eastAsia="Arial" w:hAnsi="Arial"/>
+        </w:rPr>
+        <w:t xml:space="preserve">Eyebrow.</w:t>
+      </w:r>
+    </w:p>
+    <w:p>
+      <w:pPr>
+        <w:pStyle w:val="ListParagraph"/>
+        <w:numPr>
+          <w:ilvl w:val="0"/>
+          <w:numId w:val="4"/>
+        </w:numPr>
+        <w:spacing w:after="100"/>
+      </w:pPr>
+      <w:r>
+        <w:rPr>
+          <w:rFonts w:ascii="Arial" w:cs="Arial" w:eastAsia="Arial" w:hAnsi="Arial"/>
+          <w:b/>
+          <w:bCs/>
+        </w:rPr>
+        <w:t xml:space="preserve">Heading</w:t>
+      </w:r>
+      <w:r>
+        <w:rPr>
+          <w:rFonts w:ascii="Arial" w:cs="Arial" w:eastAsia="Arial" w:hAnsi="Arial"/>
+        </w:rPr>
+        <w:t xml:space="preserve"> — </w:t>
+      </w:r>
+      <w:r>
+        <w:rPr>
+          <w:rFonts w:ascii="Arial" w:cs="Arial" w:eastAsia="Arial" w:hAnsi="Arial"/>
+        </w:rPr>
+        <w:t xml:space="preserve">Display heading.</w:t>
+      </w:r>
+    </w:p>
+    <w:p>
+      <w:pPr>
+        <w:pStyle w:val="ListParagraph"/>
+        <w:numPr>
+          <w:ilvl w:val="0"/>
+          <w:numId w:val="4"/>
+        </w:numPr>
+        <w:spacing w:after="100"/>
+      </w:pPr>
+      <w:r>
+        <w:rPr>
+          <w:rFonts w:ascii="Arial" w:cs="Arial" w:eastAsia="Arial" w:hAnsi="Arial"/>
+          <w:b/>
+          <w:bCs/>
+        </w:rPr>
+        <w:t xml:space="preserve">Items</w:t>
+      </w:r>
+      <w:r>
+        <w:rPr>
+          <w:rFonts w:ascii="Arial" w:cs="Arial" w:eastAsia="Arial" w:hAnsi="Arial"/>
+        </w:rPr>
+        <w:t xml:space="preserve"> — </w:t>
+      </w:r>
+      <w:r>
+        <w:rPr>
+          <w:rFonts w:ascii="Arial" w:cs="Arial" w:eastAsia="Arial" w:hAnsi="Arial"/>
+        </w:rPr>
+        <w:t xml:space="preserve">Each stat: a value + supporting label + optional footnote. e.g. 90% / of new work comes from clients we've delivered for before / Repeat business, calendar year 2025.</w:t>
+      </w:r>
+    </w:p>
+    <w:p>
+      <w:pPr>
+        <w:pStyle w:val="Heading3"/>
+      </w:pPr>
+      <w:r>
+        <w:rPr>
+          <w:rFonts w:ascii="Arial" w:cs="Arial" w:eastAsia="Arial" w:hAnsi="Arial"/>
+        </w:rPr>
+        <w:t xml:space="preserve">Why Box 3</w:t>
+      </w:r>
+    </w:p>
+    <w:p>
+      <w:pPr>
+        <w:pStyle w:val="ListParagraph"/>
+        <w:numPr>
+          <w:ilvl w:val="0"/>
+          <w:numId w:val="4"/>
+        </w:numPr>
+        <w:spacing w:after="100"/>
+      </w:pPr>
+      <w:r>
+        <w:rPr>
+          <w:rFonts w:ascii="Arial" w:cs="Arial" w:eastAsia="Arial" w:hAnsi="Arial"/>
+          <w:b/>
+          <w:bCs/>
+        </w:rPr>
+        <w:t xml:space="preserve">Section label</w:t>
+      </w:r>
+      <w:r>
+        <w:rPr>
+          <w:rFonts w:ascii="Arial" w:cs="Arial" w:eastAsia="Arial" w:hAnsi="Arial"/>
+        </w:rPr>
+        <w:t xml:space="preserve"> — </w:t>
+      </w:r>
+      <w:r>
+        <w:rPr>
+          <w:rFonts w:ascii="Arial" w:cs="Arial" w:eastAsia="Arial" w:hAnsi="Arial"/>
+        </w:rPr>
+        <w:t xml:space="preserve">Eyebrow.</w:t>
+      </w:r>
+    </w:p>
+    <w:p>
+      <w:pPr>
+        <w:pStyle w:val="ListParagraph"/>
+        <w:numPr>
+          <w:ilvl w:val="0"/>
+          <w:numId w:val="4"/>
+        </w:numPr>
+        <w:spacing w:after="100"/>
+      </w:pPr>
+      <w:r>
+        <w:rPr>
+          <w:rFonts w:ascii="Arial" w:cs="Arial" w:eastAsia="Arial" w:hAnsi="Arial"/>
+          <w:b/>
+          <w:bCs/>
+        </w:rPr>
+        <w:t xml:space="preserve">Items</w:t>
+      </w:r>
+      <w:r>
+        <w:rPr>
+          <w:rFonts w:ascii="Arial" w:cs="Arial" w:eastAsia="Arial" w:hAnsi="Arial"/>
+        </w:rPr>
+        <w:t xml:space="preserve"> — </w:t>
+      </w:r>
+      <w:r>
+        <w:rPr>
+          <w:rFonts w:ascii="Arial" w:cs="Arial" w:eastAsia="Arial" w:hAnsi="Arial"/>
+        </w:rPr>
+        <w:t xml:space="preserve">Reasons to choose Box 3 — title + body each.</w:t>
+      </w:r>
+    </w:p>
+    <w:p>
+      <w:pPr>
+        <w:pStyle w:val="Heading3"/>
+      </w:pPr>
+      <w:r>
+        <w:rPr>
+          <w:rFonts w:ascii="Arial" w:cs="Arial" w:eastAsia="Arial" w:hAnsi="Arial"/>
+        </w:rPr>
+        <w:t xml:space="preserve">Testimonials</w:t>
+      </w:r>
+    </w:p>
+    <w:p>
+      <w:pPr>
+        <w:pStyle w:val="ListParagraph"/>
+        <w:numPr>
+          <w:ilvl w:val="0"/>
+          <w:numId w:val="4"/>
+        </w:numPr>
+        <w:spacing w:after="100"/>
+      </w:pPr>
+      <w:r>
+        <w:rPr>
+          <w:rFonts w:ascii="Arial" w:cs="Arial" w:eastAsia="Arial" w:hAnsi="Arial"/>
+          <w:b/>
+          <w:bCs/>
+        </w:rPr>
+        <w:t xml:space="preserve">Testimonials list</w:t>
+      </w:r>
+      <w:r>
+        <w:rPr>
+          <w:rFonts w:ascii="Arial" w:cs="Arial" w:eastAsia="Arial" w:hAnsi="Arial"/>
+        </w:rPr>
+        <w:t xml:space="preserve"> — </w:t>
+      </w:r>
+      <w:r>
+        <w:rPr>
+          <w:rFonts w:ascii="Arial" w:cs="Arial" w:eastAsia="Arial" w:hAnsi="Arial"/>
+        </w:rPr>
+        <w:t xml:space="preserve">Pick which testimonial documents appear here. Order is preserved.</w:t>
+      </w:r>
+    </w:p>
+    <w:p>
+      <w:pPr>
+        <w:pStyle w:val="Heading3"/>
+      </w:pPr>
+      <w:r>
+        <w:rPr>
+          <w:rFonts w:ascii="Arial" w:cs="Arial" w:eastAsia="Arial" w:hAnsi="Arial"/>
+        </w:rPr>
+        <w:t xml:space="preserve">Final CTA</w:t>
+      </w:r>
+    </w:p>
+    <w:p>
+      <w:pPr>
+        <w:pStyle w:val="ListParagraph"/>
+        <w:numPr>
+          <w:ilvl w:val="0"/>
+          <w:numId w:val="4"/>
+        </w:numPr>
+        <w:spacing w:after="100"/>
+      </w:pPr>
+      <w:r>
+        <w:rPr>
+          <w:rFonts w:ascii="Arial" w:cs="Arial" w:eastAsia="Arial" w:hAnsi="Arial"/>
+          <w:b/>
+          <w:bCs/>
+        </w:rPr>
+        <w:t xml:space="preserve">Heading</w:t>
+      </w:r>
+      <w:r>
+        <w:rPr>
+          <w:rFonts w:ascii="Arial" w:cs="Arial" w:eastAsia="Arial" w:hAnsi="Arial"/>
+        </w:rPr>
+        <w:t xml:space="preserve"> — </w:t>
+      </w:r>
+      <w:r>
+        <w:rPr>
+          <w:rFonts w:ascii="Arial" w:cs="Arial" w:eastAsia="Arial" w:hAnsi="Arial"/>
+        </w:rPr>
+        <w:t xml:space="preserve">The big closing line — supports a line break.</w:t>
+      </w:r>
+    </w:p>
+    <w:p>
+      <w:pPr>
+        <w:pStyle w:val="ListParagraph"/>
+        <w:numPr>
+          <w:ilvl w:val="0"/>
+          <w:numId w:val="4"/>
+        </w:numPr>
+        <w:spacing w:after="100"/>
+      </w:pPr>
+      <w:r>
+        <w:rPr>
+          <w:rFonts w:ascii="Arial" w:cs="Arial" w:eastAsia="Arial" w:hAnsi="Arial"/>
+          <w:b/>
+          <w:bCs/>
+        </w:rPr>
+        <w:t xml:space="preserve">Button</w:t>
+      </w:r>
+      <w:r>
+        <w:rPr>
+          <w:rFonts w:ascii="Arial" w:cs="Arial" w:eastAsia="Arial" w:hAnsi="Arial"/>
+        </w:rPr>
+        <w:t xml:space="preserve"> — </w:t>
+      </w:r>
+      <w:r>
+        <w:rPr>
+          <w:rFonts w:ascii="Arial" w:cs="Arial" w:eastAsia="Arial" w:hAnsi="Arial"/>
+        </w:rPr>
+        <w:t xml:space="preserve">Label + href + page name.</w:t>
+      </w:r>
+    </w:p>
+    <w:p>
+      <w:pPr>
+        <w:pStyle w:val="Heading3"/>
+      </w:pPr>
+      <w:r>
+        <w:rPr>
+          <w:rFonts w:ascii="Arial" w:cs="Arial" w:eastAsia="Arial" w:hAnsi="Arial"/>
+        </w:rPr>
+        <w:t xml:space="preserve">SEO</w:t>
+      </w:r>
+    </w:p>
+    <w:p>
+      <w:pPr>
+        <w:pStyle w:val="ListParagraph"/>
+        <w:numPr>
+          <w:ilvl w:val="0"/>
+          <w:numId w:val="4"/>
+        </w:numPr>
+        <w:spacing w:after="100"/>
+      </w:pPr>
+      <w:r>
+        <w:rPr>
+          <w:rFonts w:ascii="Arial" w:cs="Arial" w:eastAsia="Arial" w:hAnsi="Arial"/>
+          <w:b/>
+          <w:bCs/>
+        </w:rPr>
+        <w:t xml:space="preserve">Browser tab title</w:t>
+      </w:r>
+      <w:r>
+        <w:rPr>
+          <w:rFonts w:ascii="Arial" w:cs="Arial" w:eastAsia="Arial" w:hAnsi="Arial"/>
+        </w:rPr>
+        <w:t xml:space="preserve"> — </w:t>
+      </w:r>
+      <w:r>
+        <w:rPr>
+          <w:rFonts w:ascii="Arial" w:cs="Arial" w:eastAsia="Arial" w:hAnsi="Arial"/>
+        </w:rPr>
+        <w:t xml:space="preserve">What appears in the browser tab + Google.</w:t>
+      </w:r>
+    </w:p>
+    <w:p>
+      <w:pPr>
+        <w:pStyle w:val="ListParagraph"/>
+        <w:numPr>
+          <w:ilvl w:val="0"/>
+          <w:numId w:val="4"/>
+        </w:numPr>
+        <w:spacing w:after="100"/>
+      </w:pPr>
+      <w:r>
+        <w:rPr>
+          <w:rFonts w:ascii="Arial" w:cs="Arial" w:eastAsia="Arial" w:hAnsi="Arial"/>
+          <w:b/>
+          <w:bCs/>
+        </w:rPr>
+        <w:t xml:space="preserve">Meta description</w:t>
+      </w:r>
+      <w:r>
+        <w:rPr>
+          <w:rFonts w:ascii="Arial" w:cs="Arial" w:eastAsia="Arial" w:hAnsi="Arial"/>
+        </w:rPr>
+        <w:t xml:space="preserve"> — </w:t>
+      </w:r>
+      <w:r>
+        <w:rPr>
+          <w:rFonts w:ascii="Arial" w:cs="Arial" w:eastAsia="Arial" w:hAnsi="Arial"/>
+        </w:rPr>
+        <w:t xml:space="preserve">1–2 sentences for search snippets. Under 180 chars.</w:t>
+      </w:r>
+    </w:p>
+    <w:p>
+      <w:r>
+        <w:br w:type="page"/>
+      </w:r>
+    </w:p>
+    <w:p>
+      <w:pPr>
+        <w:pStyle w:val="Heading2"/>
+      </w:pPr>
+      <w:r>
+        <w:rPr>
+          <w:rFonts w:ascii="Arial" w:cs="Arial" w:eastAsia="Arial" w:hAnsi="Arial"/>
+        </w:rPr>
+        <w:t xml:space="preserve">About Page</w:t>
+      </w:r>
+    </w:p>
+    <w:p>
+      <w:pPr>
+        <w:spacing w:after="120"/>
+      </w:pPr>
+      <w:r>
+        <w:rPr>
+          <w:rFonts w:ascii="Arial" w:cs="Arial" w:eastAsia="Arial" w:hAnsi="Arial"/>
+        </w:rPr>
+        <w:t xml:space="preserve">Tabs: Hero · Intro · Team section · Team categories · Closing block · SEO.</w:t>
+      </w:r>
+    </w:p>
+    <w:p>
+      <w:pPr>
+        <w:pStyle w:val="Heading3"/>
+      </w:pPr>
+      <w:r>
+        <w:rPr>
+          <w:rFonts w:ascii="Arial" w:cs="Arial" w:eastAsia="Arial" w:hAnsi="Arial"/>
+        </w:rPr>
+        <w:t xml:space="preserve">Hero</w:t>
+      </w:r>
+    </w:p>
+    <w:p>
+      <w:pPr>
+        <w:pStyle w:val="ListParagraph"/>
+        <w:numPr>
+          <w:ilvl w:val="0"/>
+          <w:numId w:val="4"/>
+        </w:numPr>
+        <w:spacing w:after="100"/>
+      </w:pPr>
+      <w:r>
+        <w:rPr>
+          <w:rFonts w:ascii="Arial" w:cs="Arial" w:eastAsia="Arial" w:hAnsi="Arial"/>
+          <w:b/>
+          <w:bCs/>
+        </w:rPr>
+        <w:t xml:space="preserve">Hero title</w:t>
+      </w:r>
+      <w:r>
+        <w:rPr>
+          <w:rFonts w:ascii="Arial" w:cs="Arial" w:eastAsia="Arial" w:hAnsi="Arial"/>
+        </w:rPr>
+        <w:t xml:space="preserve"> — </w:t>
+      </w:r>
+      <w:r>
+        <w:rPr>
+          <w:rFonts w:ascii="Arial" w:cs="Arial" w:eastAsia="Arial" w:hAnsi="Arial"/>
+        </w:rPr>
+        <w:t xml:space="preserve">The big display heading at the top of the page.</w:t>
+      </w:r>
+    </w:p>
+    <w:p>
+      <w:pPr>
+        <w:pStyle w:val="ListParagraph"/>
+        <w:numPr>
+          <w:ilvl w:val="0"/>
+          <w:numId w:val="4"/>
+        </w:numPr>
+        <w:spacing w:after="100"/>
+      </w:pPr>
+      <w:r>
+        <w:rPr>
+          <w:rFonts w:ascii="Arial" w:cs="Arial" w:eastAsia="Arial" w:hAnsi="Arial"/>
+          <w:b/>
+          <w:bCs/>
+        </w:rPr>
         <w:t xml:space="preserve">Hero CTA</w:t>
       </w:r>
       <w:r>
@@ -4186,7 +5172,7 @@
         <w:rPr>
           <w:rFonts w:ascii="Arial" w:cs="Arial" w:eastAsia="Arial" w:hAnsi="Arial"/>
         </w:rPr>
-        <w:t xml:space="preserve">Label + href for the Project button under the statement.</w:t>
+        <w:t xml:space="preserve">Optional CTA pinned beside the title — label + link + page name. Often points to #team to anchor down to the team grid.</w:t>
       </w:r>
     </w:p>
     <w:p>
@@ -4197,1038 +5183,6 @@
         <w:rPr>
           <w:rFonts w:ascii="Arial" w:cs="Arial" w:eastAsia="Arial" w:hAnsi="Arial"/>
         </w:rPr>
-        <w:t xml:space="preserve">About statement</w:t>
-      </w:r>
-    </w:p>
-    <w:p>
-      <w:pPr>
-        <w:pStyle w:val="ListParagraph"/>
-        <w:numPr>
-          <w:ilvl w:val="0"/>
-          <w:numId w:val="4"/>
-        </w:numPr>
-        <w:spacing w:after="100"/>
-      </w:pPr>
-      <w:r>
-        <w:rPr>
-          <w:rFonts w:ascii="Arial" w:cs="Arial" w:eastAsia="Arial" w:hAnsi="Arial"/>
-          <w:b/>
-          <w:bCs/>
-        </w:rPr>
-        <w:t xml:space="preserve">Section label</w:t>
-      </w:r>
-      <w:r>
-        <w:rPr>
-          <w:rFonts w:ascii="Arial" w:cs="Arial" w:eastAsia="Arial" w:hAnsi="Arial"/>
-        </w:rPr>
-        <w:t xml:space="preserve"> — </w:t>
-      </w:r>
-      <w:r>
-        <w:rPr>
-          <w:rFonts w:ascii="Arial" w:cs="Arial" w:eastAsia="Arial" w:hAnsi="Arial"/>
-        </w:rPr>
-        <w:t xml:space="preserve">Small caps eyebrow. Default "About".</w:t>
-      </w:r>
-    </w:p>
-    <w:p>
-      <w:pPr>
-        <w:pStyle w:val="ListParagraph"/>
-        <w:numPr>
-          <w:ilvl w:val="0"/>
-          <w:numId w:val="4"/>
-        </w:numPr>
-        <w:spacing w:after="100"/>
-      </w:pPr>
-      <w:r>
-        <w:rPr>
-          <w:rFonts w:ascii="Arial" w:cs="Arial" w:eastAsia="Arial" w:hAnsi="Arial"/>
-          <w:b/>
-          <w:bCs/>
-        </w:rPr>
-        <w:t xml:space="preserve">Heading</w:t>
-      </w:r>
-      <w:r>
-        <w:rPr>
-          <w:rFonts w:ascii="Arial" w:cs="Arial" w:eastAsia="Arial" w:hAnsi="Arial"/>
-        </w:rPr>
-        <w:t xml:space="preserve"> — </w:t>
-      </w:r>
-      <w:r>
-        <w:rPr>
-          <w:rFonts w:ascii="Arial" w:cs="Arial" w:eastAsia="Arial" w:hAnsi="Arial"/>
-        </w:rPr>
-        <w:t xml:space="preserve">The long opening paragraph.</w:t>
-      </w:r>
-    </w:p>
-    <w:p>
-      <w:pPr>
-        <w:pStyle w:val="ListParagraph"/>
-        <w:numPr>
-          <w:ilvl w:val="0"/>
-          <w:numId w:val="4"/>
-        </w:numPr>
-        <w:spacing w:after="100"/>
-      </w:pPr>
-      <w:r>
-        <w:rPr>
-          <w:rFonts w:ascii="Arial" w:cs="Arial" w:eastAsia="Arial" w:hAnsi="Arial"/>
-          <w:b/>
-          <w:bCs/>
-        </w:rPr>
-        <w:t xml:space="preserve">Body</w:t>
-      </w:r>
-      <w:r>
-        <w:rPr>
-          <w:rFonts w:ascii="Arial" w:cs="Arial" w:eastAsia="Arial" w:hAnsi="Arial"/>
-        </w:rPr>
-        <w:t xml:space="preserve"> — </w:t>
-      </w:r>
-      <w:r>
-        <w:rPr>
-          <w:rFonts w:ascii="Arial" w:cs="Arial" w:eastAsia="Arial" w:hAnsi="Arial"/>
-        </w:rPr>
-        <w:t xml:space="preserve">Supporting paragraph beneath the heading.</w:t>
-      </w:r>
-    </w:p>
-    <w:p>
-      <w:pPr>
-        <w:pStyle w:val="ListParagraph"/>
-        <w:numPr>
-          <w:ilvl w:val="0"/>
-          <w:numId w:val="4"/>
-        </w:numPr>
-        <w:spacing w:after="100"/>
-      </w:pPr>
-      <w:r>
-        <w:rPr>
-          <w:rFonts w:ascii="Arial" w:cs="Arial" w:eastAsia="Arial" w:hAnsi="Arial"/>
-          <w:b/>
-          <w:bCs/>
-        </w:rPr>
-        <w:t xml:space="preserve">CTA</w:t>
-      </w:r>
-      <w:r>
-        <w:rPr>
-          <w:rFonts w:ascii="Arial" w:cs="Arial" w:eastAsia="Arial" w:hAnsi="Arial"/>
-        </w:rPr>
-        <w:t xml:space="preserve"> — </w:t>
-      </w:r>
-      <w:r>
-        <w:rPr>
-          <w:rFonts w:ascii="Arial" w:cs="Arial" w:eastAsia="Arial" w:hAnsi="Arial"/>
-        </w:rPr>
-        <w:t xml:space="preserve">Link out to /about.</w:t>
-      </w:r>
-    </w:p>
-    <w:p>
-      <w:pPr>
-        <w:pStyle w:val="Heading3"/>
-      </w:pPr>
-      <w:r>
-        <w:rPr>
-          <w:rFonts w:ascii="Arial" w:cs="Arial" w:eastAsia="Arial" w:hAnsi="Arial"/>
-        </w:rPr>
-        <w:t xml:space="preserve">Introducing</w:t>
-      </w:r>
-    </w:p>
-    <w:p>
-      <w:pPr>
-        <w:pStyle w:val="ListParagraph"/>
-        <w:numPr>
-          <w:ilvl w:val="0"/>
-          <w:numId w:val="4"/>
-        </w:numPr>
-        <w:spacing w:after="100"/>
-      </w:pPr>
-      <w:r>
-        <w:rPr>
-          <w:rFonts w:ascii="Arial" w:cs="Arial" w:eastAsia="Arial" w:hAnsi="Arial"/>
-          <w:b/>
-          <w:bCs/>
-        </w:rPr>
-        <w:t xml:space="preserve">Section label</w:t>
-      </w:r>
-      <w:r>
-        <w:rPr>
-          <w:rFonts w:ascii="Arial" w:cs="Arial" w:eastAsia="Arial" w:hAnsi="Arial"/>
-        </w:rPr>
-        <w:t xml:space="preserve"> — </w:t>
-      </w:r>
-      <w:r>
-        <w:rPr>
-          <w:rFonts w:ascii="Arial" w:cs="Arial" w:eastAsia="Arial" w:hAnsi="Arial"/>
-        </w:rPr>
-        <w:t xml:space="preserve">Small caps eyebrow.</w:t>
-      </w:r>
-    </w:p>
-    <w:p>
-      <w:pPr>
-        <w:pStyle w:val="ListParagraph"/>
-        <w:numPr>
-          <w:ilvl w:val="0"/>
-          <w:numId w:val="4"/>
-        </w:numPr>
-        <w:spacing w:after="100"/>
-      </w:pPr>
-      <w:r>
-        <w:rPr>
-          <w:rFonts w:ascii="Arial" w:cs="Arial" w:eastAsia="Arial" w:hAnsi="Arial"/>
-          <w:b/>
-          <w:bCs/>
-        </w:rPr>
-        <w:t xml:space="preserve">Heading</w:t>
-      </w:r>
-      <w:r>
-        <w:rPr>
-          <w:rFonts w:ascii="Arial" w:cs="Arial" w:eastAsia="Arial" w:hAnsi="Arial"/>
-        </w:rPr>
-        <w:t xml:space="preserve"> — </w:t>
-      </w:r>
-      <w:r>
-        <w:rPr>
-          <w:rFonts w:ascii="Arial" w:cs="Arial" w:eastAsia="Arial" w:hAnsi="Arial"/>
-        </w:rPr>
-        <w:t xml:space="preserve">Display heading.</w:t>
-      </w:r>
-    </w:p>
-    <w:p>
-      <w:pPr>
-        <w:pStyle w:val="ListParagraph"/>
-        <w:numPr>
-          <w:ilvl w:val="0"/>
-          <w:numId w:val="4"/>
-        </w:numPr>
-        <w:spacing w:after="100"/>
-      </w:pPr>
-      <w:r>
-        <w:rPr>
-          <w:rFonts w:ascii="Arial" w:cs="Arial" w:eastAsia="Arial" w:hAnsi="Arial"/>
-          <w:b/>
-          <w:bCs/>
-        </w:rPr>
-        <w:t xml:space="preserve">Body</w:t>
-      </w:r>
-      <w:r>
-        <w:rPr>
-          <w:rFonts w:ascii="Arial" w:cs="Arial" w:eastAsia="Arial" w:hAnsi="Arial"/>
-        </w:rPr>
-        <w:t xml:space="preserve"> — </w:t>
-      </w:r>
-      <w:r>
-        <w:rPr>
-          <w:rFonts w:ascii="Arial" w:cs="Arial" w:eastAsia="Arial" w:hAnsi="Arial"/>
-        </w:rPr>
-        <w:t xml:space="preserve">Multi-paragraph copy. Use a blank line to break paragraphs.</w:t>
-      </w:r>
-    </w:p>
-    <w:p>
-      <w:pPr>
-        <w:pStyle w:val="ListParagraph"/>
-        <w:numPr>
-          <w:ilvl w:val="0"/>
-          <w:numId w:val="4"/>
-        </w:numPr>
-        <w:spacing w:after="100"/>
-      </w:pPr>
-      <w:r>
-        <w:rPr>
-          <w:rFonts w:ascii="Arial" w:cs="Arial" w:eastAsia="Arial" w:hAnsi="Arial"/>
-          <w:b/>
-          <w:bCs/>
-        </w:rPr>
-        <w:t xml:space="preserve">CTA</w:t>
-      </w:r>
-      <w:r>
-        <w:rPr>
-          <w:rFonts w:ascii="Arial" w:cs="Arial" w:eastAsia="Arial" w:hAnsi="Arial"/>
-        </w:rPr>
-        <w:t xml:space="preserve"> — </w:t>
-      </w:r>
-      <w:r>
-        <w:rPr>
-          <w:rFonts w:ascii="Arial" w:cs="Arial" w:eastAsia="Arial" w:hAnsi="Arial"/>
-        </w:rPr>
-        <w:t xml:space="preserve">Link out — typically to /services.</w:t>
-      </w:r>
-    </w:p>
-    <w:p>
-      <w:pPr>
-        <w:pStyle w:val="Heading3"/>
-      </w:pPr>
-      <w:r>
-        <w:rPr>
-          <w:rFonts w:ascii="Arial" w:cs="Arial" w:eastAsia="Arial" w:hAnsi="Arial"/>
-        </w:rPr>
-        <w:t xml:space="preserve">Services</w:t>
-      </w:r>
-    </w:p>
-    <w:p>
-      <w:pPr>
-        <w:pStyle w:val="ListParagraph"/>
-        <w:numPr>
-          <w:ilvl w:val="0"/>
-          <w:numId w:val="4"/>
-        </w:numPr>
-        <w:spacing w:after="100"/>
-      </w:pPr>
-      <w:r>
-        <w:rPr>
-          <w:rFonts w:ascii="Arial" w:cs="Arial" w:eastAsia="Arial" w:hAnsi="Arial"/>
-          <w:b/>
-          <w:bCs/>
-        </w:rPr>
-        <w:t xml:space="preserve">Section label</w:t>
-      </w:r>
-      <w:r>
-        <w:rPr>
-          <w:rFonts w:ascii="Arial" w:cs="Arial" w:eastAsia="Arial" w:hAnsi="Arial"/>
-        </w:rPr>
-        <w:t xml:space="preserve"> — </w:t>
-      </w:r>
-      <w:r>
-        <w:rPr>
-          <w:rFonts w:ascii="Arial" w:cs="Arial" w:eastAsia="Arial" w:hAnsi="Arial"/>
-        </w:rPr>
-        <w:t xml:space="preserve">Eyebrow above the services strip.</w:t>
-      </w:r>
-    </w:p>
-    <w:p>
-      <w:pPr>
-        <w:pStyle w:val="ListParagraph"/>
-        <w:numPr>
-          <w:ilvl w:val="0"/>
-          <w:numId w:val="4"/>
-        </w:numPr>
-        <w:spacing w:after="100"/>
-      </w:pPr>
-      <w:r>
-        <w:rPr>
-          <w:rFonts w:ascii="Arial" w:cs="Arial" w:eastAsia="Arial" w:hAnsi="Arial"/>
-          <w:b/>
-          <w:bCs/>
-        </w:rPr>
-        <w:t xml:space="preserve">Heading</w:t>
-      </w:r>
-      <w:r>
-        <w:rPr>
-          <w:rFonts w:ascii="Arial" w:cs="Arial" w:eastAsia="Arial" w:hAnsi="Arial"/>
-        </w:rPr>
-        <w:t xml:space="preserve"> — </w:t>
-      </w:r>
-      <w:r>
-        <w:rPr>
-          <w:rFonts w:ascii="Arial" w:cs="Arial" w:eastAsia="Arial" w:hAnsi="Arial"/>
-        </w:rPr>
-        <w:t xml:space="preserve">Display heading for the services band.</w:t>
-      </w:r>
-    </w:p>
-    <w:p>
-      <w:pPr>
-        <w:pStyle w:val="ListParagraph"/>
-        <w:numPr>
-          <w:ilvl w:val="0"/>
-          <w:numId w:val="4"/>
-        </w:numPr>
-        <w:spacing w:after="100"/>
-      </w:pPr>
-      <w:r>
-        <w:rPr>
-          <w:rFonts w:ascii="Arial" w:cs="Arial" w:eastAsia="Arial" w:hAnsi="Arial"/>
-          <w:b/>
-          <w:bCs/>
-        </w:rPr>
-        <w:t xml:space="preserve">Items</w:t>
-      </w:r>
-      <w:r>
-        <w:rPr>
-          <w:rFonts w:ascii="Arial" w:cs="Arial" w:eastAsia="Arial" w:hAnsi="Arial"/>
-        </w:rPr>
-        <w:t xml:space="preserve"> — </w:t>
-      </w:r>
-      <w:r>
-        <w:rPr>
-          <w:rFonts w:ascii="Arial" w:cs="Arial" w:eastAsia="Arial" w:hAnsi="Arial"/>
-        </w:rPr>
-        <w:t xml:space="preserve">Each service card — title + short description. Re-order by dragging.</w:t>
-      </w:r>
-    </w:p>
-    <w:p>
-      <w:pPr>
-        <w:pStyle w:val="Heading3"/>
-      </w:pPr>
-      <w:r>
-        <w:rPr>
-          <w:rFonts w:ascii="Arial" w:cs="Arial" w:eastAsia="Arial" w:hAnsi="Arial"/>
-        </w:rPr>
-        <w:t xml:space="preserve">Featured projects</w:t>
-      </w:r>
-    </w:p>
-    <w:p>
-      <w:pPr>
-        <w:pStyle w:val="ListParagraph"/>
-        <w:numPr>
-          <w:ilvl w:val="0"/>
-          <w:numId w:val="4"/>
-        </w:numPr>
-        <w:spacing w:after="100"/>
-      </w:pPr>
-      <w:r>
-        <w:rPr>
-          <w:rFonts w:ascii="Arial" w:cs="Arial" w:eastAsia="Arial" w:hAnsi="Arial"/>
-          <w:b/>
-          <w:bCs/>
-        </w:rPr>
-        <w:t xml:space="preserve">Section label</w:t>
-      </w:r>
-      <w:r>
-        <w:rPr>
-          <w:rFonts w:ascii="Arial" w:cs="Arial" w:eastAsia="Arial" w:hAnsi="Arial"/>
-        </w:rPr>
-        <w:t xml:space="preserve"> — </w:t>
-      </w:r>
-      <w:r>
-        <w:rPr>
-          <w:rFonts w:ascii="Arial" w:cs="Arial" w:eastAsia="Arial" w:hAnsi="Arial"/>
-        </w:rPr>
-        <w:t xml:space="preserve">Eyebrow.</w:t>
-      </w:r>
-    </w:p>
-    <w:p>
-      <w:pPr>
-        <w:pStyle w:val="ListParagraph"/>
-        <w:numPr>
-          <w:ilvl w:val="0"/>
-          <w:numId w:val="4"/>
-        </w:numPr>
-        <w:spacing w:after="100"/>
-      </w:pPr>
-      <w:r>
-        <w:rPr>
-          <w:rFonts w:ascii="Arial" w:cs="Arial" w:eastAsia="Arial" w:hAnsi="Arial"/>
-          <w:b/>
-          <w:bCs/>
-        </w:rPr>
-        <w:t xml:space="preserve">Heading</w:t>
-      </w:r>
-      <w:r>
-        <w:rPr>
-          <w:rFonts w:ascii="Arial" w:cs="Arial" w:eastAsia="Arial" w:hAnsi="Arial"/>
-        </w:rPr>
-        <w:t xml:space="preserve"> — </w:t>
-      </w:r>
-      <w:r>
-        <w:rPr>
-          <w:rFonts w:ascii="Arial" w:cs="Arial" w:eastAsia="Arial" w:hAnsi="Arial"/>
-        </w:rPr>
-        <w:t xml:space="preserve">Display heading.</w:t>
-      </w:r>
-    </w:p>
-    <w:p>
-      <w:pPr>
-        <w:pStyle w:val="ListParagraph"/>
-        <w:numPr>
-          <w:ilvl w:val="0"/>
-          <w:numId w:val="4"/>
-        </w:numPr>
-        <w:spacing w:after="100"/>
-      </w:pPr>
-      <w:r>
-        <w:rPr>
-          <w:rFonts w:ascii="Arial" w:cs="Arial" w:eastAsia="Arial" w:hAnsi="Arial"/>
-          <w:b/>
-          <w:bCs/>
-        </w:rPr>
-        <w:t xml:space="preserve">CTA</w:t>
-      </w:r>
-      <w:r>
-        <w:rPr>
-          <w:rFonts w:ascii="Arial" w:cs="Arial" w:eastAsia="Arial" w:hAnsi="Arial"/>
-        </w:rPr>
-        <w:t xml:space="preserve"> — </w:t>
-      </w:r>
-      <w:r>
-        <w:rPr>
-          <w:rFonts w:ascii="Arial" w:cs="Arial" w:eastAsia="Arial" w:hAnsi="Arial"/>
-        </w:rPr>
-        <w:t xml:space="preserve">Link to /projects (full archive).</w:t>
-      </w:r>
-    </w:p>
-    <w:p>
-      <w:pPr>
-        <w:spacing w:after="120"/>
-      </w:pPr>
-      <w:r>
-        <w:rPr>
-          <w:rFonts w:ascii="Arial" w:cs="Arial" w:eastAsia="Arial" w:hAnsi="Arial"/>
-        </w:rPr>
-        <w:t xml:space="preserve">The actual project cards pull from the Projects collection — toggle </w:t>
-      </w:r>
-      <w:r>
-        <w:rPr>
-          <w:rFonts w:ascii="Arial" w:cs="Arial" w:eastAsia="Arial" w:hAnsi="Arial"/>
-          <w:b/>
-          <w:bCs/>
-        </w:rPr>
-        <w:t xml:space="preserve">Featured</w:t>
-      </w:r>
-      <w:r>
-        <w:rPr>
-          <w:rFonts w:ascii="Arial" w:cs="Arial" w:eastAsia="Arial" w:hAnsi="Arial"/>
-        </w:rPr>
-        <w:t xml:space="preserve"> on individual projects to choose which 5–6 surface here.</w:t>
-      </w:r>
-    </w:p>
-    <w:p>
-      <w:pPr>
-        <w:pStyle w:val="Heading3"/>
-      </w:pPr>
-      <w:r>
-        <w:rPr>
-          <w:rFonts w:ascii="Arial" w:cs="Arial" w:eastAsia="Arial" w:hAnsi="Arial"/>
-        </w:rPr>
-        <w:t xml:space="preserve">Stats</w:t>
-      </w:r>
-    </w:p>
-    <w:p>
-      <w:pPr>
-        <w:pStyle w:val="ListParagraph"/>
-        <w:numPr>
-          <w:ilvl w:val="0"/>
-          <w:numId w:val="4"/>
-        </w:numPr>
-        <w:spacing w:after="100"/>
-      </w:pPr>
-      <w:r>
-        <w:rPr>
-          <w:rFonts w:ascii="Arial" w:cs="Arial" w:eastAsia="Arial" w:hAnsi="Arial"/>
-          <w:b/>
-          <w:bCs/>
-        </w:rPr>
-        <w:t xml:space="preserve">Section label</w:t>
-      </w:r>
-      <w:r>
-        <w:rPr>
-          <w:rFonts w:ascii="Arial" w:cs="Arial" w:eastAsia="Arial" w:hAnsi="Arial"/>
-        </w:rPr>
-        <w:t xml:space="preserve"> — </w:t>
-      </w:r>
-      <w:r>
-        <w:rPr>
-          <w:rFonts w:ascii="Arial" w:cs="Arial" w:eastAsia="Arial" w:hAnsi="Arial"/>
-        </w:rPr>
-        <w:t xml:space="preserve">Eyebrow.</w:t>
-      </w:r>
-    </w:p>
-    <w:p>
-      <w:pPr>
-        <w:pStyle w:val="ListParagraph"/>
-        <w:numPr>
-          <w:ilvl w:val="0"/>
-          <w:numId w:val="4"/>
-        </w:numPr>
-        <w:spacing w:after="100"/>
-      </w:pPr>
-      <w:r>
-        <w:rPr>
-          <w:rFonts w:ascii="Arial" w:cs="Arial" w:eastAsia="Arial" w:hAnsi="Arial"/>
-          <w:b/>
-          <w:bCs/>
-        </w:rPr>
-        <w:t xml:space="preserve">Heading</w:t>
-      </w:r>
-      <w:r>
-        <w:rPr>
-          <w:rFonts w:ascii="Arial" w:cs="Arial" w:eastAsia="Arial" w:hAnsi="Arial"/>
-        </w:rPr>
-        <w:t xml:space="preserve"> — </w:t>
-      </w:r>
-      <w:r>
-        <w:rPr>
-          <w:rFonts w:ascii="Arial" w:cs="Arial" w:eastAsia="Arial" w:hAnsi="Arial"/>
-        </w:rPr>
-        <w:t xml:space="preserve">Display heading.</w:t>
-      </w:r>
-    </w:p>
-    <w:p>
-      <w:pPr>
-        <w:pStyle w:val="ListParagraph"/>
-        <w:numPr>
-          <w:ilvl w:val="0"/>
-          <w:numId w:val="4"/>
-        </w:numPr>
-        <w:spacing w:after="100"/>
-      </w:pPr>
-      <w:r>
-        <w:rPr>
-          <w:rFonts w:ascii="Arial" w:cs="Arial" w:eastAsia="Arial" w:hAnsi="Arial"/>
-          <w:b/>
-          <w:bCs/>
-        </w:rPr>
-        <w:t xml:space="preserve">Items</w:t>
-      </w:r>
-      <w:r>
-        <w:rPr>
-          <w:rFonts w:ascii="Arial" w:cs="Arial" w:eastAsia="Arial" w:hAnsi="Arial"/>
-        </w:rPr>
-        <w:t xml:space="preserve"> — </w:t>
-      </w:r>
-      <w:r>
-        <w:rPr>
-          <w:rFonts w:ascii="Arial" w:cs="Arial" w:eastAsia="Arial" w:hAnsi="Arial"/>
-        </w:rPr>
-        <w:t xml:space="preserve">Each stat: a value + supporting label + optional footnote. e.g. 90% / of new work comes from clients we've delivered for before / Repeat business, calendar year 2025.</w:t>
-      </w:r>
-    </w:p>
-    <w:p>
-      <w:pPr>
-        <w:pStyle w:val="Heading3"/>
-      </w:pPr>
-      <w:r>
-        <w:rPr>
-          <w:rFonts w:ascii="Arial" w:cs="Arial" w:eastAsia="Arial" w:hAnsi="Arial"/>
-        </w:rPr>
-        <w:t xml:space="preserve">Why Box 3</w:t>
-      </w:r>
-    </w:p>
-    <w:p>
-      <w:pPr>
-        <w:pStyle w:val="ListParagraph"/>
-        <w:numPr>
-          <w:ilvl w:val="0"/>
-          <w:numId w:val="4"/>
-        </w:numPr>
-        <w:spacing w:after="100"/>
-      </w:pPr>
-      <w:r>
-        <w:rPr>
-          <w:rFonts w:ascii="Arial" w:cs="Arial" w:eastAsia="Arial" w:hAnsi="Arial"/>
-          <w:b/>
-          <w:bCs/>
-        </w:rPr>
-        <w:t xml:space="preserve">Section label</w:t>
-      </w:r>
-      <w:r>
-        <w:rPr>
-          <w:rFonts w:ascii="Arial" w:cs="Arial" w:eastAsia="Arial" w:hAnsi="Arial"/>
-        </w:rPr>
-        <w:t xml:space="preserve"> — </w:t>
-      </w:r>
-      <w:r>
-        <w:rPr>
-          <w:rFonts w:ascii="Arial" w:cs="Arial" w:eastAsia="Arial" w:hAnsi="Arial"/>
-        </w:rPr>
-        <w:t xml:space="preserve">Eyebrow.</w:t>
-      </w:r>
-    </w:p>
-    <w:p>
-      <w:pPr>
-        <w:pStyle w:val="ListParagraph"/>
-        <w:numPr>
-          <w:ilvl w:val="0"/>
-          <w:numId w:val="4"/>
-        </w:numPr>
-        <w:spacing w:after="100"/>
-      </w:pPr>
-      <w:r>
-        <w:rPr>
-          <w:rFonts w:ascii="Arial" w:cs="Arial" w:eastAsia="Arial" w:hAnsi="Arial"/>
-          <w:b/>
-          <w:bCs/>
-        </w:rPr>
-        <w:t xml:space="preserve">Items</w:t>
-      </w:r>
-      <w:r>
-        <w:rPr>
-          <w:rFonts w:ascii="Arial" w:cs="Arial" w:eastAsia="Arial" w:hAnsi="Arial"/>
-        </w:rPr>
-        <w:t xml:space="preserve"> — </w:t>
-      </w:r>
-      <w:r>
-        <w:rPr>
-          <w:rFonts w:ascii="Arial" w:cs="Arial" w:eastAsia="Arial" w:hAnsi="Arial"/>
-        </w:rPr>
-        <w:t xml:space="preserve">Reasons to choose Box 3 — title + body each.</w:t>
-      </w:r>
-    </w:p>
-    <w:p>
-      <w:pPr>
-        <w:pStyle w:val="Heading3"/>
-      </w:pPr>
-      <w:r>
-        <w:rPr>
-          <w:rFonts w:ascii="Arial" w:cs="Arial" w:eastAsia="Arial" w:hAnsi="Arial"/>
-        </w:rPr>
-        <w:t xml:space="preserve">Testimonials</w:t>
-      </w:r>
-    </w:p>
-    <w:p>
-      <w:pPr>
-        <w:pStyle w:val="ListParagraph"/>
-        <w:numPr>
-          <w:ilvl w:val="0"/>
-          <w:numId w:val="4"/>
-        </w:numPr>
-        <w:spacing w:after="100"/>
-      </w:pPr>
-      <w:r>
-        <w:rPr>
-          <w:rFonts w:ascii="Arial" w:cs="Arial" w:eastAsia="Arial" w:hAnsi="Arial"/>
-          <w:b/>
-          <w:bCs/>
-        </w:rPr>
-        <w:t xml:space="preserve">Testimonials list</w:t>
-      </w:r>
-      <w:r>
-        <w:rPr>
-          <w:rFonts w:ascii="Arial" w:cs="Arial" w:eastAsia="Arial" w:hAnsi="Arial"/>
-        </w:rPr>
-        <w:t xml:space="preserve"> — </w:t>
-      </w:r>
-      <w:r>
-        <w:rPr>
-          <w:rFonts w:ascii="Arial" w:cs="Arial" w:eastAsia="Arial" w:hAnsi="Arial"/>
-        </w:rPr>
-        <w:t xml:space="preserve">Pick which testimonial documents appear here. Order is preserved.</w:t>
-      </w:r>
-    </w:p>
-    <w:p>
-      <w:pPr>
-        <w:pStyle w:val="Heading3"/>
-      </w:pPr>
-      <w:r>
-        <w:rPr>
-          <w:rFonts w:ascii="Arial" w:cs="Arial" w:eastAsia="Arial" w:hAnsi="Arial"/>
-        </w:rPr>
-        <w:t xml:space="preserve">Final CTA</w:t>
-      </w:r>
-    </w:p>
-    <w:p>
-      <w:pPr>
-        <w:pStyle w:val="ListParagraph"/>
-        <w:numPr>
-          <w:ilvl w:val="0"/>
-          <w:numId w:val="4"/>
-        </w:numPr>
-        <w:spacing w:after="100"/>
-      </w:pPr>
-      <w:r>
-        <w:rPr>
-          <w:rFonts w:ascii="Arial" w:cs="Arial" w:eastAsia="Arial" w:hAnsi="Arial"/>
-          <w:b/>
-          <w:bCs/>
-        </w:rPr>
-        <w:t xml:space="preserve">Heading</w:t>
-      </w:r>
-      <w:r>
-        <w:rPr>
-          <w:rFonts w:ascii="Arial" w:cs="Arial" w:eastAsia="Arial" w:hAnsi="Arial"/>
-        </w:rPr>
-        <w:t xml:space="preserve"> — </w:t>
-      </w:r>
-      <w:r>
-        <w:rPr>
-          <w:rFonts w:ascii="Arial" w:cs="Arial" w:eastAsia="Arial" w:hAnsi="Arial"/>
-        </w:rPr>
-        <w:t xml:space="preserve">The big closing line — supports a line break.</w:t>
-      </w:r>
-    </w:p>
-    <w:p>
-      <w:pPr>
-        <w:pStyle w:val="ListParagraph"/>
-        <w:numPr>
-          <w:ilvl w:val="0"/>
-          <w:numId w:val="4"/>
-        </w:numPr>
-        <w:spacing w:after="100"/>
-      </w:pPr>
-      <w:r>
-        <w:rPr>
-          <w:rFonts w:ascii="Arial" w:cs="Arial" w:eastAsia="Arial" w:hAnsi="Arial"/>
-          <w:b/>
-          <w:bCs/>
-        </w:rPr>
-        <w:t xml:space="preserve">Button</w:t>
-      </w:r>
-      <w:r>
-        <w:rPr>
-          <w:rFonts w:ascii="Arial" w:cs="Arial" w:eastAsia="Arial" w:hAnsi="Arial"/>
-        </w:rPr>
-        <w:t xml:space="preserve"> — </w:t>
-      </w:r>
-      <w:r>
-        <w:rPr>
-          <w:rFonts w:ascii="Arial" w:cs="Arial" w:eastAsia="Arial" w:hAnsi="Arial"/>
-        </w:rPr>
-        <w:t xml:space="preserve">Label + href + page name.</w:t>
-      </w:r>
-    </w:p>
-    <w:p>
-      <w:pPr>
-        <w:pStyle w:val="Heading3"/>
-      </w:pPr>
-      <w:r>
-        <w:rPr>
-          <w:rFonts w:ascii="Arial" w:cs="Arial" w:eastAsia="Arial" w:hAnsi="Arial"/>
-        </w:rPr>
-        <w:t xml:space="preserve">SEO</w:t>
-      </w:r>
-    </w:p>
-    <w:p>
-      <w:pPr>
-        <w:pStyle w:val="ListParagraph"/>
-        <w:numPr>
-          <w:ilvl w:val="0"/>
-          <w:numId w:val="4"/>
-        </w:numPr>
-        <w:spacing w:after="100"/>
-      </w:pPr>
-      <w:r>
-        <w:rPr>
-          <w:rFonts w:ascii="Arial" w:cs="Arial" w:eastAsia="Arial" w:hAnsi="Arial"/>
-          <w:b/>
-          <w:bCs/>
-        </w:rPr>
-        <w:t xml:space="preserve">Browser tab title</w:t>
-      </w:r>
-      <w:r>
-        <w:rPr>
-          <w:rFonts w:ascii="Arial" w:cs="Arial" w:eastAsia="Arial" w:hAnsi="Arial"/>
-        </w:rPr>
-        <w:t xml:space="preserve"> — </w:t>
-      </w:r>
-      <w:r>
-        <w:rPr>
-          <w:rFonts w:ascii="Arial" w:cs="Arial" w:eastAsia="Arial" w:hAnsi="Arial"/>
-        </w:rPr>
-        <w:t xml:space="preserve">What appears in the browser tab + Google.</w:t>
-      </w:r>
-    </w:p>
-    <w:p>
-      <w:pPr>
-        <w:pStyle w:val="ListParagraph"/>
-        <w:numPr>
-          <w:ilvl w:val="0"/>
-          <w:numId w:val="4"/>
-        </w:numPr>
-        <w:spacing w:after="100"/>
-      </w:pPr>
-      <w:r>
-        <w:rPr>
-          <w:rFonts w:ascii="Arial" w:cs="Arial" w:eastAsia="Arial" w:hAnsi="Arial"/>
-          <w:b/>
-          <w:bCs/>
-        </w:rPr>
-        <w:t xml:space="preserve">Meta description</w:t>
-      </w:r>
-      <w:r>
-        <w:rPr>
-          <w:rFonts w:ascii="Arial" w:cs="Arial" w:eastAsia="Arial" w:hAnsi="Arial"/>
-        </w:rPr>
-        <w:t xml:space="preserve"> — </w:t>
-      </w:r>
-      <w:r>
-        <w:rPr>
-          <w:rFonts w:ascii="Arial" w:cs="Arial" w:eastAsia="Arial" w:hAnsi="Arial"/>
-        </w:rPr>
-        <w:t xml:space="preserve">1–2 sentences for search snippets. Under 180 chars.</w:t>
-      </w:r>
-    </w:p>
-    <w:p>
-      <w:r>
-        <w:br w:type="page"/>
-      </w:r>
-    </w:p>
-    <w:p>
-      <w:pPr>
-        <w:pStyle w:val="Heading2"/>
-      </w:pPr>
-      <w:r>
-        <w:rPr>
-          <w:rFonts w:ascii="Arial" w:cs="Arial" w:eastAsia="Arial" w:hAnsi="Arial"/>
-        </w:rPr>
-        <w:t xml:space="preserve">About Page</w:t>
-      </w:r>
-    </w:p>
-    <w:p>
-      <w:pPr>
-        <w:spacing w:after="120"/>
-      </w:pPr>
-      <w:r>
-        <w:rPr>
-          <w:rFonts w:ascii="Arial" w:cs="Arial" w:eastAsia="Arial" w:hAnsi="Arial"/>
-        </w:rPr>
-        <w:t xml:space="preserve">Tabs: Hero · Intro · Team section · Team categories · Closing block · SEO.</w:t>
-      </w:r>
-    </w:p>
-    <w:p>
-      <w:pPr>
-        <w:pStyle w:val="Heading3"/>
-      </w:pPr>
-      <w:r>
-        <w:rPr>
-          <w:rFonts w:ascii="Arial" w:cs="Arial" w:eastAsia="Arial" w:hAnsi="Arial"/>
-        </w:rPr>
-        <w:t xml:space="preserve">Hero</w:t>
-      </w:r>
-    </w:p>
-    <w:p>
-      <w:pPr>
-        <w:pStyle w:val="ListParagraph"/>
-        <w:numPr>
-          <w:ilvl w:val="0"/>
-          <w:numId w:val="4"/>
-        </w:numPr>
-        <w:spacing w:after="100"/>
-      </w:pPr>
-      <w:r>
-        <w:rPr>
-          <w:rFonts w:ascii="Arial" w:cs="Arial" w:eastAsia="Arial" w:hAnsi="Arial"/>
-          <w:b/>
-          <w:bCs/>
-        </w:rPr>
-        <w:t xml:space="preserve">Hero title</w:t>
-      </w:r>
-      <w:r>
-        <w:rPr>
-          <w:rFonts w:ascii="Arial" w:cs="Arial" w:eastAsia="Arial" w:hAnsi="Arial"/>
-        </w:rPr>
-        <w:t xml:space="preserve"> — </w:t>
-      </w:r>
-      <w:r>
-        <w:rPr>
-          <w:rFonts w:ascii="Arial" w:cs="Arial" w:eastAsia="Arial" w:hAnsi="Arial"/>
-        </w:rPr>
-        <w:t xml:space="preserve">The big display heading. Use \n in the field for line breaks.</w:t>
-      </w:r>
-    </w:p>
-    <w:p>
-      <w:pPr>
-        <w:pStyle w:val="ListParagraph"/>
-        <w:numPr>
-          <w:ilvl w:val="0"/>
-          <w:numId w:val="4"/>
-        </w:numPr>
-        <w:spacing w:after="100"/>
-      </w:pPr>
-      <w:r>
-        <w:rPr>
-          <w:rFonts w:ascii="Arial" w:cs="Arial" w:eastAsia="Arial" w:hAnsi="Arial"/>
-          <w:b/>
-          <w:bCs/>
-        </w:rPr>
-        <w:t xml:space="preserve">Hero CTA</w:t>
-      </w:r>
-      <w:r>
-        <w:rPr>
-          <w:rFonts w:ascii="Arial" w:cs="Arial" w:eastAsia="Arial" w:hAnsi="Arial"/>
-        </w:rPr>
-        <w:t xml:space="preserve"> — </w:t>
-      </w:r>
-      <w:r>
-        <w:rPr>
-          <w:rFonts w:ascii="Arial" w:cs="Arial" w:eastAsia="Arial" w:hAnsi="Arial"/>
-        </w:rPr>
-        <w:t xml:space="preserve">Optional button — typically anchors down to the team section.</w:t>
-      </w:r>
-    </w:p>
-    <w:p>
-      <w:pPr>
-        <w:pStyle w:val="ListParagraph"/>
-        <w:numPr>
-          <w:ilvl w:val="0"/>
-          <w:numId w:val="4"/>
-        </w:numPr>
-        <w:spacing w:after="100"/>
-      </w:pPr>
-      <w:r>
-        <w:rPr>
-          <w:rFonts w:ascii="Arial" w:cs="Arial" w:eastAsia="Arial" w:hAnsi="Arial"/>
-          <w:b/>
-          <w:bCs/>
-        </w:rPr>
-        <w:t xml:space="preserve">Hero CTA href</w:t>
-      </w:r>
-      <w:r>
-        <w:rPr>
-          <w:rFonts w:ascii="Arial" w:cs="Arial" w:eastAsia="Arial" w:hAnsi="Arial"/>
-        </w:rPr>
-        <w:t xml:space="preserve"> — </w:t>
-      </w:r>
-      <w:r>
-        <w:rPr>
-          <w:rFonts w:ascii="Arial" w:cs="Arial" w:eastAsia="Arial" w:hAnsi="Arial"/>
-        </w:rPr>
-        <w:t xml:space="preserve">e.g. #team to scroll to the team grid.</w:t>
-      </w:r>
-    </w:p>
-    <w:p>
-      <w:pPr>
-        <w:pStyle w:val="ListParagraph"/>
-        <w:numPr>
-          <w:ilvl w:val="0"/>
-          <w:numId w:val="4"/>
-        </w:numPr>
-        <w:spacing w:after="100"/>
-      </w:pPr>
-      <w:r>
-        <w:rPr>
-          <w:rFonts w:ascii="Arial" w:cs="Arial" w:eastAsia="Arial" w:hAnsi="Arial"/>
-          <w:b/>
-          <w:bCs/>
-        </w:rPr>
-        <w:t xml:space="preserve">Centre image</w:t>
-      </w:r>
-      <w:r>
-        <w:rPr>
-          <w:rFonts w:ascii="Arial" w:cs="Arial" w:eastAsia="Arial" w:hAnsi="Arial"/>
-        </w:rPr>
-        <w:t xml:space="preserve"> — </w:t>
-      </w:r>
-      <w:r>
-        <w:rPr>
-          <w:rFonts w:ascii="Arial" w:cs="Arial" w:eastAsia="Arial" w:hAnsi="Arial"/>
-        </w:rPr>
-        <w:t xml:space="preserve">The portrait shown beside the heading on desktop. On mobile this is the only image shown.</w:t>
-      </w:r>
-    </w:p>
-    <w:p>
-      <w:pPr>
-        <w:pStyle w:val="ListParagraph"/>
-        <w:numPr>
-          <w:ilvl w:val="0"/>
-          <w:numId w:val="4"/>
-        </w:numPr>
-        <w:spacing w:after="100"/>
-      </w:pPr>
-      <w:r>
-        <w:rPr>
-          <w:rFonts w:ascii="Arial" w:cs="Arial" w:eastAsia="Arial" w:hAnsi="Arial"/>
-          <w:b/>
-          <w:bCs/>
-        </w:rPr>
-        <w:t xml:space="preserve">Left image / Right image</w:t>
-      </w:r>
-      <w:r>
-        <w:rPr>
-          <w:rFonts w:ascii="Arial" w:cs="Arial" w:eastAsia="Arial" w:hAnsi="Arial"/>
-        </w:rPr>
-        <w:t xml:space="preserve"> — </w:t>
-      </w:r>
-      <w:r>
-        <w:rPr>
-          <w:rFonts w:ascii="Arial" w:cs="Arial" w:eastAsia="Arial" w:hAnsi="Arial"/>
-        </w:rPr>
-        <w:t xml:space="preserve">Used by the desktop 3-image scroll-driven hero.</w:t>
-      </w:r>
-    </w:p>
-    <w:p>
-      <w:pPr>
-        <w:pStyle w:val="Heading3"/>
-      </w:pPr>
-      <w:r>
-        <w:rPr>
-          <w:rFonts w:ascii="Arial" w:cs="Arial" w:eastAsia="Arial" w:hAnsi="Arial"/>
-        </w:rPr>
         <w:t xml:space="preserve">Intro</w:t>
       </w:r>
     </w:p>
@@ -5247,49 +5201,49 @@
           <w:b/>
           <w:bCs/>
         </w:rPr>
-        <w:t xml:space="preserve">Section heading</w:t>
-      </w:r>
-      <w:r>
-        <w:rPr>
-          <w:rFonts w:ascii="Arial" w:cs="Arial" w:eastAsia="Arial" w:hAnsi="Arial"/>
-        </w:rPr>
-        <w:t xml:space="preserve"> — </w:t>
-      </w:r>
-      <w:r>
-        <w:rPr>
-          <w:rFonts w:ascii="Arial" w:cs="Arial" w:eastAsia="Arial" w:hAnsi="Arial"/>
-        </w:rPr>
-        <w:t xml:space="preserve">Display heading.</w:t>
-      </w:r>
-    </w:p>
-    <w:p>
-      <w:pPr>
-        <w:pStyle w:val="ListParagraph"/>
-        <w:numPr>
-          <w:ilvl w:val="0"/>
-          <w:numId w:val="4"/>
-        </w:numPr>
-        <w:spacing w:after="100"/>
-      </w:pPr>
-      <w:r>
-        <w:rPr>
-          <w:rFonts w:ascii="Arial" w:cs="Arial" w:eastAsia="Arial" w:hAnsi="Arial"/>
-          <w:b/>
-          <w:bCs/>
-        </w:rPr>
-        <w:t xml:space="preserve">Body</w:t>
-      </w:r>
-      <w:r>
-        <w:rPr>
-          <w:rFonts w:ascii="Arial" w:cs="Arial" w:eastAsia="Arial" w:hAnsi="Arial"/>
-        </w:rPr>
-        <w:t xml:space="preserve"> — </w:t>
-      </w:r>
-      <w:r>
-        <w:rPr>
-          <w:rFonts w:ascii="Arial" w:cs="Arial" w:eastAsia="Arial" w:hAnsi="Arial"/>
-        </w:rPr>
-        <w:t xml:space="preserve">Multi-paragraph copy.</w:t>
+        <w:t xml:space="preserve">Intro heading</w:t>
+      </w:r>
+      <w:r>
+        <w:rPr>
+          <w:rFonts w:ascii="Arial" w:cs="Arial" w:eastAsia="Arial" w:hAnsi="Arial"/>
+        </w:rPr>
+        <w:t xml:space="preserve"> — </w:t>
+      </w:r>
+      <w:r>
+        <w:rPr>
+          <w:rFonts w:ascii="Arial" w:cs="Arial" w:eastAsia="Arial" w:hAnsi="Arial"/>
+        </w:rPr>
+        <w:t xml:space="preserve">Display heading directly under the hero.</w:t>
+      </w:r>
+    </w:p>
+    <w:p>
+      <w:pPr>
+        <w:pStyle w:val="ListParagraph"/>
+        <w:numPr>
+          <w:ilvl w:val="0"/>
+          <w:numId w:val="4"/>
+        </w:numPr>
+        <w:spacing w:after="100"/>
+      </w:pPr>
+      <w:r>
+        <w:rPr>
+          <w:rFonts w:ascii="Arial" w:cs="Arial" w:eastAsia="Arial" w:hAnsi="Arial"/>
+          <w:b/>
+          <w:bCs/>
+        </w:rPr>
+        <w:t xml:space="preserve">Intro body</w:t>
+      </w:r>
+      <w:r>
+        <w:rPr>
+          <w:rFonts w:ascii="Arial" w:cs="Arial" w:eastAsia="Arial" w:hAnsi="Arial"/>
+        </w:rPr>
+        <w:t xml:space="preserve"> — </w:t>
+      </w:r>
+      <w:r>
+        <w:rPr>
+          <w:rFonts w:ascii="Arial" w:cs="Arial" w:eastAsia="Arial" w:hAnsi="Arial"/>
+        </w:rPr>
+        <w:t xml:space="preserve">Multi-paragraph copy. Use a blank line between paragraphs.</w:t>
       </w:r>
     </w:p>
     <w:p>
@@ -5820,37 +5774,7 @@
         <w:rPr>
           <w:rFonts w:ascii="Arial" w:cs="Arial" w:eastAsia="Arial" w:hAnsi="Arial"/>
         </w:rPr>
-        <w:t xml:space="preserve">Label + href + page name.</w:t>
-      </w:r>
-    </w:p>
-    <w:p>
-      <w:pPr>
-        <w:pStyle w:val="ListParagraph"/>
-        <w:numPr>
-          <w:ilvl w:val="0"/>
-          <w:numId w:val="4"/>
-        </w:numPr>
-        <w:spacing w:after="100"/>
-      </w:pPr>
-      <w:r>
-        <w:rPr>
-          <w:rFonts w:ascii="Arial" w:cs="Arial" w:eastAsia="Arial" w:hAnsi="Arial"/>
-          <w:b/>
-          <w:bCs/>
-        </w:rPr>
-        <w:t xml:space="preserve">Centre / Left / Right images</w:t>
-      </w:r>
-      <w:r>
-        <w:rPr>
-          <w:rFonts w:ascii="Arial" w:cs="Arial" w:eastAsia="Arial" w:hAnsi="Arial"/>
-        </w:rPr>
-        <w:t xml:space="preserve"> — </w:t>
-      </w:r>
-      <w:r>
-        <w:rPr>
-          <w:rFonts w:ascii="Arial" w:cs="Arial" w:eastAsia="Arial" w:hAnsi="Arial"/>
-        </w:rPr>
-        <w:t xml:space="preserve">Hero image set — same pattern as About / Careers / Sustainability.</w:t>
+        <w:t xml:space="preserve">Optional CTA — label + link + page name. Often a fragment href like #process to scroll to a section.</w:t>
       </w:r>
     </w:p>
     <w:p>
@@ -5879,6 +5803,178 @@
           <w:b/>
           <w:bCs/>
         </w:rPr>
+        <w:t xml:space="preserve">Intro heading</w:t>
+      </w:r>
+      <w:r>
+        <w:rPr>
+          <w:rFonts w:ascii="Arial" w:cs="Arial" w:eastAsia="Arial" w:hAnsi="Arial"/>
+        </w:rPr>
+        <w:t xml:space="preserve"> — </w:t>
+      </w:r>
+      <w:r>
+        <w:rPr>
+          <w:rFonts w:ascii="Arial" w:cs="Arial" w:eastAsia="Arial" w:hAnsi="Arial"/>
+        </w:rPr>
+        <w:t xml:space="preserve">Display heading.</w:t>
+      </w:r>
+    </w:p>
+    <w:p>
+      <w:pPr>
+        <w:pStyle w:val="ListParagraph"/>
+        <w:numPr>
+          <w:ilvl w:val="0"/>
+          <w:numId w:val="4"/>
+        </w:numPr>
+        <w:spacing w:after="100"/>
+      </w:pPr>
+      <w:r>
+        <w:rPr>
+          <w:rFonts w:ascii="Arial" w:cs="Arial" w:eastAsia="Arial" w:hAnsi="Arial"/>
+          <w:b/>
+          <w:bCs/>
+        </w:rPr>
+        <w:t xml:space="preserve">Intro body</w:t>
+      </w:r>
+      <w:r>
+        <w:rPr>
+          <w:rFonts w:ascii="Arial" w:cs="Arial" w:eastAsia="Arial" w:hAnsi="Arial"/>
+        </w:rPr>
+        <w:t xml:space="preserve"> — </w:t>
+      </w:r>
+      <w:r>
+        <w:rPr>
+          <w:rFonts w:ascii="Arial" w:cs="Arial" w:eastAsia="Arial" w:hAnsi="Arial"/>
+        </w:rPr>
+        <w:t xml:space="preserve">Multi-paragraph. Blank line between paragraphs.</w:t>
+      </w:r>
+    </w:p>
+    <w:p>
+      <w:pPr>
+        <w:pStyle w:val="Heading3"/>
+      </w:pPr>
+      <w:r>
+        <w:rPr>
+          <w:rFonts w:ascii="Arial" w:cs="Arial" w:eastAsia="Arial" w:hAnsi="Arial"/>
+        </w:rPr>
+        <w:t xml:space="preserve">Services list</w:t>
+      </w:r>
+    </w:p>
+    <w:p>
+      <w:pPr>
+        <w:pStyle w:val="ListParagraph"/>
+        <w:numPr>
+          <w:ilvl w:val="0"/>
+          <w:numId w:val="4"/>
+        </w:numPr>
+        <w:spacing w:after="100"/>
+      </w:pPr>
+      <w:r>
+        <w:rPr>
+          <w:rFonts w:ascii="Arial" w:cs="Arial" w:eastAsia="Arial" w:hAnsi="Arial"/>
+          <w:b/>
+          <w:bCs/>
+        </w:rPr>
+        <w:t xml:space="preserve">Services</w:t>
+      </w:r>
+      <w:r>
+        <w:rPr>
+          <w:rFonts w:ascii="Arial" w:cs="Arial" w:eastAsia="Arial" w:hAnsi="Arial"/>
+        </w:rPr>
+        <w:t xml:space="preserve"> — </w:t>
+      </w:r>
+      <w:r>
+        <w:rPr>
+          <w:rFonts w:ascii="Arial" w:cs="Arial" w:eastAsia="Arial" w:hAnsi="Arial"/>
+        </w:rPr>
+        <w:t xml:space="preserve">Each service — title + description. Drag to reorder.</w:t>
+      </w:r>
+    </w:p>
+    <w:p>
+      <w:pPr>
+        <w:pStyle w:val="ListParagraph"/>
+        <w:numPr>
+          <w:ilvl w:val="0"/>
+          <w:numId w:val="4"/>
+        </w:numPr>
+        <w:spacing w:after="100"/>
+      </w:pPr>
+      <w:r>
+        <w:rPr>
+          <w:rFonts w:ascii="Arial" w:cs="Arial" w:eastAsia="Arial" w:hAnsi="Arial"/>
+          <w:b/>
+          <w:bCs/>
+        </w:rPr>
+        <w:t xml:space="preserve">CTA button</w:t>
+      </w:r>
+      <w:r>
+        <w:rPr>
+          <w:rFonts w:ascii="Arial" w:cs="Arial" w:eastAsia="Arial" w:hAnsi="Arial"/>
+        </w:rPr>
+        <w:t xml:space="preserve"> — </w:t>
+      </w:r>
+      <w:r>
+        <w:rPr>
+          <w:rFonts w:ascii="Arial" w:cs="Arial" w:eastAsia="Arial" w:hAnsi="Arial"/>
+        </w:rPr>
+        <w:t xml:space="preserve">Label + link + page name beneath the services list.</w:t>
+      </w:r>
+    </w:p>
+    <w:p>
+      <w:pPr>
+        <w:pStyle w:val="Heading3"/>
+      </w:pPr>
+      <w:r>
+        <w:rPr>
+          <w:rFonts w:ascii="Arial" w:cs="Arial" w:eastAsia="Arial" w:hAnsi="Arial"/>
+        </w:rPr>
+        <w:t xml:space="preserve">Editorial block</w:t>
+      </w:r>
+    </w:p>
+    <w:p>
+      <w:pPr>
+        <w:pStyle w:val="ListParagraph"/>
+        <w:numPr>
+          <w:ilvl w:val="0"/>
+          <w:numId w:val="4"/>
+        </w:numPr>
+        <w:spacing w:after="100"/>
+      </w:pPr>
+      <w:r>
+        <w:rPr>
+          <w:rFonts w:ascii="Arial" w:cs="Arial" w:eastAsia="Arial" w:hAnsi="Arial"/>
+          <w:b/>
+          <w:bCs/>
+        </w:rPr>
+        <w:t xml:space="preserve">Section label</w:t>
+      </w:r>
+      <w:r>
+        <w:rPr>
+          <w:rFonts w:ascii="Arial" w:cs="Arial" w:eastAsia="Arial" w:hAnsi="Arial"/>
+        </w:rPr>
+        <w:t xml:space="preserve"> — </w:t>
+      </w:r>
+      <w:r>
+        <w:rPr>
+          <w:rFonts w:ascii="Arial" w:cs="Arial" w:eastAsia="Arial" w:hAnsi="Arial"/>
+        </w:rPr>
+        <w:t xml:space="preserve">Eyebrow.</w:t>
+      </w:r>
+    </w:p>
+    <w:p>
+      <w:pPr>
+        <w:pStyle w:val="ListParagraph"/>
+        <w:numPr>
+          <w:ilvl w:val="0"/>
+          <w:numId w:val="4"/>
+        </w:numPr>
+        <w:spacing w:after="100"/>
+      </w:pPr>
+      <w:r>
+        <w:rPr>
+          <w:rFonts w:ascii="Arial" w:cs="Arial" w:eastAsia="Arial" w:hAnsi="Arial"/>
+          <w:b/>
+          <w:bCs/>
+        </w:rPr>
         <w:t xml:space="preserve">Heading</w:t>
       </w:r>
       <w:r>
@@ -5921,7 +6017,67 @@
         <w:rPr>
           <w:rFonts w:ascii="Arial" w:cs="Arial" w:eastAsia="Arial" w:hAnsi="Arial"/>
         </w:rPr>
-        <w:t xml:space="preserve">Multi-paragraph.</w:t>
+        <w:t xml:space="preserve">Long-form paragraph copy.</w:t>
+      </w:r>
+    </w:p>
+    <w:p>
+      <w:pPr>
+        <w:pStyle w:val="ListParagraph"/>
+        <w:numPr>
+          <w:ilvl w:val="0"/>
+          <w:numId w:val="4"/>
+        </w:numPr>
+        <w:spacing w:after="100"/>
+      </w:pPr>
+      <w:r>
+        <w:rPr>
+          <w:rFonts w:ascii="Arial" w:cs="Arial" w:eastAsia="Arial" w:hAnsi="Arial"/>
+          <w:b/>
+          <w:bCs/>
+        </w:rPr>
+        <w:t xml:space="preserve">Image</w:t>
+      </w:r>
+      <w:r>
+        <w:rPr>
+          <w:rFonts w:ascii="Arial" w:cs="Arial" w:eastAsia="Arial" w:hAnsi="Arial"/>
+        </w:rPr>
+        <w:t xml:space="preserve"> — </w:t>
+      </w:r>
+      <w:r>
+        <w:rPr>
+          <w:rFonts w:ascii="Arial" w:cs="Arial" w:eastAsia="Arial" w:hAnsi="Arial"/>
+        </w:rPr>
+        <w:t xml:space="preserve">Editorial photograph beside / below the body. Has an Alt text sub-field.</w:t>
+      </w:r>
+    </w:p>
+    <w:p>
+      <w:pPr>
+        <w:pStyle w:val="ListParagraph"/>
+        <w:numPr>
+          <w:ilvl w:val="0"/>
+          <w:numId w:val="4"/>
+        </w:numPr>
+        <w:spacing w:after="100"/>
+      </w:pPr>
+      <w:r>
+        <w:rPr>
+          <w:rFonts w:ascii="Arial" w:cs="Arial" w:eastAsia="Arial" w:hAnsi="Arial"/>
+          <w:b/>
+          <w:bCs/>
+        </w:rPr>
+        <w:t xml:space="preserve">CTA button</w:t>
+      </w:r>
+      <w:r>
+        <w:rPr>
+          <w:rFonts w:ascii="Arial" w:cs="Arial" w:eastAsia="Arial" w:hAnsi="Arial"/>
+        </w:rPr>
+        <w:t xml:space="preserve"> — </w:t>
+      </w:r>
+      <w:r>
+        <w:rPr>
+          <w:rFonts w:ascii="Arial" w:cs="Arial" w:eastAsia="Arial" w:hAnsi="Arial"/>
+        </w:rPr>
+        <w:t xml:space="preserve">Optional — label + link + page name.</w:t>
       </w:r>
     </w:p>
     <w:p>
@@ -5932,7 +6088,7 @@
         <w:rPr>
           <w:rFonts w:ascii="Arial" w:cs="Arial" w:eastAsia="Arial" w:hAnsi="Arial"/>
         </w:rPr>
-        <w:t xml:space="preserve">Services list</w:t>
+        <w:t xml:space="preserve">Track record</w:t>
       </w:r>
     </w:p>
     <w:p>
@@ -6010,6 +6166,685 @@
           <w:b/>
           <w:bCs/>
         </w:rPr>
+        <w:t xml:space="preserve">Stats</w:t>
+      </w:r>
+      <w:r>
+        <w:rPr>
+          <w:rFonts w:ascii="Arial" w:cs="Arial" w:eastAsia="Arial" w:hAnsi="Arial"/>
+        </w:rPr>
+        <w:t xml:space="preserve"> — </w:t>
+      </w:r>
+      <w:r>
+        <w:rPr>
+          <w:rFonts w:ascii="Arial" w:cs="Arial" w:eastAsia="Arial" w:hAnsi="Arial"/>
+        </w:rPr>
+        <w:t xml:space="preserve">Up to 4 stat cards (value + label + optional footnote).</w:t>
+      </w:r>
+    </w:p>
+    <w:p>
+      <w:pPr>
+        <w:pStyle w:val="Heading3"/>
+      </w:pPr>
+      <w:r>
+        <w:rPr>
+          <w:rFonts w:ascii="Arial" w:cs="Arial" w:eastAsia="Arial" w:hAnsi="Arial"/>
+        </w:rPr>
+        <w:t xml:space="preserve">Process timeline</w:t>
+      </w:r>
+    </w:p>
+    <w:p>
+      <w:pPr>
+        <w:pStyle w:val="ListParagraph"/>
+        <w:numPr>
+          <w:ilvl w:val="0"/>
+          <w:numId w:val="4"/>
+        </w:numPr>
+        <w:spacing w:after="100"/>
+      </w:pPr>
+      <w:r>
+        <w:rPr>
+          <w:rFonts w:ascii="Arial" w:cs="Arial" w:eastAsia="Arial" w:hAnsi="Arial"/>
+          <w:b/>
+          <w:bCs/>
+        </w:rPr>
+        <w:t xml:space="preserve">Section label</w:t>
+      </w:r>
+      <w:r>
+        <w:rPr>
+          <w:rFonts w:ascii="Arial" w:cs="Arial" w:eastAsia="Arial" w:hAnsi="Arial"/>
+        </w:rPr>
+        <w:t xml:space="preserve"> — </w:t>
+      </w:r>
+      <w:r>
+        <w:rPr>
+          <w:rFonts w:ascii="Arial" w:cs="Arial" w:eastAsia="Arial" w:hAnsi="Arial"/>
+        </w:rPr>
+        <w:t xml:space="preserve">Eyebrow.</w:t>
+      </w:r>
+    </w:p>
+    <w:p>
+      <w:pPr>
+        <w:pStyle w:val="ListParagraph"/>
+        <w:numPr>
+          <w:ilvl w:val="0"/>
+          <w:numId w:val="4"/>
+        </w:numPr>
+        <w:spacing w:after="100"/>
+      </w:pPr>
+      <w:r>
+        <w:rPr>
+          <w:rFonts w:ascii="Arial" w:cs="Arial" w:eastAsia="Arial" w:hAnsi="Arial"/>
+          <w:b/>
+          <w:bCs/>
+        </w:rPr>
+        <w:t xml:space="preserve">Heading</w:t>
+      </w:r>
+      <w:r>
+        <w:rPr>
+          <w:rFonts w:ascii="Arial" w:cs="Arial" w:eastAsia="Arial" w:hAnsi="Arial"/>
+        </w:rPr>
+        <w:t xml:space="preserve"> — </w:t>
+      </w:r>
+      <w:r>
+        <w:rPr>
+          <w:rFonts w:ascii="Arial" w:cs="Arial" w:eastAsia="Arial" w:hAnsi="Arial"/>
+        </w:rPr>
+        <w:t xml:space="preserve">Display heading.</w:t>
+      </w:r>
+    </w:p>
+    <w:p>
+      <w:pPr>
+        <w:pStyle w:val="ListParagraph"/>
+        <w:numPr>
+          <w:ilvl w:val="0"/>
+          <w:numId w:val="4"/>
+        </w:numPr>
+        <w:spacing w:after="100"/>
+      </w:pPr>
+      <w:r>
+        <w:rPr>
+          <w:rFonts w:ascii="Arial" w:cs="Arial" w:eastAsia="Arial" w:hAnsi="Arial"/>
+          <w:b/>
+          <w:bCs/>
+        </w:rPr>
+        <w:t xml:space="preserve">Steps</w:t>
+      </w:r>
+      <w:r>
+        <w:rPr>
+          <w:rFonts w:ascii="Arial" w:cs="Arial" w:eastAsia="Arial" w:hAnsi="Arial"/>
+        </w:rPr>
+        <w:t xml:space="preserve"> — </w:t>
+      </w:r>
+      <w:r>
+        <w:rPr>
+          <w:rFonts w:ascii="Arial" w:cs="Arial" w:eastAsia="Arial" w:hAnsi="Arial"/>
+        </w:rPr>
+        <w:t xml:space="preserve">Each step — title + body. Order matters; drag to reorder.</w:t>
+      </w:r>
+    </w:p>
+    <w:p>
+      <w:pPr>
+        <w:pStyle w:val="Heading3"/>
+      </w:pPr>
+      <w:r>
+        <w:rPr>
+          <w:rFonts w:ascii="Arial" w:cs="Arial" w:eastAsia="Arial" w:hAnsi="Arial"/>
+        </w:rPr>
+        <w:t xml:space="preserve">SEO</w:t>
+      </w:r>
+    </w:p>
+    <w:p>
+      <w:pPr>
+        <w:pStyle w:val="ListParagraph"/>
+        <w:numPr>
+          <w:ilvl w:val="0"/>
+          <w:numId w:val="4"/>
+        </w:numPr>
+        <w:spacing w:after="100"/>
+      </w:pPr>
+      <w:r>
+        <w:rPr>
+          <w:rFonts w:ascii="Arial" w:cs="Arial" w:eastAsia="Arial" w:hAnsi="Arial"/>
+          <w:b/>
+          <w:bCs/>
+        </w:rPr>
+        <w:t xml:space="preserve">Browser tab title</w:t>
+      </w:r>
+      <w:r>
+        <w:rPr>
+          <w:rFonts w:ascii="Arial" w:cs="Arial" w:eastAsia="Arial" w:hAnsi="Arial"/>
+        </w:rPr>
+        <w:t xml:space="preserve"> — </w:t>
+      </w:r>
+      <w:r>
+        <w:rPr>
+          <w:rFonts w:ascii="Arial" w:cs="Arial" w:eastAsia="Arial" w:hAnsi="Arial"/>
+        </w:rPr>
+        <w:t xml:space="preserve"/>
+      </w:r>
+    </w:p>
+    <w:p>
+      <w:pPr>
+        <w:pStyle w:val="ListParagraph"/>
+        <w:numPr>
+          <w:ilvl w:val="0"/>
+          <w:numId w:val="4"/>
+        </w:numPr>
+        <w:spacing w:after="100"/>
+      </w:pPr>
+      <w:r>
+        <w:rPr>
+          <w:rFonts w:ascii="Arial" w:cs="Arial" w:eastAsia="Arial" w:hAnsi="Arial"/>
+          <w:b/>
+          <w:bCs/>
+        </w:rPr>
+        <w:t xml:space="preserve">Meta description</w:t>
+      </w:r>
+      <w:r>
+        <w:rPr>
+          <w:rFonts w:ascii="Arial" w:cs="Arial" w:eastAsia="Arial" w:hAnsi="Arial"/>
+        </w:rPr>
+        <w:t xml:space="preserve"> — </w:t>
+      </w:r>
+      <w:r>
+        <w:rPr>
+          <w:rFonts w:ascii="Arial" w:cs="Arial" w:eastAsia="Arial" w:hAnsi="Arial"/>
+        </w:rPr>
+        <w:t xml:space="preserve"/>
+      </w:r>
+    </w:p>
+    <w:p>
+      <w:r>
+        <w:br w:type="page"/>
+      </w:r>
+    </w:p>
+    <w:p>
+      <w:pPr>
+        <w:pStyle w:val="Heading2"/>
+      </w:pPr>
+      <w:r>
+        <w:rPr>
+          <w:rFonts w:ascii="Arial" w:cs="Arial" w:eastAsia="Arial" w:hAnsi="Arial"/>
+        </w:rPr>
+        <w:t xml:space="preserve">Projects Page (the archive)</w:t>
+      </w:r>
+    </w:p>
+    <w:p>
+      <w:pPr>
+        <w:spacing w:after="120"/>
+      </w:pPr>
+      <w:r>
+        <w:rPr>
+          <w:rFonts w:ascii="Arial" w:cs="Arial" w:eastAsia="Arial" w:hAnsi="Arial"/>
+        </w:rPr>
+        <w:t xml:space="preserve">This is the page at /projects. Just the hero — the cards beneath are pulled automatically from the Projects collection.</w:t>
+      </w:r>
+    </w:p>
+    <w:p>
+      <w:pPr>
+        <w:pStyle w:val="ListParagraph"/>
+        <w:numPr>
+          <w:ilvl w:val="0"/>
+          <w:numId w:val="4"/>
+        </w:numPr>
+        <w:spacing w:after="100"/>
+      </w:pPr>
+      <w:r>
+        <w:rPr>
+          <w:rFonts w:ascii="Arial" w:cs="Arial" w:eastAsia="Arial" w:hAnsi="Arial"/>
+          <w:b/>
+          <w:bCs/>
+        </w:rPr>
+        <w:t xml:space="preserve">Section label</w:t>
+      </w:r>
+      <w:r>
+        <w:rPr>
+          <w:rFonts w:ascii="Arial" w:cs="Arial" w:eastAsia="Arial" w:hAnsi="Arial"/>
+        </w:rPr>
+        <w:t xml:space="preserve"> — </w:t>
+      </w:r>
+      <w:r>
+        <w:rPr>
+          <w:rFonts w:ascii="Arial" w:cs="Arial" w:eastAsia="Arial" w:hAnsi="Arial"/>
+        </w:rPr>
+        <w:t xml:space="preserve">Eyebrow above the heading. Default "Selected projects".</w:t>
+      </w:r>
+    </w:p>
+    <w:p>
+      <w:pPr>
+        <w:pStyle w:val="ListParagraph"/>
+        <w:numPr>
+          <w:ilvl w:val="0"/>
+          <w:numId w:val="4"/>
+        </w:numPr>
+        <w:spacing w:after="100"/>
+      </w:pPr>
+      <w:r>
+        <w:rPr>
+          <w:rFonts w:ascii="Arial" w:cs="Arial" w:eastAsia="Arial" w:hAnsi="Arial"/>
+          <w:b/>
+          <w:bCs/>
+        </w:rPr>
+        <w:t xml:space="preserve">Heading</w:t>
+      </w:r>
+      <w:r>
+        <w:rPr>
+          <w:rFonts w:ascii="Arial" w:cs="Arial" w:eastAsia="Arial" w:hAnsi="Arial"/>
+        </w:rPr>
+        <w:t xml:space="preserve"> — </w:t>
+      </w:r>
+      <w:r>
+        <w:rPr>
+          <w:rFonts w:ascii="Arial" w:cs="Arial" w:eastAsia="Arial" w:hAnsi="Arial"/>
+        </w:rPr>
+        <w:t xml:space="preserve">The big editorial heading. Default "Designed, built, delivered.".</w:t>
+      </w:r>
+    </w:p>
+    <w:p>
+      <w:pPr>
+        <w:pStyle w:val="ListParagraph"/>
+        <w:numPr>
+          <w:ilvl w:val="0"/>
+          <w:numId w:val="4"/>
+        </w:numPr>
+        <w:spacing w:after="100"/>
+      </w:pPr>
+      <w:r>
+        <w:rPr>
+          <w:rFonts w:ascii="Arial" w:cs="Arial" w:eastAsia="Arial" w:hAnsi="Arial"/>
+          <w:b/>
+          <w:bCs/>
+        </w:rPr>
+        <w:t xml:space="preserve">Photograph (revealed)</w:t>
+      </w:r>
+      <w:r>
+        <w:rPr>
+          <w:rFonts w:ascii="Arial" w:cs="Arial" w:eastAsia="Arial" w:hAnsi="Arial"/>
+        </w:rPr>
+        <w:t xml:space="preserve"> — </w:t>
+      </w:r>
+      <w:r>
+        <w:rPr>
+          <w:rFonts w:ascii="Arial" w:cs="Arial" w:eastAsia="Arial" w:hAnsi="Arial"/>
+        </w:rPr>
+        <w:t xml:space="preserve">The image revealed beneath the sketch on scroll. Wide landscape, ~16:9 reads best.</w:t>
+      </w:r>
+    </w:p>
+    <w:p>
+      <w:pPr>
+        <w:pStyle w:val="ListParagraph"/>
+        <w:numPr>
+          <w:ilvl w:val="0"/>
+          <w:numId w:val="4"/>
+        </w:numPr>
+        <w:spacing w:after="100"/>
+      </w:pPr>
+      <w:r>
+        <w:rPr>
+          <w:rFonts w:ascii="Arial" w:cs="Arial" w:eastAsia="Arial" w:hAnsi="Arial"/>
+          <w:b/>
+          <w:bCs/>
+        </w:rPr>
+        <w:t xml:space="preserve">Sketch overlay</w:t>
+      </w:r>
+      <w:r>
+        <w:rPr>
+          <w:rFonts w:ascii="Arial" w:cs="Arial" w:eastAsia="Arial" w:hAnsi="Arial"/>
+        </w:rPr>
+        <w:t xml:space="preserve"> — </w:t>
+      </w:r>
+      <w:r>
+        <w:rPr>
+          <w:rFonts w:ascii="Arial" w:cs="Arial" w:eastAsia="Arial" w:hAnsi="Arial"/>
+        </w:rPr>
+        <w:t xml:space="preserve">A line-drawing sketch sitting on top of the photograph that wipes away on scroll. Transparent background reads best.</w:t>
+      </w:r>
+    </w:p>
+    <w:p>
+      <w:pPr>
+        <w:pStyle w:val="ListParagraph"/>
+        <w:numPr>
+          <w:ilvl w:val="0"/>
+          <w:numId w:val="4"/>
+        </w:numPr>
+        <w:spacing w:after="100"/>
+      </w:pPr>
+      <w:r>
+        <w:rPr>
+          <w:rFonts w:ascii="Arial" w:cs="Arial" w:eastAsia="Arial" w:hAnsi="Arial"/>
+          <w:b/>
+          <w:bCs/>
+        </w:rPr>
+        <w:t xml:space="preserve">Browser tab title</w:t>
+      </w:r>
+      <w:r>
+        <w:rPr>
+          <w:rFonts w:ascii="Arial" w:cs="Arial" w:eastAsia="Arial" w:hAnsi="Arial"/>
+        </w:rPr>
+        <w:t xml:space="preserve"> — </w:t>
+      </w:r>
+      <w:r>
+        <w:rPr>
+          <w:rFonts w:ascii="Arial" w:cs="Arial" w:eastAsia="Arial" w:hAnsi="Arial"/>
+        </w:rPr>
+        <w:t xml:space="preserve"/>
+      </w:r>
+    </w:p>
+    <w:p>
+      <w:pPr>
+        <w:pStyle w:val="ListParagraph"/>
+        <w:numPr>
+          <w:ilvl w:val="0"/>
+          <w:numId w:val="4"/>
+        </w:numPr>
+        <w:spacing w:after="100"/>
+      </w:pPr>
+      <w:r>
+        <w:rPr>
+          <w:rFonts w:ascii="Arial" w:cs="Arial" w:eastAsia="Arial" w:hAnsi="Arial"/>
+          <w:b/>
+          <w:bCs/>
+        </w:rPr>
+        <w:t xml:space="preserve">Meta description</w:t>
+      </w:r>
+      <w:r>
+        <w:rPr>
+          <w:rFonts w:ascii="Arial" w:cs="Arial" w:eastAsia="Arial" w:hAnsi="Arial"/>
+        </w:rPr>
+        <w:t xml:space="preserve"> — </w:t>
+      </w:r>
+      <w:r>
+        <w:rPr>
+          <w:rFonts w:ascii="Arial" w:cs="Arial" w:eastAsia="Arial" w:hAnsi="Arial"/>
+        </w:rPr>
+        <w:t xml:space="preserve"/>
+      </w:r>
+    </w:p>
+    <w:p>
+      <w:r>
+        <w:br w:type="page"/>
+      </w:r>
+    </w:p>
+    <w:p>
+      <w:pPr>
+        <w:pStyle w:val="Heading2"/>
+      </w:pPr>
+      <w:r>
+        <w:rPr>
+          <w:rFonts w:ascii="Arial" w:cs="Arial" w:eastAsia="Arial" w:hAnsi="Arial"/>
+        </w:rPr>
+        <w:t xml:space="preserve">Careers Page</w:t>
+      </w:r>
+    </w:p>
+    <w:p>
+      <w:pPr>
+        <w:spacing w:after="120"/>
+      </w:pPr>
+      <w:r>
+        <w:rPr>
+          <w:rFonts w:ascii="Arial" w:cs="Arial" w:eastAsia="Arial" w:hAnsi="Arial"/>
+        </w:rPr>
+        <w:t xml:space="preserve">Tabs: Hero · Intro · Why work with us · Culture · Vacancies list · Speculative block · Apply modal · SEO.</w:t>
+      </w:r>
+    </w:p>
+    <w:p>
+      <w:pPr>
+        <w:pStyle w:val="Heading3"/>
+      </w:pPr>
+      <w:r>
+        <w:rPr>
+          <w:rFonts w:ascii="Arial" w:cs="Arial" w:eastAsia="Arial" w:hAnsi="Arial"/>
+        </w:rPr>
+        <w:t xml:space="preserve">Hero</w:t>
+      </w:r>
+    </w:p>
+    <w:p>
+      <w:pPr>
+        <w:pStyle w:val="ListParagraph"/>
+        <w:numPr>
+          <w:ilvl w:val="0"/>
+          <w:numId w:val="4"/>
+        </w:numPr>
+        <w:spacing w:after="100"/>
+      </w:pPr>
+      <w:r>
+        <w:rPr>
+          <w:rFonts w:ascii="Arial" w:cs="Arial" w:eastAsia="Arial" w:hAnsi="Arial"/>
+          <w:b/>
+          <w:bCs/>
+        </w:rPr>
+        <w:t xml:space="preserve">Hero title</w:t>
+      </w:r>
+      <w:r>
+        <w:rPr>
+          <w:rFonts w:ascii="Arial" w:cs="Arial" w:eastAsia="Arial" w:hAnsi="Arial"/>
+        </w:rPr>
+        <w:t xml:space="preserve"> — </w:t>
+      </w:r>
+      <w:r>
+        <w:rPr>
+          <w:rFonts w:ascii="Arial" w:cs="Arial" w:eastAsia="Arial" w:hAnsi="Arial"/>
+        </w:rPr>
+        <w:t xml:space="preserve">Display heading.</w:t>
+      </w:r>
+    </w:p>
+    <w:p>
+      <w:pPr>
+        <w:pStyle w:val="ListParagraph"/>
+        <w:numPr>
+          <w:ilvl w:val="0"/>
+          <w:numId w:val="4"/>
+        </w:numPr>
+        <w:spacing w:after="100"/>
+      </w:pPr>
+      <w:r>
+        <w:rPr>
+          <w:rFonts w:ascii="Arial" w:cs="Arial" w:eastAsia="Arial" w:hAnsi="Arial"/>
+          <w:b/>
+          <w:bCs/>
+        </w:rPr>
+        <w:t xml:space="preserve">CTA label</w:t>
+      </w:r>
+      <w:r>
+        <w:rPr>
+          <w:rFonts w:ascii="Arial" w:cs="Arial" w:eastAsia="Arial" w:hAnsi="Arial"/>
+        </w:rPr>
+        <w:t xml:space="preserve"> — </w:t>
+      </w:r>
+      <w:r>
+        <w:rPr>
+          <w:rFonts w:ascii="Arial" w:cs="Arial" w:eastAsia="Arial" w:hAnsi="Arial"/>
+        </w:rPr>
+        <w:t xml:space="preserve">Default "See opportunities".</w:t>
+      </w:r>
+    </w:p>
+    <w:p>
+      <w:pPr>
+        <w:pStyle w:val="ListParagraph"/>
+        <w:numPr>
+          <w:ilvl w:val="0"/>
+          <w:numId w:val="4"/>
+        </w:numPr>
+        <w:spacing w:after="100"/>
+      </w:pPr>
+      <w:r>
+        <w:rPr>
+          <w:rFonts w:ascii="Arial" w:cs="Arial" w:eastAsia="Arial" w:hAnsi="Arial"/>
+          <w:b/>
+          <w:bCs/>
+        </w:rPr>
+        <w:t xml:space="preserve">CTA link</w:t>
+      </w:r>
+      <w:r>
+        <w:rPr>
+          <w:rFonts w:ascii="Arial" w:cs="Arial" w:eastAsia="Arial" w:hAnsi="Arial"/>
+        </w:rPr>
+        <w:t xml:space="preserve"> — </w:t>
+      </w:r>
+      <w:r>
+        <w:rPr>
+          <w:rFonts w:ascii="Arial" w:cs="Arial" w:eastAsia="Arial" w:hAnsi="Arial"/>
+        </w:rPr>
+        <w:t xml:space="preserve">e.g. #jobs to scroll to the vacancies list.</w:t>
+      </w:r>
+    </w:p>
+    <w:p>
+      <w:pPr>
+        <w:pStyle w:val="ListParagraph"/>
+        <w:numPr>
+          <w:ilvl w:val="0"/>
+          <w:numId w:val="4"/>
+        </w:numPr>
+        <w:spacing w:after="100"/>
+      </w:pPr>
+      <w:r>
+        <w:rPr>
+          <w:rFonts w:ascii="Arial" w:cs="Arial" w:eastAsia="Arial" w:hAnsi="Arial"/>
+          <w:b/>
+          <w:bCs/>
+        </w:rPr>
+        <w:t xml:space="preserve">Hero left / centre / right images</w:t>
+      </w:r>
+      <w:r>
+        <w:rPr>
+          <w:rFonts w:ascii="Arial" w:cs="Arial" w:eastAsia="Arial" w:hAnsi="Arial"/>
+        </w:rPr>
+        <w:t xml:space="preserve"> — </w:t>
+      </w:r>
+      <w:r>
+        <w:rPr>
+          <w:rFonts w:ascii="Arial" w:cs="Arial" w:eastAsia="Arial" w:hAnsi="Arial"/>
+        </w:rPr>
+        <w:t xml:space="preserve">Three-image hero — centre is the one that grows.</w:t>
+      </w:r>
+    </w:p>
+    <w:p>
+      <w:pPr>
+        <w:pStyle w:val="Heading3"/>
+      </w:pPr>
+      <w:r>
+        <w:rPr>
+          <w:rFonts w:ascii="Arial" w:cs="Arial" w:eastAsia="Arial" w:hAnsi="Arial"/>
+        </w:rPr>
+        <w:t xml:space="preserve">Intro</w:t>
+      </w:r>
+    </w:p>
+    <w:p>
+      <w:pPr>
+        <w:pStyle w:val="ListParagraph"/>
+        <w:numPr>
+          <w:ilvl w:val="0"/>
+          <w:numId w:val="4"/>
+        </w:numPr>
+        <w:spacing w:after="100"/>
+      </w:pPr>
+      <w:r>
+        <w:rPr>
+          <w:rFonts w:ascii="Arial" w:cs="Arial" w:eastAsia="Arial" w:hAnsi="Arial"/>
+          <w:b/>
+          <w:bCs/>
+        </w:rPr>
+        <w:t xml:space="preserve">Intro heading</w:t>
+      </w:r>
+      <w:r>
+        <w:rPr>
+          <w:rFonts w:ascii="Arial" w:cs="Arial" w:eastAsia="Arial" w:hAnsi="Arial"/>
+        </w:rPr>
+        <w:t xml:space="preserve"> — </w:t>
+      </w:r>
+      <w:r>
+        <w:rPr>
+          <w:rFonts w:ascii="Arial" w:cs="Arial" w:eastAsia="Arial" w:hAnsi="Arial"/>
+        </w:rPr>
+        <w:t xml:space="preserve">Display heading directly under the hero.</w:t>
+      </w:r>
+    </w:p>
+    <w:p>
+      <w:pPr>
+        <w:pStyle w:val="ListParagraph"/>
+        <w:numPr>
+          <w:ilvl w:val="0"/>
+          <w:numId w:val="4"/>
+        </w:numPr>
+        <w:spacing w:after="100"/>
+      </w:pPr>
+      <w:r>
+        <w:rPr>
+          <w:rFonts w:ascii="Arial" w:cs="Arial" w:eastAsia="Arial" w:hAnsi="Arial"/>
+          <w:b/>
+          <w:bCs/>
+        </w:rPr>
+        <w:t xml:space="preserve">Intro body</w:t>
+      </w:r>
+      <w:r>
+        <w:rPr>
+          <w:rFonts w:ascii="Arial" w:cs="Arial" w:eastAsia="Arial" w:hAnsi="Arial"/>
+        </w:rPr>
+        <w:t xml:space="preserve"> — </w:t>
+      </w:r>
+      <w:r>
+        <w:rPr>
+          <w:rFonts w:ascii="Arial" w:cs="Arial" w:eastAsia="Arial" w:hAnsi="Arial"/>
+        </w:rPr>
+        <w:t xml:space="preserve">Supporting paragraph.</w:t>
+      </w:r>
+    </w:p>
+    <w:p>
+      <w:pPr>
+        <w:pStyle w:val="Heading3"/>
+      </w:pPr>
+      <w:r>
+        <w:rPr>
+          <w:rFonts w:ascii="Arial" w:cs="Arial" w:eastAsia="Arial" w:hAnsi="Arial"/>
+        </w:rPr>
+        <w:t xml:space="preserve">Why work with us</w:t>
+      </w:r>
+    </w:p>
+    <w:p>
+      <w:pPr>
+        <w:pStyle w:val="ListParagraph"/>
+        <w:numPr>
+          <w:ilvl w:val="0"/>
+          <w:numId w:val="4"/>
+        </w:numPr>
+        <w:spacing w:after="100"/>
+      </w:pPr>
+      <w:r>
+        <w:rPr>
+          <w:rFonts w:ascii="Arial" w:cs="Arial" w:eastAsia="Arial" w:hAnsi="Arial"/>
+          <w:b/>
+          <w:bCs/>
+        </w:rPr>
+        <w:t xml:space="preserve">Section heading</w:t>
+      </w:r>
+      <w:r>
+        <w:rPr>
+          <w:rFonts w:ascii="Arial" w:cs="Arial" w:eastAsia="Arial" w:hAnsi="Arial"/>
+        </w:rPr>
+        <w:t xml:space="preserve"> — </w:t>
+      </w:r>
+      <w:r>
+        <w:rPr>
+          <w:rFonts w:ascii="Arial" w:cs="Arial" w:eastAsia="Arial" w:hAnsi="Arial"/>
+        </w:rPr>
+        <w:t xml:space="preserve">Eyebrow above the list.</w:t>
+      </w:r>
+    </w:p>
+    <w:p>
+      <w:pPr>
+        <w:pStyle w:val="ListParagraph"/>
+        <w:numPr>
+          <w:ilvl w:val="0"/>
+          <w:numId w:val="4"/>
+        </w:numPr>
+        <w:spacing w:after="100"/>
+      </w:pPr>
+      <w:r>
+        <w:rPr>
+          <w:rFonts w:ascii="Arial" w:cs="Arial" w:eastAsia="Arial" w:hAnsi="Arial"/>
+          <w:b/>
+          <w:bCs/>
+        </w:rPr>
         <w:t xml:space="preserve">Items</w:t>
       </w:r>
       <w:r>
@@ -6022,7 +6857,67 @@
         <w:rPr>
           <w:rFonts w:ascii="Arial" w:cs="Arial" w:eastAsia="Arial" w:hAnsi="Arial"/>
         </w:rPr>
-        <w:t xml:space="preserve">Each service — title + body. Drag to reorder.</w:t>
+        <w:t xml:space="preserve">Each — title + body.</w:t>
+      </w:r>
+    </w:p>
+    <w:p>
+      <w:pPr>
+        <w:pStyle w:val="ListParagraph"/>
+        <w:numPr>
+          <w:ilvl w:val="0"/>
+          <w:numId w:val="4"/>
+        </w:numPr>
+        <w:spacing w:after="100"/>
+      </w:pPr>
+      <w:r>
+        <w:rPr>
+          <w:rFonts w:ascii="Arial" w:cs="Arial" w:eastAsia="Arial" w:hAnsi="Arial"/>
+          <w:b/>
+          <w:bCs/>
+        </w:rPr>
+        <w:t xml:space="preserve">Why-work-with-us CTA label</w:t>
+      </w:r>
+      <w:r>
+        <w:rPr>
+          <w:rFonts w:ascii="Arial" w:cs="Arial" w:eastAsia="Arial" w:hAnsi="Arial"/>
+        </w:rPr>
+        <w:t xml:space="preserve"> — </w:t>
+      </w:r>
+      <w:r>
+        <w:rPr>
+          <w:rFonts w:ascii="Arial" w:cs="Arial" w:eastAsia="Arial" w:hAnsi="Arial"/>
+        </w:rPr>
+        <w:t xml:space="preserve">Default "See open roles →".</w:t>
+      </w:r>
+    </w:p>
+    <w:p>
+      <w:pPr>
+        <w:pStyle w:val="ListParagraph"/>
+        <w:numPr>
+          <w:ilvl w:val="0"/>
+          <w:numId w:val="4"/>
+        </w:numPr>
+        <w:spacing w:after="100"/>
+      </w:pPr>
+      <w:r>
+        <w:rPr>
+          <w:rFonts w:ascii="Arial" w:cs="Arial" w:eastAsia="Arial" w:hAnsi="Arial"/>
+          <w:b/>
+          <w:bCs/>
+        </w:rPr>
+        <w:t xml:space="preserve">Why-work-with-us CTA link</w:t>
+      </w:r>
+      <w:r>
+        <w:rPr>
+          <w:rFonts w:ascii="Arial" w:cs="Arial" w:eastAsia="Arial" w:hAnsi="Arial"/>
+        </w:rPr>
+        <w:t xml:space="preserve"> — </w:t>
+      </w:r>
+      <w:r>
+        <w:rPr>
+          <w:rFonts w:ascii="Arial" w:cs="Arial" w:eastAsia="Arial" w:hAnsi="Arial"/>
+        </w:rPr>
+        <w:t xml:space="preserve">e.g. #jobs.</w:t>
       </w:r>
     </w:p>
     <w:p>
@@ -6033,7 +6928,7 @@
         <w:rPr>
           <w:rFonts w:ascii="Arial" w:cs="Arial" w:eastAsia="Arial" w:hAnsi="Arial"/>
         </w:rPr>
-        <w:t xml:space="preserve">Editorial block</w:t>
+        <w:t xml:space="preserve">Culture</w:t>
       </w:r>
     </w:p>
     <w:p>
@@ -6063,7 +6958,7 @@
         <w:rPr>
           <w:rFonts w:ascii="Arial" w:cs="Arial" w:eastAsia="Arial" w:hAnsi="Arial"/>
         </w:rPr>
-        <w:t xml:space="preserve">Eyebrow.</w:t>
+        <w:t xml:space="preserve">Default "Culture".</w:t>
       </w:r>
     </w:p>
     <w:p>
@@ -6123,7 +7018,7 @@
         <w:rPr>
           <w:rFonts w:ascii="Arial" w:cs="Arial" w:eastAsia="Arial" w:hAnsi="Arial"/>
         </w:rPr>
-        <w:t xml:space="preserve">Long-form paragraph copy.</w:t>
+        <w:t xml:space="preserve">Multi-paragraph copy.</w:t>
       </w:r>
     </w:p>
     <w:p>
@@ -6153,7 +7048,97 @@
         <w:rPr>
           <w:rFonts w:ascii="Arial" w:cs="Arial" w:eastAsia="Arial" w:hAnsi="Arial"/>
         </w:rPr>
-        <w:t xml:space="preserve">Editorial photograph beside / below the body.</w:t>
+        <w:t xml:space="preserve">Editorial team / studio photograph.</w:t>
+      </w:r>
+    </w:p>
+    <w:p>
+      <w:pPr>
+        <w:pStyle w:val="ListParagraph"/>
+        <w:numPr>
+          <w:ilvl w:val="0"/>
+          <w:numId w:val="4"/>
+        </w:numPr>
+        <w:spacing w:after="100"/>
+      </w:pPr>
+      <w:r>
+        <w:rPr>
+          <w:rFonts w:ascii="Arial" w:cs="Arial" w:eastAsia="Arial" w:hAnsi="Arial"/>
+          <w:b/>
+          <w:bCs/>
+        </w:rPr>
+        <w:t xml:space="preserve">CTA label</w:t>
+      </w:r>
+      <w:r>
+        <w:rPr>
+          <w:rFonts w:ascii="Arial" w:cs="Arial" w:eastAsia="Arial" w:hAnsi="Arial"/>
+        </w:rPr>
+        <w:t xml:space="preserve"> — </w:t>
+      </w:r>
+      <w:r>
+        <w:rPr>
+          <w:rFonts w:ascii="Arial" w:cs="Arial" w:eastAsia="Arial" w:hAnsi="Arial"/>
+        </w:rPr>
+        <w:t xml:space="preserve">Default "Meet the team →".</w:t>
+      </w:r>
+    </w:p>
+    <w:p>
+      <w:pPr>
+        <w:pStyle w:val="ListParagraph"/>
+        <w:numPr>
+          <w:ilvl w:val="0"/>
+          <w:numId w:val="4"/>
+        </w:numPr>
+        <w:spacing w:after="100"/>
+      </w:pPr>
+      <w:r>
+        <w:rPr>
+          <w:rFonts w:ascii="Arial" w:cs="Arial" w:eastAsia="Arial" w:hAnsi="Arial"/>
+          <w:b/>
+          <w:bCs/>
+        </w:rPr>
+        <w:t xml:space="preserve">CTA link</w:t>
+      </w:r>
+      <w:r>
+        <w:rPr>
+          <w:rFonts w:ascii="Arial" w:cs="Arial" w:eastAsia="Arial" w:hAnsi="Arial"/>
+        </w:rPr>
+        <w:t xml:space="preserve"> — </w:t>
+      </w:r>
+      <w:r>
+        <w:rPr>
+          <w:rFonts w:ascii="Arial" w:cs="Arial" w:eastAsia="Arial" w:hAnsi="Arial"/>
+        </w:rPr>
+        <w:t xml:space="preserve">e.g. /about.</w:t>
+      </w:r>
+    </w:p>
+    <w:p>
+      <w:pPr>
+        <w:pStyle w:val="ListParagraph"/>
+        <w:numPr>
+          <w:ilvl w:val="0"/>
+          <w:numId w:val="4"/>
+        </w:numPr>
+        <w:spacing w:after="100"/>
+      </w:pPr>
+      <w:r>
+        <w:rPr>
+          <w:rFonts w:ascii="Arial" w:cs="Arial" w:eastAsia="Arial" w:hAnsi="Arial"/>
+          <w:b/>
+          <w:bCs/>
+        </w:rPr>
+        <w:t xml:space="preserve">CTA destination label</w:t>
+      </w:r>
+      <w:r>
+        <w:rPr>
+          <w:rFonts w:ascii="Arial" w:cs="Arial" w:eastAsia="Arial" w:hAnsi="Arial"/>
+        </w:rPr>
+        <w:t xml:space="preserve"> — </w:t>
+      </w:r>
+      <w:r>
+        <w:rPr>
+          <w:rFonts w:ascii="Arial" w:cs="Arial" w:eastAsia="Arial" w:hAnsi="Arial"/>
+        </w:rPr>
+        <w:t xml:space="preserve">Page name shown briefly during the page-transition. e.g. "About".</w:t>
       </w:r>
     </w:p>
     <w:p>
@@ -6164,7 +7149,119 @@
         <w:rPr>
           <w:rFonts w:ascii="Arial" w:cs="Arial" w:eastAsia="Arial" w:hAnsi="Arial"/>
         </w:rPr>
-        <w:t xml:space="preserve">Track record</w:t>
+        <w:t xml:space="preserve">Vacancies list</w:t>
+      </w:r>
+    </w:p>
+    <w:p>
+      <w:pPr>
+        <w:pStyle w:val="ListParagraph"/>
+        <w:numPr>
+          <w:ilvl w:val="0"/>
+          <w:numId w:val="4"/>
+        </w:numPr>
+        <w:spacing w:after="100"/>
+      </w:pPr>
+      <w:r>
+        <w:rPr>
+          <w:rFonts w:ascii="Arial" w:cs="Arial" w:eastAsia="Arial" w:hAnsi="Arial"/>
+          <w:b/>
+          <w:bCs/>
+        </w:rPr>
+        <w:t xml:space="preserve">Vacancies list heading</w:t>
+      </w:r>
+      <w:r>
+        <w:rPr>
+          <w:rFonts w:ascii="Arial" w:cs="Arial" w:eastAsia="Arial" w:hAnsi="Arial"/>
+        </w:rPr>
+        <w:t xml:space="preserve"> — </w:t>
+      </w:r>
+      <w:r>
+        <w:rPr>
+          <w:rFonts w:ascii="Arial" w:cs="Arial" w:eastAsia="Arial" w:hAnsi="Arial"/>
+        </w:rPr>
+        <w:t xml:space="preserve">Default "Open positions".</w:t>
+      </w:r>
+    </w:p>
+    <w:p>
+      <w:pPr>
+        <w:pStyle w:val="ListParagraph"/>
+        <w:numPr>
+          <w:ilvl w:val="0"/>
+          <w:numId w:val="4"/>
+        </w:numPr>
+        <w:spacing w:after="100"/>
+      </w:pPr>
+      <w:r>
+        <w:rPr>
+          <w:rFonts w:ascii="Arial" w:cs="Arial" w:eastAsia="Arial" w:hAnsi="Arial"/>
+          <w:b/>
+          <w:bCs/>
+        </w:rPr>
+        <w:t xml:space="preserve">Empty-state message</w:t>
+      </w:r>
+      <w:r>
+        <w:rPr>
+          <w:rFonts w:ascii="Arial" w:cs="Arial" w:eastAsia="Arial" w:hAnsi="Arial"/>
+        </w:rPr>
+        <w:t xml:space="preserve"> — </w:t>
+      </w:r>
+      <w:r>
+        <w:rPr>
+          <w:rFonts w:ascii="Arial" w:cs="Arial" w:eastAsia="Arial" w:hAnsi="Arial"/>
+        </w:rPr>
+        <w:t xml:space="preserve">Shown when there are no vacancies. Sets the tone for someone who clicks through and finds nothing.</w:t>
+      </w:r>
+    </w:p>
+    <w:p>
+      <w:pPr>
+        <w:pStyle w:val="ListParagraph"/>
+        <w:numPr>
+          <w:ilvl w:val="0"/>
+          <w:numId w:val="4"/>
+        </w:numPr>
+        <w:spacing w:after="100"/>
+      </w:pPr>
+      <w:r>
+        <w:rPr>
+          <w:rFonts w:ascii="Arial" w:cs="Arial" w:eastAsia="Arial" w:hAnsi="Arial"/>
+          <w:b/>
+          <w:bCs/>
+        </w:rPr>
+        <w:t xml:space="preserve">Apply button label</w:t>
+      </w:r>
+      <w:r>
+        <w:rPr>
+          <w:rFonts w:ascii="Arial" w:cs="Arial" w:eastAsia="Arial" w:hAnsi="Arial"/>
+        </w:rPr>
+        <w:t xml:space="preserve"> — </w:t>
+      </w:r>
+      <w:r>
+        <w:rPr>
+          <w:rFonts w:ascii="Arial" w:cs="Arial" w:eastAsia="Arial" w:hAnsi="Arial"/>
+        </w:rPr>
+        <w:t xml:space="preserve">On each vacancy row. Default "Apply now →".</w:t>
+      </w:r>
+    </w:p>
+    <w:p>
+      <w:pPr>
+        <w:pStyle w:val="Heading3"/>
+      </w:pPr>
+      <w:r>
+        <w:rPr>
+          <w:rFonts w:ascii="Arial" w:cs="Arial" w:eastAsia="Arial" w:hAnsi="Arial"/>
+        </w:rPr>
+        <w:t xml:space="preserve">Speculative block</w:t>
+      </w:r>
+    </w:p>
+    <w:p>
+      <w:pPr>
+        <w:spacing w:after="120"/>
+      </w:pPr>
+      <w:r>
+        <w:rPr>
+          <w:rFonts w:ascii="Arial" w:cs="Arial" w:eastAsia="Arial" w:hAnsi="Arial"/>
+        </w:rPr>
+        <w:t xml:space="preserve">The closing "Send us a CV anyway" block at the foot of the page.</w:t>
       </w:r>
     </w:p>
     <w:p>
@@ -6194,7 +7291,7 @@
         <w:rPr>
           <w:rFonts w:ascii="Arial" w:cs="Arial" w:eastAsia="Arial" w:hAnsi="Arial"/>
         </w:rPr>
-        <w:t xml:space="preserve">Eyebrow.</w:t>
+        <w:t xml:space="preserve">Default "Speculative".</w:t>
       </w:r>
     </w:p>
     <w:p>
@@ -6224,6 +7321,527 @@
         <w:rPr>
           <w:rFonts w:ascii="Arial" w:cs="Arial" w:eastAsia="Arial" w:hAnsi="Arial"/>
         </w:rPr>
+        <w:t xml:space="preserve">Display heading. Default "Send us a CV anyway.".</w:t>
+      </w:r>
+    </w:p>
+    <w:p>
+      <w:pPr>
+        <w:pStyle w:val="ListParagraph"/>
+        <w:numPr>
+          <w:ilvl w:val="0"/>
+          <w:numId w:val="4"/>
+        </w:numPr>
+        <w:spacing w:after="100"/>
+      </w:pPr>
+      <w:r>
+        <w:rPr>
+          <w:rFonts w:ascii="Arial" w:cs="Arial" w:eastAsia="Arial" w:hAnsi="Arial"/>
+          <w:b/>
+          <w:bCs/>
+        </w:rPr>
+        <w:t xml:space="preserve">Body</w:t>
+      </w:r>
+      <w:r>
+        <w:rPr>
+          <w:rFonts w:ascii="Arial" w:cs="Arial" w:eastAsia="Arial" w:hAnsi="Arial"/>
+        </w:rPr>
+        <w:t xml:space="preserve"> — </w:t>
+      </w:r>
+      <w:r>
+        <w:rPr>
+          <w:rFonts w:ascii="Arial" w:cs="Arial" w:eastAsia="Arial" w:hAnsi="Arial"/>
+        </w:rPr>
+        <w:t xml:space="preserve">Multi-paragraph copy.</w:t>
+      </w:r>
+    </w:p>
+    <w:p>
+      <w:pPr>
+        <w:pStyle w:val="ListParagraph"/>
+        <w:numPr>
+          <w:ilvl w:val="0"/>
+          <w:numId w:val="4"/>
+        </w:numPr>
+        <w:spacing w:after="100"/>
+      </w:pPr>
+      <w:r>
+        <w:rPr>
+          <w:rFonts w:ascii="Arial" w:cs="Arial" w:eastAsia="Arial" w:hAnsi="Arial"/>
+          <w:b/>
+          <w:bCs/>
+        </w:rPr>
+        <w:t xml:space="preserve">Image</w:t>
+      </w:r>
+      <w:r>
+        <w:rPr>
+          <w:rFonts w:ascii="Arial" w:cs="Arial" w:eastAsia="Arial" w:hAnsi="Arial"/>
+        </w:rPr>
+        <w:t xml:space="preserve"> — </w:t>
+      </w:r>
+      <w:r>
+        <w:rPr>
+          <w:rFonts w:ascii="Arial" w:cs="Arial" w:eastAsia="Arial" w:hAnsi="Arial"/>
+        </w:rPr>
+        <w:t xml:space="preserve">Editorial photograph.</w:t>
+      </w:r>
+    </w:p>
+    <w:p>
+      <w:pPr>
+        <w:pStyle w:val="ListParagraph"/>
+        <w:numPr>
+          <w:ilvl w:val="0"/>
+          <w:numId w:val="4"/>
+        </w:numPr>
+        <w:spacing w:after="100"/>
+      </w:pPr>
+      <w:r>
+        <w:rPr>
+          <w:rFonts w:ascii="Arial" w:cs="Arial" w:eastAsia="Arial" w:hAnsi="Arial"/>
+          <w:b/>
+          <w:bCs/>
+        </w:rPr>
+        <w:t xml:space="preserve">CTA label / link / destination label</w:t>
+      </w:r>
+      <w:r>
+        <w:rPr>
+          <w:rFonts w:ascii="Arial" w:cs="Arial" w:eastAsia="Arial" w:hAnsi="Arial"/>
+        </w:rPr>
+        <w:t xml:space="preserve"> — </w:t>
+      </w:r>
+      <w:r>
+        <w:rPr>
+          <w:rFonts w:ascii="Arial" w:cs="Arial" w:eastAsia="Arial" w:hAnsi="Arial"/>
+        </w:rPr>
+        <w:t xml:space="preserve">Typically links to /contact.</w:t>
+      </w:r>
+    </w:p>
+    <w:p>
+      <w:pPr>
+        <w:pStyle w:val="Heading3"/>
+      </w:pPr>
+      <w:r>
+        <w:rPr>
+          <w:rFonts w:ascii="Arial" w:cs="Arial" w:eastAsia="Arial" w:hAnsi="Arial"/>
+        </w:rPr>
+        <w:t xml:space="preserve">Apply modal</w:t>
+      </w:r>
+    </w:p>
+    <w:p>
+      <w:pPr>
+        <w:spacing w:after="120"/>
+      </w:pPr>
+      <w:r>
+        <w:rPr>
+          <w:rFonts w:ascii="Arial" w:cs="Arial" w:eastAsia="Arial" w:hAnsi="Arial"/>
+        </w:rPr>
+        <w:t xml:space="preserve">The form that opens when someone clicks "Apply now" on a vacancy. All field labels and supporting copy are editable. Defaults are sensible — only edit if you want to reword.</w:t>
+      </w:r>
+    </w:p>
+    <w:p>
+      <w:pPr>
+        <w:pStyle w:val="ListParagraph"/>
+        <w:numPr>
+          <w:ilvl w:val="0"/>
+          <w:numId w:val="4"/>
+        </w:numPr>
+        <w:spacing w:after="100"/>
+      </w:pPr>
+      <w:r>
+        <w:rPr>
+          <w:rFonts w:ascii="Arial" w:cs="Arial" w:eastAsia="Arial" w:hAnsi="Arial"/>
+          <w:b/>
+          <w:bCs/>
+        </w:rPr>
+        <w:t xml:space="preserve">Eyebrow label</w:t>
+      </w:r>
+      <w:r>
+        <w:rPr>
+          <w:rFonts w:ascii="Arial" w:cs="Arial" w:eastAsia="Arial" w:hAnsi="Arial"/>
+        </w:rPr>
+        <w:t xml:space="preserve"> — </w:t>
+      </w:r>
+      <w:r>
+        <w:rPr>
+          <w:rFonts w:ascii="Arial" w:cs="Arial" w:eastAsia="Arial" w:hAnsi="Arial"/>
+        </w:rPr>
+        <w:t xml:space="preserve">Caption above the role title in the modal. Default "Apply for".</w:t>
+      </w:r>
+    </w:p>
+    <w:p>
+      <w:pPr>
+        <w:pStyle w:val="ListParagraph"/>
+        <w:numPr>
+          <w:ilvl w:val="0"/>
+          <w:numId w:val="4"/>
+        </w:numPr>
+        <w:spacing w:after="100"/>
+      </w:pPr>
+      <w:r>
+        <w:rPr>
+          <w:rFonts w:ascii="Arial" w:cs="Arial" w:eastAsia="Arial" w:hAnsi="Arial"/>
+          <w:b/>
+          <w:bCs/>
+        </w:rPr>
+        <w:t xml:space="preserve">Close button label / Close — accessible description</w:t>
+      </w:r>
+      <w:r>
+        <w:rPr>
+          <w:rFonts w:ascii="Arial" w:cs="Arial" w:eastAsia="Arial" w:hAnsi="Arial"/>
+        </w:rPr>
+        <w:t xml:space="preserve"> — </w:t>
+      </w:r>
+      <w:r>
+        <w:rPr>
+          <w:rFonts w:ascii="Arial" w:cs="Arial" w:eastAsia="Arial" w:hAnsi="Arial"/>
+        </w:rPr>
+        <w:t xml:space="preserve"/>
+      </w:r>
+    </w:p>
+    <w:p>
+      <w:pPr>
+        <w:pStyle w:val="ListParagraph"/>
+        <w:numPr>
+          <w:ilvl w:val="0"/>
+          <w:numId w:val="4"/>
+        </w:numPr>
+        <w:spacing w:after="100"/>
+      </w:pPr>
+      <w:r>
+        <w:rPr>
+          <w:rFonts w:ascii="Arial" w:cs="Arial" w:eastAsia="Arial" w:hAnsi="Arial"/>
+          <w:b/>
+          <w:bCs/>
+        </w:rPr>
+        <w:t xml:space="preserve">Field labels</w:t>
+      </w:r>
+      <w:r>
+        <w:rPr>
+          <w:rFonts w:ascii="Arial" w:cs="Arial" w:eastAsia="Arial" w:hAnsi="Arial"/>
+        </w:rPr>
+        <w:t xml:space="preserve"> — </w:t>
+      </w:r>
+      <w:r>
+        <w:rPr>
+          <w:rFonts w:ascii="Arial" w:cs="Arial" w:eastAsia="Arial" w:hAnsi="Arial"/>
+        </w:rPr>
+        <w:t xml:space="preserve">First name, Last name, Email, Phone, LinkedIn / portfolio, Work experience, Upload CV.</w:t>
+      </w:r>
+    </w:p>
+    <w:p>
+      <w:pPr>
+        <w:pStyle w:val="ListParagraph"/>
+        <w:numPr>
+          <w:ilvl w:val="0"/>
+          <w:numId w:val="4"/>
+        </w:numPr>
+        <w:spacing w:after="100"/>
+      </w:pPr>
+      <w:r>
+        <w:rPr>
+          <w:rFonts w:ascii="Arial" w:cs="Arial" w:eastAsia="Arial" w:hAnsi="Arial"/>
+          <w:b/>
+          <w:bCs/>
+        </w:rPr>
+        <w:t xml:space="preserve">File picker placeholder</w:t>
+      </w:r>
+      <w:r>
+        <w:rPr>
+          <w:rFonts w:ascii="Arial" w:cs="Arial" w:eastAsia="Arial" w:hAnsi="Arial"/>
+        </w:rPr>
+        <w:t xml:space="preserve"> — </w:t>
+      </w:r>
+      <w:r>
+        <w:rPr>
+          <w:rFonts w:ascii="Arial" w:cs="Arial" w:eastAsia="Arial" w:hAnsi="Arial"/>
+        </w:rPr>
+        <w:t xml:space="preserve">Default "Choose a file (PDF or Word)".</w:t>
+      </w:r>
+    </w:p>
+    <w:p>
+      <w:pPr>
+        <w:pStyle w:val="ListParagraph"/>
+        <w:numPr>
+          <w:ilvl w:val="0"/>
+          <w:numId w:val="4"/>
+        </w:numPr>
+        <w:spacing w:after="100"/>
+      </w:pPr>
+      <w:r>
+        <w:rPr>
+          <w:rFonts w:ascii="Arial" w:cs="Arial" w:eastAsia="Arial" w:hAnsi="Arial"/>
+          <w:b/>
+          <w:bCs/>
+        </w:rPr>
+        <w:t xml:space="preserve">File clear button label</w:t>
+      </w:r>
+      <w:r>
+        <w:rPr>
+          <w:rFonts w:ascii="Arial" w:cs="Arial" w:eastAsia="Arial" w:hAnsi="Arial"/>
+        </w:rPr>
+        <w:t xml:space="preserve"> — </w:t>
+      </w:r>
+      <w:r>
+        <w:rPr>
+          <w:rFonts w:ascii="Arial" w:cs="Arial" w:eastAsia="Arial" w:hAnsi="Arial"/>
+        </w:rPr>
+        <w:t xml:space="preserve">Default "Clear".</w:t>
+      </w:r>
+    </w:p>
+    <w:p>
+      <w:pPr>
+        <w:pStyle w:val="ListParagraph"/>
+        <w:numPr>
+          <w:ilvl w:val="0"/>
+          <w:numId w:val="4"/>
+        </w:numPr>
+        <w:spacing w:after="100"/>
+      </w:pPr>
+      <w:r>
+        <w:rPr>
+          <w:rFonts w:ascii="Arial" w:cs="Arial" w:eastAsia="Arial" w:hAnsi="Arial"/>
+          <w:b/>
+          <w:bCs/>
+        </w:rPr>
+        <w:t xml:space="preserve">Submit / Submitting button labels</w:t>
+      </w:r>
+      <w:r>
+        <w:rPr>
+          <w:rFonts w:ascii="Arial" w:cs="Arial" w:eastAsia="Arial" w:hAnsi="Arial"/>
+        </w:rPr>
+        <w:t xml:space="preserve"> — </w:t>
+      </w:r>
+      <w:r>
+        <w:rPr>
+          <w:rFonts w:ascii="Arial" w:cs="Arial" w:eastAsia="Arial" w:hAnsi="Arial"/>
+        </w:rPr>
+        <w:t xml:space="preserve"/>
+      </w:r>
+    </w:p>
+    <w:p>
+      <w:pPr>
+        <w:pStyle w:val="ListParagraph"/>
+        <w:numPr>
+          <w:ilvl w:val="0"/>
+          <w:numId w:val="4"/>
+        </w:numPr>
+        <w:spacing w:after="100"/>
+      </w:pPr>
+      <w:r>
+        <w:rPr>
+          <w:rFonts w:ascii="Arial" w:cs="Arial" w:eastAsia="Arial" w:hAnsi="Arial"/>
+          <w:b/>
+          <w:bCs/>
+        </w:rPr>
+        <w:t xml:space="preserve">Legal microcopy</w:t>
+      </w:r>
+      <w:r>
+        <w:rPr>
+          <w:rFonts w:ascii="Arial" w:cs="Arial" w:eastAsia="Arial" w:hAnsi="Arial"/>
+        </w:rPr>
+        <w:t xml:space="preserve"> — </w:t>
+      </w:r>
+      <w:r>
+        <w:rPr>
+          <w:rFonts w:ascii="Arial" w:cs="Arial" w:eastAsia="Arial" w:hAnsi="Arial"/>
+        </w:rPr>
+        <w:t xml:space="preserve">Small print under the submit button. The default consent / data-use note is GDPR-aligned — only change if you have legal advice to.</w:t>
+      </w:r>
+    </w:p>
+    <w:p>
+      <w:pPr>
+        <w:pStyle w:val="ListParagraph"/>
+        <w:numPr>
+          <w:ilvl w:val="0"/>
+          <w:numId w:val="4"/>
+        </w:numPr>
+        <w:spacing w:after="100"/>
+      </w:pPr>
+      <w:r>
+        <w:rPr>
+          <w:rFonts w:ascii="Arial" w:cs="Arial" w:eastAsia="Arial" w:hAnsi="Arial"/>
+          <w:b/>
+          <w:bCs/>
+        </w:rPr>
+        <w:t xml:space="preserve">Sent heading / Sent body</w:t>
+      </w:r>
+      <w:r>
+        <w:rPr>
+          <w:rFonts w:ascii="Arial" w:cs="Arial" w:eastAsia="Arial" w:hAnsi="Arial"/>
+        </w:rPr>
+        <w:t xml:space="preserve"> — </w:t>
+      </w:r>
+      <w:r>
+        <w:rPr>
+          <w:rFonts w:ascii="Arial" w:cs="Arial" w:eastAsia="Arial" w:hAnsi="Arial"/>
+        </w:rPr>
+        <w:t xml:space="preserve">Confirmation copy after submission.</w:t>
+      </w:r>
+    </w:p>
+    <w:p>
+      <w:pPr>
+        <w:pStyle w:val="ListParagraph"/>
+        <w:numPr>
+          <w:ilvl w:val="0"/>
+          <w:numId w:val="4"/>
+        </w:numPr>
+        <w:spacing w:after="100"/>
+      </w:pPr>
+      <w:r>
+        <w:rPr>
+          <w:rFonts w:ascii="Arial" w:cs="Arial" w:eastAsia="Arial" w:hAnsi="Arial"/>
+          <w:b/>
+          <w:bCs/>
+        </w:rPr>
+        <w:t xml:space="preserve">Sent close label</w:t>
+      </w:r>
+      <w:r>
+        <w:rPr>
+          <w:rFonts w:ascii="Arial" w:cs="Arial" w:eastAsia="Arial" w:hAnsi="Arial"/>
+        </w:rPr>
+        <w:t xml:space="preserve"> — </w:t>
+      </w:r>
+      <w:r>
+        <w:rPr>
+          <w:rFonts w:ascii="Arial" w:cs="Arial" w:eastAsia="Arial" w:hAnsi="Arial"/>
+        </w:rPr>
+        <w:t xml:space="preserve"/>
+      </w:r>
+    </w:p>
+    <w:p>
+      <w:pPr>
+        <w:pStyle w:val="Heading3"/>
+      </w:pPr>
+      <w:r>
+        <w:rPr>
+          <w:rFonts w:ascii="Arial" w:cs="Arial" w:eastAsia="Arial" w:hAnsi="Arial"/>
+        </w:rPr>
+        <w:t xml:space="preserve">SEO</w:t>
+      </w:r>
+    </w:p>
+    <w:p>
+      <w:pPr>
+        <w:pStyle w:val="ListParagraph"/>
+        <w:numPr>
+          <w:ilvl w:val="0"/>
+          <w:numId w:val="4"/>
+        </w:numPr>
+        <w:spacing w:after="100"/>
+      </w:pPr>
+      <w:r>
+        <w:rPr>
+          <w:rFonts w:ascii="Arial" w:cs="Arial" w:eastAsia="Arial" w:hAnsi="Arial"/>
+          <w:b/>
+          <w:bCs/>
+        </w:rPr>
+        <w:t xml:space="preserve">Browser tab title</w:t>
+      </w:r>
+      <w:r>
+        <w:rPr>
+          <w:rFonts w:ascii="Arial" w:cs="Arial" w:eastAsia="Arial" w:hAnsi="Arial"/>
+        </w:rPr>
+        <w:t xml:space="preserve"> — </w:t>
+      </w:r>
+      <w:r>
+        <w:rPr>
+          <w:rFonts w:ascii="Arial" w:cs="Arial" w:eastAsia="Arial" w:hAnsi="Arial"/>
+        </w:rPr>
+        <w:t xml:space="preserve"/>
+      </w:r>
+    </w:p>
+    <w:p>
+      <w:pPr>
+        <w:pStyle w:val="ListParagraph"/>
+        <w:numPr>
+          <w:ilvl w:val="0"/>
+          <w:numId w:val="4"/>
+        </w:numPr>
+        <w:spacing w:after="100"/>
+      </w:pPr>
+      <w:r>
+        <w:rPr>
+          <w:rFonts w:ascii="Arial" w:cs="Arial" w:eastAsia="Arial" w:hAnsi="Arial"/>
+          <w:b/>
+          <w:bCs/>
+        </w:rPr>
+        <w:t xml:space="preserve">Meta description</w:t>
+      </w:r>
+      <w:r>
+        <w:rPr>
+          <w:rFonts w:ascii="Arial" w:cs="Arial" w:eastAsia="Arial" w:hAnsi="Arial"/>
+        </w:rPr>
+        <w:t xml:space="preserve"> — </w:t>
+      </w:r>
+      <w:r>
+        <w:rPr>
+          <w:rFonts w:ascii="Arial" w:cs="Arial" w:eastAsia="Arial" w:hAnsi="Arial"/>
+        </w:rPr>
+        <w:t xml:space="preserve"/>
+      </w:r>
+    </w:p>
+    <w:p>
+      <w:r>
+        <w:br w:type="page"/>
+      </w:r>
+    </w:p>
+    <w:p>
+      <w:pPr>
+        <w:pStyle w:val="Heading2"/>
+      </w:pPr>
+      <w:r>
+        <w:rPr>
+          <w:rFonts w:ascii="Arial" w:cs="Arial" w:eastAsia="Arial" w:hAnsi="Arial"/>
+        </w:rPr>
+        <w:t xml:space="preserve">Sustainability Page</w:t>
+      </w:r>
+    </w:p>
+    <w:p>
+      <w:pPr>
+        <w:spacing w:after="120"/>
+      </w:pPr>
+      <w:r>
+        <w:rPr>
+          <w:rFonts w:ascii="Arial" w:cs="Arial" w:eastAsia="Arial" w:hAnsi="Arial"/>
+        </w:rPr>
+        <w:t xml:space="preserve">Tabs: Hero · Intro · Stats · Feature image · Legacy projects · Commitment · Principles · Certifications · SEO.</w:t>
+      </w:r>
+    </w:p>
+    <w:p>
+      <w:pPr>
+        <w:pStyle w:val="Heading3"/>
+      </w:pPr>
+      <w:r>
+        <w:rPr>
+          <w:rFonts w:ascii="Arial" w:cs="Arial" w:eastAsia="Arial" w:hAnsi="Arial"/>
+        </w:rPr>
+        <w:t xml:space="preserve">Hero</w:t>
+      </w:r>
+    </w:p>
+    <w:p>
+      <w:pPr>
+        <w:pStyle w:val="ListParagraph"/>
+        <w:numPr>
+          <w:ilvl w:val="0"/>
+          <w:numId w:val="4"/>
+        </w:numPr>
+        <w:spacing w:after="100"/>
+      </w:pPr>
+      <w:r>
+        <w:rPr>
+          <w:rFonts w:ascii="Arial" w:cs="Arial" w:eastAsia="Arial" w:hAnsi="Arial"/>
+          <w:b/>
+          <w:bCs/>
+        </w:rPr>
+        <w:t xml:space="preserve">Hero title</w:t>
+      </w:r>
+      <w:r>
+        <w:rPr>
+          <w:rFonts w:ascii="Arial" w:cs="Arial" w:eastAsia="Arial" w:hAnsi="Arial"/>
+        </w:rPr>
+        <w:t xml:space="preserve"> — </w:t>
+      </w:r>
+      <w:r>
+        <w:rPr>
+          <w:rFonts w:ascii="Arial" w:cs="Arial" w:eastAsia="Arial" w:hAnsi="Arial"/>
+        </w:rPr>
         <w:t xml:space="preserve">Display heading.</w:t>
       </w:r>
     </w:p>
@@ -6242,6 +7860,470 @@
           <w:b/>
           <w:bCs/>
         </w:rPr>
+        <w:t xml:space="preserve">CTA label</w:t>
+      </w:r>
+      <w:r>
+        <w:rPr>
+          <w:rFonts w:ascii="Arial" w:cs="Arial" w:eastAsia="Arial" w:hAnsi="Arial"/>
+        </w:rPr>
+        <w:t xml:space="preserve"> — </w:t>
+      </w:r>
+      <w:r>
+        <w:rPr>
+          <w:rFonts w:ascii="Arial" w:cs="Arial" w:eastAsia="Arial" w:hAnsi="Arial"/>
+        </w:rPr>
+        <w:t xml:space="preserve">Default "Our principles".</w:t>
+      </w:r>
+    </w:p>
+    <w:p>
+      <w:pPr>
+        <w:pStyle w:val="ListParagraph"/>
+        <w:numPr>
+          <w:ilvl w:val="0"/>
+          <w:numId w:val="4"/>
+        </w:numPr>
+        <w:spacing w:after="100"/>
+      </w:pPr>
+      <w:r>
+        <w:rPr>
+          <w:rFonts w:ascii="Arial" w:cs="Arial" w:eastAsia="Arial" w:hAnsi="Arial"/>
+          <w:b/>
+          <w:bCs/>
+        </w:rPr>
+        <w:t xml:space="preserve">CTA link</w:t>
+      </w:r>
+      <w:r>
+        <w:rPr>
+          <w:rFonts w:ascii="Arial" w:cs="Arial" w:eastAsia="Arial" w:hAnsi="Arial"/>
+        </w:rPr>
+        <w:t xml:space="preserve"> — </w:t>
+      </w:r>
+      <w:r>
+        <w:rPr>
+          <w:rFonts w:ascii="Arial" w:cs="Arial" w:eastAsia="Arial" w:hAnsi="Arial"/>
+        </w:rPr>
+        <w:t xml:space="preserve">In-page anchor (e.g. #principles) or path. Defaults to #principles.</w:t>
+      </w:r>
+    </w:p>
+    <w:p>
+      <w:pPr>
+        <w:pStyle w:val="ListParagraph"/>
+        <w:numPr>
+          <w:ilvl w:val="0"/>
+          <w:numId w:val="4"/>
+        </w:numPr>
+        <w:spacing w:after="100"/>
+      </w:pPr>
+      <w:r>
+        <w:rPr>
+          <w:rFonts w:ascii="Arial" w:cs="Arial" w:eastAsia="Arial" w:hAnsi="Arial"/>
+          <w:b/>
+          <w:bCs/>
+        </w:rPr>
+        <w:t xml:space="preserve">Hero image — left / centre / right</w:t>
+      </w:r>
+      <w:r>
+        <w:rPr>
+          <w:rFonts w:ascii="Arial" w:cs="Arial" w:eastAsia="Arial" w:hAnsi="Arial"/>
+        </w:rPr>
+        <w:t xml:space="preserve"> — </w:t>
+      </w:r>
+      <w:r>
+        <w:rPr>
+          <w:rFonts w:ascii="Arial" w:cs="Arial" w:eastAsia="Arial" w:hAnsi="Arial"/>
+        </w:rPr>
+        <w:t xml:space="preserve">Three-image scroll-driven hero. The centre image expands from ~50% width to full-bleed as the user scrolls. Each has its own Alt text.</w:t>
+      </w:r>
+    </w:p>
+    <w:p>
+      <w:pPr>
+        <w:pStyle w:val="Heading3"/>
+      </w:pPr>
+      <w:r>
+        <w:rPr>
+          <w:rFonts w:ascii="Arial" w:cs="Arial" w:eastAsia="Arial" w:hAnsi="Arial"/>
+        </w:rPr>
+        <w:t xml:space="preserve">Intro</w:t>
+      </w:r>
+    </w:p>
+    <w:p>
+      <w:pPr>
+        <w:pStyle w:val="ListParagraph"/>
+        <w:numPr>
+          <w:ilvl w:val="0"/>
+          <w:numId w:val="4"/>
+        </w:numPr>
+        <w:spacing w:after="100"/>
+      </w:pPr>
+      <w:r>
+        <w:rPr>
+          <w:rFonts w:ascii="Arial" w:cs="Arial" w:eastAsia="Arial" w:hAnsi="Arial"/>
+          <w:b/>
+          <w:bCs/>
+        </w:rPr>
+        <w:t xml:space="preserve">Intro heading</w:t>
+      </w:r>
+      <w:r>
+        <w:rPr>
+          <w:rFonts w:ascii="Arial" w:cs="Arial" w:eastAsia="Arial" w:hAnsi="Arial"/>
+        </w:rPr>
+        <w:t xml:space="preserve"> — </w:t>
+      </w:r>
+      <w:r>
+        <w:rPr>
+          <w:rFonts w:ascii="Arial" w:cs="Arial" w:eastAsia="Arial" w:hAnsi="Arial"/>
+        </w:rPr>
+        <w:t xml:space="preserve"/>
+      </w:r>
+    </w:p>
+    <w:p>
+      <w:pPr>
+        <w:pStyle w:val="ListParagraph"/>
+        <w:numPr>
+          <w:ilvl w:val="0"/>
+          <w:numId w:val="4"/>
+        </w:numPr>
+        <w:spacing w:after="100"/>
+      </w:pPr>
+      <w:r>
+        <w:rPr>
+          <w:rFonts w:ascii="Arial" w:cs="Arial" w:eastAsia="Arial" w:hAnsi="Arial"/>
+          <w:b/>
+          <w:bCs/>
+        </w:rPr>
+        <w:t xml:space="preserve">Intro body</w:t>
+      </w:r>
+      <w:r>
+        <w:rPr>
+          <w:rFonts w:ascii="Arial" w:cs="Arial" w:eastAsia="Arial" w:hAnsi="Arial"/>
+        </w:rPr>
+        <w:t xml:space="preserve"> — </w:t>
+      </w:r>
+      <w:r>
+        <w:rPr>
+          <w:rFonts w:ascii="Arial" w:cs="Arial" w:eastAsia="Arial" w:hAnsi="Arial"/>
+        </w:rPr>
+        <w:t xml:space="preserve">Multi-paragraph. Blank line splits.</w:t>
+      </w:r>
+    </w:p>
+    <w:p>
+      <w:pPr>
+        <w:pStyle w:val="Heading3"/>
+      </w:pPr>
+      <w:r>
+        <w:rPr>
+          <w:rFonts w:ascii="Arial" w:cs="Arial" w:eastAsia="Arial" w:hAnsi="Arial"/>
+        </w:rPr>
+        <w:t xml:space="preserve">Stats</w:t>
+      </w:r>
+    </w:p>
+    <w:p>
+      <w:pPr>
+        <w:pStyle w:val="ListParagraph"/>
+        <w:numPr>
+          <w:ilvl w:val="0"/>
+          <w:numId w:val="4"/>
+        </w:numPr>
+        <w:spacing w:after="100"/>
+      </w:pPr>
+      <w:r>
+        <w:rPr>
+          <w:rFonts w:ascii="Arial" w:cs="Arial" w:eastAsia="Arial" w:hAnsi="Arial"/>
+          <w:b/>
+          <w:bCs/>
+        </w:rPr>
+        <w:t xml:space="preserve">Section label</w:t>
+      </w:r>
+      <w:r>
+        <w:rPr>
+          <w:rFonts w:ascii="Arial" w:cs="Arial" w:eastAsia="Arial" w:hAnsi="Arial"/>
+        </w:rPr>
+        <w:t xml:space="preserve"> — </w:t>
+      </w:r>
+      <w:r>
+        <w:rPr>
+          <w:rFonts w:ascii="Arial" w:cs="Arial" w:eastAsia="Arial" w:hAnsi="Arial"/>
+        </w:rPr>
+        <w:t xml:space="preserve">Eyebrow above the stats. Default "Impact".</w:t>
+      </w:r>
+    </w:p>
+    <w:p>
+      <w:pPr>
+        <w:pStyle w:val="ListParagraph"/>
+        <w:numPr>
+          <w:ilvl w:val="0"/>
+          <w:numId w:val="4"/>
+        </w:numPr>
+        <w:spacing w:after="100"/>
+      </w:pPr>
+      <w:r>
+        <w:rPr>
+          <w:rFonts w:ascii="Arial" w:cs="Arial" w:eastAsia="Arial" w:hAnsi="Arial"/>
+          <w:b/>
+          <w:bCs/>
+        </w:rPr>
+        <w:t xml:space="preserve">Heading</w:t>
+      </w:r>
+      <w:r>
+        <w:rPr>
+          <w:rFonts w:ascii="Arial" w:cs="Arial" w:eastAsia="Arial" w:hAnsi="Arial"/>
+        </w:rPr>
+        <w:t xml:space="preserve"> — </w:t>
+      </w:r>
+      <w:r>
+        <w:rPr>
+          <w:rFonts w:ascii="Arial" w:cs="Arial" w:eastAsia="Arial" w:hAnsi="Arial"/>
+        </w:rPr>
+        <w:t xml:space="preserve">Statement above the stats.</w:t>
+      </w:r>
+    </w:p>
+    <w:p>
+      <w:pPr>
+        <w:pStyle w:val="ListParagraph"/>
+        <w:numPr>
+          <w:ilvl w:val="0"/>
+          <w:numId w:val="4"/>
+        </w:numPr>
+        <w:spacing w:after="100"/>
+      </w:pPr>
+      <w:r>
+        <w:rPr>
+          <w:rFonts w:ascii="Arial" w:cs="Arial" w:eastAsia="Arial" w:hAnsi="Arial"/>
+          <w:b/>
+          <w:bCs/>
+        </w:rPr>
+        <w:t xml:space="preserve">Stats</w:t>
+      </w:r>
+      <w:r>
+        <w:rPr>
+          <w:rFonts w:ascii="Arial" w:cs="Arial" w:eastAsia="Arial" w:hAnsi="Arial"/>
+        </w:rPr>
+        <w:t xml:space="preserve"> — </w:t>
+      </w:r>
+      <w:r>
+        <w:rPr>
+          <w:rFonts w:ascii="Arial" w:cs="Arial" w:eastAsia="Arial" w:hAnsi="Arial"/>
+        </w:rPr>
+        <w:t xml:space="preserve">Up to 6 stat cards — value ("78%", "12 tonnes", "£1.2m") + label + optional footnote.</w:t>
+      </w:r>
+    </w:p>
+    <w:p>
+      <w:pPr>
+        <w:pStyle w:val="Heading3"/>
+      </w:pPr>
+      <w:r>
+        <w:rPr>
+          <w:rFonts w:ascii="Arial" w:cs="Arial" w:eastAsia="Arial" w:hAnsi="Arial"/>
+        </w:rPr>
+        <w:t xml:space="preserve">Feature image</w:t>
+      </w:r>
+    </w:p>
+    <w:p>
+      <w:pPr>
+        <w:pStyle w:val="ListParagraph"/>
+        <w:numPr>
+          <w:ilvl w:val="0"/>
+          <w:numId w:val="4"/>
+        </w:numPr>
+        <w:spacing w:after="100"/>
+      </w:pPr>
+      <w:r>
+        <w:rPr>
+          <w:rFonts w:ascii="Arial" w:cs="Arial" w:eastAsia="Arial" w:hAnsi="Arial"/>
+          <w:b/>
+          <w:bCs/>
+        </w:rPr>
+        <w:t xml:space="preserve">Section label</w:t>
+      </w:r>
+      <w:r>
+        <w:rPr>
+          <w:rFonts w:ascii="Arial" w:cs="Arial" w:eastAsia="Arial" w:hAnsi="Arial"/>
+        </w:rPr>
+        <w:t xml:space="preserve"> — </w:t>
+      </w:r>
+      <w:r>
+        <w:rPr>
+          <w:rFonts w:ascii="Arial" w:cs="Arial" w:eastAsia="Arial" w:hAnsi="Arial"/>
+        </w:rPr>
+        <w:t xml:space="preserve">Eyebrow. Default "On site".</w:t>
+      </w:r>
+    </w:p>
+    <w:p>
+      <w:pPr>
+        <w:pStyle w:val="ListParagraph"/>
+        <w:numPr>
+          <w:ilvl w:val="0"/>
+          <w:numId w:val="4"/>
+        </w:numPr>
+        <w:spacing w:after="100"/>
+      </w:pPr>
+      <w:r>
+        <w:rPr>
+          <w:rFonts w:ascii="Arial" w:cs="Arial" w:eastAsia="Arial" w:hAnsi="Arial"/>
+          <w:b/>
+          <w:bCs/>
+        </w:rPr>
+        <w:t xml:space="preserve">Heading</w:t>
+      </w:r>
+      <w:r>
+        <w:rPr>
+          <w:rFonts w:ascii="Arial" w:cs="Arial" w:eastAsia="Arial" w:hAnsi="Arial"/>
+        </w:rPr>
+        <w:t xml:space="preserve"> — </w:t>
+      </w:r>
+      <w:r>
+        <w:rPr>
+          <w:rFonts w:ascii="Arial" w:cs="Arial" w:eastAsia="Arial" w:hAnsi="Arial"/>
+        </w:rPr>
+        <w:t xml:space="preserve">Display heading.</w:t>
+      </w:r>
+    </w:p>
+    <w:p>
+      <w:pPr>
+        <w:pStyle w:val="ListParagraph"/>
+        <w:numPr>
+          <w:ilvl w:val="0"/>
+          <w:numId w:val="4"/>
+        </w:numPr>
+        <w:spacing w:after="100"/>
+      </w:pPr>
+      <w:r>
+        <w:rPr>
+          <w:rFonts w:ascii="Arial" w:cs="Arial" w:eastAsia="Arial" w:hAnsi="Arial"/>
+          <w:b/>
+          <w:bCs/>
+        </w:rPr>
+        <w:t xml:space="preserve">Body</w:t>
+      </w:r>
+      <w:r>
+        <w:rPr>
+          <w:rFonts w:ascii="Arial" w:cs="Arial" w:eastAsia="Arial" w:hAnsi="Arial"/>
+        </w:rPr>
+        <w:t xml:space="preserve"> — </w:t>
+      </w:r>
+      <w:r>
+        <w:rPr>
+          <w:rFonts w:ascii="Arial" w:cs="Arial" w:eastAsia="Arial" w:hAnsi="Arial"/>
+        </w:rPr>
+        <w:t xml:space="preserve">Long-form copy. Blank line splits paragraphs.</w:t>
+      </w:r>
+    </w:p>
+    <w:p>
+      <w:pPr>
+        <w:pStyle w:val="ListParagraph"/>
+        <w:numPr>
+          <w:ilvl w:val="0"/>
+          <w:numId w:val="4"/>
+        </w:numPr>
+        <w:spacing w:after="100"/>
+      </w:pPr>
+      <w:r>
+        <w:rPr>
+          <w:rFonts w:ascii="Arial" w:cs="Arial" w:eastAsia="Arial" w:hAnsi="Arial"/>
+          <w:b/>
+          <w:bCs/>
+        </w:rPr>
+        <w:t xml:space="preserve">Image</w:t>
+      </w:r>
+      <w:r>
+        <w:rPr>
+          <w:rFonts w:ascii="Arial" w:cs="Arial" w:eastAsia="Arial" w:hAnsi="Arial"/>
+        </w:rPr>
+        <w:t xml:space="preserve"> — </w:t>
+      </w:r>
+      <w:r>
+        <w:rPr>
+          <w:rFonts w:ascii="Arial" w:cs="Arial" w:eastAsia="Arial" w:hAnsi="Arial"/>
+        </w:rPr>
+        <w:t xml:space="preserve">Large editorial photograph — site, materials or completed work.</w:t>
+      </w:r>
+    </w:p>
+    <w:p>
+      <w:pPr>
+        <w:pStyle w:val="ListParagraph"/>
+        <w:numPr>
+          <w:ilvl w:val="0"/>
+          <w:numId w:val="4"/>
+        </w:numPr>
+        <w:spacing w:after="100"/>
+      </w:pPr>
+      <w:r>
+        <w:rPr>
+          <w:rFonts w:ascii="Arial" w:cs="Arial" w:eastAsia="Arial" w:hAnsi="Arial"/>
+          <w:b/>
+          <w:bCs/>
+        </w:rPr>
+        <w:t xml:space="preserve">CTA label / link / destination label</w:t>
+      </w:r>
+      <w:r>
+        <w:rPr>
+          <w:rFonts w:ascii="Arial" w:cs="Arial" w:eastAsia="Arial" w:hAnsi="Arial"/>
+        </w:rPr>
+        <w:t xml:space="preserve"> — </w:t>
+      </w:r>
+      <w:r>
+        <w:rPr>
+          <w:rFonts w:ascii="Arial" w:cs="Arial" w:eastAsia="Arial" w:hAnsi="Arial"/>
+        </w:rPr>
+        <w:t xml:space="preserve">Default link points to /services with destination label "Services".</w:t>
+      </w:r>
+    </w:p>
+    <w:p>
+      <w:pPr>
+        <w:pStyle w:val="Heading3"/>
+      </w:pPr>
+      <w:r>
+        <w:rPr>
+          <w:rFonts w:ascii="Arial" w:cs="Arial" w:eastAsia="Arial" w:hAnsi="Arial"/>
+        </w:rPr>
+        <w:t xml:space="preserve">Legacy projects</w:t>
+      </w:r>
+    </w:p>
+    <w:p>
+      <w:pPr>
+        <w:pStyle w:val="ListParagraph"/>
+        <w:numPr>
+          <w:ilvl w:val="0"/>
+          <w:numId w:val="4"/>
+        </w:numPr>
+        <w:spacing w:after="100"/>
+      </w:pPr>
+      <w:r>
+        <w:rPr>
+          <w:rFonts w:ascii="Arial" w:cs="Arial" w:eastAsia="Arial" w:hAnsi="Arial"/>
+          <w:b/>
+          <w:bCs/>
+        </w:rPr>
+        <w:t xml:space="preserve">Section label</w:t>
+      </w:r>
+      <w:r>
+        <w:rPr>
+          <w:rFonts w:ascii="Arial" w:cs="Arial" w:eastAsia="Arial" w:hAnsi="Arial"/>
+        </w:rPr>
+        <w:t xml:space="preserve"> — </w:t>
+      </w:r>
+      <w:r>
+        <w:rPr>
+          <w:rFonts w:ascii="Arial" w:cs="Arial" w:eastAsia="Arial" w:hAnsi="Arial"/>
+        </w:rPr>
+        <w:t xml:space="preserve">Default "Recent work".</w:t>
+      </w:r>
+    </w:p>
+    <w:p>
+      <w:pPr>
+        <w:pStyle w:val="ListParagraph"/>
+        <w:numPr>
+          <w:ilvl w:val="0"/>
+          <w:numId w:val="4"/>
+        </w:numPr>
+        <w:spacing w:after="100"/>
+      </w:pPr>
+      <w:r>
+        <w:rPr>
+          <w:rFonts w:ascii="Arial" w:cs="Arial" w:eastAsia="Arial" w:hAnsi="Arial"/>
+          <w:b/>
+          <w:bCs/>
+        </w:rPr>
         <w:t xml:space="preserve">Items</w:t>
       </w:r>
       <w:r>
@@ -6254,7 +8336,79 @@
         <w:rPr>
           <w:rFonts w:ascii="Arial" w:cs="Arial" w:eastAsia="Arial" w:hAnsi="Arial"/>
         </w:rPr>
-        <w:t xml:space="preserve">Stat cards — value + label + optional footnote, same shape as the home page Stats section.</w:t>
+        <w:t xml:space="preserve">References to Project documents — up to 6. Each item has:</w:t>
+      </w:r>
+    </w:p>
+    <w:p>
+      <w:pPr>
+        <w:pStyle w:val="ListParagraph"/>
+        <w:numPr>
+          <w:ilvl w:val="1"/>
+          <w:numId w:val="3"/>
+        </w:numPr>
+        <w:spacing w:after="60"/>
+      </w:pPr>
+      <w:r>
+        <w:rPr>
+          <w:rFonts w:ascii="Arial" w:cs="Arial" w:eastAsia="Arial" w:hAnsi="Arial"/>
+          <w:b/>
+          <w:bCs/>
+        </w:rPr>
+        <w:t xml:space="preserve">Project</w:t>
+      </w:r>
+      <w:r>
+        <w:rPr>
+          <w:rFonts w:ascii="Arial" w:cs="Arial" w:eastAsia="Arial" w:hAnsi="Arial"/>
+        </w:rPr>
+        <w:t xml:space="preserve"> — pick from the Projects collection.</w:t>
+      </w:r>
+    </w:p>
+    <w:p>
+      <w:pPr>
+        <w:pStyle w:val="ListParagraph"/>
+        <w:numPr>
+          <w:ilvl w:val="1"/>
+          <w:numId w:val="3"/>
+        </w:numPr>
+        <w:spacing w:after="60"/>
+      </w:pPr>
+      <w:r>
+        <w:rPr>
+          <w:rFonts w:ascii="Arial" w:cs="Arial" w:eastAsia="Arial" w:hAnsi="Arial"/>
+          <w:b/>
+          <w:bCs/>
+        </w:rPr>
+        <w:t xml:space="preserve">Image override (optional)</w:t>
+      </w:r>
+      <w:r>
+        <w:rPr>
+          <w:rFonts w:ascii="Arial" w:cs="Arial" w:eastAsia="Arial" w:hAnsi="Arial"/>
+        </w:rPr>
+        <w:t xml:space="preserve"> — use a specific image; otherwise falls back to the project's featured image.</w:t>
+      </w:r>
+    </w:p>
+    <w:p>
+      <w:pPr>
+        <w:pStyle w:val="ListParagraph"/>
+        <w:numPr>
+          <w:ilvl w:val="1"/>
+          <w:numId w:val="3"/>
+        </w:numPr>
+        <w:spacing w:after="60"/>
+      </w:pPr>
+      <w:r>
+        <w:rPr>
+          <w:rFonts w:ascii="Arial" w:cs="Arial" w:eastAsia="Arial" w:hAnsi="Arial"/>
+          <w:b/>
+          <w:bCs/>
+        </w:rPr>
+        <w:t xml:space="preserve">Year label override (optional)</w:t>
+      </w:r>
+      <w:r>
+        <w:rPr>
+          <w:rFonts w:ascii="Arial" w:cs="Arial" w:eastAsia="Arial" w:hAnsi="Arial"/>
+        </w:rPr>
+        <w:t xml:space="preserve"> — free-text override (e.g. "2024", "In progress"). Falls back to the project's year if empty.</w:t>
       </w:r>
     </w:p>
     <w:p>
@@ -6265,7 +8419,7 @@
         <w:rPr>
           <w:rFonts w:ascii="Arial" w:cs="Arial" w:eastAsia="Arial" w:hAnsi="Arial"/>
         </w:rPr>
-        <w:t xml:space="preserve">Process timeline</w:t>
+        <w:t xml:space="preserve">Commitment</w:t>
       </w:r>
     </w:p>
     <w:p>
@@ -6295,7 +8449,7 @@
         <w:rPr>
           <w:rFonts w:ascii="Arial" w:cs="Arial" w:eastAsia="Arial" w:hAnsi="Arial"/>
         </w:rPr>
-        <w:t xml:space="preserve">Eyebrow.</w:t>
+        <w:t xml:space="preserve">Default "Our commitment".</w:t>
       </w:r>
     </w:p>
     <w:p>
@@ -6343,19 +8497,19 @@
           <w:b/>
           <w:bCs/>
         </w:rPr>
-        <w:t xml:space="preserve">Steps</w:t>
-      </w:r>
-      <w:r>
-        <w:rPr>
-          <w:rFonts w:ascii="Arial" w:cs="Arial" w:eastAsia="Arial" w:hAnsi="Arial"/>
-        </w:rPr>
-        <w:t xml:space="preserve"> — </w:t>
-      </w:r>
-      <w:r>
-        <w:rPr>
-          <w:rFonts w:ascii="Arial" w:cs="Arial" w:eastAsia="Arial" w:hAnsi="Arial"/>
-        </w:rPr>
-        <w:t xml:space="preserve">Each step — title + body. Order matters; drag to reorder.</w:t>
+        <w:t xml:space="preserve">Pillars</w:t>
+      </w:r>
+      <w:r>
+        <w:rPr>
+          <w:rFonts w:ascii="Arial" w:cs="Arial" w:eastAsia="Arial" w:hAnsi="Arial"/>
+        </w:rPr>
+        <w:t xml:space="preserve"> — </w:t>
+      </w:r>
+      <w:r>
+        <w:rPr>
+          <w:rFonts w:ascii="Arial" w:cs="Arial" w:eastAsia="Arial" w:hAnsi="Arial"/>
+        </w:rPr>
+        <w:t xml:space="preserve">Up to 6 short text blocks — title + body each. Renders as a multi-column grid.</w:t>
       </w:r>
     </w:p>
     <w:p>
@@ -6366,94 +8520,7 @@
         <w:rPr>
           <w:rFonts w:ascii="Arial" w:cs="Arial" w:eastAsia="Arial" w:hAnsi="Arial"/>
         </w:rPr>
-        <w:t xml:space="preserve">SEO</w:t>
-      </w:r>
-    </w:p>
-    <w:p>
-      <w:pPr>
-        <w:pStyle w:val="ListParagraph"/>
-        <w:numPr>
-          <w:ilvl w:val="0"/>
-          <w:numId w:val="4"/>
-        </w:numPr>
-        <w:spacing w:after="100"/>
-      </w:pPr>
-      <w:r>
-        <w:rPr>
-          <w:rFonts w:ascii="Arial" w:cs="Arial" w:eastAsia="Arial" w:hAnsi="Arial"/>
-          <w:b/>
-          <w:bCs/>
-        </w:rPr>
-        <w:t xml:space="preserve">Browser tab title</w:t>
-      </w:r>
-      <w:r>
-        <w:rPr>
-          <w:rFonts w:ascii="Arial" w:cs="Arial" w:eastAsia="Arial" w:hAnsi="Arial"/>
-        </w:rPr>
-        <w:t xml:space="preserve"> — </w:t>
-      </w:r>
-      <w:r>
-        <w:rPr>
-          <w:rFonts w:ascii="Arial" w:cs="Arial" w:eastAsia="Arial" w:hAnsi="Arial"/>
-        </w:rPr>
-        <w:t xml:space="preserve"/>
-      </w:r>
-    </w:p>
-    <w:p>
-      <w:pPr>
-        <w:pStyle w:val="ListParagraph"/>
-        <w:numPr>
-          <w:ilvl w:val="0"/>
-          <w:numId w:val="4"/>
-        </w:numPr>
-        <w:spacing w:after="100"/>
-      </w:pPr>
-      <w:r>
-        <w:rPr>
-          <w:rFonts w:ascii="Arial" w:cs="Arial" w:eastAsia="Arial" w:hAnsi="Arial"/>
-          <w:b/>
-          <w:bCs/>
-        </w:rPr>
-        <w:t xml:space="preserve">Meta description</w:t>
-      </w:r>
-      <w:r>
-        <w:rPr>
-          <w:rFonts w:ascii="Arial" w:cs="Arial" w:eastAsia="Arial" w:hAnsi="Arial"/>
-        </w:rPr>
-        <w:t xml:space="preserve"> — </w:t>
-      </w:r>
-      <w:r>
-        <w:rPr>
-          <w:rFonts w:ascii="Arial" w:cs="Arial" w:eastAsia="Arial" w:hAnsi="Arial"/>
-        </w:rPr>
-        <w:t xml:space="preserve"/>
-      </w:r>
-    </w:p>
-    <w:p>
-      <w:r>
-        <w:br w:type="page"/>
-      </w:r>
-    </w:p>
-    <w:p>
-      <w:pPr>
-        <w:pStyle w:val="Heading2"/>
-      </w:pPr>
-      <w:r>
-        <w:rPr>
-          <w:rFonts w:ascii="Arial" w:cs="Arial" w:eastAsia="Arial" w:hAnsi="Arial"/>
-        </w:rPr>
-        <w:t xml:space="preserve">Projects Page (the archive)</w:t>
-      </w:r>
-    </w:p>
-    <w:p>
-      <w:pPr>
-        <w:spacing w:after="120"/>
-      </w:pPr>
-      <w:r>
-        <w:rPr>
-          <w:rFonts w:ascii="Arial" w:cs="Arial" w:eastAsia="Arial" w:hAnsi="Arial"/>
-        </w:rPr>
-        <w:t xml:space="preserve">This is the page at /projects. Just the hero — the cards beneath are pulled automatically from the Projects collection.</w:t>
+        <w:t xml:space="preserve">Principles</w:t>
       </w:r>
     </w:p>
     <w:p>
@@ -6483,7 +8550,7 @@
         <w:rPr>
           <w:rFonts w:ascii="Arial" w:cs="Arial" w:eastAsia="Arial" w:hAnsi="Arial"/>
         </w:rPr>
-        <w:t xml:space="preserve">Eyebrow above the heading. Default "Selected projects".</w:t>
+        <w:t xml:space="preserve">Default "Principles".</w:t>
       </w:r>
     </w:p>
     <w:p>
@@ -6513,154 +8580,67 @@
         <w:rPr>
           <w:rFonts w:ascii="Arial" w:cs="Arial" w:eastAsia="Arial" w:hAnsi="Arial"/>
         </w:rPr>
-        <w:t xml:space="preserve">The big editorial heading. Default "Designed, built, delivered.".</w:t>
-      </w:r>
-    </w:p>
-    <w:p>
-      <w:pPr>
-        <w:pStyle w:val="ListParagraph"/>
-        <w:numPr>
-          <w:ilvl w:val="0"/>
-          <w:numId w:val="4"/>
-        </w:numPr>
-        <w:spacing w:after="100"/>
-      </w:pPr>
-      <w:r>
-        <w:rPr>
-          <w:rFonts w:ascii="Arial" w:cs="Arial" w:eastAsia="Arial" w:hAnsi="Arial"/>
-          <w:b/>
-          <w:bCs/>
-        </w:rPr>
-        <w:t xml:space="preserve">Photograph (revealed)</w:t>
-      </w:r>
-      <w:r>
-        <w:rPr>
-          <w:rFonts w:ascii="Arial" w:cs="Arial" w:eastAsia="Arial" w:hAnsi="Arial"/>
-        </w:rPr>
-        <w:t xml:space="preserve"> — </w:t>
-      </w:r>
-      <w:r>
-        <w:rPr>
-          <w:rFonts w:ascii="Arial" w:cs="Arial" w:eastAsia="Arial" w:hAnsi="Arial"/>
-        </w:rPr>
-        <w:t xml:space="preserve">The image revealed beneath the sketch on scroll. Wide landscape, ~16:9 reads best.</w:t>
-      </w:r>
-    </w:p>
-    <w:p>
-      <w:pPr>
-        <w:pStyle w:val="ListParagraph"/>
-        <w:numPr>
-          <w:ilvl w:val="0"/>
-          <w:numId w:val="4"/>
-        </w:numPr>
-        <w:spacing w:after="100"/>
-      </w:pPr>
-      <w:r>
-        <w:rPr>
-          <w:rFonts w:ascii="Arial" w:cs="Arial" w:eastAsia="Arial" w:hAnsi="Arial"/>
-          <w:b/>
-          <w:bCs/>
-        </w:rPr>
-        <w:t xml:space="preserve">Sketch overlay</w:t>
-      </w:r>
-      <w:r>
-        <w:rPr>
-          <w:rFonts w:ascii="Arial" w:cs="Arial" w:eastAsia="Arial" w:hAnsi="Arial"/>
-        </w:rPr>
-        <w:t xml:space="preserve"> — </w:t>
-      </w:r>
-      <w:r>
-        <w:rPr>
-          <w:rFonts w:ascii="Arial" w:cs="Arial" w:eastAsia="Arial" w:hAnsi="Arial"/>
-        </w:rPr>
-        <w:t xml:space="preserve">A line-drawing sketch sitting on top of the photograph that wipes away on scroll. Transparent background reads best.</w:t>
-      </w:r>
-    </w:p>
-    <w:p>
-      <w:pPr>
-        <w:pStyle w:val="ListParagraph"/>
-        <w:numPr>
-          <w:ilvl w:val="0"/>
-          <w:numId w:val="4"/>
-        </w:numPr>
-        <w:spacing w:after="100"/>
-      </w:pPr>
-      <w:r>
-        <w:rPr>
-          <w:rFonts w:ascii="Arial" w:cs="Arial" w:eastAsia="Arial" w:hAnsi="Arial"/>
-          <w:b/>
-          <w:bCs/>
-        </w:rPr>
-        <w:t xml:space="preserve">Browser tab title</w:t>
-      </w:r>
-      <w:r>
-        <w:rPr>
-          <w:rFonts w:ascii="Arial" w:cs="Arial" w:eastAsia="Arial" w:hAnsi="Arial"/>
-        </w:rPr>
-        <w:t xml:space="preserve"> — </w:t>
-      </w:r>
-      <w:r>
-        <w:rPr>
-          <w:rFonts w:ascii="Arial" w:cs="Arial" w:eastAsia="Arial" w:hAnsi="Arial"/>
-        </w:rPr>
-        <w:t xml:space="preserve"/>
-      </w:r>
-    </w:p>
-    <w:p>
-      <w:pPr>
-        <w:pStyle w:val="ListParagraph"/>
-        <w:numPr>
-          <w:ilvl w:val="0"/>
-          <w:numId w:val="4"/>
-        </w:numPr>
-        <w:spacing w:after="100"/>
-      </w:pPr>
-      <w:r>
-        <w:rPr>
-          <w:rFonts w:ascii="Arial" w:cs="Arial" w:eastAsia="Arial" w:hAnsi="Arial"/>
-          <w:b/>
-          <w:bCs/>
-        </w:rPr>
-        <w:t xml:space="preserve">Meta description</w:t>
-      </w:r>
-      <w:r>
-        <w:rPr>
-          <w:rFonts w:ascii="Arial" w:cs="Arial" w:eastAsia="Arial" w:hAnsi="Arial"/>
-        </w:rPr>
-        <w:t xml:space="preserve"> — </w:t>
-      </w:r>
-      <w:r>
-        <w:rPr>
-          <w:rFonts w:ascii="Arial" w:cs="Arial" w:eastAsia="Arial" w:hAnsi="Arial"/>
-        </w:rPr>
-        <w:t xml:space="preserve"/>
-      </w:r>
-    </w:p>
-    <w:p>
-      <w:r>
-        <w:br w:type="page"/>
-      </w:r>
-    </w:p>
-    <w:p>
-      <w:pPr>
-        <w:pStyle w:val="Heading2"/>
-      </w:pPr>
-      <w:r>
-        <w:rPr>
-          <w:rFonts w:ascii="Arial" w:cs="Arial" w:eastAsia="Arial" w:hAnsi="Arial"/>
-        </w:rPr>
-        <w:t xml:space="preserve">Careers Page</w:t>
-      </w:r>
-    </w:p>
-    <w:p>
-      <w:pPr>
-        <w:spacing w:after="120"/>
-      </w:pPr>
-      <w:r>
-        <w:rPr>
-          <w:rFonts w:ascii="Arial" w:cs="Arial" w:eastAsia="Arial" w:hAnsi="Arial"/>
-        </w:rPr>
-        <w:t xml:space="preserve">Tabs: Hero · Intro · Why work with us · Culture · Vacancies list · Speculative block · Apply modal · SEO.</w:t>
+        <w:t xml:space="preserve">Display heading.</w:t>
+      </w:r>
+    </w:p>
+    <w:p>
+      <w:pPr>
+        <w:pStyle w:val="ListParagraph"/>
+        <w:numPr>
+          <w:ilvl w:val="0"/>
+          <w:numId w:val="4"/>
+        </w:numPr>
+        <w:spacing w:after="100"/>
+      </w:pPr>
+      <w:r>
+        <w:rPr>
+          <w:rFonts w:ascii="Arial" w:cs="Arial" w:eastAsia="Arial" w:hAnsi="Arial"/>
+          <w:b/>
+          <w:bCs/>
+        </w:rPr>
+        <w:t xml:space="preserve">Intro paragraph</w:t>
+      </w:r>
+      <w:r>
+        <w:rPr>
+          <w:rFonts w:ascii="Arial" w:cs="Arial" w:eastAsia="Arial" w:hAnsi="Arial"/>
+        </w:rPr>
+        <w:t xml:space="preserve"> — </w:t>
+      </w:r>
+      <w:r>
+        <w:rPr>
+          <w:rFonts w:ascii="Arial" w:cs="Arial" w:eastAsia="Arial" w:hAnsi="Arial"/>
+        </w:rPr>
+        <w:t xml:space="preserve">Optional supporting paragraph beneath the heading.</w:t>
+      </w:r>
+    </w:p>
+    <w:p>
+      <w:pPr>
+        <w:pStyle w:val="ListParagraph"/>
+        <w:numPr>
+          <w:ilvl w:val="0"/>
+          <w:numId w:val="4"/>
+        </w:numPr>
+        <w:spacing w:after="100"/>
+      </w:pPr>
+      <w:r>
+        <w:rPr>
+          <w:rFonts w:ascii="Arial" w:cs="Arial" w:eastAsia="Arial" w:hAnsi="Arial"/>
+          <w:b/>
+          <w:bCs/>
+        </w:rPr>
+        <w:t xml:space="preserve">Items</w:t>
+      </w:r>
+      <w:r>
+        <w:rPr>
+          <w:rFonts w:ascii="Arial" w:cs="Arial" w:eastAsia="Arial" w:hAnsi="Arial"/>
+        </w:rPr>
+        <w:t xml:space="preserve"> — </w:t>
+      </w:r>
+      <w:r>
+        <w:rPr>
+          <w:rFonts w:ascii="Arial" w:cs="Arial" w:eastAsia="Arial" w:hAnsi="Arial"/>
+        </w:rPr>
+        <w:t xml:space="preserve">The principles themselves — title + body each.</w:t>
       </w:r>
     </w:p>
     <w:p>
@@ -6671,239 +8651,37 @@
         <w:rPr>
           <w:rFonts w:ascii="Arial" w:cs="Arial" w:eastAsia="Arial" w:hAnsi="Arial"/>
         </w:rPr>
-        <w:t xml:space="preserve">Hero</w:t>
-      </w:r>
-    </w:p>
-    <w:p>
-      <w:pPr>
-        <w:pStyle w:val="ListParagraph"/>
-        <w:numPr>
-          <w:ilvl w:val="0"/>
-          <w:numId w:val="4"/>
-        </w:numPr>
-        <w:spacing w:after="100"/>
-      </w:pPr>
-      <w:r>
-        <w:rPr>
-          <w:rFonts w:ascii="Arial" w:cs="Arial" w:eastAsia="Arial" w:hAnsi="Arial"/>
-          <w:b/>
-          <w:bCs/>
-        </w:rPr>
-        <w:t xml:space="preserve">Hero title</w:t>
-      </w:r>
-      <w:r>
-        <w:rPr>
-          <w:rFonts w:ascii="Arial" w:cs="Arial" w:eastAsia="Arial" w:hAnsi="Arial"/>
-        </w:rPr>
-        <w:t xml:space="preserve"> — </w:t>
-      </w:r>
-      <w:r>
-        <w:rPr>
-          <w:rFonts w:ascii="Arial" w:cs="Arial" w:eastAsia="Arial" w:hAnsi="Arial"/>
-        </w:rPr>
-        <w:t xml:space="preserve">Display heading.</w:t>
-      </w:r>
-    </w:p>
-    <w:p>
-      <w:pPr>
-        <w:pStyle w:val="ListParagraph"/>
-        <w:numPr>
-          <w:ilvl w:val="0"/>
-          <w:numId w:val="4"/>
-        </w:numPr>
-        <w:spacing w:after="100"/>
-      </w:pPr>
-      <w:r>
-        <w:rPr>
-          <w:rFonts w:ascii="Arial" w:cs="Arial" w:eastAsia="Arial" w:hAnsi="Arial"/>
-          <w:b/>
-          <w:bCs/>
-        </w:rPr>
-        <w:t xml:space="preserve">CTA label</w:t>
-      </w:r>
-      <w:r>
-        <w:rPr>
-          <w:rFonts w:ascii="Arial" w:cs="Arial" w:eastAsia="Arial" w:hAnsi="Arial"/>
-        </w:rPr>
-        <w:t xml:space="preserve"> — </w:t>
-      </w:r>
-      <w:r>
-        <w:rPr>
-          <w:rFonts w:ascii="Arial" w:cs="Arial" w:eastAsia="Arial" w:hAnsi="Arial"/>
-        </w:rPr>
-        <w:t xml:space="preserve">Default "See opportunities".</w:t>
-      </w:r>
-    </w:p>
-    <w:p>
-      <w:pPr>
-        <w:pStyle w:val="ListParagraph"/>
-        <w:numPr>
-          <w:ilvl w:val="0"/>
-          <w:numId w:val="4"/>
-        </w:numPr>
-        <w:spacing w:after="100"/>
-      </w:pPr>
-      <w:r>
-        <w:rPr>
-          <w:rFonts w:ascii="Arial" w:cs="Arial" w:eastAsia="Arial" w:hAnsi="Arial"/>
-          <w:b/>
-          <w:bCs/>
-        </w:rPr>
-        <w:t xml:space="preserve">CTA link</w:t>
-      </w:r>
-      <w:r>
-        <w:rPr>
-          <w:rFonts w:ascii="Arial" w:cs="Arial" w:eastAsia="Arial" w:hAnsi="Arial"/>
-        </w:rPr>
-        <w:t xml:space="preserve"> — </w:t>
-      </w:r>
-      <w:r>
-        <w:rPr>
-          <w:rFonts w:ascii="Arial" w:cs="Arial" w:eastAsia="Arial" w:hAnsi="Arial"/>
-        </w:rPr>
-        <w:t xml:space="preserve">e.g. #jobs to scroll to the vacancies list.</w:t>
-      </w:r>
-    </w:p>
-    <w:p>
-      <w:pPr>
-        <w:pStyle w:val="ListParagraph"/>
-        <w:numPr>
-          <w:ilvl w:val="0"/>
-          <w:numId w:val="4"/>
-        </w:numPr>
-        <w:spacing w:after="100"/>
-      </w:pPr>
-      <w:r>
-        <w:rPr>
-          <w:rFonts w:ascii="Arial" w:cs="Arial" w:eastAsia="Arial" w:hAnsi="Arial"/>
-          <w:b/>
-          <w:bCs/>
-        </w:rPr>
-        <w:t xml:space="preserve">Hero left / centre / right images</w:t>
-      </w:r>
-      <w:r>
-        <w:rPr>
-          <w:rFonts w:ascii="Arial" w:cs="Arial" w:eastAsia="Arial" w:hAnsi="Arial"/>
-        </w:rPr>
-        <w:t xml:space="preserve"> — </w:t>
-      </w:r>
-      <w:r>
-        <w:rPr>
-          <w:rFonts w:ascii="Arial" w:cs="Arial" w:eastAsia="Arial" w:hAnsi="Arial"/>
-        </w:rPr>
-        <w:t xml:space="preserve">Three-image hero — centre is the one that grows.</w:t>
-      </w:r>
-    </w:p>
-    <w:p>
-      <w:pPr>
-        <w:pStyle w:val="Heading3"/>
-      </w:pPr>
-      <w:r>
-        <w:rPr>
-          <w:rFonts w:ascii="Arial" w:cs="Arial" w:eastAsia="Arial" w:hAnsi="Arial"/>
-        </w:rPr>
-        <w:t xml:space="preserve">Intro</w:t>
-      </w:r>
-    </w:p>
-    <w:p>
-      <w:pPr>
-        <w:pStyle w:val="ListParagraph"/>
-        <w:numPr>
-          <w:ilvl w:val="0"/>
-          <w:numId w:val="4"/>
-        </w:numPr>
-        <w:spacing w:after="100"/>
-      </w:pPr>
-      <w:r>
-        <w:rPr>
-          <w:rFonts w:ascii="Arial" w:cs="Arial" w:eastAsia="Arial" w:hAnsi="Arial"/>
-          <w:b/>
-          <w:bCs/>
-        </w:rPr>
-        <w:t xml:space="preserve">Intro heading</w:t>
-      </w:r>
-      <w:r>
-        <w:rPr>
-          <w:rFonts w:ascii="Arial" w:cs="Arial" w:eastAsia="Arial" w:hAnsi="Arial"/>
-        </w:rPr>
-        <w:t xml:space="preserve"> — </w:t>
-      </w:r>
-      <w:r>
-        <w:rPr>
-          <w:rFonts w:ascii="Arial" w:cs="Arial" w:eastAsia="Arial" w:hAnsi="Arial"/>
-        </w:rPr>
-        <w:t xml:space="preserve">Display heading directly under the hero.</w:t>
-      </w:r>
-    </w:p>
-    <w:p>
-      <w:pPr>
-        <w:pStyle w:val="ListParagraph"/>
-        <w:numPr>
-          <w:ilvl w:val="0"/>
-          <w:numId w:val="4"/>
-        </w:numPr>
-        <w:spacing w:after="100"/>
-      </w:pPr>
-      <w:r>
-        <w:rPr>
-          <w:rFonts w:ascii="Arial" w:cs="Arial" w:eastAsia="Arial" w:hAnsi="Arial"/>
-          <w:b/>
-          <w:bCs/>
-        </w:rPr>
-        <w:t xml:space="preserve">Intro body</w:t>
-      </w:r>
-      <w:r>
-        <w:rPr>
-          <w:rFonts w:ascii="Arial" w:cs="Arial" w:eastAsia="Arial" w:hAnsi="Arial"/>
-        </w:rPr>
-        <w:t xml:space="preserve"> — </w:t>
-      </w:r>
-      <w:r>
-        <w:rPr>
-          <w:rFonts w:ascii="Arial" w:cs="Arial" w:eastAsia="Arial" w:hAnsi="Arial"/>
-        </w:rPr>
-        <w:t xml:space="preserve">Supporting paragraph.</w:t>
-      </w:r>
-    </w:p>
-    <w:p>
-      <w:pPr>
-        <w:pStyle w:val="Heading3"/>
-      </w:pPr>
-      <w:r>
-        <w:rPr>
-          <w:rFonts w:ascii="Arial" w:cs="Arial" w:eastAsia="Arial" w:hAnsi="Arial"/>
-        </w:rPr>
-        <w:t xml:space="preserve">Why work with us</w:t>
-      </w:r>
-    </w:p>
-    <w:p>
-      <w:pPr>
-        <w:pStyle w:val="ListParagraph"/>
-        <w:numPr>
-          <w:ilvl w:val="0"/>
-          <w:numId w:val="4"/>
-        </w:numPr>
-        <w:spacing w:after="100"/>
-      </w:pPr>
-      <w:r>
-        <w:rPr>
-          <w:rFonts w:ascii="Arial" w:cs="Arial" w:eastAsia="Arial" w:hAnsi="Arial"/>
-          <w:b/>
-          <w:bCs/>
-        </w:rPr>
-        <w:t xml:space="preserve">Section heading</w:t>
-      </w:r>
-      <w:r>
-        <w:rPr>
-          <w:rFonts w:ascii="Arial" w:cs="Arial" w:eastAsia="Arial" w:hAnsi="Arial"/>
-        </w:rPr>
-        <w:t xml:space="preserve"> — </w:t>
-      </w:r>
-      <w:r>
-        <w:rPr>
-          <w:rFonts w:ascii="Arial" w:cs="Arial" w:eastAsia="Arial" w:hAnsi="Arial"/>
-        </w:rPr>
-        <w:t xml:space="preserve">Eyebrow above the list.</w:t>
+        <w:t xml:space="preserve">Certifications</w:t>
+      </w:r>
+    </w:p>
+    <w:p>
+      <w:pPr>
+        <w:pStyle w:val="ListParagraph"/>
+        <w:numPr>
+          <w:ilvl w:val="0"/>
+          <w:numId w:val="4"/>
+        </w:numPr>
+        <w:spacing w:after="100"/>
+      </w:pPr>
+      <w:r>
+        <w:rPr>
+          <w:rFonts w:ascii="Arial" w:cs="Arial" w:eastAsia="Arial" w:hAnsi="Arial"/>
+          <w:b/>
+          <w:bCs/>
+        </w:rPr>
+        <w:t xml:space="preserve">Section label</w:t>
+      </w:r>
+      <w:r>
+        <w:rPr>
+          <w:rFonts w:ascii="Arial" w:cs="Arial" w:eastAsia="Arial" w:hAnsi="Arial"/>
+        </w:rPr>
+        <w:t xml:space="preserve"> — </w:t>
+      </w:r>
+      <w:r>
+        <w:rPr>
+          <w:rFonts w:ascii="Arial" w:cs="Arial" w:eastAsia="Arial" w:hAnsi="Arial"/>
+        </w:rPr>
+        <w:t xml:space="preserve">Default "Frameworks we follow".</w:t>
       </w:r>
     </w:p>
     <w:p>
@@ -6933,1609 +8711,7 @@
         <w:rPr>
           <w:rFonts w:ascii="Arial" w:cs="Arial" w:eastAsia="Arial" w:hAnsi="Arial"/>
         </w:rPr>
-        <w:t xml:space="preserve">Each — title + body.</w:t>
-      </w:r>
-    </w:p>
-    <w:p>
-      <w:pPr>
-        <w:pStyle w:val="ListParagraph"/>
-        <w:numPr>
-          <w:ilvl w:val="0"/>
-          <w:numId w:val="4"/>
-        </w:numPr>
-        <w:spacing w:after="100"/>
-      </w:pPr>
-      <w:r>
-        <w:rPr>
-          <w:rFonts w:ascii="Arial" w:cs="Arial" w:eastAsia="Arial" w:hAnsi="Arial"/>
-          <w:b/>
-          <w:bCs/>
-        </w:rPr>
-        <w:t xml:space="preserve">Why-work-with-us CTA label</w:t>
-      </w:r>
-      <w:r>
-        <w:rPr>
-          <w:rFonts w:ascii="Arial" w:cs="Arial" w:eastAsia="Arial" w:hAnsi="Arial"/>
-        </w:rPr>
-        <w:t xml:space="preserve"> — </w:t>
-      </w:r>
-      <w:r>
-        <w:rPr>
-          <w:rFonts w:ascii="Arial" w:cs="Arial" w:eastAsia="Arial" w:hAnsi="Arial"/>
-        </w:rPr>
-        <w:t xml:space="preserve">Default "See open roles →".</w:t>
-      </w:r>
-    </w:p>
-    <w:p>
-      <w:pPr>
-        <w:pStyle w:val="ListParagraph"/>
-        <w:numPr>
-          <w:ilvl w:val="0"/>
-          <w:numId w:val="4"/>
-        </w:numPr>
-        <w:spacing w:after="100"/>
-      </w:pPr>
-      <w:r>
-        <w:rPr>
-          <w:rFonts w:ascii="Arial" w:cs="Arial" w:eastAsia="Arial" w:hAnsi="Arial"/>
-          <w:b/>
-          <w:bCs/>
-        </w:rPr>
-        <w:t xml:space="preserve">Why-work-with-us CTA link</w:t>
-      </w:r>
-      <w:r>
-        <w:rPr>
-          <w:rFonts w:ascii="Arial" w:cs="Arial" w:eastAsia="Arial" w:hAnsi="Arial"/>
-        </w:rPr>
-        <w:t xml:space="preserve"> — </w:t>
-      </w:r>
-      <w:r>
-        <w:rPr>
-          <w:rFonts w:ascii="Arial" w:cs="Arial" w:eastAsia="Arial" w:hAnsi="Arial"/>
-        </w:rPr>
-        <w:t xml:space="preserve">e.g. #jobs.</w:t>
-      </w:r>
-    </w:p>
-    <w:p>
-      <w:pPr>
-        <w:pStyle w:val="Heading3"/>
-      </w:pPr>
-      <w:r>
-        <w:rPr>
-          <w:rFonts w:ascii="Arial" w:cs="Arial" w:eastAsia="Arial" w:hAnsi="Arial"/>
-        </w:rPr>
-        <w:t xml:space="preserve">Culture</w:t>
-      </w:r>
-    </w:p>
-    <w:p>
-      <w:pPr>
-        <w:pStyle w:val="ListParagraph"/>
-        <w:numPr>
-          <w:ilvl w:val="0"/>
-          <w:numId w:val="4"/>
-        </w:numPr>
-        <w:spacing w:after="100"/>
-      </w:pPr>
-      <w:r>
-        <w:rPr>
-          <w:rFonts w:ascii="Arial" w:cs="Arial" w:eastAsia="Arial" w:hAnsi="Arial"/>
-          <w:b/>
-          <w:bCs/>
-        </w:rPr>
-        <w:t xml:space="preserve">Section label</w:t>
-      </w:r>
-      <w:r>
-        <w:rPr>
-          <w:rFonts w:ascii="Arial" w:cs="Arial" w:eastAsia="Arial" w:hAnsi="Arial"/>
-        </w:rPr>
-        <w:t xml:space="preserve"> — </w:t>
-      </w:r>
-      <w:r>
-        <w:rPr>
-          <w:rFonts w:ascii="Arial" w:cs="Arial" w:eastAsia="Arial" w:hAnsi="Arial"/>
-        </w:rPr>
-        <w:t xml:space="preserve">Default "Culture".</w:t>
-      </w:r>
-    </w:p>
-    <w:p>
-      <w:pPr>
-        <w:pStyle w:val="ListParagraph"/>
-        <w:numPr>
-          <w:ilvl w:val="0"/>
-          <w:numId w:val="4"/>
-        </w:numPr>
-        <w:spacing w:after="100"/>
-      </w:pPr>
-      <w:r>
-        <w:rPr>
-          <w:rFonts w:ascii="Arial" w:cs="Arial" w:eastAsia="Arial" w:hAnsi="Arial"/>
-          <w:b/>
-          <w:bCs/>
-        </w:rPr>
-        <w:t xml:space="preserve">Heading</w:t>
-      </w:r>
-      <w:r>
-        <w:rPr>
-          <w:rFonts w:ascii="Arial" w:cs="Arial" w:eastAsia="Arial" w:hAnsi="Arial"/>
-        </w:rPr>
-        <w:t xml:space="preserve"> — </w:t>
-      </w:r>
-      <w:r>
-        <w:rPr>
-          <w:rFonts w:ascii="Arial" w:cs="Arial" w:eastAsia="Arial" w:hAnsi="Arial"/>
-        </w:rPr>
-        <w:t xml:space="preserve">Display heading.</w:t>
-      </w:r>
-    </w:p>
-    <w:p>
-      <w:pPr>
-        <w:pStyle w:val="ListParagraph"/>
-        <w:numPr>
-          <w:ilvl w:val="0"/>
-          <w:numId w:val="4"/>
-        </w:numPr>
-        <w:spacing w:after="100"/>
-      </w:pPr>
-      <w:r>
-        <w:rPr>
-          <w:rFonts w:ascii="Arial" w:cs="Arial" w:eastAsia="Arial" w:hAnsi="Arial"/>
-          <w:b/>
-          <w:bCs/>
-        </w:rPr>
-        <w:t xml:space="preserve">Body</w:t>
-      </w:r>
-      <w:r>
-        <w:rPr>
-          <w:rFonts w:ascii="Arial" w:cs="Arial" w:eastAsia="Arial" w:hAnsi="Arial"/>
-        </w:rPr>
-        <w:t xml:space="preserve"> — </w:t>
-      </w:r>
-      <w:r>
-        <w:rPr>
-          <w:rFonts w:ascii="Arial" w:cs="Arial" w:eastAsia="Arial" w:hAnsi="Arial"/>
-        </w:rPr>
-        <w:t xml:space="preserve">Multi-paragraph copy.</w:t>
-      </w:r>
-    </w:p>
-    <w:p>
-      <w:pPr>
-        <w:pStyle w:val="ListParagraph"/>
-        <w:numPr>
-          <w:ilvl w:val="0"/>
-          <w:numId w:val="4"/>
-        </w:numPr>
-        <w:spacing w:after="100"/>
-      </w:pPr>
-      <w:r>
-        <w:rPr>
-          <w:rFonts w:ascii="Arial" w:cs="Arial" w:eastAsia="Arial" w:hAnsi="Arial"/>
-          <w:b/>
-          <w:bCs/>
-        </w:rPr>
-        <w:t xml:space="preserve">Image</w:t>
-      </w:r>
-      <w:r>
-        <w:rPr>
-          <w:rFonts w:ascii="Arial" w:cs="Arial" w:eastAsia="Arial" w:hAnsi="Arial"/>
-        </w:rPr>
-        <w:t xml:space="preserve"> — </w:t>
-      </w:r>
-      <w:r>
-        <w:rPr>
-          <w:rFonts w:ascii="Arial" w:cs="Arial" w:eastAsia="Arial" w:hAnsi="Arial"/>
-        </w:rPr>
-        <w:t xml:space="preserve">Editorial team / studio photograph.</w:t>
-      </w:r>
-    </w:p>
-    <w:p>
-      <w:pPr>
-        <w:pStyle w:val="ListParagraph"/>
-        <w:numPr>
-          <w:ilvl w:val="0"/>
-          <w:numId w:val="4"/>
-        </w:numPr>
-        <w:spacing w:after="100"/>
-      </w:pPr>
-      <w:r>
-        <w:rPr>
-          <w:rFonts w:ascii="Arial" w:cs="Arial" w:eastAsia="Arial" w:hAnsi="Arial"/>
-          <w:b/>
-          <w:bCs/>
-        </w:rPr>
-        <w:t xml:space="preserve">CTA label</w:t>
-      </w:r>
-      <w:r>
-        <w:rPr>
-          <w:rFonts w:ascii="Arial" w:cs="Arial" w:eastAsia="Arial" w:hAnsi="Arial"/>
-        </w:rPr>
-        <w:t xml:space="preserve"> — </w:t>
-      </w:r>
-      <w:r>
-        <w:rPr>
-          <w:rFonts w:ascii="Arial" w:cs="Arial" w:eastAsia="Arial" w:hAnsi="Arial"/>
-        </w:rPr>
-        <w:t xml:space="preserve">Default "Meet the team →".</w:t>
-      </w:r>
-    </w:p>
-    <w:p>
-      <w:pPr>
-        <w:pStyle w:val="ListParagraph"/>
-        <w:numPr>
-          <w:ilvl w:val="0"/>
-          <w:numId w:val="4"/>
-        </w:numPr>
-        <w:spacing w:after="100"/>
-      </w:pPr>
-      <w:r>
-        <w:rPr>
-          <w:rFonts w:ascii="Arial" w:cs="Arial" w:eastAsia="Arial" w:hAnsi="Arial"/>
-          <w:b/>
-          <w:bCs/>
-        </w:rPr>
-        <w:t xml:space="preserve">CTA link</w:t>
-      </w:r>
-      <w:r>
-        <w:rPr>
-          <w:rFonts w:ascii="Arial" w:cs="Arial" w:eastAsia="Arial" w:hAnsi="Arial"/>
-        </w:rPr>
-        <w:t xml:space="preserve"> — </w:t>
-      </w:r>
-      <w:r>
-        <w:rPr>
-          <w:rFonts w:ascii="Arial" w:cs="Arial" w:eastAsia="Arial" w:hAnsi="Arial"/>
-        </w:rPr>
-        <w:t xml:space="preserve">e.g. /about.</w:t>
-      </w:r>
-    </w:p>
-    <w:p>
-      <w:pPr>
-        <w:pStyle w:val="ListParagraph"/>
-        <w:numPr>
-          <w:ilvl w:val="0"/>
-          <w:numId w:val="4"/>
-        </w:numPr>
-        <w:spacing w:after="100"/>
-      </w:pPr>
-      <w:r>
-        <w:rPr>
-          <w:rFonts w:ascii="Arial" w:cs="Arial" w:eastAsia="Arial" w:hAnsi="Arial"/>
-          <w:b/>
-          <w:bCs/>
-        </w:rPr>
-        <w:t xml:space="preserve">CTA destination label</w:t>
-      </w:r>
-      <w:r>
-        <w:rPr>
-          <w:rFonts w:ascii="Arial" w:cs="Arial" w:eastAsia="Arial" w:hAnsi="Arial"/>
-        </w:rPr>
-        <w:t xml:space="preserve"> — </w:t>
-      </w:r>
-      <w:r>
-        <w:rPr>
-          <w:rFonts w:ascii="Arial" w:cs="Arial" w:eastAsia="Arial" w:hAnsi="Arial"/>
-        </w:rPr>
-        <w:t xml:space="preserve">Page name shown briefly during the page-transition. e.g. "About".</w:t>
-      </w:r>
-    </w:p>
-    <w:p>
-      <w:pPr>
-        <w:pStyle w:val="Heading3"/>
-      </w:pPr>
-      <w:r>
-        <w:rPr>
-          <w:rFonts w:ascii="Arial" w:cs="Arial" w:eastAsia="Arial" w:hAnsi="Arial"/>
-        </w:rPr>
-        <w:t xml:space="preserve">Vacancies list</w:t>
-      </w:r>
-    </w:p>
-    <w:p>
-      <w:pPr>
-        <w:pStyle w:val="ListParagraph"/>
-        <w:numPr>
-          <w:ilvl w:val="0"/>
-          <w:numId w:val="4"/>
-        </w:numPr>
-        <w:spacing w:after="100"/>
-      </w:pPr>
-      <w:r>
-        <w:rPr>
-          <w:rFonts w:ascii="Arial" w:cs="Arial" w:eastAsia="Arial" w:hAnsi="Arial"/>
-          <w:b/>
-          <w:bCs/>
-        </w:rPr>
-        <w:t xml:space="preserve">Vacancies list heading</w:t>
-      </w:r>
-      <w:r>
-        <w:rPr>
-          <w:rFonts w:ascii="Arial" w:cs="Arial" w:eastAsia="Arial" w:hAnsi="Arial"/>
-        </w:rPr>
-        <w:t xml:space="preserve"> — </w:t>
-      </w:r>
-      <w:r>
-        <w:rPr>
-          <w:rFonts w:ascii="Arial" w:cs="Arial" w:eastAsia="Arial" w:hAnsi="Arial"/>
-        </w:rPr>
-        <w:t xml:space="preserve">Default "Open positions".</w:t>
-      </w:r>
-    </w:p>
-    <w:p>
-      <w:pPr>
-        <w:pStyle w:val="ListParagraph"/>
-        <w:numPr>
-          <w:ilvl w:val="0"/>
-          <w:numId w:val="4"/>
-        </w:numPr>
-        <w:spacing w:after="100"/>
-      </w:pPr>
-      <w:r>
-        <w:rPr>
-          <w:rFonts w:ascii="Arial" w:cs="Arial" w:eastAsia="Arial" w:hAnsi="Arial"/>
-          <w:b/>
-          <w:bCs/>
-        </w:rPr>
-        <w:t xml:space="preserve">Empty-state message</w:t>
-      </w:r>
-      <w:r>
-        <w:rPr>
-          <w:rFonts w:ascii="Arial" w:cs="Arial" w:eastAsia="Arial" w:hAnsi="Arial"/>
-        </w:rPr>
-        <w:t xml:space="preserve"> — </w:t>
-      </w:r>
-      <w:r>
-        <w:rPr>
-          <w:rFonts w:ascii="Arial" w:cs="Arial" w:eastAsia="Arial" w:hAnsi="Arial"/>
-        </w:rPr>
-        <w:t xml:space="preserve">Shown when there are no vacancies. Sets the tone for someone who clicks through and finds nothing.</w:t>
-      </w:r>
-    </w:p>
-    <w:p>
-      <w:pPr>
-        <w:pStyle w:val="ListParagraph"/>
-        <w:numPr>
-          <w:ilvl w:val="0"/>
-          <w:numId w:val="4"/>
-        </w:numPr>
-        <w:spacing w:after="100"/>
-      </w:pPr>
-      <w:r>
-        <w:rPr>
-          <w:rFonts w:ascii="Arial" w:cs="Arial" w:eastAsia="Arial" w:hAnsi="Arial"/>
-          <w:b/>
-          <w:bCs/>
-        </w:rPr>
-        <w:t xml:space="preserve">Apply button label</w:t>
-      </w:r>
-      <w:r>
-        <w:rPr>
-          <w:rFonts w:ascii="Arial" w:cs="Arial" w:eastAsia="Arial" w:hAnsi="Arial"/>
-        </w:rPr>
-        <w:t xml:space="preserve"> — </w:t>
-      </w:r>
-      <w:r>
-        <w:rPr>
-          <w:rFonts w:ascii="Arial" w:cs="Arial" w:eastAsia="Arial" w:hAnsi="Arial"/>
-        </w:rPr>
-        <w:t xml:space="preserve">On each vacancy row. Default "Apply now →".</w:t>
-      </w:r>
-    </w:p>
-    <w:p>
-      <w:pPr>
-        <w:pStyle w:val="Heading3"/>
-      </w:pPr>
-      <w:r>
-        <w:rPr>
-          <w:rFonts w:ascii="Arial" w:cs="Arial" w:eastAsia="Arial" w:hAnsi="Arial"/>
-        </w:rPr>
-        <w:t xml:space="preserve">Speculative block</w:t>
-      </w:r>
-    </w:p>
-    <w:p>
-      <w:pPr>
-        <w:spacing w:after="120"/>
-      </w:pPr>
-      <w:r>
-        <w:rPr>
-          <w:rFonts w:ascii="Arial" w:cs="Arial" w:eastAsia="Arial" w:hAnsi="Arial"/>
-        </w:rPr>
-        <w:t xml:space="preserve">The closing "Send us a CV anyway" block at the foot of the page.</w:t>
-      </w:r>
-    </w:p>
-    <w:p>
-      <w:pPr>
-        <w:pStyle w:val="ListParagraph"/>
-        <w:numPr>
-          <w:ilvl w:val="0"/>
-          <w:numId w:val="4"/>
-        </w:numPr>
-        <w:spacing w:after="100"/>
-      </w:pPr>
-      <w:r>
-        <w:rPr>
-          <w:rFonts w:ascii="Arial" w:cs="Arial" w:eastAsia="Arial" w:hAnsi="Arial"/>
-          <w:b/>
-          <w:bCs/>
-        </w:rPr>
-        <w:t xml:space="preserve">Section label</w:t>
-      </w:r>
-      <w:r>
-        <w:rPr>
-          <w:rFonts w:ascii="Arial" w:cs="Arial" w:eastAsia="Arial" w:hAnsi="Arial"/>
-        </w:rPr>
-        <w:t xml:space="preserve"> — </w:t>
-      </w:r>
-      <w:r>
-        <w:rPr>
-          <w:rFonts w:ascii="Arial" w:cs="Arial" w:eastAsia="Arial" w:hAnsi="Arial"/>
-        </w:rPr>
-        <w:t xml:space="preserve">Default "Speculative".</w:t>
-      </w:r>
-    </w:p>
-    <w:p>
-      <w:pPr>
-        <w:pStyle w:val="ListParagraph"/>
-        <w:numPr>
-          <w:ilvl w:val="0"/>
-          <w:numId w:val="4"/>
-        </w:numPr>
-        <w:spacing w:after="100"/>
-      </w:pPr>
-      <w:r>
-        <w:rPr>
-          <w:rFonts w:ascii="Arial" w:cs="Arial" w:eastAsia="Arial" w:hAnsi="Arial"/>
-          <w:b/>
-          <w:bCs/>
-        </w:rPr>
-        <w:t xml:space="preserve">Heading</w:t>
-      </w:r>
-      <w:r>
-        <w:rPr>
-          <w:rFonts w:ascii="Arial" w:cs="Arial" w:eastAsia="Arial" w:hAnsi="Arial"/>
-        </w:rPr>
-        <w:t xml:space="preserve"> — </w:t>
-      </w:r>
-      <w:r>
-        <w:rPr>
-          <w:rFonts w:ascii="Arial" w:cs="Arial" w:eastAsia="Arial" w:hAnsi="Arial"/>
-        </w:rPr>
-        <w:t xml:space="preserve">Display heading. Default "Send us a CV anyway.".</w:t>
-      </w:r>
-    </w:p>
-    <w:p>
-      <w:pPr>
-        <w:pStyle w:val="ListParagraph"/>
-        <w:numPr>
-          <w:ilvl w:val="0"/>
-          <w:numId w:val="4"/>
-        </w:numPr>
-        <w:spacing w:after="100"/>
-      </w:pPr>
-      <w:r>
-        <w:rPr>
-          <w:rFonts w:ascii="Arial" w:cs="Arial" w:eastAsia="Arial" w:hAnsi="Arial"/>
-          <w:b/>
-          <w:bCs/>
-        </w:rPr>
-        <w:t xml:space="preserve">Body</w:t>
-      </w:r>
-      <w:r>
-        <w:rPr>
-          <w:rFonts w:ascii="Arial" w:cs="Arial" w:eastAsia="Arial" w:hAnsi="Arial"/>
-        </w:rPr>
-        <w:t xml:space="preserve"> — </w:t>
-      </w:r>
-      <w:r>
-        <w:rPr>
-          <w:rFonts w:ascii="Arial" w:cs="Arial" w:eastAsia="Arial" w:hAnsi="Arial"/>
-        </w:rPr>
-        <w:t xml:space="preserve">Multi-paragraph copy.</w:t>
-      </w:r>
-    </w:p>
-    <w:p>
-      <w:pPr>
-        <w:pStyle w:val="ListParagraph"/>
-        <w:numPr>
-          <w:ilvl w:val="0"/>
-          <w:numId w:val="4"/>
-        </w:numPr>
-        <w:spacing w:after="100"/>
-      </w:pPr>
-      <w:r>
-        <w:rPr>
-          <w:rFonts w:ascii="Arial" w:cs="Arial" w:eastAsia="Arial" w:hAnsi="Arial"/>
-          <w:b/>
-          <w:bCs/>
-        </w:rPr>
-        <w:t xml:space="preserve">Image</w:t>
-      </w:r>
-      <w:r>
-        <w:rPr>
-          <w:rFonts w:ascii="Arial" w:cs="Arial" w:eastAsia="Arial" w:hAnsi="Arial"/>
-        </w:rPr>
-        <w:t xml:space="preserve"> — </w:t>
-      </w:r>
-      <w:r>
-        <w:rPr>
-          <w:rFonts w:ascii="Arial" w:cs="Arial" w:eastAsia="Arial" w:hAnsi="Arial"/>
-        </w:rPr>
-        <w:t xml:space="preserve">Editorial photograph.</w:t>
-      </w:r>
-    </w:p>
-    <w:p>
-      <w:pPr>
-        <w:pStyle w:val="ListParagraph"/>
-        <w:numPr>
-          <w:ilvl w:val="0"/>
-          <w:numId w:val="4"/>
-        </w:numPr>
-        <w:spacing w:after="100"/>
-      </w:pPr>
-      <w:r>
-        <w:rPr>
-          <w:rFonts w:ascii="Arial" w:cs="Arial" w:eastAsia="Arial" w:hAnsi="Arial"/>
-          <w:b/>
-          <w:bCs/>
-        </w:rPr>
-        <w:t xml:space="preserve">CTA label / link / destination label</w:t>
-      </w:r>
-      <w:r>
-        <w:rPr>
-          <w:rFonts w:ascii="Arial" w:cs="Arial" w:eastAsia="Arial" w:hAnsi="Arial"/>
-        </w:rPr>
-        <w:t xml:space="preserve"> — </w:t>
-      </w:r>
-      <w:r>
-        <w:rPr>
-          <w:rFonts w:ascii="Arial" w:cs="Arial" w:eastAsia="Arial" w:hAnsi="Arial"/>
-        </w:rPr>
-        <w:t xml:space="preserve">Typically links to /contact.</w:t>
-      </w:r>
-    </w:p>
-    <w:p>
-      <w:pPr>
-        <w:pStyle w:val="Heading3"/>
-      </w:pPr>
-      <w:r>
-        <w:rPr>
-          <w:rFonts w:ascii="Arial" w:cs="Arial" w:eastAsia="Arial" w:hAnsi="Arial"/>
-        </w:rPr>
-        <w:t xml:space="preserve">Apply modal</w:t>
-      </w:r>
-    </w:p>
-    <w:p>
-      <w:pPr>
-        <w:spacing w:after="120"/>
-      </w:pPr>
-      <w:r>
-        <w:rPr>
-          <w:rFonts w:ascii="Arial" w:cs="Arial" w:eastAsia="Arial" w:hAnsi="Arial"/>
-        </w:rPr>
-        <w:t xml:space="preserve">The form that opens when someone clicks "Apply now" on a vacancy. All field labels and supporting copy are editable. Defaults are sensible — only edit if you want to reword.</w:t>
-      </w:r>
-    </w:p>
-    <w:p>
-      <w:pPr>
-        <w:pStyle w:val="ListParagraph"/>
-        <w:numPr>
-          <w:ilvl w:val="0"/>
-          <w:numId w:val="4"/>
-        </w:numPr>
-        <w:spacing w:after="100"/>
-      </w:pPr>
-      <w:r>
-        <w:rPr>
-          <w:rFonts w:ascii="Arial" w:cs="Arial" w:eastAsia="Arial" w:hAnsi="Arial"/>
-          <w:b/>
-          <w:bCs/>
-        </w:rPr>
-        <w:t xml:space="preserve">Eyebrow label</w:t>
-      </w:r>
-      <w:r>
-        <w:rPr>
-          <w:rFonts w:ascii="Arial" w:cs="Arial" w:eastAsia="Arial" w:hAnsi="Arial"/>
-        </w:rPr>
-        <w:t xml:space="preserve"> — </w:t>
-      </w:r>
-      <w:r>
-        <w:rPr>
-          <w:rFonts w:ascii="Arial" w:cs="Arial" w:eastAsia="Arial" w:hAnsi="Arial"/>
-        </w:rPr>
-        <w:t xml:space="preserve">Caption above the role title in the modal. Default "Apply for".</w:t>
-      </w:r>
-    </w:p>
-    <w:p>
-      <w:pPr>
-        <w:pStyle w:val="ListParagraph"/>
-        <w:numPr>
-          <w:ilvl w:val="0"/>
-          <w:numId w:val="4"/>
-        </w:numPr>
-        <w:spacing w:after="100"/>
-      </w:pPr>
-      <w:r>
-        <w:rPr>
-          <w:rFonts w:ascii="Arial" w:cs="Arial" w:eastAsia="Arial" w:hAnsi="Arial"/>
-          <w:b/>
-          <w:bCs/>
-        </w:rPr>
-        <w:t xml:space="preserve">Close button label / Close — accessible description</w:t>
-      </w:r>
-      <w:r>
-        <w:rPr>
-          <w:rFonts w:ascii="Arial" w:cs="Arial" w:eastAsia="Arial" w:hAnsi="Arial"/>
-        </w:rPr>
-        <w:t xml:space="preserve"> — </w:t>
-      </w:r>
-      <w:r>
-        <w:rPr>
-          <w:rFonts w:ascii="Arial" w:cs="Arial" w:eastAsia="Arial" w:hAnsi="Arial"/>
-        </w:rPr>
-        <w:t xml:space="preserve"/>
-      </w:r>
-    </w:p>
-    <w:p>
-      <w:pPr>
-        <w:pStyle w:val="ListParagraph"/>
-        <w:numPr>
-          <w:ilvl w:val="0"/>
-          <w:numId w:val="4"/>
-        </w:numPr>
-        <w:spacing w:after="100"/>
-      </w:pPr>
-      <w:r>
-        <w:rPr>
-          <w:rFonts w:ascii="Arial" w:cs="Arial" w:eastAsia="Arial" w:hAnsi="Arial"/>
-          <w:b/>
-          <w:bCs/>
-        </w:rPr>
-        <w:t xml:space="preserve">Field labels</w:t>
-      </w:r>
-      <w:r>
-        <w:rPr>
-          <w:rFonts w:ascii="Arial" w:cs="Arial" w:eastAsia="Arial" w:hAnsi="Arial"/>
-        </w:rPr>
-        <w:t xml:space="preserve"> — </w:t>
-      </w:r>
-      <w:r>
-        <w:rPr>
-          <w:rFonts w:ascii="Arial" w:cs="Arial" w:eastAsia="Arial" w:hAnsi="Arial"/>
-        </w:rPr>
-        <w:t xml:space="preserve">First name, Last name, Email, Phone, LinkedIn / portfolio, Work experience, Upload CV.</w:t>
-      </w:r>
-    </w:p>
-    <w:p>
-      <w:pPr>
-        <w:pStyle w:val="ListParagraph"/>
-        <w:numPr>
-          <w:ilvl w:val="0"/>
-          <w:numId w:val="4"/>
-        </w:numPr>
-        <w:spacing w:after="100"/>
-      </w:pPr>
-      <w:r>
-        <w:rPr>
-          <w:rFonts w:ascii="Arial" w:cs="Arial" w:eastAsia="Arial" w:hAnsi="Arial"/>
-          <w:b/>
-          <w:bCs/>
-        </w:rPr>
-        <w:t xml:space="preserve">File picker placeholder</w:t>
-      </w:r>
-      <w:r>
-        <w:rPr>
-          <w:rFonts w:ascii="Arial" w:cs="Arial" w:eastAsia="Arial" w:hAnsi="Arial"/>
-        </w:rPr>
-        <w:t xml:space="preserve"> — </w:t>
-      </w:r>
-      <w:r>
-        <w:rPr>
-          <w:rFonts w:ascii="Arial" w:cs="Arial" w:eastAsia="Arial" w:hAnsi="Arial"/>
-        </w:rPr>
-        <w:t xml:space="preserve">Default "Choose a file (PDF or Word)".</w:t>
-      </w:r>
-    </w:p>
-    <w:p>
-      <w:pPr>
-        <w:pStyle w:val="ListParagraph"/>
-        <w:numPr>
-          <w:ilvl w:val="0"/>
-          <w:numId w:val="4"/>
-        </w:numPr>
-        <w:spacing w:after="100"/>
-      </w:pPr>
-      <w:r>
-        <w:rPr>
-          <w:rFonts w:ascii="Arial" w:cs="Arial" w:eastAsia="Arial" w:hAnsi="Arial"/>
-          <w:b/>
-          <w:bCs/>
-        </w:rPr>
-        <w:t xml:space="preserve">File clear button label</w:t>
-      </w:r>
-      <w:r>
-        <w:rPr>
-          <w:rFonts w:ascii="Arial" w:cs="Arial" w:eastAsia="Arial" w:hAnsi="Arial"/>
-        </w:rPr>
-        <w:t xml:space="preserve"> — </w:t>
-      </w:r>
-      <w:r>
-        <w:rPr>
-          <w:rFonts w:ascii="Arial" w:cs="Arial" w:eastAsia="Arial" w:hAnsi="Arial"/>
-        </w:rPr>
-        <w:t xml:space="preserve">Default "Clear".</w:t>
-      </w:r>
-    </w:p>
-    <w:p>
-      <w:pPr>
-        <w:pStyle w:val="ListParagraph"/>
-        <w:numPr>
-          <w:ilvl w:val="0"/>
-          <w:numId w:val="4"/>
-        </w:numPr>
-        <w:spacing w:after="100"/>
-      </w:pPr>
-      <w:r>
-        <w:rPr>
-          <w:rFonts w:ascii="Arial" w:cs="Arial" w:eastAsia="Arial" w:hAnsi="Arial"/>
-          <w:b/>
-          <w:bCs/>
-        </w:rPr>
-        <w:t xml:space="preserve">Submit / Submitting button labels</w:t>
-      </w:r>
-      <w:r>
-        <w:rPr>
-          <w:rFonts w:ascii="Arial" w:cs="Arial" w:eastAsia="Arial" w:hAnsi="Arial"/>
-        </w:rPr>
-        <w:t xml:space="preserve"> — </w:t>
-      </w:r>
-      <w:r>
-        <w:rPr>
-          <w:rFonts w:ascii="Arial" w:cs="Arial" w:eastAsia="Arial" w:hAnsi="Arial"/>
-        </w:rPr>
-        <w:t xml:space="preserve"/>
-      </w:r>
-    </w:p>
-    <w:p>
-      <w:pPr>
-        <w:pStyle w:val="ListParagraph"/>
-        <w:numPr>
-          <w:ilvl w:val="0"/>
-          <w:numId w:val="4"/>
-        </w:numPr>
-        <w:spacing w:after="100"/>
-      </w:pPr>
-      <w:r>
-        <w:rPr>
-          <w:rFonts w:ascii="Arial" w:cs="Arial" w:eastAsia="Arial" w:hAnsi="Arial"/>
-          <w:b/>
-          <w:bCs/>
-        </w:rPr>
-        <w:t xml:space="preserve">Legal microcopy</w:t>
-      </w:r>
-      <w:r>
-        <w:rPr>
-          <w:rFonts w:ascii="Arial" w:cs="Arial" w:eastAsia="Arial" w:hAnsi="Arial"/>
-        </w:rPr>
-        <w:t xml:space="preserve"> — </w:t>
-      </w:r>
-      <w:r>
-        <w:rPr>
-          <w:rFonts w:ascii="Arial" w:cs="Arial" w:eastAsia="Arial" w:hAnsi="Arial"/>
-        </w:rPr>
-        <w:t xml:space="preserve">Small print under the submit button. The default consent / data-use note is GDPR-aligned — only change if you have legal advice to.</w:t>
-      </w:r>
-    </w:p>
-    <w:p>
-      <w:pPr>
-        <w:pStyle w:val="ListParagraph"/>
-        <w:numPr>
-          <w:ilvl w:val="0"/>
-          <w:numId w:val="4"/>
-        </w:numPr>
-        <w:spacing w:after="100"/>
-      </w:pPr>
-      <w:r>
-        <w:rPr>
-          <w:rFonts w:ascii="Arial" w:cs="Arial" w:eastAsia="Arial" w:hAnsi="Arial"/>
-          <w:b/>
-          <w:bCs/>
-        </w:rPr>
-        <w:t xml:space="preserve">Sent heading / Sent body</w:t>
-      </w:r>
-      <w:r>
-        <w:rPr>
-          <w:rFonts w:ascii="Arial" w:cs="Arial" w:eastAsia="Arial" w:hAnsi="Arial"/>
-        </w:rPr>
-        <w:t xml:space="preserve"> — </w:t>
-      </w:r>
-      <w:r>
-        <w:rPr>
-          <w:rFonts w:ascii="Arial" w:cs="Arial" w:eastAsia="Arial" w:hAnsi="Arial"/>
-        </w:rPr>
-        <w:t xml:space="preserve">Confirmation copy after submission.</w:t>
-      </w:r>
-    </w:p>
-    <w:p>
-      <w:pPr>
-        <w:pStyle w:val="ListParagraph"/>
-        <w:numPr>
-          <w:ilvl w:val="0"/>
-          <w:numId w:val="4"/>
-        </w:numPr>
-        <w:spacing w:after="100"/>
-      </w:pPr>
-      <w:r>
-        <w:rPr>
-          <w:rFonts w:ascii="Arial" w:cs="Arial" w:eastAsia="Arial" w:hAnsi="Arial"/>
-          <w:b/>
-          <w:bCs/>
-        </w:rPr>
-        <w:t xml:space="preserve">Sent close label</w:t>
-      </w:r>
-      <w:r>
-        <w:rPr>
-          <w:rFonts w:ascii="Arial" w:cs="Arial" w:eastAsia="Arial" w:hAnsi="Arial"/>
-        </w:rPr>
-        <w:t xml:space="preserve"> — </w:t>
-      </w:r>
-      <w:r>
-        <w:rPr>
-          <w:rFonts w:ascii="Arial" w:cs="Arial" w:eastAsia="Arial" w:hAnsi="Arial"/>
-        </w:rPr>
-        <w:t xml:space="preserve"/>
-      </w:r>
-    </w:p>
-    <w:p>
-      <w:pPr>
-        <w:pStyle w:val="Heading3"/>
-      </w:pPr>
-      <w:r>
-        <w:rPr>
-          <w:rFonts w:ascii="Arial" w:cs="Arial" w:eastAsia="Arial" w:hAnsi="Arial"/>
-        </w:rPr>
-        <w:t xml:space="preserve">SEO</w:t>
-      </w:r>
-    </w:p>
-    <w:p>
-      <w:pPr>
-        <w:pStyle w:val="ListParagraph"/>
-        <w:numPr>
-          <w:ilvl w:val="0"/>
-          <w:numId w:val="4"/>
-        </w:numPr>
-        <w:spacing w:after="100"/>
-      </w:pPr>
-      <w:r>
-        <w:rPr>
-          <w:rFonts w:ascii="Arial" w:cs="Arial" w:eastAsia="Arial" w:hAnsi="Arial"/>
-          <w:b/>
-          <w:bCs/>
-        </w:rPr>
-        <w:t xml:space="preserve">Browser tab title</w:t>
-      </w:r>
-      <w:r>
-        <w:rPr>
-          <w:rFonts w:ascii="Arial" w:cs="Arial" w:eastAsia="Arial" w:hAnsi="Arial"/>
-        </w:rPr>
-        <w:t xml:space="preserve"> — </w:t>
-      </w:r>
-      <w:r>
-        <w:rPr>
-          <w:rFonts w:ascii="Arial" w:cs="Arial" w:eastAsia="Arial" w:hAnsi="Arial"/>
-        </w:rPr>
-        <w:t xml:space="preserve"/>
-      </w:r>
-    </w:p>
-    <w:p>
-      <w:pPr>
-        <w:pStyle w:val="ListParagraph"/>
-        <w:numPr>
-          <w:ilvl w:val="0"/>
-          <w:numId w:val="4"/>
-        </w:numPr>
-        <w:spacing w:after="100"/>
-      </w:pPr>
-      <w:r>
-        <w:rPr>
-          <w:rFonts w:ascii="Arial" w:cs="Arial" w:eastAsia="Arial" w:hAnsi="Arial"/>
-          <w:b/>
-          <w:bCs/>
-        </w:rPr>
-        <w:t xml:space="preserve">Meta description</w:t>
-      </w:r>
-      <w:r>
-        <w:rPr>
-          <w:rFonts w:ascii="Arial" w:cs="Arial" w:eastAsia="Arial" w:hAnsi="Arial"/>
-        </w:rPr>
-        <w:t xml:space="preserve"> — </w:t>
-      </w:r>
-      <w:r>
-        <w:rPr>
-          <w:rFonts w:ascii="Arial" w:cs="Arial" w:eastAsia="Arial" w:hAnsi="Arial"/>
-        </w:rPr>
-        <w:t xml:space="preserve"/>
-      </w:r>
-    </w:p>
-    <w:p>
-      <w:r>
-        <w:br w:type="page"/>
-      </w:r>
-    </w:p>
-    <w:p>
-      <w:pPr>
-        <w:pStyle w:val="Heading2"/>
-      </w:pPr>
-      <w:r>
-        <w:rPr>
-          <w:rFonts w:ascii="Arial" w:cs="Arial" w:eastAsia="Arial" w:hAnsi="Arial"/>
-        </w:rPr>
-        <w:t xml:space="preserve">Sustainability Page</w:t>
-      </w:r>
-    </w:p>
-    <w:p>
-      <w:pPr>
-        <w:spacing w:after="120"/>
-      </w:pPr>
-      <w:r>
-        <w:rPr>
-          <w:rFonts w:ascii="Arial" w:cs="Arial" w:eastAsia="Arial" w:hAnsi="Arial"/>
-        </w:rPr>
-        <w:t xml:space="preserve">Tabs: Hero · Intro · Stats · Feature image · Legacy projects · Commitment · Principles · Certifications · SEO.</w:t>
-      </w:r>
-    </w:p>
-    <w:p>
-      <w:pPr>
-        <w:pStyle w:val="Heading3"/>
-      </w:pPr>
-      <w:r>
-        <w:rPr>
-          <w:rFonts w:ascii="Arial" w:cs="Arial" w:eastAsia="Arial" w:hAnsi="Arial"/>
-        </w:rPr>
-        <w:t xml:space="preserve">Hero</w:t>
-      </w:r>
-    </w:p>
-    <w:p>
-      <w:pPr>
-        <w:pStyle w:val="ListParagraph"/>
-        <w:numPr>
-          <w:ilvl w:val="0"/>
-          <w:numId w:val="4"/>
-        </w:numPr>
-        <w:spacing w:after="100"/>
-      </w:pPr>
-      <w:r>
-        <w:rPr>
-          <w:rFonts w:ascii="Arial" w:cs="Arial" w:eastAsia="Arial" w:hAnsi="Arial"/>
-          <w:b/>
-          <w:bCs/>
-        </w:rPr>
-        <w:t xml:space="preserve">Hero title</w:t>
-      </w:r>
-      <w:r>
-        <w:rPr>
-          <w:rFonts w:ascii="Arial" w:cs="Arial" w:eastAsia="Arial" w:hAnsi="Arial"/>
-        </w:rPr>
-        <w:t xml:space="preserve"> — </w:t>
-      </w:r>
-      <w:r>
-        <w:rPr>
-          <w:rFonts w:ascii="Arial" w:cs="Arial" w:eastAsia="Arial" w:hAnsi="Arial"/>
-        </w:rPr>
-        <w:t xml:space="preserve">Display heading.</w:t>
-      </w:r>
-    </w:p>
-    <w:p>
-      <w:pPr>
-        <w:pStyle w:val="ListParagraph"/>
-        <w:numPr>
-          <w:ilvl w:val="0"/>
-          <w:numId w:val="4"/>
-        </w:numPr>
-        <w:spacing w:after="100"/>
-      </w:pPr>
-      <w:r>
-        <w:rPr>
-          <w:rFonts w:ascii="Arial" w:cs="Arial" w:eastAsia="Arial" w:hAnsi="Arial"/>
-          <w:b/>
-          <w:bCs/>
-        </w:rPr>
-        <w:t xml:space="preserve">Hero CTA label / href / page name</w:t>
-      </w:r>
-      <w:r>
-        <w:rPr>
-          <w:rFonts w:ascii="Arial" w:cs="Arial" w:eastAsia="Arial" w:hAnsi="Arial"/>
-        </w:rPr>
-        <w:t xml:space="preserve"> — </w:t>
-      </w:r>
-      <w:r>
-        <w:rPr>
-          <w:rFonts w:ascii="Arial" w:cs="Arial" w:eastAsia="Arial" w:hAnsi="Arial"/>
-        </w:rPr>
-        <w:t xml:space="preserve"/>
-      </w:r>
-    </w:p>
-    <w:p>
-      <w:pPr>
-        <w:pStyle w:val="ListParagraph"/>
-        <w:numPr>
-          <w:ilvl w:val="0"/>
-          <w:numId w:val="4"/>
-        </w:numPr>
-        <w:spacing w:after="100"/>
-      </w:pPr>
-      <w:r>
-        <w:rPr>
-          <w:rFonts w:ascii="Arial" w:cs="Arial" w:eastAsia="Arial" w:hAnsi="Arial"/>
-          <w:b/>
-          <w:bCs/>
-        </w:rPr>
-        <w:t xml:space="preserve">Hero left / centre / right images</w:t>
-      </w:r>
-      <w:r>
-        <w:rPr>
-          <w:rFonts w:ascii="Arial" w:cs="Arial" w:eastAsia="Arial" w:hAnsi="Arial"/>
-        </w:rPr>
-        <w:t xml:space="preserve"> — </w:t>
-      </w:r>
-      <w:r>
-        <w:rPr>
-          <w:rFonts w:ascii="Arial" w:cs="Arial" w:eastAsia="Arial" w:hAnsi="Arial"/>
-        </w:rPr>
-        <w:t xml:space="preserve">Three-image hero.</w:t>
-      </w:r>
-    </w:p>
-    <w:p>
-      <w:pPr>
-        <w:pStyle w:val="Heading3"/>
-      </w:pPr>
-      <w:r>
-        <w:rPr>
-          <w:rFonts w:ascii="Arial" w:cs="Arial" w:eastAsia="Arial" w:hAnsi="Arial"/>
-        </w:rPr>
-        <w:t xml:space="preserve">Intro</w:t>
-      </w:r>
-    </w:p>
-    <w:p>
-      <w:pPr>
-        <w:pStyle w:val="ListParagraph"/>
-        <w:numPr>
-          <w:ilvl w:val="0"/>
-          <w:numId w:val="4"/>
-        </w:numPr>
-        <w:spacing w:after="100"/>
-      </w:pPr>
-      <w:r>
-        <w:rPr>
-          <w:rFonts w:ascii="Arial" w:cs="Arial" w:eastAsia="Arial" w:hAnsi="Arial"/>
-          <w:b/>
-          <w:bCs/>
-        </w:rPr>
-        <w:t xml:space="preserve">Heading</w:t>
-      </w:r>
-      <w:r>
-        <w:rPr>
-          <w:rFonts w:ascii="Arial" w:cs="Arial" w:eastAsia="Arial" w:hAnsi="Arial"/>
-        </w:rPr>
-        <w:t xml:space="preserve"> — </w:t>
-      </w:r>
-      <w:r>
-        <w:rPr>
-          <w:rFonts w:ascii="Arial" w:cs="Arial" w:eastAsia="Arial" w:hAnsi="Arial"/>
-        </w:rPr>
-        <w:t xml:space="preserve"/>
-      </w:r>
-    </w:p>
-    <w:p>
-      <w:pPr>
-        <w:pStyle w:val="ListParagraph"/>
-        <w:numPr>
-          <w:ilvl w:val="0"/>
-          <w:numId w:val="4"/>
-        </w:numPr>
-        <w:spacing w:after="100"/>
-      </w:pPr>
-      <w:r>
-        <w:rPr>
-          <w:rFonts w:ascii="Arial" w:cs="Arial" w:eastAsia="Arial" w:hAnsi="Arial"/>
-          <w:b/>
-          <w:bCs/>
-        </w:rPr>
-        <w:t xml:space="preserve">Body</w:t>
-      </w:r>
-      <w:r>
-        <w:rPr>
-          <w:rFonts w:ascii="Arial" w:cs="Arial" w:eastAsia="Arial" w:hAnsi="Arial"/>
-        </w:rPr>
-        <w:t xml:space="preserve"> — </w:t>
-      </w:r>
-      <w:r>
-        <w:rPr>
-          <w:rFonts w:ascii="Arial" w:cs="Arial" w:eastAsia="Arial" w:hAnsi="Arial"/>
-        </w:rPr>
-        <w:t xml:space="preserve">Multi-paragraph.</w:t>
-      </w:r>
-    </w:p>
-    <w:p>
-      <w:pPr>
-        <w:pStyle w:val="Heading3"/>
-      </w:pPr>
-      <w:r>
-        <w:rPr>
-          <w:rFonts w:ascii="Arial" w:cs="Arial" w:eastAsia="Arial" w:hAnsi="Arial"/>
-        </w:rPr>
-        <w:t xml:space="preserve">Stats (mobile fade / desktop sticky)</w:t>
-      </w:r>
-    </w:p>
-    <w:p>
-      <w:pPr>
-        <w:pStyle w:val="ListParagraph"/>
-        <w:numPr>
-          <w:ilvl w:val="0"/>
-          <w:numId w:val="4"/>
-        </w:numPr>
-        <w:spacing w:after="100"/>
-      </w:pPr>
-      <w:r>
-        <w:rPr>
-          <w:rFonts w:ascii="Arial" w:cs="Arial" w:eastAsia="Arial" w:hAnsi="Arial"/>
-          <w:b/>
-          <w:bCs/>
-        </w:rPr>
-        <w:t xml:space="preserve">Section label</w:t>
-      </w:r>
-      <w:r>
-        <w:rPr>
-          <w:rFonts w:ascii="Arial" w:cs="Arial" w:eastAsia="Arial" w:hAnsi="Arial"/>
-        </w:rPr>
-        <w:t xml:space="preserve"> — </w:t>
-      </w:r>
-      <w:r>
-        <w:rPr>
-          <w:rFonts w:ascii="Arial" w:cs="Arial" w:eastAsia="Arial" w:hAnsi="Arial"/>
-        </w:rPr>
-        <w:t xml:space="preserve">Eyebrow above the staircase.</w:t>
-      </w:r>
-    </w:p>
-    <w:p>
-      <w:pPr>
-        <w:pStyle w:val="ListParagraph"/>
-        <w:numPr>
-          <w:ilvl w:val="0"/>
-          <w:numId w:val="4"/>
-        </w:numPr>
-        <w:spacing w:after="100"/>
-      </w:pPr>
-      <w:r>
-        <w:rPr>
-          <w:rFonts w:ascii="Arial" w:cs="Arial" w:eastAsia="Arial" w:hAnsi="Arial"/>
-          <w:b/>
-          <w:bCs/>
-        </w:rPr>
-        <w:t xml:space="preserve">Heading</w:t>
-      </w:r>
-      <w:r>
-        <w:rPr>
-          <w:rFonts w:ascii="Arial" w:cs="Arial" w:eastAsia="Arial" w:hAnsi="Arial"/>
-        </w:rPr>
-        <w:t xml:space="preserve"> — </w:t>
-      </w:r>
-      <w:r>
-        <w:rPr>
-          <w:rFonts w:ascii="Arial" w:cs="Arial" w:eastAsia="Arial" w:hAnsi="Arial"/>
-        </w:rPr>
-        <w:t xml:space="preserve">Display heading.</w:t>
-      </w:r>
-    </w:p>
-    <w:p>
-      <w:pPr>
-        <w:pStyle w:val="ListParagraph"/>
-        <w:numPr>
-          <w:ilvl w:val="0"/>
-          <w:numId w:val="4"/>
-        </w:numPr>
-        <w:spacing w:after="100"/>
-      </w:pPr>
-      <w:r>
-        <w:rPr>
-          <w:rFonts w:ascii="Arial" w:cs="Arial" w:eastAsia="Arial" w:hAnsi="Arial"/>
-          <w:b/>
-          <w:bCs/>
-        </w:rPr>
-        <w:t xml:space="preserve">Items</w:t>
-      </w:r>
-      <w:r>
-        <w:rPr>
-          <w:rFonts w:ascii="Arial" w:cs="Arial" w:eastAsia="Arial" w:hAnsi="Arial"/>
-        </w:rPr>
-        <w:t xml:space="preserve"> — </w:t>
-      </w:r>
-      <w:r>
-        <w:rPr>
-          <w:rFonts w:ascii="Arial" w:cs="Arial" w:eastAsia="Arial" w:hAnsi="Arial"/>
-        </w:rPr>
-        <w:t xml:space="preserve">Up to 4 stat cards (value + label + footnote). Extras are ignored.</w:t>
-      </w:r>
-    </w:p>
-    <w:p>
-      <w:pPr>
-        <w:pStyle w:val="Heading3"/>
-      </w:pPr>
-      <w:r>
-        <w:rPr>
-          <w:rFonts w:ascii="Arial" w:cs="Arial" w:eastAsia="Arial" w:hAnsi="Arial"/>
-        </w:rPr>
-        <w:t xml:space="preserve">Feature image</w:t>
-      </w:r>
-    </w:p>
-    <w:p>
-      <w:pPr>
-        <w:pStyle w:val="ListParagraph"/>
-        <w:numPr>
-          <w:ilvl w:val="0"/>
-          <w:numId w:val="4"/>
-        </w:numPr>
-        <w:spacing w:after="100"/>
-      </w:pPr>
-      <w:r>
-        <w:rPr>
-          <w:rFonts w:ascii="Arial" w:cs="Arial" w:eastAsia="Arial" w:hAnsi="Arial"/>
-          <w:b/>
-          <w:bCs/>
-        </w:rPr>
-        <w:t xml:space="preserve">Section label</w:t>
-      </w:r>
-      <w:r>
-        <w:rPr>
-          <w:rFonts w:ascii="Arial" w:cs="Arial" w:eastAsia="Arial" w:hAnsi="Arial"/>
-        </w:rPr>
-        <w:t xml:space="preserve"> — </w:t>
-      </w:r>
-      <w:r>
-        <w:rPr>
-          <w:rFonts w:ascii="Arial" w:cs="Arial" w:eastAsia="Arial" w:hAnsi="Arial"/>
-        </w:rPr>
-        <w:t xml:space="preserve">Eyebrow.</w:t>
-      </w:r>
-    </w:p>
-    <w:p>
-      <w:pPr>
-        <w:pStyle w:val="ListParagraph"/>
-        <w:numPr>
-          <w:ilvl w:val="0"/>
-          <w:numId w:val="4"/>
-        </w:numPr>
-        <w:spacing w:after="100"/>
-      </w:pPr>
-      <w:r>
-        <w:rPr>
-          <w:rFonts w:ascii="Arial" w:cs="Arial" w:eastAsia="Arial" w:hAnsi="Arial"/>
-          <w:b/>
-          <w:bCs/>
-        </w:rPr>
-        <w:t xml:space="preserve">Heading</w:t>
-      </w:r>
-      <w:r>
-        <w:rPr>
-          <w:rFonts w:ascii="Arial" w:cs="Arial" w:eastAsia="Arial" w:hAnsi="Arial"/>
-        </w:rPr>
-        <w:t xml:space="preserve"> — </w:t>
-      </w:r>
-      <w:r>
-        <w:rPr>
-          <w:rFonts w:ascii="Arial" w:cs="Arial" w:eastAsia="Arial" w:hAnsi="Arial"/>
-        </w:rPr>
-        <w:t xml:space="preserve">Display heading.</w:t>
-      </w:r>
-    </w:p>
-    <w:p>
-      <w:pPr>
-        <w:pStyle w:val="ListParagraph"/>
-        <w:numPr>
-          <w:ilvl w:val="0"/>
-          <w:numId w:val="4"/>
-        </w:numPr>
-        <w:spacing w:after="100"/>
-      </w:pPr>
-      <w:r>
-        <w:rPr>
-          <w:rFonts w:ascii="Arial" w:cs="Arial" w:eastAsia="Arial" w:hAnsi="Arial"/>
-          <w:b/>
-          <w:bCs/>
-        </w:rPr>
-        <w:t xml:space="preserve">Body</w:t>
-      </w:r>
-      <w:r>
-        <w:rPr>
-          <w:rFonts w:ascii="Arial" w:cs="Arial" w:eastAsia="Arial" w:hAnsi="Arial"/>
-        </w:rPr>
-        <w:t xml:space="preserve"> — </w:t>
-      </w:r>
-      <w:r>
-        <w:rPr>
-          <w:rFonts w:ascii="Arial" w:cs="Arial" w:eastAsia="Arial" w:hAnsi="Arial"/>
-        </w:rPr>
-        <w:t xml:space="preserve">Long-form copy.</w:t>
-      </w:r>
-    </w:p>
-    <w:p>
-      <w:pPr>
-        <w:pStyle w:val="ListParagraph"/>
-        <w:numPr>
-          <w:ilvl w:val="0"/>
-          <w:numId w:val="4"/>
-        </w:numPr>
-        <w:spacing w:after="100"/>
-      </w:pPr>
-      <w:r>
-        <w:rPr>
-          <w:rFonts w:ascii="Arial" w:cs="Arial" w:eastAsia="Arial" w:hAnsi="Arial"/>
-          <w:b/>
-          <w:bCs/>
-        </w:rPr>
-        <w:t xml:space="preserve">Image</w:t>
-      </w:r>
-      <w:r>
-        <w:rPr>
-          <w:rFonts w:ascii="Arial" w:cs="Arial" w:eastAsia="Arial" w:hAnsi="Arial"/>
-        </w:rPr>
-        <w:t xml:space="preserve"> — </w:t>
-      </w:r>
-      <w:r>
-        <w:rPr>
-          <w:rFonts w:ascii="Arial" w:cs="Arial" w:eastAsia="Arial" w:hAnsi="Arial"/>
-        </w:rPr>
-        <w:t xml:space="preserve">Large editorial photograph.</w:t>
-      </w:r>
-    </w:p>
-    <w:p>
-      <w:pPr>
-        <w:pStyle w:val="ListParagraph"/>
-        <w:numPr>
-          <w:ilvl w:val="0"/>
-          <w:numId w:val="4"/>
-        </w:numPr>
-        <w:spacing w:after="100"/>
-      </w:pPr>
-      <w:r>
-        <w:rPr>
-          <w:rFonts w:ascii="Arial" w:cs="Arial" w:eastAsia="Arial" w:hAnsi="Arial"/>
-          <w:b/>
-          <w:bCs/>
-        </w:rPr>
-        <w:t xml:space="preserve">CTA label / link / page name</w:t>
-      </w:r>
-      <w:r>
-        <w:rPr>
-          <w:rFonts w:ascii="Arial" w:cs="Arial" w:eastAsia="Arial" w:hAnsi="Arial"/>
-        </w:rPr>
-        <w:t xml:space="preserve"> — </w:t>
-      </w:r>
-      <w:r>
-        <w:rPr>
-          <w:rFonts w:ascii="Arial" w:cs="Arial" w:eastAsia="Arial" w:hAnsi="Arial"/>
-        </w:rPr>
-        <w:t xml:space="preserve">Default link points to /services.</w:t>
-      </w:r>
-    </w:p>
-    <w:p>
-      <w:pPr>
-        <w:pStyle w:val="Heading3"/>
-      </w:pPr>
-      <w:r>
-        <w:rPr>
-          <w:rFonts w:ascii="Arial" w:cs="Arial" w:eastAsia="Arial" w:hAnsi="Arial"/>
-        </w:rPr>
-        <w:t xml:space="preserve">Legacy projects</w:t>
-      </w:r>
-    </w:p>
-    <w:p>
-      <w:pPr>
-        <w:pStyle w:val="ListParagraph"/>
-        <w:numPr>
-          <w:ilvl w:val="0"/>
-          <w:numId w:val="4"/>
-        </w:numPr>
-        <w:spacing w:after="100"/>
-      </w:pPr>
-      <w:r>
-        <w:rPr>
-          <w:rFonts w:ascii="Arial" w:cs="Arial" w:eastAsia="Arial" w:hAnsi="Arial"/>
-          <w:b/>
-          <w:bCs/>
-        </w:rPr>
-        <w:t xml:space="preserve">Section label</w:t>
-      </w:r>
-      <w:r>
-        <w:rPr>
-          <w:rFonts w:ascii="Arial" w:cs="Arial" w:eastAsia="Arial" w:hAnsi="Arial"/>
-        </w:rPr>
-        <w:t xml:space="preserve"> — </w:t>
-      </w:r>
-      <w:r>
-        <w:rPr>
-          <w:rFonts w:ascii="Arial" w:cs="Arial" w:eastAsia="Arial" w:hAnsi="Arial"/>
-        </w:rPr>
-        <w:t xml:space="preserve">Default "Recent work".</w:t>
-      </w:r>
-    </w:p>
-    <w:p>
-      <w:pPr>
-        <w:pStyle w:val="ListParagraph"/>
-        <w:numPr>
-          <w:ilvl w:val="0"/>
-          <w:numId w:val="4"/>
-        </w:numPr>
-        <w:spacing w:after="100"/>
-      </w:pPr>
-      <w:r>
-        <w:rPr>
-          <w:rFonts w:ascii="Arial" w:cs="Arial" w:eastAsia="Arial" w:hAnsi="Arial"/>
-          <w:b/>
-          <w:bCs/>
-        </w:rPr>
-        <w:t xml:space="preserve">Items</w:t>
-      </w:r>
-      <w:r>
-        <w:rPr>
-          <w:rFonts w:ascii="Arial" w:cs="Arial" w:eastAsia="Arial" w:hAnsi="Arial"/>
-        </w:rPr>
-        <w:t xml:space="preserve"> — </w:t>
-      </w:r>
-      <w:r>
-        <w:rPr>
-          <w:rFonts w:ascii="Arial" w:cs="Arial" w:eastAsia="Arial" w:hAnsi="Arial"/>
-        </w:rPr>
-        <w:t xml:space="preserve">Three projects shown as image + name + year.</w:t>
-      </w:r>
-    </w:p>
-    <w:p>
-      <w:pPr>
-        <w:pStyle w:val="Heading3"/>
-      </w:pPr>
-      <w:r>
-        <w:rPr>
-          <w:rFonts w:ascii="Arial" w:cs="Arial" w:eastAsia="Arial" w:hAnsi="Arial"/>
-        </w:rPr>
-        <w:t xml:space="preserve">Commitment</w:t>
-      </w:r>
-    </w:p>
-    <w:p>
-      <w:pPr>
-        <w:pStyle w:val="ListParagraph"/>
-        <w:numPr>
-          <w:ilvl w:val="0"/>
-          <w:numId w:val="4"/>
-        </w:numPr>
-        <w:spacing w:after="100"/>
-      </w:pPr>
-      <w:r>
-        <w:rPr>
-          <w:rFonts w:ascii="Arial" w:cs="Arial" w:eastAsia="Arial" w:hAnsi="Arial"/>
-          <w:b/>
-          <w:bCs/>
-        </w:rPr>
-        <w:t xml:space="preserve">Heading / Body</w:t>
-      </w:r>
-      <w:r>
-        <w:rPr>
-          <w:rFonts w:ascii="Arial" w:cs="Arial" w:eastAsia="Arial" w:hAnsi="Arial"/>
-        </w:rPr>
-        <w:t xml:space="preserve"> — </w:t>
-      </w:r>
-      <w:r>
-        <w:rPr>
-          <w:rFonts w:ascii="Arial" w:cs="Arial" w:eastAsia="Arial" w:hAnsi="Arial"/>
-        </w:rPr>
-        <w:t xml:space="preserve"/>
-      </w:r>
-    </w:p>
-    <w:p>
-      <w:pPr>
-        <w:pStyle w:val="Heading3"/>
-      </w:pPr>
-      <w:r>
-        <w:rPr>
-          <w:rFonts w:ascii="Arial" w:cs="Arial" w:eastAsia="Arial" w:hAnsi="Arial"/>
-        </w:rPr>
-        <w:t xml:space="preserve">Principles</w:t>
-      </w:r>
-    </w:p>
-    <w:p>
-      <w:pPr>
-        <w:pStyle w:val="ListParagraph"/>
-        <w:numPr>
-          <w:ilvl w:val="0"/>
-          <w:numId w:val="4"/>
-        </w:numPr>
-        <w:spacing w:after="100"/>
-      </w:pPr>
-      <w:r>
-        <w:rPr>
-          <w:rFonts w:ascii="Arial" w:cs="Arial" w:eastAsia="Arial" w:hAnsi="Arial"/>
-          <w:b/>
-          <w:bCs/>
-        </w:rPr>
-        <w:t xml:space="preserve">Items</w:t>
-      </w:r>
-      <w:r>
-        <w:rPr>
-          <w:rFonts w:ascii="Arial" w:cs="Arial" w:eastAsia="Arial" w:hAnsi="Arial"/>
-        </w:rPr>
-        <w:t xml:space="preserve"> — </w:t>
-      </w:r>
-      <w:r>
-        <w:rPr>
-          <w:rFonts w:ascii="Arial" w:cs="Arial" w:eastAsia="Arial" w:hAnsi="Arial"/>
-        </w:rPr>
-        <w:t xml:space="preserve">Each — title + body. The principles list.</w:t>
-      </w:r>
-    </w:p>
-    <w:p>
-      <w:pPr>
-        <w:pStyle w:val="Heading3"/>
-      </w:pPr>
-      <w:r>
-        <w:rPr>
-          <w:rFonts w:ascii="Arial" w:cs="Arial" w:eastAsia="Arial" w:hAnsi="Arial"/>
-        </w:rPr>
-        <w:t xml:space="preserve">Certifications</w:t>
-      </w:r>
-    </w:p>
-    <w:p>
-      <w:pPr>
-        <w:pStyle w:val="ListParagraph"/>
-        <w:numPr>
-          <w:ilvl w:val="0"/>
-          <w:numId w:val="4"/>
-        </w:numPr>
-        <w:spacing w:after="100"/>
-      </w:pPr>
-      <w:r>
-        <w:rPr>
-          <w:rFonts w:ascii="Arial" w:cs="Arial" w:eastAsia="Arial" w:hAnsi="Arial"/>
-          <w:b/>
-          <w:bCs/>
-        </w:rPr>
-        <w:t xml:space="preserve">Section label</w:t>
-      </w:r>
-      <w:r>
-        <w:rPr>
-          <w:rFonts w:ascii="Arial" w:cs="Arial" w:eastAsia="Arial" w:hAnsi="Arial"/>
-        </w:rPr>
-        <w:t xml:space="preserve"> — </w:t>
-      </w:r>
-      <w:r>
-        <w:rPr>
-          <w:rFonts w:ascii="Arial" w:cs="Arial" w:eastAsia="Arial" w:hAnsi="Arial"/>
-        </w:rPr>
-        <w:t xml:space="preserve">Default "Frameworks we follow".</w:t>
-      </w:r>
-    </w:p>
-    <w:p>
-      <w:pPr>
-        <w:pStyle w:val="ListParagraph"/>
-        <w:numPr>
-          <w:ilvl w:val="0"/>
-          <w:numId w:val="4"/>
-        </w:numPr>
-        <w:spacing w:after="100"/>
-      </w:pPr>
-      <w:r>
-        <w:rPr>
-          <w:rFonts w:ascii="Arial" w:cs="Arial" w:eastAsia="Arial" w:hAnsi="Arial"/>
-          <w:b/>
-          <w:bCs/>
-        </w:rPr>
-        <w:t xml:space="preserve">Items</w:t>
-      </w:r>
-      <w:r>
-        <w:rPr>
-          <w:rFonts w:ascii="Arial" w:cs="Arial" w:eastAsia="Arial" w:hAnsi="Arial"/>
-        </w:rPr>
-        <w:t xml:space="preserve"> — </w:t>
-      </w:r>
-      <w:r>
-        <w:rPr>
-          <w:rFonts w:ascii="Arial" w:cs="Arial" w:eastAsia="Arial" w:hAnsi="Arial"/>
-        </w:rPr>
-        <w:t xml:space="preserve">Standards / frameworks shown as a wrapping list — e.g. BREEAM, NABERS UK, RICS Whole Life Carbon.</w:t>
+        <w:t xml:space="preserve">Standards / frameworks shown as a wrapping tag list — e.g. BREEAM, NABERS UK, RICS Whole Life Carbon.</w:t>
       </w:r>
     </w:p>
     <w:p>
@@ -9710,6 +9886,66 @@
         <w:t xml:space="preserve">Tabs on each project: Overview · Images · Project Stats · Client · Testimonials.</w:t>
       </w:r>
     </w:p>
+    <w:tbl>
+      <w:tblPr>
+        <w:tblW w:type="dxa" w:w="9360"/>
+        <w:tblBorders>
+          <w:top w:val="single" w:color="auto" w:sz="4"/>
+          <w:left w:val="single" w:color="auto" w:sz="4"/>
+          <w:bottom w:val="single" w:color="auto" w:sz="4"/>
+          <w:right w:val="single" w:color="auto" w:sz="4"/>
+          <w:insideH w:val="single" w:color="auto" w:sz="4"/>
+          <w:insideV w:val="single" w:color="auto" w:sz="4"/>
+        </w:tblBorders>
+      </w:tblPr>
+      <w:tblGrid>
+        <w:gridCol w:w="9360"/>
+      </w:tblGrid>
+      <w:tr>
+        <w:tc>
+          <w:tcPr>
+            <w:tcW w:type="dxa" w:w="9360"/>
+            <w:tcBorders>
+              <w:top w:val="single" w:color="2E75B6" w:sz="6"/>
+              <w:left w:val="single" w:color="2E75B6" w:sz="6"/>
+              <w:bottom w:val="single" w:color="2E75B6" w:sz="6"/>
+              <w:right w:val="single" w:color="2E75B6" w:sz="6"/>
+            </w:tcBorders>
+            <w:shd w:fill="F4F1EE" w:val="clear"/>
+            <w:tcMar>
+              <w:top w:type="dxa" w:w="120"/>
+              <w:left w:type="dxa" w:w="200"/>
+              <w:bottom w:type="dxa" w:w="120"/>
+              <w:right w:type="dxa" w:w="200"/>
+            </w:tcMar>
+          </w:tcPr>
+          <w:p>
+            <w:pPr>
+              <w:spacing w:after="80"/>
+            </w:pPr>
+            <w:r>
+              <w:rPr>
+                <w:rFonts w:ascii="Arial" w:cs="Arial" w:eastAsia="Arial" w:hAnsi="Arial"/>
+                <w:b/>
+                <w:bCs/>
+                <w:color w:val="2E75B6"/>
+                <w:sz w:val="22"/>
+                <w:szCs w:val="22"/>
+              </w:rPr>
+              <w:t xml:space="preserve">How display order works (drag-and-drop)</w:t>
+            </w:r>
+          </w:p>
+          <w:p>
+            <w:r>
+              <w:rPr>
+                <w:rFonts w:ascii="Arial" w:cs="Arial" w:eastAsia="Arial" w:hAnsi="Arial"/>
+              </w:rPr>
+              <w:t xml:space="preserve">The Projects list in the sidebar is drag-and-drop. The order you set there is the order projects appear in three places: the /projects archive, the Featured Projects strip on the home page (top 6), and the Featured Projects column in the footer (top 5). To re-order: open Projects, hover over a row, grab the handle on the left, and drag it up or down. Order saves immediately.</w:t>
+            </w:r>
+          </w:p>
+        </w:tc>
+      </w:tr>
+    </w:tbl>
     <w:p>
       <w:pPr>
         <w:pStyle w:val="Heading3"/>
@@ -9736,6 +9972,609 @@
           <w:b/>
           <w:bCs/>
         </w:rPr>
+        <w:t xml:space="preserve">Project title</w:t>
+      </w:r>
+      <w:r>
+        <w:rPr>
+          <w:rFonts w:ascii="Arial" w:cs="Arial" w:eastAsia="Arial" w:hAnsi="Arial"/>
+        </w:rPr>
+        <w:t xml:space="preserve"> — </w:t>
+      </w:r>
+      <w:r>
+        <w:rPr>
+          <w:rFonts w:ascii="Arial" w:cs="Arial" w:eastAsia="Arial" w:hAnsi="Arial"/>
+        </w:rPr>
+        <w:t xml:space="preserve">Project name. Required.</w:t>
+      </w:r>
+    </w:p>
+    <w:p>
+      <w:pPr>
+        <w:pStyle w:val="ListParagraph"/>
+        <w:numPr>
+          <w:ilvl w:val="0"/>
+          <w:numId w:val="4"/>
+        </w:numPr>
+        <w:spacing w:after="100"/>
+      </w:pPr>
+      <w:r>
+        <w:rPr>
+          <w:rFonts w:ascii="Arial" w:cs="Arial" w:eastAsia="Arial" w:hAnsi="Arial"/>
+          <w:b/>
+          <w:bCs/>
+        </w:rPr>
+        <w:t xml:space="preserve">Slug</w:t>
+      </w:r>
+      <w:r>
+        <w:rPr>
+          <w:rFonts w:ascii="Arial" w:cs="Arial" w:eastAsia="Arial" w:hAnsi="Arial"/>
+        </w:rPr>
+        <w:t xml:space="preserve"> — </w:t>
+      </w:r>
+      <w:r>
+        <w:rPr>
+          <w:rFonts w:ascii="Arial" w:cs="Arial" w:eastAsia="Arial" w:hAnsi="Arial"/>
+        </w:rPr>
+        <w:t xml:space="preserve">URL path after /projects/. Lowercase + hyphens. Click "Generate" to derive it from the title. Required.</w:t>
+      </w:r>
+    </w:p>
+    <w:p>
+      <w:pPr>
+        <w:pStyle w:val="ListParagraph"/>
+        <w:numPr>
+          <w:ilvl w:val="0"/>
+          <w:numId w:val="4"/>
+        </w:numPr>
+        <w:spacing w:after="100"/>
+      </w:pPr>
+      <w:r>
+        <w:rPr>
+          <w:rFonts w:ascii="Arial" w:cs="Arial" w:eastAsia="Arial" w:hAnsi="Arial"/>
+          <w:b/>
+          <w:bCs/>
+        </w:rPr>
+        <w:t xml:space="preserve">Category</w:t>
+      </w:r>
+      <w:r>
+        <w:rPr>
+          <w:rFonts w:ascii="Arial" w:cs="Arial" w:eastAsia="Arial" w:hAnsi="Arial"/>
+        </w:rPr>
+        <w:t xml:space="preserve"> — </w:t>
+      </w:r>
+      <w:r>
+        <w:rPr>
+          <w:rFonts w:ascii="Arial" w:cs="Arial" w:eastAsia="Arial" w:hAnsi="Arial"/>
+        </w:rPr>
+        <w:t xml:space="preserve">Reference to a Project Category — used as a filter chip on /projects. Required.</w:t>
+      </w:r>
+    </w:p>
+    <w:p>
+      <w:pPr>
+        <w:pStyle w:val="ListParagraph"/>
+        <w:numPr>
+          <w:ilvl w:val="0"/>
+          <w:numId w:val="4"/>
+        </w:numPr>
+        <w:spacing w:after="100"/>
+      </w:pPr>
+      <w:r>
+        <w:rPr>
+          <w:rFonts w:ascii="Arial" w:cs="Arial" w:eastAsia="Arial" w:hAnsi="Arial"/>
+          <w:b/>
+          <w:bCs/>
+        </w:rPr>
+        <w:t xml:space="preserve">Short description</w:t>
+      </w:r>
+      <w:r>
+        <w:rPr>
+          <w:rFonts w:ascii="Arial" w:cs="Arial" w:eastAsia="Arial" w:hAnsi="Arial"/>
+        </w:rPr>
+        <w:t xml:space="preserve"> — </w:t>
+      </w:r>
+      <w:r>
+        <w:rPr>
+          <w:rFonts w:ascii="Arial" w:cs="Arial" w:eastAsia="Arial" w:hAnsi="Arial"/>
+        </w:rPr>
+        <w:t xml:space="preserve">1–2 sentence summary shown on the listing card and below the title on the project page. Required.</w:t>
+      </w:r>
+    </w:p>
+    <w:p>
+      <w:pPr>
+        <w:pStyle w:val="ListParagraph"/>
+        <w:numPr>
+          <w:ilvl w:val="0"/>
+          <w:numId w:val="4"/>
+        </w:numPr>
+        <w:spacing w:after="100"/>
+      </w:pPr>
+      <w:r>
+        <w:rPr>
+          <w:rFonts w:ascii="Arial" w:cs="Arial" w:eastAsia="Arial" w:hAnsi="Arial"/>
+          <w:b/>
+          <w:bCs/>
+        </w:rPr>
+        <w:t xml:space="preserve">Location</w:t>
+      </w:r>
+      <w:r>
+        <w:rPr>
+          <w:rFonts w:ascii="Arial" w:cs="Arial" w:eastAsia="Arial" w:hAnsi="Arial"/>
+        </w:rPr>
+        <w:t xml:space="preserve"> — </w:t>
+      </w:r>
+      <w:r>
+        <w:rPr>
+          <w:rFonts w:ascii="Arial" w:cs="Arial" w:eastAsia="Arial" w:hAnsi="Arial"/>
+        </w:rPr>
+        <w:t xml:space="preserve">City or area, e.g. "London, Mayfair". Required.</w:t>
+      </w:r>
+    </w:p>
+    <w:p>
+      <w:pPr>
+        <w:pStyle w:val="ListParagraph"/>
+        <w:numPr>
+          <w:ilvl w:val="0"/>
+          <w:numId w:val="4"/>
+        </w:numPr>
+        <w:spacing w:after="100"/>
+      </w:pPr>
+      <w:r>
+        <w:rPr>
+          <w:rFonts w:ascii="Arial" w:cs="Arial" w:eastAsia="Arial" w:hAnsi="Arial"/>
+          <w:b/>
+          <w:bCs/>
+        </w:rPr>
+        <w:t xml:space="preserve">Year completed</w:t>
+      </w:r>
+      <w:r>
+        <w:rPr>
+          <w:rFonts w:ascii="Arial" w:cs="Arial" w:eastAsia="Arial" w:hAnsi="Arial"/>
+        </w:rPr>
+        <w:t xml:space="preserve"> — </w:t>
+      </w:r>
+      <w:r>
+        <w:rPr>
+          <w:rFonts w:ascii="Arial" w:cs="Arial" w:eastAsia="Arial" w:hAnsi="Arial"/>
+        </w:rPr>
+        <w:t xml:space="preserve">Year the project was completed, e.g. 2024. Required.</w:t>
+      </w:r>
+    </w:p>
+    <w:p>
+      <w:pPr>
+        <w:pStyle w:val="ListParagraph"/>
+        <w:numPr>
+          <w:ilvl w:val="0"/>
+          <w:numId w:val="4"/>
+        </w:numPr>
+        <w:spacing w:after="100"/>
+      </w:pPr>
+      <w:r>
+        <w:rPr>
+          <w:rFonts w:ascii="Arial" w:cs="Arial" w:eastAsia="Arial" w:hAnsi="Arial"/>
+          <w:b/>
+          <w:bCs/>
+        </w:rPr>
+        <w:t xml:space="preserve">Tags</w:t>
+      </w:r>
+      <w:r>
+        <w:rPr>
+          <w:rFonts w:ascii="Arial" w:cs="Arial" w:eastAsia="Arial" w:hAnsi="Arial"/>
+        </w:rPr>
+        <w:t xml:space="preserve"> — </w:t>
+      </w:r>
+      <w:r>
+        <w:rPr>
+          <w:rFonts w:ascii="Arial" w:cs="Arial" w:eastAsia="Arial" w:hAnsi="Arial"/>
+        </w:rPr>
+        <w:t xml:space="preserve">Keywords for filtering / search. Optional.</w:t>
+      </w:r>
+    </w:p>
+    <w:p>
+      <w:pPr>
+        <w:pStyle w:val="Heading3"/>
+      </w:pPr>
+      <w:r>
+        <w:rPr>
+          <w:rFonts w:ascii="Arial" w:cs="Arial" w:eastAsia="Arial" w:hAnsi="Arial"/>
+        </w:rPr>
+        <w:t xml:space="preserve">Images</w:t>
+      </w:r>
+    </w:p>
+    <w:p>
+      <w:pPr>
+        <w:pStyle w:val="ListParagraph"/>
+        <w:numPr>
+          <w:ilvl w:val="0"/>
+          <w:numId w:val="4"/>
+        </w:numPr>
+        <w:spacing w:after="100"/>
+      </w:pPr>
+      <w:r>
+        <w:rPr>
+          <w:rFonts w:ascii="Arial" w:cs="Arial" w:eastAsia="Arial" w:hAnsi="Arial"/>
+          <w:b/>
+          <w:bCs/>
+        </w:rPr>
+        <w:t xml:space="preserve">Featured image</w:t>
+      </w:r>
+      <w:r>
+        <w:rPr>
+          <w:rFonts w:ascii="Arial" w:cs="Arial" w:eastAsia="Arial" w:hAnsi="Arial"/>
+        </w:rPr>
+        <w:t xml:space="preserve"> — </w:t>
+      </w:r>
+      <w:r>
+        <w:rPr>
+          <w:rFonts w:ascii="Arial" w:cs="Arial" w:eastAsia="Arial" w:hAnsi="Arial"/>
+        </w:rPr>
+        <w:t xml:space="preserve">The cover image — used on the listing card, the project hero, and the first slide of the lightbox. Use "Pick from library" and pick by tag for speed. Has its own Alt text — required.</w:t>
+      </w:r>
+    </w:p>
+    <w:p>
+      <w:pPr>
+        <w:pStyle w:val="ListParagraph"/>
+        <w:numPr>
+          <w:ilvl w:val="0"/>
+          <w:numId w:val="4"/>
+        </w:numPr>
+        <w:spacing w:after="100"/>
+      </w:pPr>
+      <w:r>
+        <w:rPr>
+          <w:rFonts w:ascii="Arial" w:cs="Arial" w:eastAsia="Arial" w:hAnsi="Arial"/>
+          <w:b/>
+          <w:bCs/>
+        </w:rPr>
+        <w:t xml:space="preserve">Additional images</w:t>
+      </w:r>
+      <w:r>
+        <w:rPr>
+          <w:rFonts w:ascii="Arial" w:cs="Arial" w:eastAsia="Arial" w:hAnsi="Arial"/>
+        </w:rPr>
+        <w:t xml:space="preserve"> — </w:t>
+      </w:r>
+      <w:r>
+        <w:rPr>
+          <w:rFonts w:ascii="Arial" w:cs="Arial" w:eastAsia="Arial" w:hAnsi="Arial"/>
+        </w:rPr>
+        <w:t xml:space="preserve">Gallery images. Drag to reorder; the lightbox shows the featured image first, then these in order.</w:t>
+      </w:r>
+    </w:p>
+    <w:p>
+      <w:pPr>
+        <w:pStyle w:val="Heading3"/>
+      </w:pPr>
+      <w:r>
+        <w:rPr>
+          <w:rFonts w:ascii="Arial" w:cs="Arial" w:eastAsia="Arial" w:hAnsi="Arial"/>
+        </w:rPr>
+        <w:t xml:space="preserve">Project Stats</w:t>
+      </w:r>
+    </w:p>
+    <w:p>
+      <w:pPr>
+        <w:pStyle w:val="ListParagraph"/>
+        <w:numPr>
+          <w:ilvl w:val="0"/>
+          <w:numId w:val="4"/>
+        </w:numPr>
+        <w:spacing w:after="100"/>
+      </w:pPr>
+      <w:r>
+        <w:rPr>
+          <w:rFonts w:ascii="Arial" w:cs="Arial" w:eastAsia="Arial" w:hAnsi="Arial"/>
+          <w:b/>
+          <w:bCs/>
+        </w:rPr>
+        <w:t xml:space="preserve">Expertise Provided</w:t>
+      </w:r>
+      <w:r>
+        <w:rPr>
+          <w:rFonts w:ascii="Arial" w:cs="Arial" w:eastAsia="Arial" w:hAnsi="Arial"/>
+        </w:rPr>
+        <w:t xml:space="preserve"> — </w:t>
+      </w:r>
+      <w:r>
+        <w:rPr>
+          <w:rFonts w:ascii="Arial" w:cs="Arial" w:eastAsia="Arial" w:hAnsi="Arial"/>
+        </w:rPr>
+        <w:t xml:space="preserve">References to Expertise documents. Lists the disciplines used on this project.</w:t>
+      </w:r>
+    </w:p>
+    <w:p>
+      <w:pPr>
+        <w:pStyle w:val="ListParagraph"/>
+        <w:numPr>
+          <w:ilvl w:val="0"/>
+          <w:numId w:val="4"/>
+        </w:numPr>
+        <w:spacing w:after="100"/>
+      </w:pPr>
+      <w:r>
+        <w:rPr>
+          <w:rFonts w:ascii="Arial" w:cs="Arial" w:eastAsia="Arial" w:hAnsi="Arial"/>
+          <w:b/>
+          <w:bCs/>
+        </w:rPr>
+        <w:t xml:space="preserve">Team Members</w:t>
+      </w:r>
+      <w:r>
+        <w:rPr>
+          <w:rFonts w:ascii="Arial" w:cs="Arial" w:eastAsia="Arial" w:hAnsi="Arial"/>
+        </w:rPr>
+        <w:t xml:space="preserve"> — </w:t>
+      </w:r>
+      <w:r>
+        <w:rPr>
+          <w:rFonts w:ascii="Arial" w:cs="Arial" w:eastAsia="Arial" w:hAnsi="Arial"/>
+        </w:rPr>
+        <w:t xml:space="preserve">References to Team Member documents. Shows their tiles in the Project team grid.</w:t>
+      </w:r>
+    </w:p>
+    <w:p>
+      <w:pPr>
+        <w:pStyle w:val="ListParagraph"/>
+        <w:numPr>
+          <w:ilvl w:val="0"/>
+          <w:numId w:val="4"/>
+        </w:numPr>
+        <w:spacing w:after="100"/>
+      </w:pPr>
+      <w:r>
+        <w:rPr>
+          <w:rFonts w:ascii="Arial" w:cs="Arial" w:eastAsia="Arial" w:hAnsi="Arial"/>
+          <w:b/>
+          <w:bCs/>
+        </w:rPr>
+        <w:t xml:space="preserve">Project stats</w:t>
+      </w:r>
+      <w:r>
+        <w:rPr>
+          <w:rFonts w:ascii="Arial" w:cs="Arial" w:eastAsia="Arial" w:hAnsi="Arial"/>
+        </w:rPr>
+        <w:t xml:space="preserve"> — </w:t>
+      </w:r>
+      <w:r>
+        <w:rPr>
+          <w:rFonts w:ascii="Arial" w:cs="Arial" w:eastAsia="Arial" w:hAnsi="Arial"/>
+        </w:rPr>
+        <w:t xml:space="preserve">Flexible stat rows shown as a grid at the top of the project page. Each row — label + value. e.g. "Square Footage" / "42,000 sq ft", "Project Cost" / "£2.4M".</w:t>
+      </w:r>
+    </w:p>
+    <w:p>
+      <w:pPr>
+        <w:pStyle w:val="Heading3"/>
+      </w:pPr>
+      <w:r>
+        <w:rPr>
+          <w:rFonts w:ascii="Arial" w:cs="Arial" w:eastAsia="Arial" w:hAnsi="Arial"/>
+        </w:rPr>
+        <w:t xml:space="preserve">Client</w:t>
+      </w:r>
+    </w:p>
+    <w:p>
+      <w:pPr>
+        <w:pStyle w:val="ListParagraph"/>
+        <w:numPr>
+          <w:ilvl w:val="0"/>
+          <w:numId w:val="4"/>
+        </w:numPr>
+        <w:spacing w:after="100"/>
+      </w:pPr>
+      <w:r>
+        <w:rPr>
+          <w:rFonts w:ascii="Arial" w:cs="Arial" w:eastAsia="Arial" w:hAnsi="Arial"/>
+          <w:b/>
+          <w:bCs/>
+        </w:rPr>
+        <w:t xml:space="preserve">Client objective</w:t>
+      </w:r>
+      <w:r>
+        <w:rPr>
+          <w:rFonts w:ascii="Arial" w:cs="Arial" w:eastAsia="Arial" w:hAnsi="Arial"/>
+        </w:rPr>
+        <w:t xml:space="preserve"> — </w:t>
+      </w:r>
+      <w:r>
+        <w:rPr>
+          <w:rFonts w:ascii="Arial" w:cs="Arial" w:eastAsia="Arial" w:hAnsi="Arial"/>
+        </w:rPr>
+        <w:t xml:space="preserve">What the client asked for — long-form copy.</w:t>
+      </w:r>
+    </w:p>
+    <w:p>
+      <w:pPr>
+        <w:pStyle w:val="ListParagraph"/>
+        <w:numPr>
+          <w:ilvl w:val="0"/>
+          <w:numId w:val="4"/>
+        </w:numPr>
+        <w:spacing w:after="100"/>
+      </w:pPr>
+      <w:r>
+        <w:rPr>
+          <w:rFonts w:ascii="Arial" w:cs="Arial" w:eastAsia="Arial" w:hAnsi="Arial"/>
+          <w:b/>
+          <w:bCs/>
+        </w:rPr>
+        <w:t xml:space="preserve">Client feedback</w:t>
+      </w:r>
+      <w:r>
+        <w:rPr>
+          <w:rFonts w:ascii="Arial" w:cs="Arial" w:eastAsia="Arial" w:hAnsi="Arial"/>
+        </w:rPr>
+        <w:t xml:space="preserve"> — </w:t>
+      </w:r>
+      <w:r>
+        <w:rPr>
+          <w:rFonts w:ascii="Arial" w:cs="Arial" w:eastAsia="Arial" w:hAnsi="Arial"/>
+        </w:rPr>
+        <w:t xml:space="preserve">Quote / paragraph from the client about working with Box 3.</w:t>
+      </w:r>
+    </w:p>
+    <w:p>
+      <w:pPr>
+        <w:pStyle w:val="Heading3"/>
+      </w:pPr>
+      <w:r>
+        <w:rPr>
+          <w:rFonts w:ascii="Arial" w:cs="Arial" w:eastAsia="Arial" w:hAnsi="Arial"/>
+        </w:rPr>
+        <w:t xml:space="preserve">Testimonials</w:t>
+      </w:r>
+    </w:p>
+    <w:p>
+      <w:pPr>
+        <w:pStyle w:val="ListParagraph"/>
+        <w:numPr>
+          <w:ilvl w:val="0"/>
+          <w:numId w:val="4"/>
+        </w:numPr>
+        <w:spacing w:after="100"/>
+      </w:pPr>
+      <w:r>
+        <w:rPr>
+          <w:rFonts w:ascii="Arial" w:cs="Arial" w:eastAsia="Arial" w:hAnsi="Arial"/>
+          <w:b/>
+          <w:bCs/>
+        </w:rPr>
+        <w:t xml:space="preserve">Testimonials section</w:t>
+      </w:r>
+      <w:r>
+        <w:rPr>
+          <w:rFonts w:ascii="Arial" w:cs="Arial" w:eastAsia="Arial" w:hAnsi="Arial"/>
+        </w:rPr>
+        <w:t xml:space="preserve"> — </w:t>
+      </w:r>
+      <w:r>
+        <w:rPr>
+          <w:rFonts w:ascii="Arial" w:cs="Arial" w:eastAsia="Arial" w:hAnsi="Arial"/>
+        </w:rPr>
+        <w:t xml:space="preserve">Optional — pick one or more testimonials to show in a band on the project page. Leave empty to hide the section.</w:t>
+      </w:r>
+    </w:p>
+    <w:p>
+      <w:r>
+        <w:br w:type="page"/>
+      </w:r>
+    </w:p>
+    <w:p>
+      <w:pPr>
+        <w:pStyle w:val="Heading2"/>
+      </w:pPr>
+      <w:r>
+        <w:rPr>
+          <w:rFonts w:ascii="Arial" w:cs="Arial" w:eastAsia="Arial" w:hAnsi="Arial"/>
+        </w:rPr>
+        <w:t xml:space="preserve">Project Categories</w:t>
+      </w:r>
+    </w:p>
+    <w:p>
+      <w:pPr>
+        <w:spacing w:after="120"/>
+      </w:pPr>
+      <w:r>
+        <w:rPr>
+          <w:rFonts w:ascii="Arial" w:cs="Arial" w:eastAsia="Arial" w:hAnsi="Arial"/>
+        </w:rPr>
+        <w:t xml:space="preserve">Used as filter chips on the /projects archive. Keep this list small — too many chips makes the filter row overwhelming.</w:t>
+      </w:r>
+    </w:p>
+    <w:p>
+      <w:pPr>
+        <w:pStyle w:val="ListParagraph"/>
+        <w:numPr>
+          <w:ilvl w:val="0"/>
+          <w:numId w:val="4"/>
+        </w:numPr>
+        <w:spacing w:after="100"/>
+      </w:pPr>
+      <w:r>
+        <w:rPr>
+          <w:rFonts w:ascii="Arial" w:cs="Arial" w:eastAsia="Arial" w:hAnsi="Arial"/>
+          <w:b/>
+          <w:bCs/>
+        </w:rPr>
+        <w:t xml:space="preserve">Category name</w:t>
+      </w:r>
+      <w:r>
+        <w:rPr>
+          <w:rFonts w:ascii="Arial" w:cs="Arial" w:eastAsia="Arial" w:hAnsi="Arial"/>
+        </w:rPr>
+        <w:t xml:space="preserve"> — </w:t>
+      </w:r>
+      <w:r>
+        <w:rPr>
+          <w:rFonts w:ascii="Arial" w:cs="Arial" w:eastAsia="Arial" w:hAnsi="Arial"/>
+        </w:rPr>
+        <w:t xml:space="preserve">Display name, e.g. "Cat A", "Cat B", "Commercial", "Residential". Required.</w:t>
+      </w:r>
+    </w:p>
+    <w:p>
+      <w:pPr>
+        <w:pStyle w:val="ListParagraph"/>
+        <w:numPr>
+          <w:ilvl w:val="0"/>
+          <w:numId w:val="4"/>
+        </w:numPr>
+        <w:spacing w:after="100"/>
+      </w:pPr>
+      <w:r>
+        <w:rPr>
+          <w:rFonts w:ascii="Arial" w:cs="Arial" w:eastAsia="Arial" w:hAnsi="Arial"/>
+          <w:b/>
+          <w:bCs/>
+        </w:rPr>
+        <w:t xml:space="preserve">Slug</w:t>
+      </w:r>
+      <w:r>
+        <w:rPr>
+          <w:rFonts w:ascii="Arial" w:cs="Arial" w:eastAsia="Arial" w:hAnsi="Arial"/>
+        </w:rPr>
+        <w:t xml:space="preserve"> — </w:t>
+      </w:r>
+      <w:r>
+        <w:rPr>
+          <w:rFonts w:ascii="Arial" w:cs="Arial" w:eastAsia="Arial" w:hAnsi="Arial"/>
+        </w:rPr>
+        <w:t xml:space="preserve">URL-friendly version of the title — auto-generated when you click Generate. Required.</w:t>
+      </w:r>
+    </w:p>
+    <w:p>
+      <w:pPr>
+        <w:pStyle w:val="Heading2"/>
+      </w:pPr>
+      <w:r>
+        <w:rPr>
+          <w:rFonts w:ascii="Arial" w:cs="Arial" w:eastAsia="Arial" w:hAnsi="Arial"/>
+        </w:rPr>
+        <w:t xml:space="preserve">Expertise</w:t>
+      </w:r>
+    </w:p>
+    <w:p>
+      <w:pPr>
+        <w:spacing w:after="120"/>
+      </w:pPr>
+      <w:r>
+        <w:rPr>
+          <w:rFonts w:ascii="Arial" w:cs="Arial" w:eastAsia="Arial" w:hAnsi="Arial"/>
+        </w:rPr>
+        <w:t xml:space="preserve">Tag-style documents referenced from each project, listed in the project's right-column stats. e.g. Category A Fit-Out, Lighting Design, M&amp;E coordination.</w:t>
+      </w:r>
+    </w:p>
+    <w:p>
+      <w:pPr>
+        <w:pStyle w:val="ListParagraph"/>
+        <w:numPr>
+          <w:ilvl w:val="0"/>
+          <w:numId w:val="4"/>
+        </w:numPr>
+        <w:spacing w:after="100"/>
+      </w:pPr>
+      <w:r>
+        <w:rPr>
+          <w:rFonts w:ascii="Arial" w:cs="Arial" w:eastAsia="Arial" w:hAnsi="Arial"/>
+          <w:b/>
+          <w:bCs/>
+        </w:rPr>
         <w:t xml:space="preserve">Title</w:t>
       </w:r>
       <w:r>
@@ -9748,7 +10587,291 @@
         <w:rPr>
           <w:rFonts w:ascii="Arial" w:cs="Arial" w:eastAsia="Arial" w:hAnsi="Arial"/>
         </w:rPr>
-        <w:t xml:space="preserve">Project name. Required.</w:t>
+        <w:t xml:space="preserve">Expertise name. Required.</w:t>
+      </w:r>
+    </w:p>
+    <w:p>
+      <w:pPr>
+        <w:pStyle w:val="Heading2"/>
+      </w:pPr>
+      <w:r>
+        <w:rPr>
+          <w:rFonts w:ascii="Arial" w:cs="Arial" w:eastAsia="Arial" w:hAnsi="Arial"/>
+        </w:rPr>
+        <w:t xml:space="preserve">Team Members</w:t>
+      </w:r>
+    </w:p>
+    <w:p>
+      <w:pPr>
+        <w:spacing w:after="120"/>
+      </w:pPr>
+      <w:r>
+        <w:rPr>
+          <w:rFonts w:ascii="Arial" w:cs="Arial" w:eastAsia="Arial" w:hAnsi="Arial"/>
+        </w:rPr>
+        <w:t xml:space="preserve">Everyone shown on the About page team grid + each project's team grid.</w:t>
+      </w:r>
+    </w:p>
+    <w:p>
+      <w:pPr>
+        <w:pStyle w:val="ListParagraph"/>
+        <w:numPr>
+          <w:ilvl w:val="0"/>
+          <w:numId w:val="4"/>
+        </w:numPr>
+        <w:spacing w:after="100"/>
+      </w:pPr>
+      <w:r>
+        <w:rPr>
+          <w:rFonts w:ascii="Arial" w:cs="Arial" w:eastAsia="Arial" w:hAnsi="Arial"/>
+          <w:b/>
+          <w:bCs/>
+        </w:rPr>
+        <w:t xml:space="preserve">Full Name</w:t>
+      </w:r>
+      <w:r>
+        <w:rPr>
+          <w:rFonts w:ascii="Arial" w:cs="Arial" w:eastAsia="Arial" w:hAnsi="Arial"/>
+        </w:rPr>
+        <w:t xml:space="preserve"> — </w:t>
+      </w:r>
+      <w:r>
+        <w:rPr>
+          <w:rFonts w:ascii="Arial" w:cs="Arial" w:eastAsia="Arial" w:hAnsi="Arial"/>
+        </w:rPr>
+        <w:t xml:space="preserve">Required.</w:t>
+      </w:r>
+    </w:p>
+    <w:p>
+      <w:pPr>
+        <w:pStyle w:val="ListParagraph"/>
+        <w:numPr>
+          <w:ilvl w:val="0"/>
+          <w:numId w:val="4"/>
+        </w:numPr>
+        <w:spacing w:after="100"/>
+      </w:pPr>
+      <w:r>
+        <w:rPr>
+          <w:rFonts w:ascii="Arial" w:cs="Arial" w:eastAsia="Arial" w:hAnsi="Arial"/>
+          <w:b/>
+          <w:bCs/>
+        </w:rPr>
+        <w:t xml:space="preserve">Role / Job Title</w:t>
+      </w:r>
+      <w:r>
+        <w:rPr>
+          <w:rFonts w:ascii="Arial" w:cs="Arial" w:eastAsia="Arial" w:hAnsi="Arial"/>
+        </w:rPr>
+        <w:t xml:space="preserve"> — </w:t>
+      </w:r>
+      <w:r>
+        <w:rPr>
+          <w:rFonts w:ascii="Arial" w:cs="Arial" w:eastAsia="Arial" w:hAnsi="Arial"/>
+        </w:rPr>
+        <w:t xml:space="preserve">What they do at Box 3. Required.</w:t>
+      </w:r>
+    </w:p>
+    <w:p>
+      <w:pPr>
+        <w:pStyle w:val="ListParagraph"/>
+        <w:numPr>
+          <w:ilvl w:val="0"/>
+          <w:numId w:val="4"/>
+        </w:numPr>
+        <w:spacing w:after="100"/>
+      </w:pPr>
+      <w:r>
+        <w:rPr>
+          <w:rFonts w:ascii="Arial" w:cs="Arial" w:eastAsia="Arial" w:hAnsi="Arial"/>
+          <w:b/>
+          <w:bCs/>
+        </w:rPr>
+        <w:t xml:space="preserve">Category / Group</w:t>
+      </w:r>
+      <w:r>
+        <w:rPr>
+          <w:rFonts w:ascii="Arial" w:cs="Arial" w:eastAsia="Arial" w:hAnsi="Arial"/>
+        </w:rPr>
+        <w:t xml:space="preserve"> — </w:t>
+      </w:r>
+      <w:r>
+        <w:rPr>
+          <w:rFonts w:ascii="Arial" w:cs="Arial" w:eastAsia="Arial" w:hAnsi="Arial"/>
+        </w:rPr>
+        <w:t xml:space="preserve">Dropdown — pick from: Leadership, Project Management, Commercial, Technical, Site Team, Design, Business Development, Health &amp; Safety, Bid + Marketing. Controls which group they appear under on the About page.</w:t>
+      </w:r>
+    </w:p>
+    <w:p>
+      <w:pPr>
+        <w:pStyle w:val="ListParagraph"/>
+        <w:numPr>
+          <w:ilvl w:val="0"/>
+          <w:numId w:val="4"/>
+        </w:numPr>
+        <w:spacing w:after="100"/>
+      </w:pPr>
+      <w:r>
+        <w:rPr>
+          <w:rFonts w:ascii="Arial" w:cs="Arial" w:eastAsia="Arial" w:hAnsi="Arial"/>
+          <w:b/>
+          <w:bCs/>
+        </w:rPr>
+        <w:t xml:space="preserve">Qualifications</w:t>
+      </w:r>
+      <w:r>
+        <w:rPr>
+          <w:rFonts w:ascii="Arial" w:cs="Arial" w:eastAsia="Arial" w:hAnsi="Arial"/>
+        </w:rPr>
+        <w:t xml:space="preserve"> — </w:t>
+      </w:r>
+      <w:r>
+        <w:rPr>
+          <w:rFonts w:ascii="Arial" w:cs="Arial" w:eastAsia="Arial" w:hAnsi="Arial"/>
+        </w:rPr>
+        <w:t xml:space="preserve">Professional qualifications displayed above the role, e.g. "OAQ, OAA, AAA, AIBC". Optional.</w:t>
+      </w:r>
+    </w:p>
+    <w:p>
+      <w:pPr>
+        <w:pStyle w:val="ListParagraph"/>
+        <w:numPr>
+          <w:ilvl w:val="0"/>
+          <w:numId w:val="4"/>
+        </w:numPr>
+        <w:spacing w:after="100"/>
+      </w:pPr>
+      <w:r>
+        <w:rPr>
+          <w:rFonts w:ascii="Arial" w:cs="Arial" w:eastAsia="Arial" w:hAnsi="Arial"/>
+          <w:b/>
+          <w:bCs/>
+        </w:rPr>
+        <w:t xml:space="preserve">LinkedIn URL</w:t>
+      </w:r>
+      <w:r>
+        <w:rPr>
+          <w:rFonts w:ascii="Arial" w:cs="Arial" w:eastAsia="Arial" w:hAnsi="Arial"/>
+        </w:rPr>
+        <w:t xml:space="preserve"> — </w:t>
+      </w:r>
+      <w:r>
+        <w:rPr>
+          <w:rFonts w:ascii="Arial" w:cs="Arial" w:eastAsia="Arial" w:hAnsi="Arial"/>
+        </w:rPr>
+        <w:t xml:space="preserve">Full LinkedIn profile URL. If filled, a small LinkedIn icon appears on their tile.</w:t>
+      </w:r>
+    </w:p>
+    <w:p>
+      <w:pPr>
+        <w:pStyle w:val="ListParagraph"/>
+        <w:numPr>
+          <w:ilvl w:val="0"/>
+          <w:numId w:val="4"/>
+        </w:numPr>
+        <w:spacing w:after="100"/>
+      </w:pPr>
+      <w:r>
+        <w:rPr>
+          <w:rFonts w:ascii="Arial" w:cs="Arial" w:eastAsia="Arial" w:hAnsi="Arial"/>
+          <w:b/>
+          <w:bCs/>
+        </w:rPr>
+        <w:t xml:space="preserve">Photo</w:t>
+      </w:r>
+      <w:r>
+        <w:rPr>
+          <w:rFonts w:ascii="Arial" w:cs="Arial" w:eastAsia="Arial" w:hAnsi="Arial"/>
+        </w:rPr>
+        <w:t xml:space="preserve"> — </w:t>
+      </w:r>
+      <w:r>
+        <w:rPr>
+          <w:rFonts w:ascii="Arial" w:cs="Arial" w:eastAsia="Arial" w:hAnsi="Arial"/>
+        </w:rPr>
+        <w:t xml:space="preserve">Professional headshot — square crop reads best. Has a hotspot for cropping.</w:t>
+      </w:r>
+    </w:p>
+    <w:p>
+      <w:pPr>
+        <w:pStyle w:val="ListParagraph"/>
+        <w:numPr>
+          <w:ilvl w:val="0"/>
+          <w:numId w:val="4"/>
+        </w:numPr>
+        <w:spacing w:after="100"/>
+      </w:pPr>
+      <w:r>
+        <w:rPr>
+          <w:rFonts w:ascii="Arial" w:cs="Arial" w:eastAsia="Arial" w:hAnsi="Arial"/>
+          <w:b/>
+          <w:bCs/>
+        </w:rPr>
+        <w:t xml:space="preserve">Display Order</w:t>
+      </w:r>
+      <w:r>
+        <w:rPr>
+          <w:rFonts w:ascii="Arial" w:cs="Arial" w:eastAsia="Arial" w:hAnsi="Arial"/>
+        </w:rPr>
+        <w:t xml:space="preserve"> — </w:t>
+      </w:r>
+      <w:r>
+        <w:rPr>
+          <w:rFonts w:ascii="Arial" w:cs="Arial" w:eastAsia="Arial" w:hAnsi="Arial"/>
+        </w:rPr>
+        <w:t xml:space="preserve">Number controlling sort order within their group. Lower = earlier. Same order is used on About + project team grids.</w:t>
+      </w:r>
+    </w:p>
+    <w:p>
+      <w:pPr>
+        <w:pStyle w:val="Heading2"/>
+      </w:pPr>
+      <w:r>
+        <w:rPr>
+          <w:rFonts w:ascii="Arial" w:cs="Arial" w:eastAsia="Arial" w:hAnsi="Arial"/>
+        </w:rPr>
+        <w:t xml:space="preserve">Partners</w:t>
+      </w:r>
+    </w:p>
+    <w:p>
+      <w:pPr>
+        <w:spacing w:after="120"/>
+      </w:pPr>
+      <w:r>
+        <w:rPr>
+          <w:rFonts w:ascii="Arial" w:cs="Arial" w:eastAsia="Arial" w:hAnsi="Arial"/>
+        </w:rPr>
+        <w:t xml:space="preserve">Brand / company documents. Logos appear in the marquee at the foot of every page, and beside testimonials (when the testimonial links to a partner).</w:t>
+      </w:r>
+    </w:p>
+    <w:p>
+      <w:pPr>
+        <w:pStyle w:val="ListParagraph"/>
+        <w:numPr>
+          <w:ilvl w:val="0"/>
+          <w:numId w:val="4"/>
+        </w:numPr>
+        <w:spacing w:after="100"/>
+      </w:pPr>
+      <w:r>
+        <w:rPr>
+          <w:rFonts w:ascii="Arial" w:cs="Arial" w:eastAsia="Arial" w:hAnsi="Arial"/>
+          <w:b/>
+          <w:bCs/>
+        </w:rPr>
+        <w:t xml:space="preserve">Partner name</w:t>
+      </w:r>
+      <w:r>
+        <w:rPr>
+          <w:rFonts w:ascii="Arial" w:cs="Arial" w:eastAsia="Arial" w:hAnsi="Arial"/>
+        </w:rPr>
+        <w:t xml:space="preserve"> — </w:t>
+      </w:r>
+      <w:r>
+        <w:rPr>
+          <w:rFonts w:ascii="Arial" w:cs="Arial" w:eastAsia="Arial" w:hAnsi="Arial"/>
+        </w:rPr>
+        <w:t xml:space="preserve">Brand or company name, e.g. "Hugo Boss", "Meta". Required.</w:t>
       </w:r>
     </w:p>
     <w:p>
@@ -9778,435 +10901,42 @@
         <w:rPr>
           <w:rFonts w:ascii="Arial" w:cs="Arial" w:eastAsia="Arial" w:hAnsi="Arial"/>
         </w:rPr>
-        <w:t xml:space="preserve">URL path after /projects/. Lowercase + hyphens. Click "Generate" to derive it from the title. Required.</w:t>
-      </w:r>
-    </w:p>
-    <w:p>
-      <w:pPr>
-        <w:pStyle w:val="ListParagraph"/>
-        <w:numPr>
-          <w:ilvl w:val="0"/>
-          <w:numId w:val="4"/>
-        </w:numPr>
-        <w:spacing w:after="100"/>
-      </w:pPr>
-      <w:r>
-        <w:rPr>
-          <w:rFonts w:ascii="Arial" w:cs="Arial" w:eastAsia="Arial" w:hAnsi="Arial"/>
-          <w:b/>
-          <w:bCs/>
-        </w:rPr>
-        <w:t xml:space="preserve">Category</w:t>
-      </w:r>
-      <w:r>
-        <w:rPr>
-          <w:rFonts w:ascii="Arial" w:cs="Arial" w:eastAsia="Arial" w:hAnsi="Arial"/>
-        </w:rPr>
-        <w:t xml:space="preserve"> — </w:t>
-      </w:r>
-      <w:r>
-        <w:rPr>
-          <w:rFonts w:ascii="Arial" w:cs="Arial" w:eastAsia="Arial" w:hAnsi="Arial"/>
-        </w:rPr>
-        <w:t xml:space="preserve">Reference to a Project Category. Used as a filter chip. Required.</w:t>
-      </w:r>
-    </w:p>
-    <w:p>
-      <w:pPr>
-        <w:pStyle w:val="ListParagraph"/>
-        <w:numPr>
-          <w:ilvl w:val="0"/>
-          <w:numId w:val="4"/>
-        </w:numPr>
-        <w:spacing w:after="100"/>
-      </w:pPr>
-      <w:r>
-        <w:rPr>
-          <w:rFonts w:ascii="Arial" w:cs="Arial" w:eastAsia="Arial" w:hAnsi="Arial"/>
-          <w:b/>
-          <w:bCs/>
-        </w:rPr>
-        <w:t xml:space="preserve">Short description</w:t>
-      </w:r>
-      <w:r>
-        <w:rPr>
-          <w:rFonts w:ascii="Arial" w:cs="Arial" w:eastAsia="Arial" w:hAnsi="Arial"/>
-        </w:rPr>
-        <w:t xml:space="preserve"> — </w:t>
-      </w:r>
-      <w:r>
-        <w:rPr>
-          <w:rFonts w:ascii="Arial" w:cs="Arial" w:eastAsia="Arial" w:hAnsi="Arial"/>
-        </w:rPr>
-        <w:t xml:space="preserve">1–2 sentences shown on the listing card and below the title on the project page.</w:t>
-      </w:r>
-    </w:p>
-    <w:p>
-      <w:pPr>
-        <w:pStyle w:val="ListParagraph"/>
-        <w:numPr>
-          <w:ilvl w:val="0"/>
-          <w:numId w:val="4"/>
-        </w:numPr>
-        <w:spacing w:after="100"/>
-      </w:pPr>
-      <w:r>
-        <w:rPr>
-          <w:rFonts w:ascii="Arial" w:cs="Arial" w:eastAsia="Arial" w:hAnsi="Arial"/>
-          <w:b/>
-          <w:bCs/>
-        </w:rPr>
-        <w:t xml:space="preserve">Location</w:t>
-      </w:r>
-      <w:r>
-        <w:rPr>
-          <w:rFonts w:ascii="Arial" w:cs="Arial" w:eastAsia="Arial" w:hAnsi="Arial"/>
-        </w:rPr>
-        <w:t xml:space="preserve"> — </w:t>
-      </w:r>
-      <w:r>
-        <w:rPr>
-          <w:rFonts w:ascii="Arial" w:cs="Arial" w:eastAsia="Arial" w:hAnsi="Arial"/>
-        </w:rPr>
-        <w:t xml:space="preserve">City + region. e.g. "London, UK".</w:t>
-      </w:r>
-    </w:p>
-    <w:p>
-      <w:pPr>
-        <w:pStyle w:val="ListParagraph"/>
-        <w:numPr>
-          <w:ilvl w:val="0"/>
-          <w:numId w:val="4"/>
-        </w:numPr>
-        <w:spacing w:after="100"/>
-      </w:pPr>
-      <w:r>
-        <w:rPr>
-          <w:rFonts w:ascii="Arial" w:cs="Arial" w:eastAsia="Arial" w:hAnsi="Arial"/>
-          <w:b/>
-          <w:bCs/>
-        </w:rPr>
-        <w:t xml:space="preserve">Year</w:t>
-      </w:r>
-      <w:r>
-        <w:rPr>
-          <w:rFonts w:ascii="Arial" w:cs="Arial" w:eastAsia="Arial" w:hAnsi="Arial"/>
-        </w:rPr>
-        <w:t xml:space="preserve"> — </w:t>
-      </w:r>
-      <w:r>
-        <w:rPr>
-          <w:rFonts w:ascii="Arial" w:cs="Arial" w:eastAsia="Arial" w:hAnsi="Arial"/>
-        </w:rPr>
-        <w:t xml:space="preserve">Year completed.</w:t>
-      </w:r>
-    </w:p>
-    <w:p>
-      <w:pPr>
-        <w:pStyle w:val="ListParagraph"/>
-        <w:numPr>
-          <w:ilvl w:val="0"/>
-          <w:numId w:val="4"/>
-        </w:numPr>
-        <w:spacing w:after="100"/>
-      </w:pPr>
-      <w:r>
-        <w:rPr>
-          <w:rFonts w:ascii="Arial" w:cs="Arial" w:eastAsia="Arial" w:hAnsi="Arial"/>
-          <w:b/>
-          <w:bCs/>
-        </w:rPr>
-        <w:t xml:space="preserve">Tags</w:t>
-      </w:r>
-      <w:r>
-        <w:rPr>
-          <w:rFonts w:ascii="Arial" w:cs="Arial" w:eastAsia="Arial" w:hAnsi="Arial"/>
-        </w:rPr>
-        <w:t xml:space="preserve"> — </w:t>
-      </w:r>
-      <w:r>
-        <w:rPr>
-          <w:rFonts w:ascii="Arial" w:cs="Arial" w:eastAsia="Arial" w:hAnsi="Arial"/>
-        </w:rPr>
-        <w:t xml:space="preserve">Searchable tags. Optional.</w:t>
-      </w:r>
-    </w:p>
-    <w:p>
-      <w:pPr>
-        <w:pStyle w:val="ListParagraph"/>
-        <w:numPr>
-          <w:ilvl w:val="0"/>
-          <w:numId w:val="4"/>
-        </w:numPr>
-        <w:spacing w:after="100"/>
-      </w:pPr>
-      <w:r>
-        <w:rPr>
-          <w:rFonts w:ascii="Arial" w:cs="Arial" w:eastAsia="Arial" w:hAnsi="Arial"/>
-          <w:b/>
-          <w:bCs/>
-        </w:rPr>
-        <w:t xml:space="preserve">Featured</w:t>
-      </w:r>
-      <w:r>
-        <w:rPr>
-          <w:rFonts w:ascii="Arial" w:cs="Arial" w:eastAsia="Arial" w:hAnsi="Arial"/>
-        </w:rPr>
-        <w:t xml:space="preserve"> — </w:t>
-      </w:r>
-      <w:r>
-        <w:rPr>
-          <w:rFonts w:ascii="Arial" w:cs="Arial" w:eastAsia="Arial" w:hAnsi="Arial"/>
-        </w:rPr>
-        <w:t xml:space="preserve">Toggle on to surface this project on the home page's Featured projects strip.</w:t>
-      </w:r>
-    </w:p>
-    <w:p>
-      <w:pPr>
-        <w:pStyle w:val="Heading3"/>
-      </w:pPr>
-      <w:r>
-        <w:rPr>
-          <w:rFonts w:ascii="Arial" w:cs="Arial" w:eastAsia="Arial" w:hAnsi="Arial"/>
-        </w:rPr>
-        <w:t xml:space="preserve">Images</w:t>
-      </w:r>
-    </w:p>
-    <w:p>
-      <w:pPr>
-        <w:pStyle w:val="ListParagraph"/>
-        <w:numPr>
-          <w:ilvl w:val="0"/>
-          <w:numId w:val="4"/>
-        </w:numPr>
-        <w:spacing w:after="100"/>
-      </w:pPr>
-      <w:r>
-        <w:rPr>
-          <w:rFonts w:ascii="Arial" w:cs="Arial" w:eastAsia="Arial" w:hAnsi="Arial"/>
-          <w:b/>
-          <w:bCs/>
-        </w:rPr>
-        <w:t xml:space="preserve">Featured image</w:t>
-      </w:r>
-      <w:r>
-        <w:rPr>
-          <w:rFonts w:ascii="Arial" w:cs="Arial" w:eastAsia="Arial" w:hAnsi="Arial"/>
-        </w:rPr>
-        <w:t xml:space="preserve"> — </w:t>
-      </w:r>
-      <w:r>
-        <w:rPr>
-          <w:rFonts w:ascii="Arial" w:cs="Arial" w:eastAsia="Arial" w:hAnsi="Arial"/>
-        </w:rPr>
-        <w:t xml:space="preserve">The cover image — used on the listing, the project hero, and the lightbox first slide. Use "Pick from library" and pick by tag.</w:t>
-      </w:r>
-    </w:p>
-    <w:p>
-      <w:pPr>
-        <w:pStyle w:val="ListParagraph"/>
-        <w:numPr>
-          <w:ilvl w:val="0"/>
-          <w:numId w:val="4"/>
-        </w:numPr>
-        <w:spacing w:after="100"/>
-      </w:pPr>
-      <w:r>
-        <w:rPr>
-          <w:rFonts w:ascii="Arial" w:cs="Arial" w:eastAsia="Arial" w:hAnsi="Arial"/>
-          <w:b/>
-          <w:bCs/>
-        </w:rPr>
-        <w:t xml:space="preserve">Additional images</w:t>
-      </w:r>
-      <w:r>
-        <w:rPr>
-          <w:rFonts w:ascii="Arial" w:cs="Arial" w:eastAsia="Arial" w:hAnsi="Arial"/>
-        </w:rPr>
-        <w:t xml:space="preserve"> — </w:t>
-      </w:r>
-      <w:r>
-        <w:rPr>
-          <w:rFonts w:ascii="Arial" w:cs="Arial" w:eastAsia="Arial" w:hAnsi="Arial"/>
-        </w:rPr>
-        <w:t xml:space="preserve">Gallery images. Drag to reorder; the first slide of the lightbox is the featured image, then these in order.</w:t>
-      </w:r>
-    </w:p>
-    <w:p>
-      <w:pPr>
-        <w:pStyle w:val="Heading3"/>
-      </w:pPr>
-      <w:r>
-        <w:rPr>
-          <w:rFonts w:ascii="Arial" w:cs="Arial" w:eastAsia="Arial" w:hAnsi="Arial"/>
-        </w:rPr>
-        <w:t xml:space="preserve">Project Stats</w:t>
-      </w:r>
-    </w:p>
-    <w:p>
-      <w:pPr>
-        <w:pStyle w:val="ListParagraph"/>
-        <w:numPr>
-          <w:ilvl w:val="0"/>
-          <w:numId w:val="4"/>
-        </w:numPr>
-        <w:spacing w:after="100"/>
-      </w:pPr>
-      <w:r>
-        <w:rPr>
-          <w:rFonts w:ascii="Arial" w:cs="Arial" w:eastAsia="Arial" w:hAnsi="Arial"/>
-          <w:b/>
-          <w:bCs/>
-        </w:rPr>
-        <w:t xml:space="preserve">Expertise</w:t>
-      </w:r>
-      <w:r>
-        <w:rPr>
-          <w:rFonts w:ascii="Arial" w:cs="Arial" w:eastAsia="Arial" w:hAnsi="Arial"/>
-        </w:rPr>
-        <w:t xml:space="preserve"> — </w:t>
-      </w:r>
-      <w:r>
-        <w:rPr>
-          <w:rFonts w:ascii="Arial" w:cs="Arial" w:eastAsia="Arial" w:hAnsi="Arial"/>
-        </w:rPr>
-        <w:t xml:space="preserve">References to Expertise documents. Lists the disciplines used on this project.</w:t>
-      </w:r>
-    </w:p>
-    <w:p>
-      <w:pPr>
-        <w:pStyle w:val="ListParagraph"/>
-        <w:numPr>
-          <w:ilvl w:val="0"/>
-          <w:numId w:val="4"/>
-        </w:numPr>
-        <w:spacing w:after="100"/>
-      </w:pPr>
-      <w:r>
-        <w:rPr>
-          <w:rFonts w:ascii="Arial" w:cs="Arial" w:eastAsia="Arial" w:hAnsi="Arial"/>
-          <w:b/>
-          <w:bCs/>
-        </w:rPr>
-        <w:t xml:space="preserve">Team</w:t>
-      </w:r>
-      <w:r>
-        <w:rPr>
-          <w:rFonts w:ascii="Arial" w:cs="Arial" w:eastAsia="Arial" w:hAnsi="Arial"/>
-        </w:rPr>
-        <w:t xml:space="preserve"> — </w:t>
-      </w:r>
-      <w:r>
-        <w:rPr>
-          <w:rFonts w:ascii="Arial" w:cs="Arial" w:eastAsia="Arial" w:hAnsi="Arial"/>
-        </w:rPr>
-        <w:t xml:space="preserve">References to Team Member documents. Shows their tiles in the Project team grid.</w:t>
-      </w:r>
-    </w:p>
-    <w:p>
-      <w:pPr>
-        <w:pStyle w:val="ListParagraph"/>
-        <w:numPr>
-          <w:ilvl w:val="0"/>
-          <w:numId w:val="4"/>
-        </w:numPr>
-        <w:spacing w:after="100"/>
-      </w:pPr>
-      <w:r>
-        <w:rPr>
-          <w:rFonts w:ascii="Arial" w:cs="Arial" w:eastAsia="Arial" w:hAnsi="Arial"/>
-          <w:b/>
-          <w:bCs/>
-        </w:rPr>
-        <w:t xml:space="preserve">Stats</w:t>
-      </w:r>
-      <w:r>
-        <w:rPr>
-          <w:rFonts w:ascii="Arial" w:cs="Arial" w:eastAsia="Arial" w:hAnsi="Arial"/>
-        </w:rPr>
-        <w:t xml:space="preserve"> — </w:t>
-      </w:r>
-      <w:r>
-        <w:rPr>
-          <w:rFonts w:ascii="Arial" w:cs="Arial" w:eastAsia="Arial" w:hAnsi="Arial"/>
-        </w:rPr>
-        <w:t xml:space="preserve">Custom stat rows beyond Location and Year (which are auto-prepended). Each — label + value. e.g. "Sq ft" / "42,000".</w:t>
-      </w:r>
-    </w:p>
-    <w:p>
-      <w:pPr>
-        <w:pStyle w:val="Heading3"/>
-      </w:pPr>
-      <w:r>
-        <w:rPr>
-          <w:rFonts w:ascii="Arial" w:cs="Arial" w:eastAsia="Arial" w:hAnsi="Arial"/>
-        </w:rPr>
-        <w:t xml:space="preserve">Client</w:t>
-      </w:r>
-    </w:p>
-    <w:p>
-      <w:pPr>
-        <w:pStyle w:val="ListParagraph"/>
-        <w:numPr>
-          <w:ilvl w:val="0"/>
-          <w:numId w:val="4"/>
-        </w:numPr>
-        <w:spacing w:after="100"/>
-      </w:pPr>
-      <w:r>
-        <w:rPr>
-          <w:rFonts w:ascii="Arial" w:cs="Arial" w:eastAsia="Arial" w:hAnsi="Arial"/>
-          <w:b/>
-          <w:bCs/>
-        </w:rPr>
-        <w:t xml:space="preserve">Client objective</w:t>
-      </w:r>
-      <w:r>
-        <w:rPr>
-          <w:rFonts w:ascii="Arial" w:cs="Arial" w:eastAsia="Arial" w:hAnsi="Arial"/>
-        </w:rPr>
-        <w:t xml:space="preserve"> — </w:t>
-      </w:r>
-      <w:r>
-        <w:rPr>
-          <w:rFonts w:ascii="Arial" w:cs="Arial" w:eastAsia="Arial" w:hAnsi="Arial"/>
-        </w:rPr>
-        <w:t xml:space="preserve">What the client asked for. Long-form copy.</w:t>
-      </w:r>
-    </w:p>
-    <w:p>
-      <w:pPr>
-        <w:pStyle w:val="ListParagraph"/>
-        <w:numPr>
-          <w:ilvl w:val="0"/>
-          <w:numId w:val="4"/>
-        </w:numPr>
-        <w:spacing w:after="100"/>
-      </w:pPr>
-      <w:r>
-        <w:rPr>
-          <w:rFonts w:ascii="Arial" w:cs="Arial" w:eastAsia="Arial" w:hAnsi="Arial"/>
-          <w:b/>
-          <w:bCs/>
-        </w:rPr>
-        <w:t xml:space="preserve">Client feedback</w:t>
-      </w:r>
-      <w:r>
-        <w:rPr>
-          <w:rFonts w:ascii="Arial" w:cs="Arial" w:eastAsia="Arial" w:hAnsi="Arial"/>
-        </w:rPr>
-        <w:t xml:space="preserve"> — </w:t>
-      </w:r>
-      <w:r>
-        <w:rPr>
-          <w:rFonts w:ascii="Arial" w:cs="Arial" w:eastAsia="Arial" w:hAnsi="Arial"/>
-        </w:rPr>
-        <w:t xml:space="preserve">Quote / paragraph from the client about working with Box 3.</w:t>
-      </w:r>
-    </w:p>
-    <w:p>
-      <w:pPr>
-        <w:pStyle w:val="Heading3"/>
+        <w:t xml:space="preserve">URL-friendly version — auto-generated. Used internally only.</w:t>
+      </w:r>
+    </w:p>
+    <w:p>
+      <w:pPr>
+        <w:pStyle w:val="ListParagraph"/>
+        <w:numPr>
+          <w:ilvl w:val="0"/>
+          <w:numId w:val="4"/>
+        </w:numPr>
+        <w:spacing w:after="100"/>
+      </w:pPr>
+      <w:r>
+        <w:rPr>
+          <w:rFonts w:ascii="Arial" w:cs="Arial" w:eastAsia="Arial" w:hAnsi="Arial"/>
+          <w:b/>
+          <w:bCs/>
+        </w:rPr>
+        <w:t xml:space="preserve">Partner logo (SVG)</w:t>
+      </w:r>
+      <w:r>
+        <w:rPr>
+          <w:rFonts w:ascii="Arial" w:cs="Arial" w:eastAsia="Arial" w:hAnsi="Arial"/>
+        </w:rPr>
+        <w:t xml:space="preserve"> — </w:t>
+      </w:r>
+      <w:r>
+        <w:rPr>
+          <w:rFonts w:ascii="Arial" w:cs="Arial" w:eastAsia="Arial" w:hAnsi="Arial"/>
+        </w:rPr>
+        <w:t xml:space="preserve">Upload an SVG file. The logo displays in the current theme colour — make sure the SVG uses currentColor for fill and stroke (any single-colour SVG works once you've swapped its colour values out for currentColor in a text editor or via your designer).</w:t>
+      </w:r>
+    </w:p>
+    <w:p>
+      <w:pPr>
+        <w:pStyle w:val="Heading2"/>
       </w:pPr>
       <w:r>
         <w:rPr>
@@ -10217,616 +10947,13 @@
     </w:p>
     <w:p>
       <w:pPr>
-        <w:pStyle w:val="ListParagraph"/>
-        <w:numPr>
-          <w:ilvl w:val="0"/>
-          <w:numId w:val="4"/>
-        </w:numPr>
-        <w:spacing w:after="100"/>
-      </w:pPr>
-      <w:r>
-        <w:rPr>
-          <w:rFonts w:ascii="Arial" w:cs="Arial" w:eastAsia="Arial" w:hAnsi="Arial"/>
-          <w:b/>
-          <w:bCs/>
-        </w:rPr>
-        <w:t xml:space="preserve">Testimonials section</w:t>
-      </w:r>
-      <w:r>
-        <w:rPr>
-          <w:rFonts w:ascii="Arial" w:cs="Arial" w:eastAsia="Arial" w:hAnsi="Arial"/>
-        </w:rPr>
-        <w:t xml:space="preserve"> — </w:t>
-      </w:r>
-      <w:r>
-        <w:rPr>
-          <w:rFonts w:ascii="Arial" w:cs="Arial" w:eastAsia="Arial" w:hAnsi="Arial"/>
-        </w:rPr>
-        <w:t xml:space="preserve">Optional — pick testimonials to show in a band on the project page. Leave empty to hide the section.</w:t>
-      </w:r>
-    </w:p>
-    <w:p>
-      <w:r>
-        <w:br w:type="page"/>
-      </w:r>
-    </w:p>
-    <w:p>
-      <w:pPr>
-        <w:pStyle w:val="Heading2"/>
-      </w:pPr>
-      <w:r>
-        <w:rPr>
-          <w:rFonts w:ascii="Arial" w:cs="Arial" w:eastAsia="Arial" w:hAnsi="Arial"/>
-        </w:rPr>
-        <w:t xml:space="preserve">Project Categories</w:t>
-      </w:r>
-    </w:p>
-    <w:p>
-      <w:pPr>
         <w:spacing w:after="120"/>
       </w:pPr>
       <w:r>
         <w:rPr>
           <w:rFonts w:ascii="Arial" w:cs="Arial" w:eastAsia="Arial" w:hAnsi="Arial"/>
         </w:rPr>
-        <w:t xml:space="preserve">Used to filter / group projects. Keep this list small — too many makes the filter chips overwhelming.</w:t>
-      </w:r>
-    </w:p>
-    <w:p>
-      <w:pPr>
-        <w:pStyle w:val="ListParagraph"/>
-        <w:numPr>
-          <w:ilvl w:val="0"/>
-          <w:numId w:val="4"/>
-        </w:numPr>
-        <w:spacing w:after="100"/>
-      </w:pPr>
-      <w:r>
-        <w:rPr>
-          <w:rFonts w:ascii="Arial" w:cs="Arial" w:eastAsia="Arial" w:hAnsi="Arial"/>
-          <w:b/>
-          <w:bCs/>
-        </w:rPr>
-        <w:t xml:space="preserve">Title</w:t>
-      </w:r>
-      <w:r>
-        <w:rPr>
-          <w:rFonts w:ascii="Arial" w:cs="Arial" w:eastAsia="Arial" w:hAnsi="Arial"/>
-        </w:rPr>
-        <w:t xml:space="preserve"> — </w:t>
-      </w:r>
-      <w:r>
-        <w:rPr>
-          <w:rFonts w:ascii="Arial" w:cs="Arial" w:eastAsia="Arial" w:hAnsi="Arial"/>
-        </w:rPr>
-        <w:t xml:space="preserve">Display name, e.g. "Hospitality".</w:t>
-      </w:r>
-    </w:p>
-    <w:p>
-      <w:pPr>
-        <w:pStyle w:val="ListParagraph"/>
-        <w:numPr>
-          <w:ilvl w:val="0"/>
-          <w:numId w:val="4"/>
-        </w:numPr>
-        <w:spacing w:after="100"/>
-      </w:pPr>
-      <w:r>
-        <w:rPr>
-          <w:rFonts w:ascii="Arial" w:cs="Arial" w:eastAsia="Arial" w:hAnsi="Arial"/>
-          <w:b/>
-          <w:bCs/>
-        </w:rPr>
-        <w:t xml:space="preserve">Slug</w:t>
-      </w:r>
-      <w:r>
-        <w:rPr>
-          <w:rFonts w:ascii="Arial" w:cs="Arial" w:eastAsia="Arial" w:hAnsi="Arial"/>
-        </w:rPr>
-        <w:t xml:space="preserve"> — </w:t>
-      </w:r>
-      <w:r>
-        <w:rPr>
-          <w:rFonts w:ascii="Arial" w:cs="Arial" w:eastAsia="Arial" w:hAnsi="Arial"/>
-        </w:rPr>
-        <w:t xml:space="preserve">URL-friendly identifier.</w:t>
-      </w:r>
-    </w:p>
-    <w:p>
-      <w:pPr>
-        <w:pStyle w:val="ListParagraph"/>
-        <w:numPr>
-          <w:ilvl w:val="0"/>
-          <w:numId w:val="4"/>
-        </w:numPr>
-        <w:spacing w:after="100"/>
-      </w:pPr>
-      <w:r>
-        <w:rPr>
-          <w:rFonts w:ascii="Arial" w:cs="Arial" w:eastAsia="Arial" w:hAnsi="Arial"/>
-          <w:b/>
-          <w:bCs/>
-        </w:rPr>
-        <w:t xml:space="preserve">Order</w:t>
-      </w:r>
-      <w:r>
-        <w:rPr>
-          <w:rFonts w:ascii="Arial" w:cs="Arial" w:eastAsia="Arial" w:hAnsi="Arial"/>
-        </w:rPr>
-        <w:t xml:space="preserve"> — </w:t>
-      </w:r>
-      <w:r>
-        <w:rPr>
-          <w:rFonts w:ascii="Arial" w:cs="Arial" w:eastAsia="Arial" w:hAnsi="Arial"/>
-        </w:rPr>
-        <w:t xml:space="preserve">Number controlling the chip order on the projects page. Lower = earlier.</w:t>
-      </w:r>
-    </w:p>
-    <w:p>
-      <w:pPr>
-        <w:pStyle w:val="Heading2"/>
-      </w:pPr>
-      <w:r>
-        <w:rPr>
-          <w:rFonts w:ascii="Arial" w:cs="Arial" w:eastAsia="Arial" w:hAnsi="Arial"/>
-        </w:rPr>
-        <w:t xml:space="preserve">Expertise</w:t>
-      </w:r>
-    </w:p>
-    <w:p>
-      <w:pPr>
-        <w:spacing w:after="120"/>
-      </w:pPr>
-      <w:r>
-        <w:rPr>
-          <w:rFonts w:ascii="Arial" w:cs="Arial" w:eastAsia="Arial" w:hAnsi="Arial"/>
-        </w:rPr>
-        <w:t xml:space="preserve">Disciplines listed on each project's project-detail page, e.g. Spatial planning, M&amp;E coordination.</w:t>
-      </w:r>
-    </w:p>
-    <w:p>
-      <w:pPr>
-        <w:pStyle w:val="ListParagraph"/>
-        <w:numPr>
-          <w:ilvl w:val="0"/>
-          <w:numId w:val="4"/>
-        </w:numPr>
-        <w:spacing w:after="100"/>
-      </w:pPr>
-      <w:r>
-        <w:rPr>
-          <w:rFonts w:ascii="Arial" w:cs="Arial" w:eastAsia="Arial" w:hAnsi="Arial"/>
-          <w:b/>
-          <w:bCs/>
-        </w:rPr>
-        <w:t xml:space="preserve">Title</w:t>
-      </w:r>
-      <w:r>
-        <w:rPr>
-          <w:rFonts w:ascii="Arial" w:cs="Arial" w:eastAsia="Arial" w:hAnsi="Arial"/>
-        </w:rPr>
-        <w:t xml:space="preserve"> — </w:t>
-      </w:r>
-      <w:r>
-        <w:rPr>
-          <w:rFonts w:ascii="Arial" w:cs="Arial" w:eastAsia="Arial" w:hAnsi="Arial"/>
-        </w:rPr>
-        <w:t xml:space="preserve">Display name.</w:t>
-      </w:r>
-    </w:p>
-    <w:p>
-      <w:pPr>
-        <w:pStyle w:val="ListParagraph"/>
-        <w:numPr>
-          <w:ilvl w:val="0"/>
-          <w:numId w:val="4"/>
-        </w:numPr>
-        <w:spacing w:after="100"/>
-      </w:pPr>
-      <w:r>
-        <w:rPr>
-          <w:rFonts w:ascii="Arial" w:cs="Arial" w:eastAsia="Arial" w:hAnsi="Arial"/>
-          <w:b/>
-          <w:bCs/>
-        </w:rPr>
-        <w:t xml:space="preserve">Slug</w:t>
-      </w:r>
-      <w:r>
-        <w:rPr>
-          <w:rFonts w:ascii="Arial" w:cs="Arial" w:eastAsia="Arial" w:hAnsi="Arial"/>
-        </w:rPr>
-        <w:t xml:space="preserve"> — </w:t>
-      </w:r>
-      <w:r>
-        <w:rPr>
-          <w:rFonts w:ascii="Arial" w:cs="Arial" w:eastAsia="Arial" w:hAnsi="Arial"/>
-        </w:rPr>
-        <w:t xml:space="preserve">URL-friendly identifier.</w:t>
-      </w:r>
-    </w:p>
-    <w:p>
-      <w:pPr>
-        <w:pStyle w:val="ListParagraph"/>
-        <w:numPr>
-          <w:ilvl w:val="0"/>
-          <w:numId w:val="4"/>
-        </w:numPr>
-        <w:spacing w:after="100"/>
-      </w:pPr>
-      <w:r>
-        <w:rPr>
-          <w:rFonts w:ascii="Arial" w:cs="Arial" w:eastAsia="Arial" w:hAnsi="Arial"/>
-          <w:b/>
-          <w:bCs/>
-        </w:rPr>
-        <w:t xml:space="preserve">Order</w:t>
-      </w:r>
-      <w:r>
-        <w:rPr>
-          <w:rFonts w:ascii="Arial" w:cs="Arial" w:eastAsia="Arial" w:hAnsi="Arial"/>
-        </w:rPr>
-        <w:t xml:space="preserve"> — </w:t>
-      </w:r>
-      <w:r>
-        <w:rPr>
-          <w:rFonts w:ascii="Arial" w:cs="Arial" w:eastAsia="Arial" w:hAnsi="Arial"/>
-        </w:rPr>
-        <w:t xml:space="preserve">Sort order across the system.</w:t>
-      </w:r>
-    </w:p>
-    <w:p>
-      <w:pPr>
-        <w:pStyle w:val="Heading2"/>
-      </w:pPr>
-      <w:r>
-        <w:rPr>
-          <w:rFonts w:ascii="Arial" w:cs="Arial" w:eastAsia="Arial" w:hAnsi="Arial"/>
-        </w:rPr>
-        <w:t xml:space="preserve">Team Members</w:t>
-      </w:r>
-    </w:p>
-    <w:p>
-      <w:pPr>
-        <w:spacing w:after="120"/>
-      </w:pPr>
-      <w:r>
-        <w:rPr>
-          <w:rFonts w:ascii="Arial" w:cs="Arial" w:eastAsia="Arial" w:hAnsi="Arial"/>
-        </w:rPr>
-        <w:t xml:space="preserve">Everyone on the About page team grid + each project's team grid.</w:t>
-      </w:r>
-    </w:p>
-    <w:p>
-      <w:pPr>
-        <w:pStyle w:val="ListParagraph"/>
-        <w:numPr>
-          <w:ilvl w:val="0"/>
-          <w:numId w:val="4"/>
-        </w:numPr>
-        <w:spacing w:after="100"/>
-      </w:pPr>
-      <w:r>
-        <w:rPr>
-          <w:rFonts w:ascii="Arial" w:cs="Arial" w:eastAsia="Arial" w:hAnsi="Arial"/>
-          <w:b/>
-          <w:bCs/>
-        </w:rPr>
-        <w:t xml:space="preserve">Name</w:t>
-      </w:r>
-      <w:r>
-        <w:rPr>
-          <w:rFonts w:ascii="Arial" w:cs="Arial" w:eastAsia="Arial" w:hAnsi="Arial"/>
-        </w:rPr>
-        <w:t xml:space="preserve"> — </w:t>
-      </w:r>
-      <w:r>
-        <w:rPr>
-          <w:rFonts w:ascii="Arial" w:cs="Arial" w:eastAsia="Arial" w:hAnsi="Arial"/>
-        </w:rPr>
-        <w:t xml:space="preserve">Full name. Required.</w:t>
-      </w:r>
-    </w:p>
-    <w:p>
-      <w:pPr>
-        <w:pStyle w:val="ListParagraph"/>
-        <w:numPr>
-          <w:ilvl w:val="0"/>
-          <w:numId w:val="4"/>
-        </w:numPr>
-        <w:spacing w:after="100"/>
-      </w:pPr>
-      <w:r>
-        <w:rPr>
-          <w:rFonts w:ascii="Arial" w:cs="Arial" w:eastAsia="Arial" w:hAnsi="Arial"/>
-          <w:b/>
-          <w:bCs/>
-        </w:rPr>
-        <w:t xml:space="preserve">Role</w:t>
-      </w:r>
-      <w:r>
-        <w:rPr>
-          <w:rFonts w:ascii="Arial" w:cs="Arial" w:eastAsia="Arial" w:hAnsi="Arial"/>
-        </w:rPr>
-        <w:t xml:space="preserve"> — </w:t>
-      </w:r>
-      <w:r>
-        <w:rPr>
-          <w:rFonts w:ascii="Arial" w:cs="Arial" w:eastAsia="Arial" w:hAnsi="Arial"/>
-        </w:rPr>
-        <w:t xml:space="preserve">Job title.</w:t>
-      </w:r>
-    </w:p>
-    <w:p>
-      <w:pPr>
-        <w:pStyle w:val="ListParagraph"/>
-        <w:numPr>
-          <w:ilvl w:val="0"/>
-          <w:numId w:val="4"/>
-        </w:numPr>
-        <w:spacing w:after="100"/>
-      </w:pPr>
-      <w:r>
-        <w:rPr>
-          <w:rFonts w:ascii="Arial" w:cs="Arial" w:eastAsia="Arial" w:hAnsi="Arial"/>
-          <w:b/>
-          <w:bCs/>
-        </w:rPr>
-        <w:t xml:space="preserve">Category</w:t>
-      </w:r>
-      <w:r>
-        <w:rPr>
-          <w:rFonts w:ascii="Arial" w:cs="Arial" w:eastAsia="Arial" w:hAnsi="Arial"/>
-        </w:rPr>
-        <w:t xml:space="preserve"> — </w:t>
-      </w:r>
-      <w:r>
-        <w:rPr>
-          <w:rFonts w:ascii="Arial" w:cs="Arial" w:eastAsia="Arial" w:hAnsi="Arial"/>
-        </w:rPr>
-        <w:t xml:space="preserve">The category slug — must match one in the About Page → Team categories list (e.g. "leadership", "site-team"). This controls which group they appear under on the About page.</w:t>
-      </w:r>
-    </w:p>
-    <w:p>
-      <w:pPr>
-        <w:pStyle w:val="ListParagraph"/>
-        <w:numPr>
-          <w:ilvl w:val="0"/>
-          <w:numId w:val="4"/>
-        </w:numPr>
-        <w:spacing w:after="100"/>
-      </w:pPr>
-      <w:r>
-        <w:rPr>
-          <w:rFonts w:ascii="Arial" w:cs="Arial" w:eastAsia="Arial" w:hAnsi="Arial"/>
-          <w:b/>
-          <w:bCs/>
-        </w:rPr>
-        <w:t xml:space="preserve">Image</w:t>
-      </w:r>
-      <w:r>
-        <w:rPr>
-          <w:rFonts w:ascii="Arial" w:cs="Arial" w:eastAsia="Arial" w:hAnsi="Arial"/>
-        </w:rPr>
-        <w:t xml:space="preserve"> — </w:t>
-      </w:r>
-      <w:r>
-        <w:rPr>
-          <w:rFonts w:ascii="Arial" w:cs="Arial" w:eastAsia="Arial" w:hAnsi="Arial"/>
-        </w:rPr>
-        <w:t xml:space="preserve">Portrait — square crop reads best.</w:t>
-      </w:r>
-    </w:p>
-    <w:p>
-      <w:pPr>
-        <w:pStyle w:val="ListParagraph"/>
-        <w:numPr>
-          <w:ilvl w:val="0"/>
-          <w:numId w:val="4"/>
-        </w:numPr>
-        <w:spacing w:after="100"/>
-      </w:pPr>
-      <w:r>
-        <w:rPr>
-          <w:rFonts w:ascii="Arial" w:cs="Arial" w:eastAsia="Arial" w:hAnsi="Arial"/>
-          <w:b/>
-          <w:bCs/>
-        </w:rPr>
-        <w:t xml:space="preserve">LinkedIn URL</w:t>
-      </w:r>
-      <w:r>
-        <w:rPr>
-          <w:rFonts w:ascii="Arial" w:cs="Arial" w:eastAsia="Arial" w:hAnsi="Arial"/>
-        </w:rPr>
-        <w:t xml:space="preserve"> — </w:t>
-      </w:r>
-      <w:r>
-        <w:rPr>
-          <w:rFonts w:ascii="Arial" w:cs="Arial" w:eastAsia="Arial" w:hAnsi="Arial"/>
-        </w:rPr>
-        <w:t xml:space="preserve">Optional. If filled, a small LinkedIn icon appears on their tile.</w:t>
-      </w:r>
-    </w:p>
-    <w:p>
-      <w:pPr>
-        <w:pStyle w:val="ListParagraph"/>
-        <w:numPr>
-          <w:ilvl w:val="0"/>
-          <w:numId w:val="4"/>
-        </w:numPr>
-        <w:spacing w:after="100"/>
-      </w:pPr>
-      <w:r>
-        <w:rPr>
-          <w:rFonts w:ascii="Arial" w:cs="Arial" w:eastAsia="Arial" w:hAnsi="Arial"/>
-          <w:b/>
-          <w:bCs/>
-        </w:rPr>
-        <w:t xml:space="preserve">Order</w:t>
-      </w:r>
-      <w:r>
-        <w:rPr>
-          <w:rFonts w:ascii="Arial" w:cs="Arial" w:eastAsia="Arial" w:hAnsi="Arial"/>
-        </w:rPr>
-        <w:t xml:space="preserve"> — </w:t>
-      </w:r>
-      <w:r>
-        <w:rPr>
-          <w:rFonts w:ascii="Arial" w:cs="Arial" w:eastAsia="Arial" w:hAnsi="Arial"/>
-        </w:rPr>
-        <w:t xml:space="preserve">Sort order within their category.</w:t>
-      </w:r>
-    </w:p>
-    <w:p>
-      <w:pPr>
-        <w:pStyle w:val="Heading2"/>
-      </w:pPr>
-      <w:r>
-        <w:rPr>
-          <w:rFonts w:ascii="Arial" w:cs="Arial" w:eastAsia="Arial" w:hAnsi="Arial"/>
-        </w:rPr>
-        <w:t xml:space="preserve">Partners</w:t>
-      </w:r>
-    </w:p>
-    <w:p>
-      <w:pPr>
-        <w:spacing w:after="120"/>
-      </w:pPr>
-      <w:r>
-        <w:rPr>
-          <w:rFonts w:ascii="Arial" w:cs="Arial" w:eastAsia="Arial" w:hAnsi="Arial"/>
-        </w:rPr>
-        <w:t xml:space="preserve">Logos shown in the marquee at the foot of every page.</w:t>
-      </w:r>
-    </w:p>
-    <w:p>
-      <w:pPr>
-        <w:pStyle w:val="ListParagraph"/>
-        <w:numPr>
-          <w:ilvl w:val="0"/>
-          <w:numId w:val="4"/>
-        </w:numPr>
-        <w:spacing w:after="100"/>
-      </w:pPr>
-      <w:r>
-        <w:rPr>
-          <w:rFonts w:ascii="Arial" w:cs="Arial" w:eastAsia="Arial" w:hAnsi="Arial"/>
-          <w:b/>
-          <w:bCs/>
-        </w:rPr>
-        <w:t xml:space="preserve">Name</w:t>
-      </w:r>
-      <w:r>
-        <w:rPr>
-          <w:rFonts w:ascii="Arial" w:cs="Arial" w:eastAsia="Arial" w:hAnsi="Arial"/>
-        </w:rPr>
-        <w:t xml:space="preserve"> — </w:t>
-      </w:r>
-      <w:r>
-        <w:rPr>
-          <w:rFonts w:ascii="Arial" w:cs="Arial" w:eastAsia="Arial" w:hAnsi="Arial"/>
-        </w:rPr>
-        <w:t xml:space="preserve">Used as the partner's accessible label on the marquee.</w:t>
-      </w:r>
-    </w:p>
-    <w:p>
-      <w:pPr>
-        <w:pStyle w:val="ListParagraph"/>
-        <w:numPr>
-          <w:ilvl w:val="0"/>
-          <w:numId w:val="4"/>
-        </w:numPr>
-        <w:spacing w:after="100"/>
-      </w:pPr>
-      <w:r>
-        <w:rPr>
-          <w:rFonts w:ascii="Arial" w:cs="Arial" w:eastAsia="Arial" w:hAnsi="Arial"/>
-          <w:b/>
-          <w:bCs/>
-        </w:rPr>
-        <w:t xml:space="preserve">Slug</w:t>
-      </w:r>
-      <w:r>
-        <w:rPr>
-          <w:rFonts w:ascii="Arial" w:cs="Arial" w:eastAsia="Arial" w:hAnsi="Arial"/>
-        </w:rPr>
-        <w:t xml:space="preserve"> — </w:t>
-      </w:r>
-      <w:r>
-        <w:rPr>
-          <w:rFonts w:ascii="Arial" w:cs="Arial" w:eastAsia="Arial" w:hAnsi="Arial"/>
-        </w:rPr>
-        <w:t xml:space="preserve">URL-friendly identifier.</w:t>
-      </w:r>
-    </w:p>
-    <w:p>
-      <w:pPr>
-        <w:pStyle w:val="ListParagraph"/>
-        <w:numPr>
-          <w:ilvl w:val="0"/>
-          <w:numId w:val="4"/>
-        </w:numPr>
-        <w:spacing w:after="100"/>
-      </w:pPr>
-      <w:r>
-        <w:rPr>
-          <w:rFonts w:ascii="Arial" w:cs="Arial" w:eastAsia="Arial" w:hAnsi="Arial"/>
-          <w:b/>
-          <w:bCs/>
-        </w:rPr>
-        <w:t xml:space="preserve">Logo</w:t>
-      </w:r>
-      <w:r>
-        <w:rPr>
-          <w:rFonts w:ascii="Arial" w:cs="Arial" w:eastAsia="Arial" w:hAnsi="Arial"/>
-        </w:rPr>
-        <w:t xml:space="preserve"> — </w:t>
-      </w:r>
-      <w:r>
-        <w:rPr>
-          <w:rFonts w:ascii="Arial" w:cs="Arial" w:eastAsia="Arial" w:hAnsi="Arial"/>
-        </w:rPr>
-        <w:t xml:space="preserve">SVG file — uploads as a file, not an image. Use a single-colour SVG (it's coloured by the theme on hover). Keep filenames simple — partner-name.svg.</w:t>
-      </w:r>
-    </w:p>
-    <w:p>
-      <w:pPr>
-        <w:pStyle w:val="ListParagraph"/>
-        <w:numPr>
-          <w:ilvl w:val="0"/>
-          <w:numId w:val="4"/>
-        </w:numPr>
-        <w:spacing w:after="100"/>
-      </w:pPr>
-      <w:r>
-        <w:rPr>
-          <w:rFonts w:ascii="Arial" w:cs="Arial" w:eastAsia="Arial" w:hAnsi="Arial"/>
-          <w:b/>
-          <w:bCs/>
-        </w:rPr>
-        <w:t xml:space="preserve">Order</w:t>
-      </w:r>
-      <w:r>
-        <w:rPr>
-          <w:rFonts w:ascii="Arial" w:cs="Arial" w:eastAsia="Arial" w:hAnsi="Arial"/>
-        </w:rPr>
-        <w:t xml:space="preserve"> — </w:t>
-      </w:r>
-      <w:r>
-        <w:rPr>
-          <w:rFonts w:ascii="Arial" w:cs="Arial" w:eastAsia="Arial" w:hAnsi="Arial"/>
-        </w:rPr>
-        <w:t xml:space="preserve">Position in the marquee. Lower = earlier.</w:t>
-      </w:r>
-    </w:p>
-    <w:p>
-      <w:pPr>
-        <w:pStyle w:val="Heading2"/>
-      </w:pPr>
-      <w:r>
-        <w:rPr>
-          <w:rFonts w:ascii="Arial" w:cs="Arial" w:eastAsia="Arial" w:hAnsi="Arial"/>
-        </w:rPr>
-        <w:t xml:space="preserve">Testimonials</w:t>
+        <w:t xml:space="preserve">Reusable client quotes — one testimonial can appear on the home page, on a project detail page, and anywhere else. Pick which testimonials show where from the host document (Home Page → Testimonials, Project → Testimonials).</w:t>
       </w:r>
     </w:p>
     <w:p>
@@ -10856,7 +10983,7 @@
         <w:rPr>
           <w:rFonts w:ascii="Arial" w:cs="Arial" w:eastAsia="Arial" w:hAnsi="Arial"/>
         </w:rPr>
-        <w:t xml:space="preserve">The actual testimonial — keep it punchy. Long quotes wrap to many lines on mobile.</w:t>
+        <w:t xml:space="preserve">The client's words in full. Required — at least 20 characters.</w:t>
       </w:r>
     </w:p>
     <w:p>
@@ -10886,97 +11013,67 @@
         <w:rPr>
           <w:rFonts w:ascii="Arial" w:cs="Arial" w:eastAsia="Arial" w:hAnsi="Arial"/>
         </w:rPr>
-        <w:t xml:space="preserve">The person who said it.</w:t>
-      </w:r>
-    </w:p>
-    <w:p>
-      <w:pPr>
-        <w:pStyle w:val="ListParagraph"/>
-        <w:numPr>
-          <w:ilvl w:val="0"/>
-          <w:numId w:val="4"/>
-        </w:numPr>
-        <w:spacing w:after="100"/>
-      </w:pPr>
-      <w:r>
-        <w:rPr>
-          <w:rFonts w:ascii="Arial" w:cs="Arial" w:eastAsia="Arial" w:hAnsi="Arial"/>
-          <w:b/>
-          <w:bCs/>
-        </w:rPr>
-        <w:t xml:space="preserve">Title</w:t>
-      </w:r>
-      <w:r>
-        <w:rPr>
-          <w:rFonts w:ascii="Arial" w:cs="Arial" w:eastAsia="Arial" w:hAnsi="Arial"/>
-        </w:rPr>
-        <w:t xml:space="preserve"> — </w:t>
-      </w:r>
-      <w:r>
-        <w:rPr>
-          <w:rFonts w:ascii="Arial" w:cs="Arial" w:eastAsia="Arial" w:hAnsi="Arial"/>
-        </w:rPr>
-        <w:t xml:space="preserve">Their job title at the time.</w:t>
-      </w:r>
-    </w:p>
-    <w:p>
-      <w:pPr>
-        <w:pStyle w:val="ListParagraph"/>
-        <w:numPr>
-          <w:ilvl w:val="0"/>
-          <w:numId w:val="4"/>
-        </w:numPr>
-        <w:spacing w:after="100"/>
-      </w:pPr>
-      <w:r>
-        <w:rPr>
-          <w:rFonts w:ascii="Arial" w:cs="Arial" w:eastAsia="Arial" w:hAnsi="Arial"/>
-          <w:b/>
-          <w:bCs/>
-        </w:rPr>
-        <w:t xml:space="preserve">Partner</w:t>
-      </w:r>
-      <w:r>
-        <w:rPr>
-          <w:rFonts w:ascii="Arial" w:cs="Arial" w:eastAsia="Arial" w:hAnsi="Arial"/>
-        </w:rPr>
-        <w:t xml:space="preserve"> — </w:t>
-      </w:r>
-      <w:r>
-        <w:rPr>
-          <w:rFonts w:ascii="Arial" w:cs="Arial" w:eastAsia="Arial" w:hAnsi="Arial"/>
-        </w:rPr>
-        <w:t xml:space="preserve">Reference to a Partner document — their company logo + name. Optional but recommended.</w:t>
-      </w:r>
-    </w:p>
-    <w:p>
-      <w:pPr>
-        <w:pStyle w:val="ListParagraph"/>
-        <w:numPr>
-          <w:ilvl w:val="0"/>
-          <w:numId w:val="4"/>
-        </w:numPr>
-        <w:spacing w:after="100"/>
-      </w:pPr>
-      <w:r>
-        <w:rPr>
-          <w:rFonts w:ascii="Arial" w:cs="Arial" w:eastAsia="Arial" w:hAnsi="Arial"/>
-          <w:b/>
-          <w:bCs/>
-        </w:rPr>
-        <w:t xml:space="preserve">Featured</w:t>
-      </w:r>
-      <w:r>
-        <w:rPr>
-          <w:rFonts w:ascii="Arial" w:cs="Arial" w:eastAsia="Arial" w:hAnsi="Arial"/>
-        </w:rPr>
-        <w:t xml:space="preserve"> — </w:t>
-      </w:r>
-      <w:r>
-        <w:rPr>
-          <w:rFonts w:ascii="Arial" w:cs="Arial" w:eastAsia="Arial" w:hAnsi="Arial"/>
-        </w:rPr>
-        <w:t xml:space="preserve">Toggle on to use this testimonial in the home page testimonials slider.</w:t>
+        <w:t xml:space="preserve">Person who gave the quote, e.g. "Jane Doe". Required.</w:t>
+      </w:r>
+    </w:p>
+    <w:p>
+      <w:pPr>
+        <w:pStyle w:val="ListParagraph"/>
+        <w:numPr>
+          <w:ilvl w:val="0"/>
+          <w:numId w:val="4"/>
+        </w:numPr>
+        <w:spacing w:after="100"/>
+      </w:pPr>
+      <w:r>
+        <w:rPr>
+          <w:rFonts w:ascii="Arial" w:cs="Arial" w:eastAsia="Arial" w:hAnsi="Arial"/>
+          <w:b/>
+          <w:bCs/>
+        </w:rPr>
+        <w:t xml:space="preserve">Job title</w:t>
+      </w:r>
+      <w:r>
+        <w:rPr>
+          <w:rFonts w:ascii="Arial" w:cs="Arial" w:eastAsia="Arial" w:hAnsi="Arial"/>
+        </w:rPr>
+        <w:t xml:space="preserve"> — </w:t>
+      </w:r>
+      <w:r>
+        <w:rPr>
+          <w:rFonts w:ascii="Arial" w:cs="Arial" w:eastAsia="Arial" w:hAnsi="Arial"/>
+        </w:rPr>
+        <w:t xml:space="preserve">Author's role, e.g. "Head of Workplace". Required.</w:t>
+      </w:r>
+    </w:p>
+    <w:p>
+      <w:pPr>
+        <w:pStyle w:val="ListParagraph"/>
+        <w:numPr>
+          <w:ilvl w:val="0"/>
+          <w:numId w:val="4"/>
+        </w:numPr>
+        <w:spacing w:after="100"/>
+      </w:pPr>
+      <w:r>
+        <w:rPr>
+          <w:rFonts w:ascii="Arial" w:cs="Arial" w:eastAsia="Arial" w:hAnsi="Arial"/>
+          <w:b/>
+          <w:bCs/>
+        </w:rPr>
+        <w:t xml:space="preserve">Partner (company)</w:t>
+      </w:r>
+      <w:r>
+        <w:rPr>
+          <w:rFonts w:ascii="Arial" w:cs="Arial" w:eastAsia="Arial" w:hAnsi="Arial"/>
+        </w:rPr>
+        <w:t xml:space="preserve"> — </w:t>
+      </w:r>
+      <w:r>
+        <w:rPr>
+          <w:rFonts w:ascii="Arial" w:cs="Arial" w:eastAsia="Arial" w:hAnsi="Arial"/>
+        </w:rPr>
+        <w:t xml:space="preserve">Reference to a Partner document — the partner's logo will appear next to the quote. Optional but recommended.</w:t>
       </w:r>
     </w:p>
     <w:p>

--- a/box-3-sanity-editing-guide.docx
+++ b/box-3-sanity-editing-guide.docx
@@ -190,7 +190,7 @@
       <w:pPr>
         <w:spacing w:after="120"/>
       </w:pPr>
-      <w:hyperlink w:history="1" r:id="rIdjc1wwmlnts-1fjgvuqayc">
+      <w:hyperlink w:history="1" r:id="rId7gcdlmzuyrtq8jkwkqlkg">
         <w:r>
           <w:rPr>
             <w:rFonts w:ascii="Arial" w:cs="Arial" w:eastAsia="Arial" w:hAnsi="Arial"/>
@@ -309,6 +309,83 @@
       </w:tr>
     </w:tbl>
     <w:p>
+      <w:pPr>
+        <w:spacing w:after="120"/>
+      </w:pPr>
+      <w:r>
+        <w:t xml:space="preserve"/>
+      </w:r>
+    </w:p>
+    <w:tbl>
+      <w:tblPr>
+        <w:tblW w:type="dxa" w:w="9360"/>
+        <w:tblBorders>
+          <w:top w:val="single" w:color="auto" w:sz="4"/>
+          <w:left w:val="single" w:color="auto" w:sz="4"/>
+          <w:bottom w:val="single" w:color="auto" w:sz="4"/>
+          <w:right w:val="single" w:color="auto" w:sz="4"/>
+          <w:insideH w:val="single" w:color="auto" w:sz="4"/>
+          <w:insideV w:val="single" w:color="auto" w:sz="4"/>
+        </w:tblBorders>
+      </w:tblPr>
+      <w:tblGrid>
+        <w:gridCol w:w="9360"/>
+      </w:tblGrid>
+      <w:tr>
+        <w:tc>
+          <w:tcPr>
+            <w:tcW w:type="dxa" w:w="9360"/>
+            <w:tcBorders>
+              <w:top w:val="single" w:color="2F7D49" w:sz="6"/>
+              <w:left w:val="single" w:color="2F7D49" w:sz="6"/>
+              <w:bottom w:val="single" w:color="2F7D49" w:sz="6"/>
+              <w:right w:val="single" w:color="2F7D49" w:sz="6"/>
+            </w:tcBorders>
+            <w:shd w:fill="EAF4ED" w:val="clear"/>
+            <w:tcMar>
+              <w:top w:type="dxa" w:w="120"/>
+              <w:left w:type="dxa" w:w="200"/>
+              <w:bottom w:type="dxa" w:w="120"/>
+              <w:right w:type="dxa" w:w="200"/>
+            </w:tcMar>
+          </w:tcPr>
+          <w:p>
+            <w:pPr>
+              <w:spacing w:after="80"/>
+            </w:pPr>
+            <w:r>
+              <w:rPr>
+                <w:rFonts w:ascii="Arial" w:cs="Arial" w:eastAsia="Arial" w:hAnsi="Arial"/>
+                <w:b/>
+                <w:bCs/>
+                <w:color w:val="2F7D49"/>
+                <w:sz w:val="22"/>
+                <w:szCs w:val="22"/>
+              </w:rPr>
+              <w:t xml:space="preserve">▶  Video — first login + studio tour</w:t>
+            </w:r>
+          </w:p>
+          <w:p>
+            <w:r>
+              <w:rPr>
+                <w:rFonts w:ascii="Arial" w:cs="Arial" w:eastAsia="Arial" w:hAnsi="Arial"/>
+              </w:rPr>
+              <w:t xml:space="preserve">A 2-minute walkthrough showing how to sign in and the basics of where everything lives.</w:t>
+            </w:r>
+            <w:r>
+              <w:rPr>
+                <w:rFonts w:ascii="Arial" w:cs="Arial" w:eastAsia="Arial" w:hAnsi="Arial"/>
+                <w:i/>
+                <w:iCs/>
+                <w:color w:val="555555"/>
+              </w:rPr>
+              <w:t xml:space="preserve">  (Video link coming soon — your studio team will send it.)</w:t>
+            </w:r>
+          </w:p>
+        </w:tc>
+      </w:tr>
+    </w:tbl>
+    <w:p>
       <w:r>
         <w:br w:type="page"/>
       </w:r>
@@ -1076,6 +1153,83 @@
       </w:tr>
     </w:tbl>
     <w:p>
+      <w:pPr>
+        <w:spacing w:after="120"/>
+      </w:pPr>
+      <w:r>
+        <w:t xml:space="preserve"/>
+      </w:r>
+    </w:p>
+    <w:tbl>
+      <w:tblPr>
+        <w:tblW w:type="dxa" w:w="9360"/>
+        <w:tblBorders>
+          <w:top w:val="single" w:color="auto" w:sz="4"/>
+          <w:left w:val="single" w:color="auto" w:sz="4"/>
+          <w:bottom w:val="single" w:color="auto" w:sz="4"/>
+          <w:right w:val="single" w:color="auto" w:sz="4"/>
+          <w:insideH w:val="single" w:color="auto" w:sz="4"/>
+          <w:insideV w:val="single" w:color="auto" w:sz="4"/>
+        </w:tblBorders>
+      </w:tblPr>
+      <w:tblGrid>
+        <w:gridCol w:w="9360"/>
+      </w:tblGrid>
+      <w:tr>
+        <w:tc>
+          <w:tcPr>
+            <w:tcW w:type="dxa" w:w="9360"/>
+            <w:tcBorders>
+              <w:top w:val="single" w:color="2F7D49" w:sz="6"/>
+              <w:left w:val="single" w:color="2F7D49" w:sz="6"/>
+              <w:bottom w:val="single" w:color="2F7D49" w:sz="6"/>
+              <w:right w:val="single" w:color="2F7D49" w:sz="6"/>
+            </w:tcBorders>
+            <w:shd w:fill="EAF4ED" w:val="clear"/>
+            <w:tcMar>
+              <w:top w:type="dxa" w:w="120"/>
+              <w:left w:type="dxa" w:w="200"/>
+              <w:bottom w:type="dxa" w:w="120"/>
+              <w:right w:type="dxa" w:w="200"/>
+            </w:tcMar>
+          </w:tcPr>
+          <w:p>
+            <w:pPr>
+              <w:spacing w:after="80"/>
+            </w:pPr>
+            <w:r>
+              <w:rPr>
+                <w:rFonts w:ascii="Arial" w:cs="Arial" w:eastAsia="Arial" w:hAnsi="Arial"/>
+                <w:b/>
+                <w:bCs/>
+                <w:color w:val="2F7D49"/>
+                <w:sz w:val="22"/>
+                <w:szCs w:val="22"/>
+              </w:rPr>
+              <w:t xml:space="preserve">▶  Video — your first edit, end to end</w:t>
+            </w:r>
+          </w:p>
+          <w:p>
+            <w:r>
+              <w:rPr>
+                <w:rFonts w:ascii="Arial" w:cs="Arial" w:eastAsia="Arial" w:hAnsi="Arial"/>
+              </w:rPr>
+              <w:t xml:space="preserve">Open a document, change a heading, publish it, check the live site. Shows you the safe loop you'll use for every change.</w:t>
+            </w:r>
+            <w:r>
+              <w:rPr>
+                <w:rFonts w:ascii="Arial" w:cs="Arial" w:eastAsia="Arial" w:hAnsi="Arial"/>
+                <w:i/>
+                <w:iCs/>
+                <w:color w:val="555555"/>
+              </w:rPr>
+              <w:t xml:space="preserve">  (Video link coming soon — your studio team will send it.)</w:t>
+            </w:r>
+          </w:p>
+        </w:tc>
+      </w:tr>
+    </w:tbl>
+    <w:p>
       <w:r>
         <w:br w:type="page"/>
       </w:r>
@@ -1396,6 +1550,83 @@
     </w:tbl>
     <w:p>
       <w:pPr>
+        <w:spacing w:after="120"/>
+      </w:pPr>
+      <w:r>
+        <w:t xml:space="preserve"/>
+      </w:r>
+    </w:p>
+    <w:tbl>
+      <w:tblPr>
+        <w:tblW w:type="dxa" w:w="9360"/>
+        <w:tblBorders>
+          <w:top w:val="single" w:color="auto" w:sz="4"/>
+          <w:left w:val="single" w:color="auto" w:sz="4"/>
+          <w:bottom w:val="single" w:color="auto" w:sz="4"/>
+          <w:right w:val="single" w:color="auto" w:sz="4"/>
+          <w:insideH w:val="single" w:color="auto" w:sz="4"/>
+          <w:insideV w:val="single" w:color="auto" w:sz="4"/>
+        </w:tblBorders>
+      </w:tblPr>
+      <w:tblGrid>
+        <w:gridCol w:w="9360"/>
+      </w:tblGrid>
+      <w:tr>
+        <w:tc>
+          <w:tcPr>
+            <w:tcW w:type="dxa" w:w="9360"/>
+            <w:tcBorders>
+              <w:top w:val="single" w:color="2F7D49" w:sz="6"/>
+              <w:left w:val="single" w:color="2F7D49" w:sz="6"/>
+              <w:bottom w:val="single" w:color="2F7D49" w:sz="6"/>
+              <w:right w:val="single" w:color="2F7D49" w:sz="6"/>
+            </w:tcBorders>
+            <w:shd w:fill="EAF4ED" w:val="clear"/>
+            <w:tcMar>
+              <w:top w:type="dxa" w:w="120"/>
+              <w:left w:type="dxa" w:w="200"/>
+              <w:bottom w:type="dxa" w:w="120"/>
+              <w:right w:type="dxa" w:w="200"/>
+            </w:tcMar>
+          </w:tcPr>
+          <w:p>
+            <w:pPr>
+              <w:spacing w:after="80"/>
+            </w:pPr>
+            <w:r>
+              <w:rPr>
+                <w:rFonts w:ascii="Arial" w:cs="Arial" w:eastAsia="Arial" w:hAnsi="Arial"/>
+                <w:b/>
+                <w:bCs/>
+                <w:color w:val="2F7D49"/>
+                <w:sz w:val="22"/>
+                <w:szCs w:val="22"/>
+              </w:rPr>
+              <w:t xml:space="preserve">▶  Video — bulk upload, tag, and pick from library</w:t>
+            </w:r>
+          </w:p>
+          <w:p>
+            <w:r>
+              <w:rPr>
+                <w:rFonts w:ascii="Arial" w:cs="Arial" w:eastAsia="Arial" w:hAnsi="Arial"/>
+              </w:rPr>
+              <w:t xml:space="preserve">The full workflow with a real folder of project photos: tag → drop → open the document → Pick from library.</w:t>
+            </w:r>
+            <w:r>
+              <w:rPr>
+                <w:rFonts w:ascii="Arial" w:cs="Arial" w:eastAsia="Arial" w:hAnsi="Arial"/>
+                <w:i/>
+                <w:iCs/>
+                <w:color w:val="555555"/>
+              </w:rPr>
+              <w:t xml:space="preserve">  (Video link coming soon — your studio team will send it.)</w:t>
+            </w:r>
+          </w:p>
+        </w:tc>
+      </w:tr>
+    </w:tbl>
+    <w:p>
+      <w:pPr>
         <w:pStyle w:val="Heading3"/>
       </w:pPr>
       <w:r>
@@ -9948,6 +10179,83 @@
     </w:tbl>
     <w:p>
       <w:pPr>
+        <w:spacing w:after="120"/>
+      </w:pPr>
+      <w:r>
+        <w:t xml:space="preserve"/>
+      </w:r>
+    </w:p>
+    <w:tbl>
+      <w:tblPr>
+        <w:tblW w:type="dxa" w:w="9360"/>
+        <w:tblBorders>
+          <w:top w:val="single" w:color="auto" w:sz="4"/>
+          <w:left w:val="single" w:color="auto" w:sz="4"/>
+          <w:bottom w:val="single" w:color="auto" w:sz="4"/>
+          <w:right w:val="single" w:color="auto" w:sz="4"/>
+          <w:insideH w:val="single" w:color="auto" w:sz="4"/>
+          <w:insideV w:val="single" w:color="auto" w:sz="4"/>
+        </w:tblBorders>
+      </w:tblPr>
+      <w:tblGrid>
+        <w:gridCol w:w="9360"/>
+      </w:tblGrid>
+      <w:tr>
+        <w:tc>
+          <w:tcPr>
+            <w:tcW w:type="dxa" w:w="9360"/>
+            <w:tcBorders>
+              <w:top w:val="single" w:color="2F7D49" w:sz="6"/>
+              <w:left w:val="single" w:color="2F7D49" w:sz="6"/>
+              <w:bottom w:val="single" w:color="2F7D49" w:sz="6"/>
+              <w:right w:val="single" w:color="2F7D49" w:sz="6"/>
+            </w:tcBorders>
+            <w:shd w:fill="EAF4ED" w:val="clear"/>
+            <w:tcMar>
+              <w:top w:type="dxa" w:w="120"/>
+              <w:left w:type="dxa" w:w="200"/>
+              <w:bottom w:type="dxa" w:w="120"/>
+              <w:right w:type="dxa" w:w="200"/>
+            </w:tcMar>
+          </w:tcPr>
+          <w:p>
+            <w:pPr>
+              <w:spacing w:after="80"/>
+            </w:pPr>
+            <w:r>
+              <w:rPr>
+                <w:rFonts w:ascii="Arial" w:cs="Arial" w:eastAsia="Arial" w:hAnsi="Arial"/>
+                <w:b/>
+                <w:bCs/>
+                <w:color w:val="2F7D49"/>
+                <w:sz w:val="22"/>
+                <w:szCs w:val="22"/>
+              </w:rPr>
+              <w:t xml:space="preserve">▶  Video — re-ordering projects</w:t>
+            </w:r>
+          </w:p>
+          <w:p>
+            <w:r>
+              <w:rPr>
+                <w:rFonts w:ascii="Arial" w:cs="Arial" w:eastAsia="Arial" w:hAnsi="Arial"/>
+              </w:rPr>
+              <w:t xml:space="preserve">How to drag rows to change the order on the site, including the knock-on effect on the home page and footer.</w:t>
+            </w:r>
+            <w:r>
+              <w:rPr>
+                <w:rFonts w:ascii="Arial" w:cs="Arial" w:eastAsia="Arial" w:hAnsi="Arial"/>
+                <w:i/>
+                <w:iCs/>
+                <w:color w:val="555555"/>
+              </w:rPr>
+              <w:t xml:space="preserve">  (Video link coming soon — your studio team will send it.)</w:t>
+            </w:r>
+          </w:p>
+        </w:tc>
+      </w:tr>
+    </w:tbl>
+    <w:p>
+      <w:pPr>
         <w:pStyle w:val="Heading3"/>
       </w:pPr>
       <w:r>
@@ -11579,6 +11887,83 @@
     </w:p>
     <w:p>
       <w:pPr>
+        <w:spacing w:after="120"/>
+      </w:pPr>
+      <w:r>
+        <w:t xml:space="preserve"/>
+      </w:r>
+    </w:p>
+    <w:tbl>
+      <w:tblPr>
+        <w:tblW w:type="dxa" w:w="9360"/>
+        <w:tblBorders>
+          <w:top w:val="single" w:color="auto" w:sz="4"/>
+          <w:left w:val="single" w:color="auto" w:sz="4"/>
+          <w:bottom w:val="single" w:color="auto" w:sz="4"/>
+          <w:right w:val="single" w:color="auto" w:sz="4"/>
+          <w:insideH w:val="single" w:color="auto" w:sz="4"/>
+          <w:insideV w:val="single" w:color="auto" w:sz="4"/>
+        </w:tblBorders>
+      </w:tblPr>
+      <w:tblGrid>
+        <w:gridCol w:w="9360"/>
+      </w:tblGrid>
+      <w:tr>
+        <w:tc>
+          <w:tcPr>
+            <w:tcW w:type="dxa" w:w="9360"/>
+            <w:tcBorders>
+              <w:top w:val="single" w:color="2F7D49" w:sz="6"/>
+              <w:left w:val="single" w:color="2F7D49" w:sz="6"/>
+              <w:bottom w:val="single" w:color="2F7D49" w:sz="6"/>
+              <w:right w:val="single" w:color="2F7D49" w:sz="6"/>
+            </w:tcBorders>
+            <w:shd w:fill="EAF4ED" w:val="clear"/>
+            <w:tcMar>
+              <w:top w:type="dxa" w:w="120"/>
+              <w:left w:type="dxa" w:w="200"/>
+              <w:bottom w:type="dxa" w:w="120"/>
+              <w:right w:type="dxa" w:w="200"/>
+            </w:tcMar>
+          </w:tcPr>
+          <w:p>
+            <w:pPr>
+              <w:spacing w:after="80"/>
+            </w:pPr>
+            <w:r>
+              <w:rPr>
+                <w:rFonts w:ascii="Arial" w:cs="Arial" w:eastAsia="Arial" w:hAnsi="Arial"/>
+                <w:b/>
+                <w:bCs/>
+                <w:color w:val="2F7D49"/>
+                <w:sz w:val="22"/>
+                <w:szCs w:val="22"/>
+              </w:rPr>
+              <w:t xml:space="preserve">▶  Video — setting an image hotspot</w:t>
+            </w:r>
+          </w:p>
+          <w:p>
+            <w:r>
+              <w:rPr>
+                <w:rFonts w:ascii="Arial" w:cs="Arial" w:eastAsia="Arial" w:hAnsi="Arial"/>
+              </w:rPr>
+              <w:t xml:space="preserve">Quick demo on a portrait that's used at three different crops — shows what changes when you move the hotspot.</w:t>
+            </w:r>
+            <w:r>
+              <w:rPr>
+                <w:rFonts w:ascii="Arial" w:cs="Arial" w:eastAsia="Arial" w:hAnsi="Arial"/>
+                <w:i/>
+                <w:iCs/>
+                <w:color w:val="555555"/>
+              </w:rPr>
+              <w:t xml:space="preserve">  (Video link coming soon — your studio team will send it.)</w:t>
+            </w:r>
+          </w:p>
+        </w:tc>
+      </w:tr>
+    </w:tbl>
+    <w:p>
+      <w:pPr>
         <w:pStyle w:val="Heading2"/>
       </w:pPr>
       <w:r>
@@ -11613,6 +11998,83 @@
         <w:t xml:space="preserve">. You can always get back to where you were.</w:t>
       </w:r>
     </w:p>
+    <w:p>
+      <w:pPr>
+        <w:spacing w:after="120"/>
+      </w:pPr>
+      <w:r>
+        <w:t xml:space="preserve"/>
+      </w:r>
+    </w:p>
+    <w:tbl>
+      <w:tblPr>
+        <w:tblW w:type="dxa" w:w="9360"/>
+        <w:tblBorders>
+          <w:top w:val="single" w:color="auto" w:sz="4"/>
+          <w:left w:val="single" w:color="auto" w:sz="4"/>
+          <w:bottom w:val="single" w:color="auto" w:sz="4"/>
+          <w:right w:val="single" w:color="auto" w:sz="4"/>
+          <w:insideH w:val="single" w:color="auto" w:sz="4"/>
+          <w:insideV w:val="single" w:color="auto" w:sz="4"/>
+        </w:tblBorders>
+      </w:tblPr>
+      <w:tblGrid>
+        <w:gridCol w:w="9360"/>
+      </w:tblGrid>
+      <w:tr>
+        <w:tc>
+          <w:tcPr>
+            <w:tcW w:type="dxa" w:w="9360"/>
+            <w:tcBorders>
+              <w:top w:val="single" w:color="2F7D49" w:sz="6"/>
+              <w:left w:val="single" w:color="2F7D49" w:sz="6"/>
+              <w:bottom w:val="single" w:color="2F7D49" w:sz="6"/>
+              <w:right w:val="single" w:color="2F7D49" w:sz="6"/>
+            </w:tcBorders>
+            <w:shd w:fill="EAF4ED" w:val="clear"/>
+            <w:tcMar>
+              <w:top w:type="dxa" w:w="120"/>
+              <w:left w:type="dxa" w:w="200"/>
+              <w:bottom w:type="dxa" w:w="120"/>
+              <w:right w:type="dxa" w:w="200"/>
+            </w:tcMar>
+          </w:tcPr>
+          <w:p>
+            <w:pPr>
+              <w:spacing w:after="80"/>
+            </w:pPr>
+            <w:r>
+              <w:rPr>
+                <w:rFonts w:ascii="Arial" w:cs="Arial" w:eastAsia="Arial" w:hAnsi="Arial"/>
+                <w:b/>
+                <w:bCs/>
+                <w:color w:val="2F7D49"/>
+                <w:sz w:val="22"/>
+                <w:szCs w:val="22"/>
+              </w:rPr>
+              <w:t xml:space="preserve">▶  Video — rolling back a version</w:t>
+            </w:r>
+          </w:p>
+          <w:p>
+            <w:r>
+              <w:rPr>
+                <w:rFonts w:ascii="Arial" w:cs="Arial" w:eastAsia="Arial" w:hAnsi="Arial"/>
+              </w:rPr>
+              <w:t xml:space="preserve">If you publish something you didn't mean to, here's how to find the previous version and restore it in under a minute.</w:t>
+            </w:r>
+            <w:r>
+              <w:rPr>
+                <w:rFonts w:ascii="Arial" w:cs="Arial" w:eastAsia="Arial" w:hAnsi="Arial"/>
+                <w:i/>
+                <w:iCs/>
+                <w:color w:val="555555"/>
+              </w:rPr>
+              <w:t xml:space="preserve">  (Video link coming soon — your studio team will send it.)</w:t>
+            </w:r>
+          </w:p>
+        </w:tc>
+      </w:tr>
+    </w:tbl>
     <w:p>
       <w:pPr>
         <w:pStyle w:val="Heading2"/>

--- a/box-3-sanity-editing-guide.docx
+++ b/box-3-sanity-editing-guide.docx
@@ -190,7 +190,7 @@
       <w:pPr>
         <w:spacing w:after="120"/>
       </w:pPr>
-      <w:hyperlink w:history="1" r:id="rId7gcdlmzuyrtq8jkwkqlkg">
+      <w:hyperlink w:history="1" r:id="rIdy7jisinmbnxaxwewyjxli">
         <w:r>
           <w:rPr>
             <w:rFonts w:ascii="Arial" w:cs="Arial" w:eastAsia="Arial" w:hAnsi="Arial"/>
@@ -2078,56 +2078,6 @@
         <w:t xml:space="preserve">If a tag doesn't exist yet, you can create it on the fly when you tag an image.</w:t>
       </w:r>
     </w:p>
-    <w:p>
-      <w:pPr>
-        <w:pStyle w:val="Heading2"/>
-      </w:pPr>
-      <w:r>
-        <w:rPr>
-          <w:rFonts w:ascii="Arial" w:cs="Arial" w:eastAsia="Arial" w:hAnsi="Arial"/>
-        </w:rPr>
-        <w:t xml:space="preserve">Image alt text</w:t>
-      </w:r>
-    </w:p>
-    <w:p>
-      <w:pPr>
-        <w:spacing w:after="120"/>
-      </w:pPr>
-      <w:r>
-        <w:rPr>
-          <w:rFonts w:ascii="Arial" w:cs="Arial" w:eastAsia="Arial" w:hAnsi="Arial"/>
-        </w:rPr>
-        <w:t xml:space="preserve">Every image field on a document has an </w:t>
-      </w:r>
-      <w:r>
-        <w:rPr>
-          <w:rFonts w:ascii="Arial" w:cs="Arial" w:eastAsia="Arial" w:hAnsi="Arial"/>
-          <w:b/>
-          <w:bCs/>
-        </w:rPr>
-        <w:t xml:space="preserve">Alt text</w:t>
-      </w:r>
-      <w:r>
-        <w:rPr>
-          <w:rFonts w:ascii="Arial" w:cs="Arial" w:eastAsia="Arial" w:hAnsi="Arial"/>
-        </w:rPr>
-        <w:t xml:space="preserve"> or </w:t>
-      </w:r>
-      <w:r>
-        <w:rPr>
-          <w:rFonts w:ascii="Arial" w:cs="Arial" w:eastAsia="Arial" w:hAnsi="Arial"/>
-          <w:b/>
-          <w:bCs/>
-        </w:rPr>
-        <w:t xml:space="preserve">Image description</w:t>
-      </w:r>
-      <w:r>
-        <w:rPr>
-          <w:rFonts w:ascii="Arial" w:cs="Arial" w:eastAsia="Arial" w:hAnsi="Arial"/>
-        </w:rPr>
-        <w:t xml:space="preserve"> sub-field. Fill this in — it's what screen readers read out, and it's how search engines understand what the image is. One short sentence is enough: "Bobby and Scott on site at Carlton Gardens."</w:t>
-      </w:r>
-    </w:p>
     <w:tbl>
       <w:tblPr>
         <w:tblW w:type="dxa" w:w="9360"/>
@@ -4387,7 +4337,7 @@
         <w:rPr>
           <w:rFonts w:ascii="Arial" w:cs="Arial" w:eastAsia="Arial" w:hAnsi="Arial"/>
         </w:rPr>
-        <w:t xml:space="preserve">Full-bleed background photo used when Background media is set to Image. Has its own Alt text sub-field.</w:t>
+        <w:t xml:space="preserve">Full-bleed background photo used when Background media is set to Image.</w:t>
       </w:r>
     </w:p>
     <w:p>
@@ -6278,7 +6228,7 @@
         <w:rPr>
           <w:rFonts w:ascii="Arial" w:cs="Arial" w:eastAsia="Arial" w:hAnsi="Arial"/>
         </w:rPr>
-        <w:t xml:space="preserve">Editorial photograph beside / below the body. Has an Alt text sub-field.</w:t>
+        <w:t xml:space="preserve">Editorial photograph beside / below the body.</w:t>
       </w:r>
     </w:p>
     <w:p>
@@ -8163,7 +8113,7 @@
         <w:rPr>
           <w:rFonts w:ascii="Arial" w:cs="Arial" w:eastAsia="Arial" w:hAnsi="Arial"/>
         </w:rPr>
-        <w:t xml:space="preserve">Three-image scroll-driven hero. The centre image expands from ~50% width to full-bleed as the user scrolls. Each has its own Alt text.</w:t>
+        <w:t xml:space="preserve">Three-image scroll-driven hero. The centre image expands from ~50% width to full-bleed as the user scrolls.</w:t>
       </w:r>
     </w:p>
     <w:p>
@@ -10513,7 +10463,7 @@
         <w:rPr>
           <w:rFonts w:ascii="Arial" w:cs="Arial" w:eastAsia="Arial" w:hAnsi="Arial"/>
         </w:rPr>
-        <w:t xml:space="preserve">The cover image — used on the listing card, the project hero, and the first slide of the lightbox. Use "Pick from library" and pick by tag for speed. Has its own Alt text — required.</w:t>
+        <w:t xml:space="preserve">The cover image — used on the listing card, the project hero, and the first slide of the lightbox. Use "Pick from library" and pick by tag for speed.</w:t>
       </w:r>
     </w:p>
     <w:p>

--- a/box-3-sanity-editing-guide.docx
+++ b/box-3-sanity-editing-guide.docx
@@ -190,7 +190,7 @@
       <w:pPr>
         <w:spacing w:after="120"/>
       </w:pPr>
-      <w:hyperlink w:history="1" r:id="rIdy7jisinmbnxaxwewyjxli">
+      <w:hyperlink w:history="1" r:id="rIdudvnryicctlibe1i7yqna">
         <w:r>
           <w:rPr>
             <w:rFonts w:ascii="Arial" w:cs="Arial" w:eastAsia="Arial" w:hAnsi="Arial"/>
@@ -2234,37 +2234,48 @@
         <w:rPr>
           <w:rFonts w:ascii="Arial" w:cs="Arial" w:eastAsia="Arial" w:hAnsi="Arial"/>
         </w:rPr>
-        <w:t xml:space="preserve">Brand</w:t>
-      </w:r>
-    </w:p>
-    <w:p>
-      <w:pPr>
-        <w:pStyle w:val="ListParagraph"/>
-        <w:numPr>
-          <w:ilvl w:val="0"/>
-          <w:numId w:val="4"/>
-        </w:numPr>
-        <w:spacing w:after="100"/>
-      </w:pPr>
-      <w:r>
-        <w:rPr>
-          <w:rFonts w:ascii="Arial" w:cs="Arial" w:eastAsia="Arial" w:hAnsi="Arial"/>
-          <w:b/>
-          <w:bCs/>
-        </w:rPr>
-        <w:t xml:space="preserve">Brand name</w:t>
-      </w:r>
-      <w:r>
-        <w:rPr>
-          <w:rFonts w:ascii="Arial" w:cs="Arial" w:eastAsia="Arial" w:hAnsi="Arial"/>
-        </w:rPr>
-        <w:t xml:space="preserve"> — </w:t>
-      </w:r>
-      <w:r>
-        <w:rPr>
-          <w:rFonts w:ascii="Arial" w:cs="Arial" w:eastAsia="Arial" w:hAnsi="Arial"/>
-        </w:rPr>
-        <w:t xml:space="preserve">Used as the home logo's accessible name and in the footer copyright. Usually "Box 3 Projects".</w:t>
+        <w:t xml:space="preserve">Coming soon (site-wide kill switch)</w:t>
+      </w:r>
+    </w:p>
+    <w:p>
+      <w:pPr>
+        <w:spacing w:after="120"/>
+      </w:pPr>
+      <w:r>
+        <w:rPr>
+          <w:rFonts w:ascii="Arial" w:cs="Arial" w:eastAsia="Arial" w:hAnsi="Arial"/>
+        </w:rPr>
+        <w:t xml:space="preserve">Sits at the top of Site Settings. When ON, every page on the site — home, about, projects, careers, contact, legal, all of it — is replaced by the holding message. Useful for pre-launch holds or unscheduled maintenance. Turn OFF to bring the full site back.</w:t>
+      </w:r>
+    </w:p>
+    <w:p>
+      <w:pPr>
+        <w:pStyle w:val="ListParagraph"/>
+        <w:numPr>
+          <w:ilvl w:val="0"/>
+          <w:numId w:val="4"/>
+        </w:numPr>
+        <w:spacing w:after="100"/>
+      </w:pPr>
+      <w:r>
+        <w:rPr>
+          <w:rFonts w:ascii="Arial" w:cs="Arial" w:eastAsia="Arial" w:hAnsi="Arial"/>
+          <w:b/>
+          <w:bCs/>
+        </w:rPr>
+        <w:t xml:space="preserve">Show coming-soon page</w:t>
+      </w:r>
+      <w:r>
+        <w:rPr>
+          <w:rFonts w:ascii="Arial" w:cs="Arial" w:eastAsia="Arial" w:hAnsi="Arial"/>
+        </w:rPr>
+        <w:t xml:space="preserve"> — </w:t>
+      </w:r>
+      <w:r>
+        <w:rPr>
+          <w:rFonts w:ascii="Arial" w:cs="Arial" w:eastAsia="Arial" w:hAnsi="Arial"/>
+        </w:rPr>
+        <w:t xml:space="preserve">Toggle. ON = every page renders the holding message only. OFF = normal site.</w:t>
       </w:r>
       <w:r>
         <w:rPr>
@@ -2279,9 +2290,129 @@
           <w:iCs/>
           <w:color w:val="555555"/>
         </w:rPr>
-        <w:t xml:space="preserve">Don't change unless the brand renames.</w:t>
-      </w:r>
-    </w:p>
+        <w:t xml:space="preserve">Untick once you're live.</w:t>
+      </w:r>
+    </w:p>
+    <w:p>
+      <w:pPr>
+        <w:pStyle w:val="ListParagraph"/>
+        <w:numPr>
+          <w:ilvl w:val="0"/>
+          <w:numId w:val="4"/>
+        </w:numPr>
+        <w:spacing w:after="100"/>
+      </w:pPr>
+      <w:r>
+        <w:rPr>
+          <w:rFonts w:ascii="Arial" w:cs="Arial" w:eastAsia="Arial" w:hAnsi="Arial"/>
+          <w:b/>
+          <w:bCs/>
+        </w:rPr>
+        <w:t xml:space="preserve">Holding heading</w:t>
+      </w:r>
+      <w:r>
+        <w:rPr>
+          <w:rFonts w:ascii="Arial" w:cs="Arial" w:eastAsia="Arial" w:hAnsi="Arial"/>
+        </w:rPr>
+        <w:t xml:space="preserve"> — </w:t>
+      </w:r>
+      <w:r>
+        <w:rPr>
+          <w:rFonts w:ascii="Arial" w:cs="Arial" w:eastAsia="Arial" w:hAnsi="Arial"/>
+        </w:rPr>
+        <w:t xml:space="preserve">The big editorial line, e.g. "Site updating." Optional — defaults to a sensible value if blank.</w:t>
+      </w:r>
+    </w:p>
+    <w:p>
+      <w:pPr>
+        <w:pStyle w:val="ListParagraph"/>
+        <w:numPr>
+          <w:ilvl w:val="0"/>
+          <w:numId w:val="4"/>
+        </w:numPr>
+        <w:spacing w:after="100"/>
+      </w:pPr>
+      <w:r>
+        <w:rPr>
+          <w:rFonts w:ascii="Arial" w:cs="Arial" w:eastAsia="Arial" w:hAnsi="Arial"/>
+          <w:b/>
+          <w:bCs/>
+        </w:rPr>
+        <w:t xml:space="preserve">Holding message</w:t>
+      </w:r>
+      <w:r>
+        <w:rPr>
+          <w:rFonts w:ascii="Arial" w:cs="Arial" w:eastAsia="Arial" w:hAnsi="Arial"/>
+        </w:rPr>
+        <w:t xml:space="preserve"> — </w:t>
+      </w:r>
+      <w:r>
+        <w:rPr>
+          <w:rFonts w:ascii="Arial" w:cs="Arial" w:eastAsia="Arial" w:hAnsi="Arial"/>
+        </w:rPr>
+        <w:t xml:space="preserve">Supporting paragraph beneath the heading.</w:t>
+      </w:r>
+    </w:p>
+    <w:tbl>
+      <w:tblPr>
+        <w:tblW w:type="dxa" w:w="9360"/>
+        <w:tblBorders>
+          <w:top w:val="single" w:color="auto" w:sz="4"/>
+          <w:left w:val="single" w:color="auto" w:sz="4"/>
+          <w:bottom w:val="single" w:color="auto" w:sz="4"/>
+          <w:right w:val="single" w:color="auto" w:sz="4"/>
+          <w:insideH w:val="single" w:color="auto" w:sz="4"/>
+          <w:insideV w:val="single" w:color="auto" w:sz="4"/>
+        </w:tblBorders>
+      </w:tblPr>
+      <w:tblGrid>
+        <w:gridCol w:w="9360"/>
+      </w:tblGrid>
+      <w:tr>
+        <w:tc>
+          <w:tcPr>
+            <w:tcW w:type="dxa" w:w="9360"/>
+            <w:tcBorders>
+              <w:top w:val="single" w:color="2E75B6" w:sz="6"/>
+              <w:left w:val="single" w:color="2E75B6" w:sz="6"/>
+              <w:bottom w:val="single" w:color="2E75B6" w:sz="6"/>
+              <w:right w:val="single" w:color="2E75B6" w:sz="6"/>
+            </w:tcBorders>
+            <w:shd w:fill="F4F1EE" w:val="clear"/>
+            <w:tcMar>
+              <w:top w:type="dxa" w:w="120"/>
+              <w:left w:type="dxa" w:w="200"/>
+              <w:bottom w:type="dxa" w:w="120"/>
+              <w:right w:type="dxa" w:w="200"/>
+            </w:tcMar>
+          </w:tcPr>
+          <w:p>
+            <w:pPr>
+              <w:spacing w:after="80"/>
+            </w:pPr>
+            <w:r>
+              <w:rPr>
+                <w:rFonts w:ascii="Arial" w:cs="Arial" w:eastAsia="Arial" w:hAnsi="Arial"/>
+                <w:b/>
+                <w:bCs/>
+                <w:color w:val="2E75B6"/>
+                <w:sz w:val="22"/>
+                <w:szCs w:val="22"/>
+              </w:rPr>
+              <w:t xml:space="preserve">What gets hidden</w:t>
+            </w:r>
+          </w:p>
+          <w:p>
+            <w:r>
+              <w:rPr>
+                <w:rFonts w:ascii="Arial" w:cs="Arial" w:eastAsia="Arial" w:hAnsi="Arial"/>
+              </w:rPr>
+              <w:t xml:space="preserve">Header, footer, side menu, and the preloader are all skipped while the kill switch is ON — visitors only see the holding page no matter which URL they typed.</w:t>
+            </w:r>
+          </w:p>
+        </w:tc>
+      </w:tr>
+    </w:tbl>
     <w:p>
       <w:pPr>
         <w:pStyle w:val="Heading2"/>
@@ -2290,37 +2421,37 @@
         <w:rPr>
           <w:rFonts w:ascii="Arial" w:cs="Arial" w:eastAsia="Arial" w:hAnsi="Arial"/>
         </w:rPr>
-        <w:t xml:space="preserve">Header</w:t>
-      </w:r>
-    </w:p>
-    <w:p>
-      <w:pPr>
-        <w:pStyle w:val="ListParagraph"/>
-        <w:numPr>
-          <w:ilvl w:val="0"/>
-          <w:numId w:val="4"/>
-        </w:numPr>
-        <w:spacing w:after="100"/>
-      </w:pPr>
-      <w:r>
-        <w:rPr>
-          <w:rFonts w:ascii="Arial" w:cs="Arial" w:eastAsia="Arial" w:hAnsi="Arial"/>
-          <w:b/>
-          <w:bCs/>
-        </w:rPr>
-        <w:t xml:space="preserve">Primary nav links</w:t>
-      </w:r>
-      <w:r>
-        <w:rPr>
-          <w:rFonts w:ascii="Arial" w:cs="Arial" w:eastAsia="Arial" w:hAnsi="Arial"/>
-        </w:rPr>
-        <w:t xml:space="preserve"> — </w:t>
-      </w:r>
-      <w:r>
-        <w:rPr>
-          <w:rFonts w:ascii="Arial" w:cs="Arial" w:eastAsia="Arial" w:hAnsi="Arial"/>
-        </w:rPr>
-        <w:t xml:space="preserve">First column of nav links beside the logo. Up to 6 entries.</w:t>
+        <w:t xml:space="preserve">Brand</w:t>
+      </w:r>
+    </w:p>
+    <w:p>
+      <w:pPr>
+        <w:pStyle w:val="ListParagraph"/>
+        <w:numPr>
+          <w:ilvl w:val="0"/>
+          <w:numId w:val="4"/>
+        </w:numPr>
+        <w:spacing w:after="100"/>
+      </w:pPr>
+      <w:r>
+        <w:rPr>
+          <w:rFonts w:ascii="Arial" w:cs="Arial" w:eastAsia="Arial" w:hAnsi="Arial"/>
+          <w:b/>
+          <w:bCs/>
+        </w:rPr>
+        <w:t xml:space="preserve">Brand name</w:t>
+      </w:r>
+      <w:r>
+        <w:rPr>
+          <w:rFonts w:ascii="Arial" w:cs="Arial" w:eastAsia="Arial" w:hAnsi="Arial"/>
+        </w:rPr>
+        <w:t xml:space="preserve"> — </w:t>
+      </w:r>
+      <w:r>
+        <w:rPr>
+          <w:rFonts w:ascii="Arial" w:cs="Arial" w:eastAsia="Arial" w:hAnsi="Arial"/>
+        </w:rPr>
+        <w:t xml:space="preserve">Used as the home logo's accessible name and in the footer copyright. Usually "Box 3 Projects".</w:t>
       </w:r>
       <w:r>
         <w:rPr>
@@ -2335,6 +2466,62 @@
           <w:iCs/>
           <w:color w:val="555555"/>
         </w:rPr>
+        <w:t xml:space="preserve">Don't change unless the brand renames.</w:t>
+      </w:r>
+    </w:p>
+    <w:p>
+      <w:pPr>
+        <w:pStyle w:val="Heading2"/>
+      </w:pPr>
+      <w:r>
+        <w:rPr>
+          <w:rFonts w:ascii="Arial" w:cs="Arial" w:eastAsia="Arial" w:hAnsi="Arial"/>
+        </w:rPr>
+        <w:t xml:space="preserve">Header</w:t>
+      </w:r>
+    </w:p>
+    <w:p>
+      <w:pPr>
+        <w:pStyle w:val="ListParagraph"/>
+        <w:numPr>
+          <w:ilvl w:val="0"/>
+          <w:numId w:val="4"/>
+        </w:numPr>
+        <w:spacing w:after="100"/>
+      </w:pPr>
+      <w:r>
+        <w:rPr>
+          <w:rFonts w:ascii="Arial" w:cs="Arial" w:eastAsia="Arial" w:hAnsi="Arial"/>
+          <w:b/>
+          <w:bCs/>
+        </w:rPr>
+        <w:t xml:space="preserve">Primary nav links</w:t>
+      </w:r>
+      <w:r>
+        <w:rPr>
+          <w:rFonts w:ascii="Arial" w:cs="Arial" w:eastAsia="Arial" w:hAnsi="Arial"/>
+        </w:rPr>
+        <w:t xml:space="preserve"> — </w:t>
+      </w:r>
+      <w:r>
+        <w:rPr>
+          <w:rFonts w:ascii="Arial" w:cs="Arial" w:eastAsia="Arial" w:hAnsi="Arial"/>
+        </w:rPr>
+        <w:t xml:space="preserve">First column of nav links beside the logo. Up to 6 entries.</w:t>
+      </w:r>
+      <w:r>
+        <w:rPr>
+          <w:rFonts w:ascii="Arial" w:cs="Arial" w:eastAsia="Arial" w:hAnsi="Arial"/>
+        </w:rPr>
+        <w:t xml:space="preserve"> </w:t>
+      </w:r>
+      <w:r>
+        <w:rPr>
+          <w:rFonts w:ascii="Arial" w:cs="Arial" w:eastAsia="Arial" w:hAnsi="Arial"/>
+          <w:i/>
+          <w:iCs/>
+          <w:color w:val="555555"/>
+        </w:rPr>
         <w:t xml:space="preserve">Each link has a label, an href (the path on the site), and an optional page name shown briefly during page transitions.</w:t>
       </w:r>
     </w:p>
@@ -4120,123 +4307,7 @@
         <w:rPr>
           <w:rFonts w:ascii="Arial" w:cs="Arial" w:eastAsia="Arial" w:hAnsi="Arial"/>
         </w:rPr>
-        <w:t xml:space="preserve">Tabs: Coming soon · Hero · About statement · Introducing · Services · Featured projects · Stats · Why Box 3 · Testimonials · Final CTA · SEO.</w:t>
-      </w:r>
-    </w:p>
-    <w:p>
-      <w:pPr>
-        <w:pStyle w:val="Heading3"/>
-      </w:pPr>
-      <w:r>
-        <w:rPr>
-          <w:rFonts w:ascii="Arial" w:cs="Arial" w:eastAsia="Arial" w:hAnsi="Arial"/>
-        </w:rPr>
-        <w:t xml:space="preserve">Coming soon</w:t>
-      </w:r>
-    </w:p>
-    <w:p>
-      <w:pPr>
-        <w:pStyle w:val="ListParagraph"/>
-        <w:numPr>
-          <w:ilvl w:val="0"/>
-          <w:numId w:val="4"/>
-        </w:numPr>
-        <w:spacing w:after="100"/>
-      </w:pPr>
-      <w:r>
-        <w:rPr>
-          <w:rFonts w:ascii="Arial" w:cs="Arial" w:eastAsia="Arial" w:hAnsi="Arial"/>
-          <w:b/>
-          <w:bCs/>
-        </w:rPr>
-        <w:t xml:space="preserve">Coming soon enabled</w:t>
-      </w:r>
-      <w:r>
-        <w:rPr>
-          <w:rFonts w:ascii="Arial" w:cs="Arial" w:eastAsia="Arial" w:hAnsi="Arial"/>
-        </w:rPr>
-        <w:t xml:space="preserve"> — </w:t>
-      </w:r>
-      <w:r>
-        <w:rPr>
-          <w:rFonts w:ascii="Arial" w:cs="Arial" w:eastAsia="Arial" w:hAnsi="Arial"/>
-        </w:rPr>
-        <w:t xml:space="preserve">Tick to replace the home page with a holding page. Useful before launch.</w:t>
-      </w:r>
-      <w:r>
-        <w:rPr>
-          <w:rFonts w:ascii="Arial" w:cs="Arial" w:eastAsia="Arial" w:hAnsi="Arial"/>
-        </w:rPr>
-        <w:t xml:space="preserve"> </w:t>
-      </w:r>
-      <w:r>
-        <w:rPr>
-          <w:rFonts w:ascii="Arial" w:cs="Arial" w:eastAsia="Arial" w:hAnsi="Arial"/>
-          <w:i/>
-          <w:iCs/>
-          <w:color w:val="555555"/>
-        </w:rPr>
-        <w:t xml:space="preserve">Untick once you go live.</w:t>
-      </w:r>
-    </w:p>
-    <w:p>
-      <w:pPr>
-        <w:pStyle w:val="ListParagraph"/>
-        <w:numPr>
-          <w:ilvl w:val="0"/>
-          <w:numId w:val="4"/>
-        </w:numPr>
-        <w:spacing w:after="100"/>
-      </w:pPr>
-      <w:r>
-        <w:rPr>
-          <w:rFonts w:ascii="Arial" w:cs="Arial" w:eastAsia="Arial" w:hAnsi="Arial"/>
-          <w:b/>
-          <w:bCs/>
-        </w:rPr>
-        <w:t xml:space="preserve">Coming soon heading</w:t>
-      </w:r>
-      <w:r>
-        <w:rPr>
-          <w:rFonts w:ascii="Arial" w:cs="Arial" w:eastAsia="Arial" w:hAnsi="Arial"/>
-        </w:rPr>
-        <w:t xml:space="preserve"> — </w:t>
-      </w:r>
-      <w:r>
-        <w:rPr>
-          <w:rFonts w:ascii="Arial" w:cs="Arial" w:eastAsia="Arial" w:hAnsi="Arial"/>
-        </w:rPr>
-        <w:t xml:space="preserve">Big heading on the holding page.</w:t>
-      </w:r>
-    </w:p>
-    <w:p>
-      <w:pPr>
-        <w:pStyle w:val="ListParagraph"/>
-        <w:numPr>
-          <w:ilvl w:val="0"/>
-          <w:numId w:val="4"/>
-        </w:numPr>
-        <w:spacing w:after="100"/>
-      </w:pPr>
-      <w:r>
-        <w:rPr>
-          <w:rFonts w:ascii="Arial" w:cs="Arial" w:eastAsia="Arial" w:hAnsi="Arial"/>
-          <w:b/>
-          <w:bCs/>
-        </w:rPr>
-        <w:t xml:space="preserve">Coming soon body</w:t>
-      </w:r>
-      <w:r>
-        <w:rPr>
-          <w:rFonts w:ascii="Arial" w:cs="Arial" w:eastAsia="Arial" w:hAnsi="Arial"/>
-        </w:rPr>
-        <w:t xml:space="preserve"> — </w:t>
-      </w:r>
-      <w:r>
-        <w:rPr>
-          <w:rFonts w:ascii="Arial" w:cs="Arial" w:eastAsia="Arial" w:hAnsi="Arial"/>
-        </w:rPr>
-        <w:t xml:space="preserve">Supporting copy under the heading.</w:t>
+        <w:t xml:space="preserve">Tabs: Hero · About statement · Introducing · Services · Featured projects · Stats · Why Box 3 · Testimonials · Final CTA · SEO.</w:t>
       </w:r>
     </w:p>
     <w:p>

--- a/box-3-sanity-editing-guide.docx
+++ b/box-3-sanity-editing-guide.docx
@@ -190,7 +190,7 @@
       <w:pPr>
         <w:spacing w:after="120"/>
       </w:pPr>
-      <w:hyperlink w:history="1" r:id="rIdudvnryicctlibe1i7yqna">
+      <w:hyperlink w:history="1" r:id="rIdhhjbc_hqznubguluzugw7">
         <w:r>
           <w:rPr>
             <w:rFonts w:ascii="Arial" w:cs="Arial" w:eastAsia="Arial" w:hAnsi="Arial"/>
@@ -2480,6 +2480,66 @@
         <w:t xml:space="preserve">Header</w:t>
       </w:r>
     </w:p>
+    <w:tbl>
+      <w:tblPr>
+        <w:tblW w:type="dxa" w:w="9360"/>
+        <w:tblBorders>
+          <w:top w:val="single" w:color="auto" w:sz="4"/>
+          <w:left w:val="single" w:color="auto" w:sz="4"/>
+          <w:bottom w:val="single" w:color="auto" w:sz="4"/>
+          <w:right w:val="single" w:color="auto" w:sz="4"/>
+          <w:insideH w:val="single" w:color="auto" w:sz="4"/>
+          <w:insideV w:val="single" w:color="auto" w:sz="4"/>
+        </w:tblBorders>
+      </w:tblPr>
+      <w:tblGrid>
+        <w:gridCol w:w="9360"/>
+      </w:tblGrid>
+      <w:tr>
+        <w:tc>
+          <w:tcPr>
+            <w:tcW w:type="dxa" w:w="9360"/>
+            <w:tcBorders>
+              <w:top w:val="single" w:color="2E75B6" w:sz="6"/>
+              <w:left w:val="single" w:color="2E75B6" w:sz="6"/>
+              <w:bottom w:val="single" w:color="2E75B6" w:sz="6"/>
+              <w:right w:val="single" w:color="2E75B6" w:sz="6"/>
+            </w:tcBorders>
+            <w:shd w:fill="F4F1EE" w:val="clear"/>
+            <w:tcMar>
+              <w:top w:type="dxa" w:w="120"/>
+              <w:left w:type="dxa" w:w="200"/>
+              <w:bottom w:type="dxa" w:w="120"/>
+              <w:right w:type="dxa" w:w="200"/>
+            </w:tcMar>
+          </w:tcPr>
+          <w:p>
+            <w:pPr>
+              <w:spacing w:after="80"/>
+            </w:pPr>
+            <w:r>
+              <w:rPr>
+                <w:rFonts w:ascii="Arial" w:cs="Arial" w:eastAsia="Arial" w:hAnsi="Arial"/>
+                <w:b/>
+                <w:bCs/>
+                <w:color w:val="2E75B6"/>
+                <w:sz w:val="22"/>
+                <w:szCs w:val="22"/>
+              </w:rPr>
+              <w:t xml:space="preserve">How a link field works</w:t>
+            </w:r>
+          </w:p>
+          <w:p>
+            <w:r>
+              <w:rPr>
+                <w:rFonts w:ascii="Arial" w:cs="Arial" w:eastAsia="Arial" w:hAnsi="Arial"/>
+              </w:rPr>
+              <w:t xml:space="preserve">Every link field on the site (nav items, footer columns, CTAs, buttons) shares the same shape: a Label, then either an Internal page dropdown (Home / About / Services / etc.) or a Custom link text field for external URLs (https://…), email (mailto:…), phone (tel:…), or in-page anchors (#process). Use the dropdown for site pages — no need to type the slug. The Custom link field is only for things outside the dropdown. If both are set, the dropdown wins. There's also an optional Transition label shown briefly during the page-transition wipe.</w:t>
+            </w:r>
+          </w:p>
+        </w:tc>
+      </w:tr>
+    </w:tbl>
     <w:p>
       <w:pPr>
         <w:pStyle w:val="ListParagraph"/>
@@ -2508,21 +2568,6 @@
           <w:rFonts w:ascii="Arial" w:cs="Arial" w:eastAsia="Arial" w:hAnsi="Arial"/>
         </w:rPr>
         <w:t xml:space="preserve">First column of nav links beside the logo. Up to 6 entries.</w:t>
-      </w:r>
-      <w:r>
-        <w:rPr>
-          <w:rFonts w:ascii="Arial" w:cs="Arial" w:eastAsia="Arial" w:hAnsi="Arial"/>
-        </w:rPr>
-        <w:t xml:space="preserve"> </w:t>
-      </w:r>
-      <w:r>
-        <w:rPr>
-          <w:rFonts w:ascii="Arial" w:cs="Arial" w:eastAsia="Arial" w:hAnsi="Arial"/>
-          <w:i/>
-          <w:iCs/>
-          <w:color w:val="555555"/>
-        </w:rPr>
-        <w:t xml:space="preserve">Each link has a label, an href (the path on the site), and an optional page name shown briefly during page transitions.</w:t>
       </w:r>
     </w:p>
     <w:p>

--- a/box-3-sanity-editing-guide.docx
+++ b/box-3-sanity-editing-guide.docx
@@ -190,7 +190,7 @@
       <w:pPr>
         <w:spacing w:after="120"/>
       </w:pPr>
-      <w:hyperlink w:history="1" r:id="rIdhhjbc_hqznubguluzugw7">
+      <w:hyperlink w:history="1" r:id="rIdqotapgg9sgjtn1civbny6">
         <w:r>
           <w:rPr>
             <w:rFonts w:ascii="Arial" w:cs="Arial" w:eastAsia="Arial" w:hAnsi="Arial"/>
@@ -595,42 +595,6 @@
         <w:rPr>
           <w:rFonts w:ascii="Arial" w:cs="Arial" w:eastAsia="Arial" w:hAnsi="Arial"/>
         </w:rPr>
-        <w:t xml:space="preserve">Sections</w:t>
-      </w:r>
-    </w:p>
-    <w:p>
-      <w:pPr>
-        <w:spacing w:after="120"/>
-      </w:pPr>
-      <w:r>
-        <w:rPr>
-          <w:rFonts w:ascii="Arial" w:cs="Arial" w:eastAsia="Arial" w:hAnsi="Arial"/>
-        </w:rPr>
-        <w:t xml:space="preserve">Reusable blocks that appear on multiple pages. Right now the only one is </w:t>
-      </w:r>
-      <w:r>
-        <w:rPr>
-          <w:rFonts w:ascii="Arial" w:cs="Arial" w:eastAsia="Arial" w:hAnsi="Arial"/>
-          <w:b/>
-          <w:bCs/>
-        </w:rPr>
-        <w:t xml:space="preserve">Partners Section</w:t>
-      </w:r>
-      <w:r>
-        <w:rPr>
-          <w:rFonts w:ascii="Arial" w:cs="Arial" w:eastAsia="Arial" w:hAnsi="Arial"/>
-        </w:rPr>
-        <w:t xml:space="preserve"> — the marquee of partner logos at the foot of every page.</w:t>
-      </w:r>
-    </w:p>
-    <w:p>
-      <w:pPr>
-        <w:pStyle w:val="Heading2"/>
-      </w:pPr>
-      <w:r>
-        <w:rPr>
-          <w:rFonts w:ascii="Arial" w:cs="Arial" w:eastAsia="Arial" w:hAnsi="Arial"/>
-        </w:rPr>
         <w:t xml:space="preserve">Collections</w:t>
       </w:r>
     </w:p>
@@ -2769,6 +2733,58 @@
         <w:rPr>
           <w:rFonts w:ascii="Arial" w:cs="Arial" w:eastAsia="Arial" w:hAnsi="Arial"/>
         </w:rPr>
+        <w:t xml:space="preserve">Partners marquee</w:t>
+      </w:r>
+    </w:p>
+    <w:p>
+      <w:pPr>
+        <w:spacing w:after="120"/>
+      </w:pPr>
+      <w:r>
+        <w:rPr>
+          <w:rFonts w:ascii="Arial" w:cs="Arial" w:eastAsia="Arial" w:hAnsi="Arial"/>
+        </w:rPr>
+        <w:t xml:space="preserve">The full-bleed band of partner logos at the foot of every page. Heading sits here; logos are managed via the Partners collection (drag to reorder).</w:t>
+      </w:r>
+    </w:p>
+    <w:p>
+      <w:pPr>
+        <w:pStyle w:val="ListParagraph"/>
+        <w:numPr>
+          <w:ilvl w:val="0"/>
+          <w:numId w:val="4"/>
+        </w:numPr>
+        <w:spacing w:after="100"/>
+      </w:pPr>
+      <w:r>
+        <w:rPr>
+          <w:rFonts w:ascii="Arial" w:cs="Arial" w:eastAsia="Arial" w:hAnsi="Arial"/>
+          <w:b/>
+          <w:bCs/>
+        </w:rPr>
+        <w:t xml:space="preserve">Marquee heading</w:t>
+      </w:r>
+      <w:r>
+        <w:rPr>
+          <w:rFonts w:ascii="Arial" w:cs="Arial" w:eastAsia="Arial" w:hAnsi="Arial"/>
+        </w:rPr>
+        <w:t xml:space="preserve"> — </w:t>
+      </w:r>
+      <w:r>
+        <w:rPr>
+          <w:rFonts w:ascii="Arial" w:cs="Arial" w:eastAsia="Arial" w:hAnsi="Arial"/>
+        </w:rPr>
+        <w:t xml:space="preserve">Heading shown above the marquee, e.g. "Trusted By". Default "Trusted By".</w:t>
+      </w:r>
+    </w:p>
+    <w:p>
+      <w:pPr>
+        <w:pStyle w:val="Heading2"/>
+      </w:pPr>
+      <w:r>
+        <w:rPr>
+          <w:rFonts w:ascii="Arial" w:cs="Arial" w:eastAsia="Arial" w:hAnsi="Arial"/>
+        </w:rPr>
         <w:t xml:space="preserve">Contact info</w:t>
       </w:r>
     </w:p>
@@ -9987,148 +10003,6 @@
           <w:rFonts w:ascii="Arial" w:cs="Arial" w:eastAsia="Arial" w:hAnsi="Arial"/>
         </w:rPr>
         <w:t xml:space="preserve">Search snippet. Under 160 chars.</w:t>
-      </w:r>
-    </w:p>
-    <w:p>
-      <w:r>
-        <w:br w:type="page"/>
-      </w:r>
-    </w:p>
-    <w:p>
-      <w:pPr>
-        <w:pStyle w:val="Heading1"/>
-      </w:pPr>
-      <w:r>
-        <w:rPr>
-          <w:rFonts w:ascii="Arial" w:cs="Arial" w:eastAsia="Arial" w:hAnsi="Arial"/>
-        </w:rPr>
-        <w:t xml:space="preserve">Reusable Sections</w:t>
-      </w:r>
-    </w:p>
-    <w:p>
-      <w:pPr>
-        <w:spacing w:after="200"/>
-      </w:pPr>
-      <w:r>
-        <w:rPr>
-          <w:rFonts w:ascii="Arial" w:cs="Arial" w:eastAsia="Arial" w:hAnsi="Arial"/>
-          <w:color w:val="555555"/>
-          <w:sz w:val="26"/>
-          <w:szCs w:val="26"/>
-        </w:rPr>
-        <w:t xml:space="preserve">Blocks that appear on multiple pages. Edit once, applies everywhere.</w:t>
-      </w:r>
-    </w:p>
-    <w:p>
-      <w:pPr>
-        <w:pStyle w:val="Heading2"/>
-      </w:pPr>
-      <w:r>
-        <w:rPr>
-          <w:rFonts w:ascii="Arial" w:cs="Arial" w:eastAsia="Arial" w:hAnsi="Arial"/>
-        </w:rPr>
-        <w:t xml:space="preserve">Partners Section</w:t>
-      </w:r>
-    </w:p>
-    <w:p>
-      <w:pPr>
-        <w:spacing w:after="120"/>
-      </w:pPr>
-      <w:r>
-        <w:rPr>
-          <w:rFonts w:ascii="Arial" w:cs="Arial" w:eastAsia="Arial" w:hAnsi="Arial"/>
-        </w:rPr>
-        <w:t xml:space="preserve">The marquee of partner logos at the foot of every page (the brown band above the footer columns).</w:t>
-      </w:r>
-    </w:p>
-    <w:p>
-      <w:pPr>
-        <w:pStyle w:val="ListParagraph"/>
-        <w:numPr>
-          <w:ilvl w:val="0"/>
-          <w:numId w:val="4"/>
-        </w:numPr>
-        <w:spacing w:after="100"/>
-      </w:pPr>
-      <w:r>
-        <w:rPr>
-          <w:rFonts w:ascii="Arial" w:cs="Arial" w:eastAsia="Arial" w:hAnsi="Arial"/>
-          <w:b/>
-          <w:bCs/>
-        </w:rPr>
-        <w:t xml:space="preserve">Section label</w:t>
-      </w:r>
-      <w:r>
-        <w:rPr>
-          <w:rFonts w:ascii="Arial" w:cs="Arial" w:eastAsia="Arial" w:hAnsi="Arial"/>
-        </w:rPr>
-        <w:t xml:space="preserve"> — </w:t>
-      </w:r>
-      <w:r>
-        <w:rPr>
-          <w:rFonts w:ascii="Arial" w:cs="Arial" w:eastAsia="Arial" w:hAnsi="Arial"/>
-        </w:rPr>
-        <w:t xml:space="preserve">Eyebrow above the marquee. Default "Our Partners".</w:t>
-      </w:r>
-    </w:p>
-    <w:p>
-      <w:pPr>
-        <w:pStyle w:val="ListParagraph"/>
-        <w:numPr>
-          <w:ilvl w:val="0"/>
-          <w:numId w:val="4"/>
-        </w:numPr>
-        <w:spacing w:after="100"/>
-      </w:pPr>
-      <w:r>
-        <w:rPr>
-          <w:rFonts w:ascii="Arial" w:cs="Arial" w:eastAsia="Arial" w:hAnsi="Arial"/>
-          <w:b/>
-          <w:bCs/>
-        </w:rPr>
-        <w:t xml:space="preserve">Heading</w:t>
-      </w:r>
-      <w:r>
-        <w:rPr>
-          <w:rFonts w:ascii="Arial" w:cs="Arial" w:eastAsia="Arial" w:hAnsi="Arial"/>
-        </w:rPr>
-        <w:t xml:space="preserve"> — </w:t>
-      </w:r>
-      <w:r>
-        <w:rPr>
-          <w:rFonts w:ascii="Arial" w:cs="Arial" w:eastAsia="Arial" w:hAnsi="Arial"/>
-        </w:rPr>
-        <w:t xml:space="preserve">Heading shown above the marquee. Default "Trusted By".</w:t>
-      </w:r>
-    </w:p>
-    <w:p>
-      <w:pPr>
-        <w:pStyle w:val="ListParagraph"/>
-        <w:numPr>
-          <w:ilvl w:val="0"/>
-          <w:numId w:val="4"/>
-        </w:numPr>
-        <w:spacing w:after="100"/>
-      </w:pPr>
-      <w:r>
-        <w:rPr>
-          <w:rFonts w:ascii="Arial" w:cs="Arial" w:eastAsia="Arial" w:hAnsi="Arial"/>
-          <w:b/>
-          <w:bCs/>
-        </w:rPr>
-        <w:t xml:space="preserve">Partners list</w:t>
-      </w:r>
-      <w:r>
-        <w:rPr>
-          <w:rFonts w:ascii="Arial" w:cs="Arial" w:eastAsia="Arial" w:hAnsi="Arial"/>
-        </w:rPr>
-        <w:t xml:space="preserve"> — </w:t>
-      </w:r>
-      <w:r>
-        <w:rPr>
-          <w:rFonts w:ascii="Arial" w:cs="Arial" w:eastAsia="Arial" w:hAnsi="Arial"/>
-        </w:rPr>
-        <w:t xml:space="preserve">References to Partner documents in the Partners collection. Drag to reorder.</w:t>
       </w:r>
     </w:p>
     <w:p>
@@ -11215,9 +11089,69 @@
         <w:rPr>
           <w:rFonts w:ascii="Arial" w:cs="Arial" w:eastAsia="Arial" w:hAnsi="Arial"/>
         </w:rPr>
-        <w:t xml:space="preserve">Brand / company documents. Logos appear in the marquee at the foot of every page, and beside testimonials (when the testimonial links to a partner).</w:t>
-      </w:r>
-    </w:p>
+        <w:t xml:space="preserve">Brand / company documents. Logos appear in the marquee at the foot of every page (in the order you drag them), and beside testimonials when a testimonial links to a partner.</w:t>
+      </w:r>
+    </w:p>
+    <w:tbl>
+      <w:tblPr>
+        <w:tblW w:type="dxa" w:w="9360"/>
+        <w:tblBorders>
+          <w:top w:val="single" w:color="auto" w:sz="4"/>
+          <w:left w:val="single" w:color="auto" w:sz="4"/>
+          <w:bottom w:val="single" w:color="auto" w:sz="4"/>
+          <w:right w:val="single" w:color="auto" w:sz="4"/>
+          <w:insideH w:val="single" w:color="auto" w:sz="4"/>
+          <w:insideV w:val="single" w:color="auto" w:sz="4"/>
+        </w:tblBorders>
+      </w:tblPr>
+      <w:tblGrid>
+        <w:gridCol w:w="9360"/>
+      </w:tblGrid>
+      <w:tr>
+        <w:tc>
+          <w:tcPr>
+            <w:tcW w:type="dxa" w:w="9360"/>
+            <w:tcBorders>
+              <w:top w:val="single" w:color="2E75B6" w:sz="6"/>
+              <w:left w:val="single" w:color="2E75B6" w:sz="6"/>
+              <w:bottom w:val="single" w:color="2E75B6" w:sz="6"/>
+              <w:right w:val="single" w:color="2E75B6" w:sz="6"/>
+            </w:tcBorders>
+            <w:shd w:fill="F4F1EE" w:val="clear"/>
+            <w:tcMar>
+              <w:top w:type="dxa" w:w="120"/>
+              <w:left w:type="dxa" w:w="200"/>
+              <w:bottom w:type="dxa" w:w="120"/>
+              <w:right w:type="dxa" w:w="200"/>
+            </w:tcMar>
+          </w:tcPr>
+          <w:p>
+            <w:pPr>
+              <w:spacing w:after="80"/>
+            </w:pPr>
+            <w:r>
+              <w:rPr>
+                <w:rFonts w:ascii="Arial" w:cs="Arial" w:eastAsia="Arial" w:hAnsi="Arial"/>
+                <w:b/>
+                <w:bCs/>
+                <w:color w:val="2E75B6"/>
+                <w:sz w:val="22"/>
+                <w:szCs w:val="22"/>
+              </w:rPr>
+              <w:t xml:space="preserve">How display order works (drag-and-drop)</w:t>
+            </w:r>
+          </w:p>
+          <w:p>
+            <w:r>
+              <w:rPr>
+                <w:rFonts w:ascii="Arial" w:cs="Arial" w:eastAsia="Arial" w:hAnsi="Arial"/>
+              </w:rPr>
+              <w:t xml:space="preserve">The Partners list in the sidebar is drag-and-drop — the order set there is the order logos appear in the site-wide marquee. To re-order: open Partners, hover over a row, grab the handle on the left, and drag it up or down. Order saves immediately. The marquee heading shown above the logos (e.g. "Trusted By") lives in Site Settings → Partners marquee.</w:t>
+            </w:r>
+          </w:p>
+        </w:tc>
+      </w:tr>
+    </w:tbl>
     <w:p>
       <w:pPr>
         <w:pStyle w:val="ListParagraph"/>

--- a/box-3-sanity-editing-guide.docx
+++ b/box-3-sanity-editing-guide.docx
@@ -190,7 +190,7 @@
       <w:pPr>
         <w:spacing w:after="120"/>
       </w:pPr>
-      <w:hyperlink w:history="1" r:id="rIdqotapgg9sgjtn1civbny6">
+      <w:hyperlink w:history="1" r:id="rIdm7l0mqn-tc9thsr3w8srz">
         <w:r>
           <w:rPr>
             <w:rFonts w:ascii="Arial" w:cs="Arial" w:eastAsia="Arial" w:hAnsi="Arial"/>
@@ -5486,6 +5486,36 @@
           <w:rFonts w:ascii="Arial" w:cs="Arial" w:eastAsia="Arial" w:hAnsi="Arial"/>
         </w:rPr>
         <w:t xml:space="preserve">Optional CTA pinned beside the title — label + link + page name. Often points to #team to anchor down to the team grid.</w:t>
+      </w:r>
+    </w:p>
+    <w:p>
+      <w:pPr>
+        <w:pStyle w:val="ListParagraph"/>
+        <w:numPr>
+          <w:ilvl w:val="0"/>
+          <w:numId w:val="4"/>
+        </w:numPr>
+        <w:spacing w:after="100"/>
+      </w:pPr>
+      <w:r>
+        <w:rPr>
+          <w:rFonts w:ascii="Arial" w:cs="Arial" w:eastAsia="Arial" w:hAnsi="Arial"/>
+          <w:b/>
+          <w:bCs/>
+        </w:rPr>
+        <w:t xml:space="preserve">Hero image — left / centre / right</w:t>
+      </w:r>
+      <w:r>
+        <w:rPr>
+          <w:rFonts w:ascii="Arial" w:cs="Arial" w:eastAsia="Arial" w:hAnsi="Arial"/>
+        </w:rPr>
+        <w:t xml:space="preserve"> — </w:t>
+      </w:r>
+      <w:r>
+        <w:rPr>
+          <w:rFonts w:ascii="Arial" w:cs="Arial" w:eastAsia="Arial" w:hAnsi="Arial"/>
+        </w:rPr>
+        <w:t xml:space="preserve">Three-image scroll-driven hero (same pattern as Careers + Sustainability). The centre image expands from ~50% width to full-bleed as the user scrolls.</w:t>
       </w:r>
     </w:p>
     <w:p>

--- a/box-3-sanity-editing-guide.docx
+++ b/box-3-sanity-editing-guide.docx
@@ -190,7 +190,7 @@
       <w:pPr>
         <w:spacing w:after="120"/>
       </w:pPr>
-      <w:hyperlink w:history="1" r:id="rIdm7l0mqn-tc9thsr3w8srz">
+      <w:hyperlink w:history="1" r:id="rIdd6plv5fzmwekogzfezbjg">
         <w:r>
           <w:rPr>
             <w:rFonts w:ascii="Arial" w:cs="Arial" w:eastAsia="Arial" w:hAnsi="Arial"/>
@@ -6118,6 +6118,36 @@
           <w:rFonts w:ascii="Arial" w:cs="Arial" w:eastAsia="Arial" w:hAnsi="Arial"/>
         </w:rPr>
         <w:t xml:space="preserve">Optional CTA — label + link + page name. Often a fragment href like #process to scroll to a section.</w:t>
+      </w:r>
+    </w:p>
+    <w:p>
+      <w:pPr>
+        <w:pStyle w:val="ListParagraph"/>
+        <w:numPr>
+          <w:ilvl w:val="0"/>
+          <w:numId w:val="4"/>
+        </w:numPr>
+        <w:spacing w:after="100"/>
+      </w:pPr>
+      <w:r>
+        <w:rPr>
+          <w:rFonts w:ascii="Arial" w:cs="Arial" w:eastAsia="Arial" w:hAnsi="Arial"/>
+          <w:b/>
+          <w:bCs/>
+        </w:rPr>
+        <w:t xml:space="preserve">Hero image — left / centre / right</w:t>
+      </w:r>
+      <w:r>
+        <w:rPr>
+          <w:rFonts w:ascii="Arial" w:cs="Arial" w:eastAsia="Arial" w:hAnsi="Arial"/>
+        </w:rPr>
+        <w:t xml:space="preserve"> — </w:t>
+      </w:r>
+      <w:r>
+        <w:rPr>
+          <w:rFonts w:ascii="Arial" w:cs="Arial" w:eastAsia="Arial" w:hAnsi="Arial"/>
+        </w:rPr>
+        <w:t xml:space="preserve">Three-image scroll-driven hero (same pattern as About + Careers + Sustainability). The centre image expands from ~50% width to full-bleed as the user scrolls.</w:t>
       </w:r>
     </w:p>
     <w:p>
